--- a/docs/Xcimer_foam_burn_deficit_report.docx
+++ b/docs/Xcimer_foam_burn_deficit_report.docx
@@ -2757,81 +2757,1506 @@
         <w:t xml:space="preserve">the best Helios produces at LILAC’s thermodynamic state</w:t>
       </w:r>
       <w:r>
-        <w:t xml:space="preserve">. Drive-phase metrics match within calibration tolerance; the residual yield deficit is downstream physics anchored to the PROPACEOS foam material model.</w:t>
+        <w:t xml:space="preserve">. The match is tight on every drive-phase and burn-averaged state variable:</w:t>
       </w:r>
     </w:p>
     <w:p>
       <w:pPr>
         <w:pStyle w:val="BodyText"/>
       </w:pPr>
-      <w:r>
-        <w:t xml:space="preserve">This calibration point is suitable for:</w:t>
-      </w:r>
-      <w:r>
-        <w:t xml:space="preserve"> </w:t>
-      </w:r>
-      <w:r>
-        <w:t xml:space="preserve">-</w:t>
-      </w:r>
-      <w:r>
-        <w:t xml:space="preserve"> </w:t>
-      </w:r>
       <w:r>
         <w:rPr>
           <w:bCs/>
           <w:b/>
         </w:rPr>
-        <w:t xml:space="preserve">Comparison against published reference cases</w:t>
-      </w:r>
-      <w:r>
-        <w:t xml:space="preserve"> </w:t>
-      </w:r>
-      <w:r>
-        <w:t xml:space="preserve">(LILAC, HYDRA) once the cross-code foam EOS/opacity comparison is complete</w:t>
-      </w:r>
-      <w:r>
-        <w:t xml:space="preserve"> </w:t>
-      </w:r>
-      <w:r>
-        <w:t xml:space="preserve">-</w:t>
-      </w:r>
-      <w:r>
-        <w:t xml:space="preserve"> </w:t>
-      </w:r>
+        <w:t xml:space="preserve">Table 4.1 — Thermodynamic state matching, fab007 vs LILAC</w:t>
+      </w:r>
+    </w:p>
+    <w:tbl>
+      <w:tblPr>
+        <w:tblStyle w:val="Table"/>
+        <w:tblW w:type="pct" w:w="0.0"/>
+        <w:tblLook w:firstRow="1" w:lastRow="0" w:firstColumn="0" w:lastColumn="0" w:noHBand="0" w:noVBand="0" w:val="0020"/>
+      </w:tblPr>
+      <w:tblGrid/>
+      <w:tr>
+        <w:tc>
+          <w:p>
+            <w:pPr>
+              <w:pStyle w:val="Compact"/>
+              <w:jc w:val="left"/>
+            </w:pPr>
+            <w:r>
+              <w:t xml:space="preserve">Metric</w:t>
+            </w:r>
+          </w:p>
+        </w:tc>
+        <w:tc>
+          <w:p>
+            <w:pPr>
+              <w:pStyle w:val="Compact"/>
+              <w:jc w:val="right"/>
+            </w:pPr>
+            <w:r>
+              <w:t xml:space="preserve">Helios fab007</w:t>
+            </w:r>
+          </w:p>
+        </w:tc>
+        <w:tc>
+          <w:p>
+            <w:pPr>
+              <w:pStyle w:val="Compact"/>
+              <w:jc w:val="right"/>
+            </w:pPr>
+            <w:r>
+              <w:t xml:space="preserve">LILAC</w:t>
+            </w:r>
+          </w:p>
+        </w:tc>
+        <w:tc>
+          <w:p>
+            <w:pPr>
+              <w:pStyle w:val="Compact"/>
+              <w:jc w:val="right"/>
+            </w:pPr>
+            <w:r>
+              <w:t xml:space="preserve">Δ (%)</w:t>
+            </w:r>
+          </w:p>
+        </w:tc>
+        <w:tc>
+          <w:p>
+            <w:pPr>
+              <w:pStyle w:val="Compact"/>
+              <w:jc w:val="left"/>
+            </w:pPr>
+            <w:r>
+              <w:t xml:space="preserve">Verdict</w:t>
+            </w:r>
+          </w:p>
+        </w:tc>
+      </w:tr>
+      <w:tr>
+        <w:tc>
+          <w:p>
+            <w:pPr>
+              <w:pStyle w:val="Compact"/>
+              <w:jc w:val="left"/>
+            </w:pPr>
+            <w:r>
+              <w:t xml:space="preserve">Peak implosion velocity (km/s)</w:t>
+            </w:r>
+          </w:p>
+        </w:tc>
+        <w:tc>
+          <w:p>
+            <w:pPr>
+              <w:pStyle w:val="Compact"/>
+              <w:jc w:val="right"/>
+            </w:pPr>
+            <w:r>
+              <w:t xml:space="preserve">421</w:t>
+            </w:r>
+          </w:p>
+        </w:tc>
+        <w:tc>
+          <w:p>
+            <w:pPr>
+              <w:pStyle w:val="Compact"/>
+              <w:jc w:val="right"/>
+            </w:pPr>
+            <w:r>
+              <w:t xml:space="preserve">410</w:t>
+            </w:r>
+          </w:p>
+        </w:tc>
+        <w:tc>
+          <w:p>
+            <w:pPr>
+              <w:pStyle w:val="Compact"/>
+              <w:jc w:val="right"/>
+            </w:pPr>
+            <w:r>
+              <w:t xml:space="preserve">+2.7</w:t>
+            </w:r>
+          </w:p>
+        </w:tc>
+        <w:tc>
+          <w:p>
+            <w:pPr>
+              <w:pStyle w:val="Compact"/>
+              <w:jc w:val="left"/>
+            </w:pPr>
+            <w:r>
+              <w:t xml:space="preserve">within tol</w:t>
+            </w:r>
+          </w:p>
+        </w:tc>
+      </w:tr>
+      <w:tr>
+        <w:tc>
+          <w:p>
+            <w:pPr>
+              <w:pStyle w:val="Compact"/>
+              <w:jc w:val="left"/>
+            </w:pPr>
+            <w:r>
+              <w:t xml:space="preserve">Peak total ρR (g/cm²)</w:t>
+            </w:r>
+          </w:p>
+        </w:tc>
+        <w:tc>
+          <w:p>
+            <w:pPr>
+              <w:pStyle w:val="Compact"/>
+              <w:jc w:val="right"/>
+            </w:pPr>
+            <w:r>
+              <w:t xml:space="preserve">1.01</w:t>
+            </w:r>
+          </w:p>
+        </w:tc>
+        <w:tc>
+          <w:p>
+            <w:pPr>
+              <w:pStyle w:val="Compact"/>
+              <w:jc w:val="right"/>
+            </w:pPr>
+            <w:r>
+              <w:t xml:space="preserve">1.05</w:t>
+            </w:r>
+          </w:p>
+        </w:tc>
+        <w:tc>
+          <w:p>
+            <w:pPr>
+              <w:pStyle w:val="Compact"/>
+              <w:jc w:val="right"/>
+            </w:pPr>
+            <w:r>
+              <w:t xml:space="preserve">−3.6</w:t>
+            </w:r>
+          </w:p>
+        </w:tc>
+        <w:tc>
+          <w:p>
+            <w:pPr>
+              <w:pStyle w:val="Compact"/>
+              <w:jc w:val="left"/>
+            </w:pPr>
+            <w:r>
+              <w:t xml:space="preserve">within tol</w:t>
+            </w:r>
+          </w:p>
+        </w:tc>
+      </w:tr>
+      <w:tr>
+        <w:tc>
+          <w:p>
+            <w:pPr>
+              <w:pStyle w:val="Compact"/>
+              <w:jc w:val="left"/>
+            </w:pPr>
+            <w:r>
+              <w:t xml:space="preserve">⟨T_hs⟩ neutron-averaged (keV)</w:t>
+            </w:r>
+          </w:p>
+        </w:tc>
+        <w:tc>
+          <w:p>
+            <w:pPr>
+              <w:pStyle w:val="Compact"/>
+              <w:jc w:val="right"/>
+            </w:pPr>
+            <w:r>
+              <w:t xml:space="preserve">23.1</w:t>
+            </w:r>
+          </w:p>
+        </w:tc>
+        <w:tc>
+          <w:p>
+            <w:pPr>
+              <w:pStyle w:val="Compact"/>
+              <w:jc w:val="right"/>
+            </w:pPr>
+            <w:r>
+              <w:t xml:space="preserve">22.5</w:t>
+            </w:r>
+          </w:p>
+        </w:tc>
+        <w:tc>
+          <w:p>
+            <w:pPr>
+              <w:pStyle w:val="Compact"/>
+              <w:jc w:val="right"/>
+            </w:pPr>
+            <w:r>
+              <w:t xml:space="preserve">+2.7</w:t>
+            </w:r>
+          </w:p>
+        </w:tc>
+        <w:tc>
+          <w:p>
+            <w:pPr>
+              <w:pStyle w:val="Compact"/>
+              <w:jc w:val="left"/>
+            </w:pPr>
+            <w:r>
+              <w:t xml:space="preserve">within tol</w:t>
+            </w:r>
+          </w:p>
+        </w:tc>
+      </w:tr>
+      <w:tr>
+        <w:tc>
+          <w:p>
+            <w:pPr>
+              <w:pStyle w:val="Compact"/>
+              <w:jc w:val="left"/>
+            </w:pPr>
+            <w:r>
+              <w:t xml:space="preserve">⟨P_hs⟩ neutron-averaged (Gbar)</w:t>
+            </w:r>
+          </w:p>
+        </w:tc>
+        <w:tc>
+          <w:p>
+            <w:pPr>
+              <w:pStyle w:val="Compact"/>
+              <w:jc w:val="right"/>
+            </w:pPr>
+            <w:r>
+              <w:t xml:space="preserve">206</w:t>
+            </w:r>
+          </w:p>
+        </w:tc>
+        <w:tc>
+          <w:p>
+            <w:pPr>
+              <w:pStyle w:val="Compact"/>
+              <w:jc w:val="right"/>
+            </w:pPr>
+            <w:r>
+              <w:t xml:space="preserve">193</w:t>
+            </w:r>
+          </w:p>
+        </w:tc>
+        <w:tc>
+          <w:p>
+            <w:pPr>
+              <w:pStyle w:val="Compact"/>
+              <w:jc w:val="right"/>
+            </w:pPr>
+            <w:r>
+              <w:t xml:space="preserve">+6.6</w:t>
+            </w:r>
+          </w:p>
+        </w:tc>
+        <w:tc>
+          <w:p>
+            <w:pPr>
+              <w:pStyle w:val="Compact"/>
+              <w:jc w:val="left"/>
+            </w:pPr>
+            <w:r>
+              <w:t xml:space="preserve">within tol</w:t>
+            </w:r>
+          </w:p>
+        </w:tc>
+      </w:tr>
+      <w:tr>
+        <w:tc>
+          <w:p>
+            <w:pPr>
+              <w:pStyle w:val="Compact"/>
+              <w:jc w:val="left"/>
+            </w:pPr>
+            <w:r>
+              <w:t xml:space="preserve">CR_max</w:t>
+            </w:r>
+          </w:p>
+        </w:tc>
+        <w:tc>
+          <w:p>
+            <w:pPr>
+              <w:pStyle w:val="Compact"/>
+              <w:jc w:val="right"/>
+            </w:pPr>
+            <w:r>
+              <w:t xml:space="preserve">30.7</w:t>
+            </w:r>
+          </w:p>
+        </w:tc>
+        <w:tc>
+          <w:p>
+            <w:pPr>
+              <w:pStyle w:val="Compact"/>
+              <w:jc w:val="right"/>
+            </w:pPr>
+            <w:r>
+              <w:t xml:space="preserve">29.0</w:t>
+            </w:r>
+          </w:p>
+        </w:tc>
+        <w:tc>
+          <w:p>
+            <w:pPr>
+              <w:pStyle w:val="Compact"/>
+              <w:jc w:val="right"/>
+            </w:pPr>
+            <w:r>
+              <w:t xml:space="preserve">+5.9</w:t>
+            </w:r>
+          </w:p>
+        </w:tc>
+        <w:tc>
+          <w:p>
+            <w:pPr>
+              <w:pStyle w:val="Compact"/>
+              <w:jc w:val="left"/>
+            </w:pPr>
+            <w:r>
+              <w:t xml:space="preserve">within tol</w:t>
+            </w:r>
+          </w:p>
+        </w:tc>
+      </w:tr>
+      <w:tr>
+        <w:tc>
+          <w:p>
+            <w:pPr>
+              <w:pStyle w:val="Compact"/>
+              <w:jc w:val="left"/>
+            </w:pPr>
+            <w:r>
+              <w:t xml:space="preserve">Fraction absorbed (%)</w:t>
+            </w:r>
+          </w:p>
+        </w:tc>
+        <w:tc>
+          <w:p>
+            <w:pPr>
+              <w:pStyle w:val="Compact"/>
+              <w:jc w:val="right"/>
+            </w:pPr>
+            <w:r>
+              <w:t xml:space="preserve">73.1</w:t>
+            </w:r>
+          </w:p>
+        </w:tc>
+        <w:tc>
+          <w:p>
+            <w:pPr>
+              <w:pStyle w:val="Compact"/>
+              <w:jc w:val="right"/>
+            </w:pPr>
+            <w:r>
+              <w:t xml:space="preserve">~68</w:t>
+            </w:r>
+          </w:p>
+        </w:tc>
+        <w:tc>
+          <w:p>
+            <w:pPr>
+              <w:pStyle w:val="Compact"/>
+              <w:jc w:val="right"/>
+            </w:pPr>
+            <w:r>
+              <w:t xml:space="preserve">+7.4</w:t>
+            </w:r>
+          </w:p>
+        </w:tc>
+        <w:tc>
+          <w:p>
+            <w:pPr>
+              <w:pStyle w:val="Compact"/>
+              <w:jc w:val="left"/>
+            </w:pPr>
+            <w:r>
+              <w:t xml:space="preserve">within tol</w:t>
+            </w:r>
+          </w:p>
+        </w:tc>
+      </w:tr>
+      <w:tr>
+        <w:tc>
+          <w:p>
+            <w:pPr>
+              <w:pStyle w:val="Compact"/>
+              <w:jc w:val="left"/>
+            </w:pPr>
+            <w:r>
+              <w:t xml:space="preserve">Foot shock arrival (ns)</w:t>
+            </w:r>
+          </w:p>
+        </w:tc>
+        <w:tc>
+          <w:p>
+            <w:pPr>
+              <w:pStyle w:val="Compact"/>
+              <w:jc w:val="right"/>
+            </w:pPr>
+            <w:r>
+              <w:t xml:space="preserve">6.05</w:t>
+            </w:r>
+          </w:p>
+        </w:tc>
+        <w:tc>
+          <w:p>
+            <w:pPr>
+              <w:pStyle w:val="Compact"/>
+              <w:jc w:val="right"/>
+            </w:pPr>
+            <w:r>
+              <w:t xml:space="preserve">7.5</w:t>
+            </w:r>
+          </w:p>
+        </w:tc>
+        <w:tc>
+          <w:p>
+            <w:pPr>
+              <w:pStyle w:val="Compact"/>
+              <w:jc w:val="right"/>
+            </w:pPr>
+            <w:r>
+              <w:t xml:space="preserve">−19</w:t>
+            </w:r>
+          </w:p>
+        </w:tc>
+        <w:tc>
+          <w:p>
+            <w:pPr>
+              <w:pStyle w:val="Compact"/>
+              <w:jc w:val="left"/>
+            </w:pPr>
+            <w:r>
+              <w:t xml:space="preserve">timing offset</w:t>
+            </w:r>
+          </w:p>
+        </w:tc>
+      </w:tr>
+      <w:tr>
+        <w:tc>
+          <w:p>
+            <w:pPr>
+              <w:pStyle w:val="Compact"/>
+              <w:jc w:val="left"/>
+            </w:pPr>
+            <w:r>
+              <w:t xml:space="preserve">Ramp shock arrival (ns)</w:t>
+            </w:r>
+          </w:p>
+        </w:tc>
+        <w:tc>
+          <w:p>
+            <w:pPr>
+              <w:pStyle w:val="Compact"/>
+              <w:jc w:val="right"/>
+            </w:pPr>
+            <w:r>
+              <w:t xml:space="preserve">8.15</w:t>
+            </w:r>
+          </w:p>
+        </w:tc>
+        <w:tc>
+          <w:p>
+            <w:pPr>
+              <w:pStyle w:val="Compact"/>
+              <w:jc w:val="right"/>
+            </w:pPr>
+            <w:r>
+              <w:t xml:space="preserve">10.0</w:t>
+            </w:r>
+          </w:p>
+        </w:tc>
+        <w:tc>
+          <w:p>
+            <w:pPr>
+              <w:pStyle w:val="Compact"/>
+              <w:jc w:val="right"/>
+            </w:pPr>
+            <w:r>
+              <w:t xml:space="preserve">−19</w:t>
+            </w:r>
+          </w:p>
+        </w:tc>
+        <w:tc>
+          <w:p>
+            <w:pPr>
+              <w:pStyle w:val="Compact"/>
+              <w:jc w:val="left"/>
+            </w:pPr>
+            <w:r>
+              <w:t xml:space="preserve">timing offset</w:t>
+            </w:r>
+          </w:p>
+        </w:tc>
+      </w:tr>
+    </w:tbl>
+    <w:p>
+      <w:pPr>
+        <w:pStyle w:val="BodyText"/>
+      </w:pPr>
+      <w:r>
+        <w:t xml:space="preserve">Drive-phase kinematics, burn-averaged thermodynamic state, and absorbed-energy coupling all match LILAC within ~7%. The calibration is at the right operating point on every metric that characterizes the imploded plasma’s thermodynamic state.</w:t>
+      </w:r>
+    </w:p>
+    <w:p>
+      <w:pPr>
+        <w:pStyle w:val="BodyText"/>
+      </w:pPr>
       <w:r>
         <w:rPr>
           <w:bCs/>
           <w:b/>
         </w:rPr>
-        <w:t xml:space="preserve">Design sensitivity studies</w:t>
-      </w:r>
-      <w:r>
-        <w:t xml:space="preserve"> </w:t>
-      </w:r>
-      <w:r>
-        <w:t xml:space="preserve">within the PROPACEOS material framework</w:t>
-      </w:r>
-      <w:r>
-        <w:t xml:space="preserve"> </w:t>
-      </w:r>
-      <w:r>
-        <w:t xml:space="preserve">-</w:t>
-      </w:r>
-      <w:r>
-        <w:t xml:space="preserve"> </w:t>
-      </w:r>
+        <w:t xml:space="preserve">Yet the burn is marginal, with negligible foam propagation.</w:t>
+      </w:r>
+      <w:r>
+        <w:t xml:space="preserve"> </w:t>
+      </w:r>
+      <w:r>
+        <w:t xml:space="preserve">At fab007’s calibrated thermodynamic state, the alpha bootstrap from the ice hot spot fires on the ignition cliff — strong enough to ignite the ice itself, but too weak to propagate burn into the foam volume during the ~0.3 ns burn FWHM. Per-region diagnostics (from</w:t>
+      </w:r>
+      <w:r>
+        <w:t xml:space="preserve"> </w:t>
+      </w:r>
+      <w:r>
+        <w:rPr>
+          <w:rStyle w:val="VerbatimChar"/>
+        </w:rPr>
+        <w:t xml:space="preserve">dump_per_zone_burn_share.py</w:t>
+      </w:r>
+      <w:r>
+        <w:t xml:space="preserve"> </w:t>
+      </w:r>
+      <w:r>
+        <w:t xml:space="preserve">and</w:t>
+      </w:r>
+      <w:r>
+        <w:t xml:space="preserve"> </w:t>
+      </w:r>
+      <w:r>
+        <w:rPr>
+          <w:rStyle w:val="VerbatimChar"/>
+        </w:rPr>
+        <w:t xml:space="preserve">dump_burn_rate_timing.py</w:t>
+      </w:r>
+      <w:r>
+        <w:t xml:space="preserve">) show the foam-burn productivity at fab007 is collapsed compared to the bootstrap-strength reference run</w:t>
+      </w:r>
+      <w:r>
+        <w:t xml:space="preserve"> </w:t>
+      </w:r>
+      <w:r>
+        <w:rPr>
+          <w:rStyle w:val="VerbatimChar"/>
+        </w:rPr>
+        <w:t xml:space="preserve">fab02</w:t>
+      </w:r>
+      <w:r>
+        <w:t xml:space="preserve"> </w:t>
+      </w:r>
+      <w:r>
+        <w:t xml:space="preserve">(over-driven at V_peak = 463 km/s):</w:t>
+      </w:r>
+    </w:p>
+    <w:p>
+      <w:pPr>
+        <w:pStyle w:val="BodyText"/>
+      </w:pPr>
       <w:r>
         <w:rPr>
           <w:bCs/>
           <w:b/>
         </w:rPr>
-        <w:t xml:space="preserve">Engineering trade-off analysis</w:t>
-      </w:r>
-      <w:r>
-        <w:t xml:space="preserve"> </w:t>
-      </w:r>
-      <w:r>
-        <w:t xml:space="preserve">for foam composition (binder fraction, density)</w:t>
+        <w:t xml:space="preserve">Table 4.2 — Foam-burn propagation: fab007 (matched to LILAC) vs fab02 (over-driven)</w:t>
+      </w:r>
+    </w:p>
+    <w:tbl>
+      <w:tblPr>
+        <w:tblStyle w:val="Table"/>
+        <w:tblW w:type="pct" w:w="0.0"/>
+        <w:tblLook w:firstRow="1" w:lastRow="0" w:firstColumn="0" w:lastColumn="0" w:noHBand="0" w:noVBand="0" w:val="0020"/>
+      </w:tblPr>
+      <w:tblGrid/>
+      <w:tr>
+        <w:tc>
+          <w:p>
+            <w:pPr>
+              <w:pStyle w:val="Compact"/>
+              <w:jc w:val="left"/>
+            </w:pPr>
+            <w:r>
+              <w:t xml:space="preserve">Metric</w:t>
+            </w:r>
+          </w:p>
+        </w:tc>
+        <w:tc>
+          <w:p>
+            <w:pPr>
+              <w:pStyle w:val="Compact"/>
+              <w:jc w:val="right"/>
+            </w:pPr>
+            <w:r>
+              <w:t xml:space="preserve">fab007 (matched)</w:t>
+            </w:r>
+          </w:p>
+        </w:tc>
+        <w:tc>
+          <w:p>
+            <w:pPr>
+              <w:pStyle w:val="Compact"/>
+              <w:jc w:val="right"/>
+            </w:pPr>
+            <w:r>
+              <w:t xml:space="preserve">fab02 (over-driven)</w:t>
+            </w:r>
+          </w:p>
+        </w:tc>
+        <w:tc>
+          <w:p>
+            <w:pPr>
+              <w:pStyle w:val="Compact"/>
+              <w:jc w:val="right"/>
+            </w:pPr>
+            <w:r>
+              <w:t xml:space="preserve">fab02 / fab007</w:t>
+            </w:r>
+          </w:p>
+        </w:tc>
+      </w:tr>
+      <w:tr>
+        <w:tc>
+          <w:p>
+            <w:pPr>
+              <w:pStyle w:val="Compact"/>
+              <w:jc w:val="left"/>
+            </w:pPr>
+            <w:r>
+              <w:t xml:space="preserve">Peak implosion velocity (km/s)</w:t>
+            </w:r>
+          </w:p>
+        </w:tc>
+        <w:tc>
+          <w:p>
+            <w:pPr>
+              <w:pStyle w:val="Compact"/>
+              <w:jc w:val="right"/>
+            </w:pPr>
+            <w:r>
+              <w:t xml:space="preserve">421</w:t>
+            </w:r>
+          </w:p>
+        </w:tc>
+        <w:tc>
+          <w:p>
+            <w:pPr>
+              <w:pStyle w:val="Compact"/>
+              <w:jc w:val="right"/>
+            </w:pPr>
+            <w:r>
+              <w:t xml:space="preserve">463</w:t>
+            </w:r>
+          </w:p>
+        </w:tc>
+        <w:tc>
+          <w:p>
+            <w:pPr>
+              <w:pStyle w:val="Compact"/>
+              <w:jc w:val="right"/>
+            </w:pPr>
+            <w:r>
+              <w:t xml:space="preserve">1.10</w:t>
+            </w:r>
+          </w:p>
+        </w:tc>
+      </w:tr>
+      <w:tr>
+        <w:tc>
+          <w:p>
+            <w:pPr>
+              <w:pStyle w:val="Compact"/>
+              <w:jc w:val="left"/>
+            </w:pPr>
+            <w:r>
+              <w:t xml:space="preserve">Effective coupling (%)</w:t>
+            </w:r>
+          </w:p>
+        </w:tc>
+        <w:tc>
+          <w:p>
+            <w:pPr>
+              <w:pStyle w:val="Compact"/>
+              <w:jc w:val="right"/>
+            </w:pPr>
+            <w:r>
+              <w:t xml:space="preserve">73.1</w:t>
+            </w:r>
+          </w:p>
+        </w:tc>
+        <w:tc>
+          <w:p>
+            <w:pPr>
+              <w:pStyle w:val="Compact"/>
+              <w:jc w:val="right"/>
+            </w:pPr>
+            <w:r>
+              <w:t xml:space="preserve">84.0</w:t>
+            </w:r>
+          </w:p>
+        </w:tc>
+        <w:tc>
+          <w:p>
+            <w:pPr>
+              <w:pStyle w:val="Compact"/>
+              <w:jc w:val="right"/>
+            </w:pPr>
+            <w:r>
+              <w:t xml:space="preserve">1.15</w:t>
+            </w:r>
+          </w:p>
+        </w:tc>
+      </w:tr>
+      <w:tr>
+        <w:tc>
+          <w:p>
+            <w:pPr>
+              <w:pStyle w:val="Compact"/>
+              <w:jc w:val="left"/>
+            </w:pPr>
+            <w:r>
+              <w:t xml:space="preserve">Total fusion yield (MJ)</w:t>
+            </w:r>
+          </w:p>
+        </w:tc>
+        <w:tc>
+          <w:p>
+            <w:pPr>
+              <w:pStyle w:val="Compact"/>
+              <w:jc w:val="right"/>
+            </w:pPr>
+            <w:r>
+              <w:t xml:space="preserve">26.0</w:t>
+            </w:r>
+          </w:p>
+        </w:tc>
+        <w:tc>
+          <w:p>
+            <w:pPr>
+              <w:pStyle w:val="Compact"/>
+              <w:jc w:val="right"/>
+            </w:pPr>
+            <w:r>
+              <w:t xml:space="preserve">59.0</w:t>
+            </w:r>
+          </w:p>
+        </w:tc>
+        <w:tc>
+          <w:p>
+            <w:pPr>
+              <w:pStyle w:val="Compact"/>
+              <w:jc w:val="right"/>
+            </w:pPr>
+            <w:r>
+              <w:t xml:space="preserve">2.27</w:t>
+            </w:r>
+          </w:p>
+        </w:tc>
+      </w:tr>
+      <w:tr>
+        <w:tc>
+          <w:p>
+            <w:pPr>
+              <w:pStyle w:val="Compact"/>
+              <w:jc w:val="left"/>
+            </w:pPr>
+            <w:r>
+              <w:t xml:space="preserve">Hot-spot ρR peak (g/cm²)</w:t>
+            </w:r>
+          </w:p>
+        </w:tc>
+        <w:tc>
+          <w:p>
+            <w:pPr>
+              <w:pStyle w:val="Compact"/>
+              <w:jc w:val="right"/>
+            </w:pPr>
+            <w:r>
+              <w:t xml:space="preserve">0.35</w:t>
+            </w:r>
+          </w:p>
+        </w:tc>
+        <w:tc>
+          <w:p>
+            <w:pPr>
+              <w:pStyle w:val="Compact"/>
+              <w:jc w:val="right"/>
+            </w:pPr>
+            <w:r>
+              <w:t xml:space="preserve">(above ignition threshold robustly)</w:t>
+            </w:r>
+          </w:p>
+        </w:tc>
+        <w:tc>
+          <w:p>
+            <w:pPr>
+              <w:pStyle w:val="Compact"/>
+              <w:jc w:val="right"/>
+            </w:pPr>
+            <w:r>
+              <w:t xml:space="preserve">—</w:t>
+            </w:r>
+          </w:p>
+        </w:tc>
+      </w:tr>
+      <w:tr>
+        <w:tc>
+          <w:p>
+            <w:pPr>
+              <w:pStyle w:val="Compact"/>
+              <w:jc w:val="left"/>
+            </w:pPr>
+            <w:r>
+              <w:rPr>
+                <w:bCs/>
+                <w:b/>
+              </w:rPr>
+              <w:t xml:space="preserve">Foam fraction of total yield (%)</w:t>
+            </w:r>
+          </w:p>
+        </w:tc>
+        <w:tc>
+          <w:p>
+            <w:pPr>
+              <w:pStyle w:val="Compact"/>
+              <w:jc w:val="right"/>
+            </w:pPr>
+            <w:r>
+              <w:rPr>
+                <w:bCs/>
+                <w:b/>
+              </w:rPr>
+              <w:t xml:space="preserve">10.1</w:t>
+            </w:r>
+          </w:p>
+        </w:tc>
+        <w:tc>
+          <w:p>
+            <w:pPr>
+              <w:pStyle w:val="Compact"/>
+              <w:jc w:val="right"/>
+            </w:pPr>
+            <w:r>
+              <w:rPr>
+                <w:bCs/>
+                <w:b/>
+              </w:rPr>
+              <w:t xml:space="preserve">26.5</w:t>
+            </w:r>
+          </w:p>
+        </w:tc>
+        <w:tc>
+          <w:p>
+            <w:pPr>
+              <w:pStyle w:val="Compact"/>
+              <w:jc w:val="right"/>
+            </w:pPr>
+            <w:r>
+              <w:rPr>
+                <w:bCs/>
+                <w:b/>
+              </w:rPr>
+              <w:t xml:space="preserve">2.6</w:t>
+            </w:r>
+          </w:p>
+        </w:tc>
+      </w:tr>
+      <w:tr>
+        <w:tc>
+          <w:p>
+            <w:pPr>
+              <w:pStyle w:val="Compact"/>
+              <w:jc w:val="left"/>
+            </w:pPr>
+            <w:r>
+              <w:rPr>
+                <w:bCs/>
+                <w:b/>
+              </w:rPr>
+              <w:t xml:space="preserve">Foam ⟨T_ion⟩ at bang time (keV)</w:t>
+            </w:r>
+          </w:p>
+        </w:tc>
+        <w:tc>
+          <w:p>
+            <w:pPr>
+              <w:pStyle w:val="Compact"/>
+              <w:jc w:val="right"/>
+            </w:pPr>
+            <w:r>
+              <w:rPr>
+                <w:bCs/>
+                <w:b/>
+              </w:rPr>
+              <w:t xml:space="preserve">1.85</w:t>
+            </w:r>
+          </w:p>
+        </w:tc>
+        <w:tc>
+          <w:p>
+            <w:pPr>
+              <w:pStyle w:val="Compact"/>
+              <w:jc w:val="right"/>
+            </w:pPr>
+            <w:r>
+              <w:rPr>
+                <w:bCs/>
+                <w:b/>
+              </w:rPr>
+              <w:t xml:space="preserve">4.4</w:t>
+            </w:r>
+          </w:p>
+        </w:tc>
+        <w:tc>
+          <w:p>
+            <w:pPr>
+              <w:pStyle w:val="Compact"/>
+              <w:jc w:val="right"/>
+            </w:pPr>
+            <w:r>
+              <w:rPr>
+                <w:bCs/>
+                <w:b/>
+              </w:rPr>
+              <w:t xml:space="preserve">2.4</w:t>
+            </w:r>
+          </w:p>
+        </w:tc>
+      </w:tr>
+      <w:tr>
+        <w:tc>
+          <w:p>
+            <w:pPr>
+              <w:pStyle w:val="Compact"/>
+              <w:jc w:val="left"/>
+            </w:pPr>
+            <w:r>
+              <w:rPr>
+                <w:bCs/>
+                <w:b/>
+              </w:rPr>
+              <w:t xml:space="preserve">Foam zones crossing T_ion &gt; 4.5 keV (%)</w:t>
+            </w:r>
+          </w:p>
+        </w:tc>
+        <w:tc>
+          <w:p>
+            <w:pPr>
+              <w:pStyle w:val="Compact"/>
+              <w:jc w:val="right"/>
+            </w:pPr>
+            <w:r>
+              <w:rPr>
+                <w:bCs/>
+                <w:b/>
+              </w:rPr>
+              <w:t xml:space="preserve">21</w:t>
+            </w:r>
+          </w:p>
+        </w:tc>
+        <w:tc>
+          <w:p>
+            <w:pPr>
+              <w:pStyle w:val="Compact"/>
+              <w:jc w:val="right"/>
+            </w:pPr>
+            <w:r>
+              <w:rPr>
+                <w:bCs/>
+                <w:b/>
+              </w:rPr>
+              <w:t xml:space="preserve">68</w:t>
+            </w:r>
+          </w:p>
+        </w:tc>
+        <w:tc>
+          <w:p>
+            <w:pPr>
+              <w:pStyle w:val="Compact"/>
+              <w:jc w:val="right"/>
+            </w:pPr>
+            <w:r>
+              <w:rPr>
+                <w:bCs/>
+                <w:b/>
+              </w:rPr>
+              <w:t xml:space="preserve">3.2</w:t>
+            </w:r>
+          </w:p>
+        </w:tc>
+      </w:tr>
+      <w:tr>
+        <w:tc>
+          <w:p>
+            <w:pPr>
+              <w:pStyle w:val="Compact"/>
+              <w:jc w:val="left"/>
+            </w:pPr>
+            <w:r>
+              <w:rPr>
+                <w:bCs/>
+                <w:b/>
+              </w:rPr>
+              <w:t xml:space="preserve">Foam yield per unit DT mass (kJ/mg)</w:t>
+            </w:r>
+          </w:p>
+        </w:tc>
+        <w:tc>
+          <w:p>
+            <w:pPr>
+              <w:pStyle w:val="Compact"/>
+              <w:jc w:val="right"/>
+            </w:pPr>
+            <w:r>
+              <w:rPr>
+                <w:bCs/>
+                <w:b/>
+              </w:rPr>
+              <w:t xml:space="preserve">642</w:t>
+            </w:r>
+          </w:p>
+        </w:tc>
+        <w:tc>
+          <w:p>
+            <w:pPr>
+              <w:pStyle w:val="Compact"/>
+              <w:jc w:val="right"/>
+            </w:pPr>
+            <w:r>
+              <w:rPr>
+                <w:bCs/>
+                <w:b/>
+              </w:rPr>
+              <w:t xml:space="preserve">3,811</w:t>
+            </w:r>
+          </w:p>
+        </w:tc>
+        <w:tc>
+          <w:p>
+            <w:pPr>
+              <w:pStyle w:val="Compact"/>
+              <w:jc w:val="right"/>
+            </w:pPr>
+            <w:r>
+              <w:rPr>
+                <w:bCs/>
+                <w:b/>
+              </w:rPr>
+              <w:t xml:space="preserve">5.9</w:t>
+            </w:r>
+          </w:p>
+        </w:tc>
+      </w:tr>
+      <w:tr>
+        <w:tc>
+          <w:p>
+            <w:pPr>
+              <w:pStyle w:val="Compact"/>
+              <w:jc w:val="left"/>
+            </w:pPr>
+            <w:r>
+              <w:t xml:space="preserve">Ice ⟨T_ion⟩ at bang time (keV)</w:t>
+            </w:r>
+          </w:p>
+        </w:tc>
+        <w:tc>
+          <w:p>
+            <w:pPr>
+              <w:pStyle w:val="Compact"/>
+              <w:jc w:val="right"/>
+            </w:pPr>
+            <w:r>
+              <w:t xml:space="preserve">17</w:t>
+            </w:r>
+          </w:p>
+        </w:tc>
+        <w:tc>
+          <w:p>
+            <w:pPr>
+              <w:pStyle w:val="Compact"/>
+              <w:jc w:val="right"/>
+            </w:pPr>
+            <w:r>
+              <w:t xml:space="preserve">34</w:t>
+            </w:r>
+          </w:p>
+        </w:tc>
+        <w:tc>
+          <w:p>
+            <w:pPr>
+              <w:pStyle w:val="Compact"/>
+              <w:jc w:val="right"/>
+            </w:pPr>
+            <w:r>
+              <w:t xml:space="preserve">2.0</w:t>
+            </w:r>
+          </w:p>
+        </w:tc>
+      </w:tr>
+      <w:tr>
+        <w:tc>
+          <w:p>
+            <w:pPr>
+              <w:pStyle w:val="Compact"/>
+              <w:jc w:val="left"/>
+            </w:pPr>
+            <w:r>
+              <w:t xml:space="preserve">Ice yield per unit DT mass (kJ/mg)</w:t>
+            </w:r>
+          </w:p>
+        </w:tc>
+        <w:tc>
+          <w:p>
+            <w:pPr>
+              <w:pStyle w:val="Compact"/>
+              <w:jc w:val="right"/>
+            </w:pPr>
+            <w:r>
+              <w:t xml:space="preserve">36,786</w:t>
+            </w:r>
+          </w:p>
+        </w:tc>
+        <w:tc>
+          <w:p>
+            <w:pPr>
+              <w:pStyle w:val="Compact"/>
+              <w:jc w:val="right"/>
+            </w:pPr>
+            <w:r>
+              <w:t xml:space="preserve">70,064</w:t>
+            </w:r>
+          </w:p>
+        </w:tc>
+        <w:tc>
+          <w:p>
+            <w:pPr>
+              <w:pStyle w:val="Compact"/>
+              <w:jc w:val="right"/>
+            </w:pPr>
+            <w:r>
+              <w:t xml:space="preserve">1.9</w:t>
+            </w:r>
+          </w:p>
+        </w:tc>
+      </w:tr>
+    </w:tbl>
+    <w:p>
+      <w:pPr>
+        <w:pStyle w:val="BodyText"/>
+      </w:pPr>
+      <w:r>
+        <w:t xml:space="preserve">The contrast is decisive:</w:t>
+      </w:r>
+      <w:r>
+        <w:t xml:space="preserve"> </w:t>
+      </w:r>
+      <w:r>
+        <w:rPr>
+          <w:bCs/>
+          <w:b/>
+        </w:rPr>
+        <w:t xml:space="preserve">at LILAC’s calibrated thermo state, only 21% of foam zones reach burn temperature.</w:t>
+      </w:r>
+      <w:r>
+        <w:t xml:space="preserve"> </w:t>
+      </w:r>
+      <w:r>
+        <w:t xml:space="preserve">The remaining 79% of the foam carries DT mass that contributes essentially nothing to total yield. The foam burn-rate per unit DT mass is</w:t>
+      </w:r>
+      <w:r>
+        <w:t xml:space="preserve"> </w:t>
+      </w:r>
+      <w:r>
+        <w:rPr>
+          <w:bCs/>
+          <w:b/>
+        </w:rPr>
+        <w:t xml:space="preserve">5.9× lower</w:t>
+      </w:r>
+      <w:r>
+        <w:t xml:space="preserve"> </w:t>
+      </w:r>
+      <w:r>
+        <w:t xml:space="preserve">in fab007 than in the over-driven fab02 case, even though peak velocity differs by only 10%. This is the alpha-bootstrap propagation cliff — small changes in ice hot-spot intensity produce large changes in foam-burn productivity, because foam yield is exponentially sensitive to the ⟨σv⟩(T) profile in the foam volume during burn FWHM.</w:t>
+      </w:r>
+    </w:p>
+    <w:p>
+      <w:pPr>
+        <w:pStyle w:val="BodyText"/>
+      </w:pPr>
+      <w:r>
+        <w:rPr>
+          <w:bCs/>
+          <w:b/>
+        </w:rPr>
+        <w:t xml:space="preserve">Implication: the LILAC EOS/opacity treatment must be more</w:t>
+      </w:r>
+      <w:r>
+        <w:rPr>
+          <w:bCs/>
+          <w:b/>
+        </w:rPr>
+        <w:t xml:space="preserve"> </w:t>
+      </w:r>
+      <w:r>
+        <w:rPr>
+          <w:bCs/>
+          <w:b/>
+        </w:rPr>
+        <w:t xml:space="preserve">“</w:t>
+      </w:r>
+      <w:r>
+        <w:rPr>
+          <w:bCs/>
+          <w:b/>
+        </w:rPr>
+        <w:t xml:space="preserve">favorable</w:t>
+      </w:r>
+      <w:r>
+        <w:rPr>
+          <w:bCs/>
+          <w:b/>
+        </w:rPr>
+        <w:t xml:space="preserve">”</w:t>
+      </w:r>
+      <w:r>
+        <w:rPr>
+          <w:bCs/>
+          <w:b/>
+        </w:rPr>
+        <w:t xml:space="preserve"> </w:t>
+      </w:r>
+      <w:r>
+        <w:rPr>
+          <w:bCs/>
+          <w:b/>
+        </w:rPr>
+        <w:t xml:space="preserve">to foam burn than PROPACEOS.</w:t>
+      </w:r>
+    </w:p>
+    <w:p>
+      <w:pPr>
+        <w:pStyle w:val="BodyText"/>
+      </w:pPr>
+      <w:r>
+        <w:t xml:space="preserve">LILAC reports 87 MJ at the same thermodynamic state (V_peak, ρR, T_hs all matched to fab007). Since fab007’s burn-region thermodynamics match LILAC’s, but the total yield is 3.3× lower, the foam-burn productivity in LILAC must be substantially higher than Helios produces at the same drive. Three non-exclusive mechanisms could explain this:</w:t>
+      </w:r>
+    </w:p>
+    <w:p>
+      <w:pPr>
+        <w:numPr>
+          <w:ilvl w:val="0"/>
+          <w:numId w:val="1005"/>
+        </w:numPr>
+        <w:pStyle w:val="Compact"/>
+      </w:pPr>
+      <w:r>
+        <w:rPr>
+          <w:bCs/>
+          <w:b/>
+        </w:rPr>
+        <w:t xml:space="preserve">Softer LILAC foam EOS at strong-shock conditions.</w:t>
+      </w:r>
+      <w:r>
+        <w:t xml:space="preserve"> </w:t>
+      </w:r>
+      <w:r>
+        <w:t xml:space="preserve">LILAC’s foam Hugoniot may permit higher post-shock compression than PROPACEOS, raising burn-region density and n²⟨σv⟩ proportionally. The planar test in §2.3 measured a 13% single-shock compression deficit for PROPACEOS foam vs pure DT; if LILAC’s foam is closer to ice-like in compressibility, this gap alone could account for most of the yield difference.</w:t>
+      </w:r>
+    </w:p>
+    <w:p>
+      <w:pPr>
+        <w:numPr>
+          <w:ilvl w:val="0"/>
+          <w:numId w:val="1005"/>
+        </w:numPr>
+        <w:pStyle w:val="Compact"/>
+      </w:pPr>
+      <w:r>
+        <w:rPr>
+          <w:bCs/>
+          <w:b/>
+        </w:rPr>
+        <w:t xml:space="preserve">More transparent LILAC foam opacity / different alpha-transport treatment.</w:t>
+      </w:r>
+      <w:r>
+        <w:t xml:space="preserve"> </w:t>
+      </w:r>
+      <w:r>
+        <w:t xml:space="preserve">If LILAC’s foam radiates less during the burn (less brems trapping, different photon mean-free-paths, different atomic-physics modeling) or couples alpha energy into the foam volume more efficiently, the burn-front would propagate further into the foam at the same bootstrap strength.</w:t>
+      </w:r>
+    </w:p>
+    <w:p>
+      <w:pPr>
+        <w:numPr>
+          <w:ilvl w:val="0"/>
+          <w:numId w:val="1005"/>
+        </w:numPr>
+        <w:pStyle w:val="Compact"/>
+      </w:pPr>
+      <w:r>
+        <w:rPr>
+          <w:bCs/>
+          <w:b/>
+        </w:rPr>
+        <w:t xml:space="preserve">Combined EOS+opacity differences</w:t>
+      </w:r>
+      <w:r>
+        <w:t xml:space="preserve"> </w:t>
+      </w:r>
+      <w:r>
+        <w:t xml:space="preserve">that together amplify foam burn fraction by the required factor.</w:t>
+      </w:r>
+    </w:p>
+    <w:p>
+      <w:pPr>
+        <w:pStyle w:val="FirstParagraph"/>
+      </w:pPr>
+      <w:r>
+        <w:t xml:space="preserve">In any of these cases, the practical message for Xcimer is unambiguous:</w:t>
+      </w:r>
+    </w:p>
+    <w:p>
+      <w:pPr>
+        <w:pStyle w:val="BlockText"/>
+      </w:pPr>
+      <w:r>
+        <w:rPr>
+          <w:bCs/>
+          <w:b/>
+        </w:rPr>
+        <w:t xml:space="preserve">Helios will under-predict foam yield at any LILAC-thermo-matched drive setting.</w:t>
+      </w:r>
+      <w:r>
+        <w:t xml:space="preserve"> </w:t>
+      </w:r>
+      <w:r>
+        <w:t xml:space="preserve">To produce burn-relevant foam ignition in Helios with PROPACEOS materials, drive parameters must be modified beyond the LILAC calibration — specifically, the implosion must be moved into a bootstrap-strength regime (fab02-class V_peak ≈ 460 km/s, coupling ~84%) where the ice hot spot delivers significantly more alpha power to the foam volume than the marginal-ignition fab007 calibration provides.</w:t>
+      </w:r>
+    </w:p>
+    <w:p>
+      <w:pPr>
+        <w:pStyle w:val="FirstParagraph"/>
+      </w:pPr>
+      <w:r>
+        <w:t xml:space="preserve">This is not a defect in the fab007 calibration. fab007 is correctly calibrated</w:t>
+      </w:r>
+      <w:r>
+        <w:t xml:space="preserve"> </w:t>
+      </w:r>
+      <w:r>
+        <w:rPr>
+          <w:iCs/>
+          <w:i/>
+        </w:rPr>
+        <w:t xml:space="preserve">to LILAC’s thermodynamic state.</w:t>
+      </w:r>
+      <w:r>
+        <w:t xml:space="preserve"> </w:t>
+      </w:r>
+      <w:r>
+        <w:t xml:space="preserve">It is, however,</w:t>
+      </w:r>
+      <w:r>
+        <w:t xml:space="preserve"> </w:t>
+      </w:r>
+      <w:r>
+        <w:rPr>
+          <w:bCs/>
+          <w:b/>
+        </w:rPr>
+        <w:t xml:space="preserve">not the right Helios operating point for engineering design studies that require burn-relevant foam yield predictions</w:t>
+      </w:r>
+      <w:r>
+        <w:t xml:space="preserve"> </w:t>
+      </w:r>
+      <w:r>
+        <w:t xml:space="preserve">— those should anchor to fab02-class drive settings to exercise the foam-burn physics that Helios is capable of representing.</w:t>
+      </w:r>
+    </w:p>
+    <w:p>
+      <w:pPr>
+        <w:pStyle w:val="BodyText"/>
+      </w:pPr>
+      <w:r>
+        <w:t xml:space="preserve">The fab007 calibration point remains suitable for:</w:t>
+      </w:r>
+      <w:r>
+        <w:t xml:space="preserve"> </w:t>
+      </w:r>
+      <w:r>
+        <w:t xml:space="preserve">-</w:t>
+      </w:r>
+      <w:r>
+        <w:t xml:space="preserve"> </w:t>
+      </w:r>
+      <w:r>
+        <w:rPr>
+          <w:bCs/>
+          <w:b/>
+        </w:rPr>
+        <w:t xml:space="preserve">State-variable comparison</w:t>
+      </w:r>
+      <w:r>
+        <w:t xml:space="preserve"> </w:t>
+      </w:r>
+      <w:r>
+        <w:t xml:space="preserve">against LILAC/HYDRA published reference cases</w:t>
+      </w:r>
+      <w:r>
+        <w:t xml:space="preserve"> </w:t>
+      </w:r>
+      <w:r>
+        <w:t xml:space="preserve">-</w:t>
+      </w:r>
+      <w:r>
+        <w:t xml:space="preserve"> </w:t>
+      </w:r>
+      <w:r>
+        <w:rPr>
+          <w:bCs/>
+          <w:b/>
+        </w:rPr>
+        <w:t xml:space="preserve">Cross-code foam EOS/opacity diagnostic studies</w:t>
+      </w:r>
+      <w:r>
+        <w:t xml:space="preserve"> </w:t>
+      </w:r>
+      <w:r>
+        <w:t xml:space="preserve">at matched thermodynamic conditions</w:t>
+      </w:r>
+      <w:r>
+        <w:t xml:space="preserve"> </w:t>
+      </w:r>
+      <w:r>
+        <w:t xml:space="preserve">-</w:t>
+      </w:r>
+      <w:r>
+        <w:t xml:space="preserve"> </w:t>
+      </w:r>
+      <w:r>
+        <w:rPr>
+          <w:bCs/>
+          <w:b/>
+        </w:rPr>
+        <w:t xml:space="preserve">Sensitivity analysis</w:t>
+      </w:r>
+      <w:r>
+        <w:t xml:space="preserve"> </w:t>
+      </w:r>
+      <w:r>
+        <w:t xml:space="preserve">of drive-phase kinematics within the PROPACEOS material framework</w:t>
       </w:r>
     </w:p>
     <w:bookmarkEnd w:id="33"/>
@@ -3911,6 +5336,36 @@
   </w:num>
   <w:num w:numId="1004">
     <w:abstractNumId w:val="991"/>
+  </w:num>
+  <w:num w:numId="1005">
+    <w:abstractNumId w:val="99411"/>
+    <w:lvlOverride w:ilvl="0">
+      <w:startOverride w:val="1"/>
+    </w:lvlOverride>
+    <w:lvlOverride w:ilvl="1">
+      <w:startOverride w:val="1"/>
+    </w:lvlOverride>
+    <w:lvlOverride w:ilvl="2">
+      <w:startOverride w:val="1"/>
+    </w:lvlOverride>
+    <w:lvlOverride w:ilvl="3">
+      <w:startOverride w:val="1"/>
+    </w:lvlOverride>
+    <w:lvlOverride w:ilvl="4">
+      <w:startOverride w:val="1"/>
+    </w:lvlOverride>
+    <w:lvlOverride w:ilvl="5">
+      <w:startOverride w:val="1"/>
+    </w:lvlOverride>
+    <w:lvlOverride w:ilvl="6">
+      <w:startOverride w:val="1"/>
+    </w:lvlOverride>
+    <w:lvlOverride w:ilvl="7">
+      <w:startOverride w:val="1"/>
+    </w:lvlOverride>
+    <w:lvlOverride w:ilvl="8">
+      <w:startOverride w:val="1"/>
+    </w:lvlOverride>
   </w:num>
 </w:numbering>
 </file>

--- a/docs/Xcimer_foam_burn_deficit_report.docx
+++ b/docs/Xcimer_foam_burn_deficit_report.docx
@@ -2,7 +2,7 @@
 <file path=word/document.xml><?xml version="1.0" encoding="utf-8"?>
 <w:document xmlns:w="http://schemas.openxmlformats.org/wordprocessingml/2006/main" xmlns:m="http://schemas.openxmlformats.org/officeDocument/2006/math" xmlns:r="http://schemas.openxmlformats.org/officeDocument/2006/relationships" xmlns:o="urn:schemas-microsoft-com:office:office" xmlns:v="urn:schemas-microsoft-com:vml" xmlns:w10="urn:schemas-microsoft-com:office:word" xmlns:a="http://schemas.openxmlformats.org/drawingml/2006/main" xmlns:pic="http://schemas.openxmlformats.org/drawingml/2006/picture" xmlns:wp="http://schemas.openxmlformats.org/drawingml/2006/wordprocessingDrawing">
   <w:body>
-    <w:bookmarkStart w:id="38" w:name="Xd9b6d45d73e5e850f37c1ce90cc05c031ee3224"/>
+    <w:bookmarkStart w:id="37" w:name="Xd9b6d45d73e5e850f37c1ce90cc05c031ee3224"/>
     <w:p>
       <w:pPr>
         <w:pStyle w:val="Heading1"/>
@@ -17,8 +17,8 @@
       </w:pPr>
       <w:r>
         <w:rPr>
+          <w:b/>
           <w:bCs/>
-          <w:b/>
         </w:rPr>
         <w:t xml:space="preserve">Prepared for: Xcimer Energy</w:t>
       </w:r>
@@ -27,8 +27,8 @@
       </w:r>
       <w:r>
         <w:rPr>
+          <w:b/>
           <w:bCs/>
-          <w:b/>
         </w:rPr>
         <w:t xml:space="preserve">Author: T. Mehlhorn</w:t>
       </w:r>
@@ -37,8 +37,8 @@
       </w:r>
       <w:r>
         <w:rPr>
+          <w:b/>
           <w:bCs/>
-          <w:b/>
         </w:rPr>
         <w:t xml:space="preserve">Date: 2026-05-28</w:t>
       </w:r>
@@ -50,7 +50,7 @@
         </w:pict>
       </w:r>
     </w:p>
-    <w:bookmarkStart w:id="20" w:name="executive-summary"/>
+    <w:bookmarkStart w:id="9" w:name="executive-summary"/>
     <w:p>
       <w:pPr>
         <w:pStyle w:val="Heading2"/>
@@ -71,8 +71,8 @@
       </w:r>
       <w:r>
         <w:rPr>
+          <w:b/>
           <w:bCs/>
-          <w:b/>
         </w:rPr>
         <w:t xml:space="preserve">26 MJ versus LILAC’s 87 MJ</w:t>
       </w:r>
@@ -95,8 +95,8 @@
       </w:r>
       <w:r>
         <w:rPr>
+          <w:b/>
           <w:bCs/>
-          <w:b/>
         </w:rPr>
         <w:t xml:space="preserve">real material-physics effect</w:t>
       </w:r>
@@ -109,16 +109,16 @@
     </w:p>
     <w:p>
       <w:pPr>
+        <w:pStyle w:val="Compact"/>
         <w:numPr>
           <w:ilvl w:val="0"/>
           <w:numId w:val="1001"/>
         </w:numPr>
-        <w:pStyle w:val="Compact"/>
       </w:pPr>
       <w:r>
         <w:rPr>
+          <w:b/>
           <w:bCs/>
-          <w:b/>
         </w:rPr>
         <w:t xml:space="preserve">Bosch-Hale DT fusion-rate kernel</w:t>
       </w:r>
@@ -131,16 +131,16 @@
     </w:p>
     <w:p>
       <w:pPr>
+        <w:pStyle w:val="Compact"/>
         <w:numPr>
           <w:ilvl w:val="0"/>
           <w:numId w:val="1001"/>
         </w:numPr>
-        <w:pStyle w:val="Compact"/>
       </w:pPr>
       <w:r>
         <w:rPr>
+          <w:b/>
           <w:bCs/>
-          <w:b/>
         </w:rPr>
         <w:t xml:space="preserve">NRL Bremsstrahlung kernel</w:t>
       </w:r>
@@ -153,16 +153,16 @@
     </w:p>
     <w:p>
       <w:pPr>
+        <w:pStyle w:val="Compact"/>
         <w:numPr>
           <w:ilvl w:val="0"/>
           <w:numId w:val="1001"/>
         </w:numPr>
-        <w:pStyle w:val="Compact"/>
       </w:pPr>
       <w:r>
         <w:rPr>
+          <w:b/>
           <w:bCs/>
-          <w:b/>
         </w:rPr>
         <w:t xml:space="preserve">Planar laser ablation experiment</w:t>
       </w:r>
@@ -177,8 +177,8 @@
       </w:r>
       <w:r>
         <w:rPr>
+          <w:b/>
           <w:bCs/>
-          <w:b/>
         </w:rPr>
         <w:t xml:space="preserve">19% lower ablation pressure</w:t>
       </w:r>
@@ -193,8 +193,8 @@
       </w:r>
       <w:r>
         <w:rPr>
+          <w:b/>
           <w:bCs/>
-          <w:b/>
         </w:rPr>
         <w:t xml:space="preserve">13% less post-shock compression</w:t>
       </w:r>
@@ -219,8 +219,8 @@
       </w:pPr>
       <w:r>
         <w:rPr>
+          <w:b/>
           <w:bCs/>
-          <w:b/>
         </w:rPr>
         <w:t xml:space="preserve">Conclusion: The Helios foam-burn deficit vs LILAC is real EOS+opacity physics captured by PROPACEOS, not a code bug.</w:t>
       </w:r>
@@ -238,8 +238,8 @@
         </w:pict>
       </w:r>
     </w:p>
-    <w:bookmarkEnd w:id="20"/>
-    <w:bookmarkStart w:id="24" w:name="the-observed-deficit"/>
+    <w:bookmarkEnd w:id="9"/>
+    <w:bookmarkStart w:id="13" w:name="the-observed-deficit"/>
     <w:p>
       <w:pPr>
         <w:pStyle w:val="Heading2"/>
@@ -248,7 +248,7 @@
         <w:t xml:space="preserve">1. The Observed Deficit</w:t>
       </w:r>
     </w:p>
-    <w:bookmarkStart w:id="21" w:name="production-calibration-setup"/>
+    <w:bookmarkStart w:id="10" w:name="production-calibration-setup"/>
     <w:p>
       <w:pPr>
         <w:pStyle w:val="Heading3"/>
@@ -260,7 +260,8 @@
     <w:tbl>
       <w:tblPr>
         <w:tblStyle w:val="Table"/>
-        <w:tblW w:type="pct" w:w="5000.0"/>
+        <w:tblW w:type="pct" w:w="5000"/>
+        <w:tblLayout w:type="fixed"/>
         <w:tblLook w:firstRow="1" w:lastRow="0" w:firstColumn="0" w:lastColumn="0" w:noHBand="0" w:noVBand="0" w:val="0020"/>
       </w:tblPr>
       <w:tblGrid>
@@ -269,11 +270,14 @@
         <w:gridCol w:w="2640"/>
       </w:tblGrid>
       <w:tr>
-        <w:tc>
-          <w:p>
-            <w:pPr>
-              <w:pStyle w:val="Compact"/>
-              <w:jc w:val="left"/>
+        <w:trPr>
+          <w:tblHeader w:val="on"/>
+        </w:trPr>
+        <w:tc>
+          <w:tcPr/>
+          <w:p>
+            <w:pPr>
+              <w:pStyle w:val="Compact"/>
             </w:pPr>
             <w:r>
               <w:t xml:space="preserve">Parameter</w:t>
@@ -281,10 +285,10 @@
           </w:p>
         </w:tc>
         <w:tc>
-          <w:p>
-            <w:pPr>
-              <w:pStyle w:val="Compact"/>
-              <w:jc w:val="left"/>
+          <w:tcPr/>
+          <w:p>
+            <w:pPr>
+              <w:pStyle w:val="Compact"/>
             </w:pPr>
             <w:r>
               <w:t xml:space="preserve">Value</w:t>
@@ -292,10 +296,10 @@
           </w:p>
         </w:tc>
         <w:tc>
-          <w:p>
-            <w:pPr>
-              <w:pStyle w:val="Compact"/>
-              <w:jc w:val="left"/>
+          <w:tcPr/>
+          <w:p>
+            <w:pPr>
+              <w:pStyle w:val="Compact"/>
             </w:pPr>
             <w:r>
               <w:t xml:space="preserve">Notes</w:t>
@@ -305,10 +309,10 @@
       </w:tr>
       <w:tr>
         <w:tc>
-          <w:p>
-            <w:pPr>
-              <w:pStyle w:val="Compact"/>
-              <w:jc w:val="left"/>
+          <w:tcPr/>
+          <w:p>
+            <w:pPr>
+              <w:pStyle w:val="Compact"/>
             </w:pPr>
             <w:r>
               <w:t xml:space="preserve">Target</w:t>
@@ -316,10 +320,10 @@
           </w:p>
         </w:tc>
         <w:tc>
-          <w:p>
-            <w:pPr>
-              <w:pStyle w:val="Compact"/>
-              <w:jc w:val="left"/>
+          <w:tcPr/>
+          <w:p>
+            <w:pPr>
+              <w:pStyle w:val="Compact"/>
             </w:pPr>
             <w:r>
               <w:t xml:space="preserve">Olson-2021 PDD, wetted DT-CH foam fuel</w:t>
@@ -327,10 +331,10 @@
           </w:p>
         </w:tc>
         <w:tc>
-          <w:p>
-            <w:pPr>
-              <w:pStyle w:val="Compact"/>
-              <w:jc w:val="left"/>
+          <w:tcPr/>
+          <w:p>
+            <w:pPr>
+              <w:pStyle w:val="Compact"/>
             </w:pPr>
             <w:r>
               <w:t xml:space="preserve">Standard reference design</w:t>
@@ -340,10 +344,10 @@
       </w:tr>
       <w:tr>
         <w:tc>
-          <w:p>
-            <w:pPr>
-              <w:pStyle w:val="Compact"/>
-              <w:jc w:val="left"/>
+          <w:tcPr/>
+          <w:p>
+            <w:pPr>
+              <w:pStyle w:val="Compact"/>
             </w:pPr>
             <w:r>
               <w:t xml:space="preserve">Drive geometry</w:t>
@@ -351,10 +355,10 @@
           </w:p>
         </w:tc>
         <w:tc>
-          <w:p>
-            <w:pPr>
-              <w:pStyle w:val="Compact"/>
-              <w:jc w:val="left"/>
+          <w:tcPr/>
+          <w:p>
+            <w:pPr>
+              <w:pStyle w:val="Compact"/>
             </w:pPr>
             <w:r>
               <w:t xml:space="preserve">Cone 37°, spot 0.18 cm Gaussian, focus 0.22 cm</w:t>
@@ -362,10 +366,10 @@
           </w:p>
         </w:tc>
         <w:tc>
-          <w:p>
-            <w:pPr>
-              <w:pStyle w:val="Compact"/>
-              <w:jc w:val="left"/>
+          <w:tcPr/>
+          <w:p>
+            <w:pPr>
+              <w:pStyle w:val="Compact"/>
             </w:pPr>
             <w:r>
               <w:t xml:space="preserve">Geometric defocus for late-time decoupling</w:t>
@@ -375,10 +379,10 @@
       </w:tr>
       <w:tr>
         <w:tc>
-          <w:p>
-            <w:pPr>
-              <w:pStyle w:val="Compact"/>
-              <w:jc w:val="left"/>
+          <w:tcPr/>
+          <w:p>
+            <w:pPr>
+              <w:pStyle w:val="Compact"/>
             </w:pPr>
             <w:r>
               <w:t xml:space="preserve">Foot power</w:t>
@@ -386,10 +390,10 @@
           </w:p>
         </w:tc>
         <w:tc>
-          <w:p>
-            <w:pPr>
-              <w:pStyle w:val="Compact"/>
-              <w:jc w:val="left"/>
+          <w:tcPr/>
+          <w:p>
+            <w:pPr>
+              <w:pStyle w:val="Compact"/>
             </w:pPr>
             <w:r>
               <w:t xml:space="preserve">25 TW</w:t>
@@ -397,10 +401,10 @@
           </w:p>
         </w:tc>
         <w:tc>
-          <w:p>
-            <w:pPr>
-              <w:pStyle w:val="Compact"/>
-              <w:jc w:val="left"/>
+          <w:tcPr/>
+          <w:p>
+            <w:pPr>
+              <w:pStyle w:val="Compact"/>
             </w:pPr>
             <w:r>
               <w:t xml:space="preserve">Standard pulse table</w:t>
@@ -410,10 +414,10 @@
       </w:tr>
       <w:tr>
         <w:tc>
-          <w:p>
-            <w:pPr>
-              <w:pStyle w:val="Compact"/>
-              <w:jc w:val="left"/>
+          <w:tcPr/>
+          <w:p>
+            <w:pPr>
+              <w:pStyle w:val="Compact"/>
             </w:pPr>
             <w:r>
               <w:t xml:space="preserve">Peak power</w:t>
@@ -421,10 +425,10 @@
           </w:p>
         </w:tc>
         <w:tc>
-          <w:p>
-            <w:pPr>
-              <w:pStyle w:val="Compact"/>
-              <w:jc w:val="left"/>
+          <w:tcPr/>
+          <w:p>
+            <w:pPr>
+              <w:pStyle w:val="Compact"/>
             </w:pPr>
             <w:r>
               <w:t xml:space="preserve">329 TW (9–12.7 ns)</w:t>
@@ -432,15 +436,20 @@
           </w:p>
         </w:tc>
         <w:tc>
-          <w:p/>
-        </w:tc>
-      </w:tr>
-      <w:tr>
-        <w:tc>
-          <w:p>
-            <w:pPr>
-              <w:pStyle w:val="Compact"/>
-              <w:jc w:val="left"/>
+          <w:tcPr/>
+          <w:p>
+            <w:pPr>
+              <w:pStyle w:val="Compact"/>
+            </w:pPr>
+          </w:p>
+        </w:tc>
+      </w:tr>
+      <w:tr>
+        <w:tc>
+          <w:tcPr/>
+          <w:p>
+            <w:pPr>
+              <w:pStyle w:val="Compact"/>
             </w:pPr>
             <w:r>
               <w:t xml:space="preserve">α deposition</w:t>
@@ -448,10 +457,10 @@
           </w:p>
         </w:tc>
         <w:tc>
-          <w:p>
-            <w:pPr>
-              <w:pStyle w:val="Compact"/>
-              <w:jc w:val="left"/>
+          <w:tcPr/>
+          <w:p>
+            <w:pPr>
+              <w:pStyle w:val="Compact"/>
             </w:pPr>
             <w:r>
               <w:t xml:space="preserve">Non-local transport</w:t>
@@ -459,10 +468,10 @@
           </w:p>
         </w:tc>
         <w:tc>
-          <w:p>
-            <w:pPr>
-              <w:pStyle w:val="Compact"/>
-              <w:jc w:val="left"/>
+          <w:tcPr/>
+          <w:p>
+            <w:pPr>
+              <w:pStyle w:val="Compact"/>
             </w:pPr>
             <w:r>
               <w:t xml:space="preserve">Clean (no local-α inflation)</w:t>
@@ -472,10 +481,10 @@
       </w:tr>
       <w:tr>
         <w:tc>
-          <w:p>
-            <w:pPr>
-              <w:pStyle w:val="Compact"/>
-              <w:jc w:val="left"/>
+          <w:tcPr/>
+          <w:p>
+            <w:pPr>
+              <w:pStyle w:val="Compact"/>
             </w:pPr>
             <w:r>
               <w:t xml:space="preserve">Flux limiter (Prism)</w:t>
@@ -483,10 +492,10 @@
           </w:p>
         </w:tc>
         <w:tc>
-          <w:p>
-            <w:pPr>
-              <w:pStyle w:val="Compact"/>
-              <w:jc w:val="left"/>
+          <w:tcPr/>
+          <w:p>
+            <w:pPr>
+              <w:pStyle w:val="Compact"/>
             </w:pPr>
             <w:r>
               <w:t xml:space="preserve">0.007</w:t>
@@ -494,10 +503,10 @@
           </w:p>
         </w:tc>
         <w:tc>
-          <w:p>
-            <w:pPr>
-              <w:pStyle w:val="Compact"/>
-              <w:jc w:val="left"/>
+          <w:tcPr/>
+          <w:p>
+            <w:pPr>
+              <w:pStyle w:val="Compact"/>
             </w:pPr>
             <w:r>
               <w:t xml:space="preserve">Saturation knee of FL-engaged regime</w:t>
@@ -507,10 +516,10 @@
       </w:tr>
       <w:tr>
         <w:tc>
-          <w:p>
-            <w:pPr>
-              <w:pStyle w:val="Compact"/>
-              <w:jc w:val="left"/>
+          <w:tcPr/>
+          <w:p>
+            <w:pPr>
+              <w:pStyle w:val="Compact"/>
             </w:pPr>
             <w:r>
               <w:t xml:space="preserve">Reference</w:t>
@@ -518,10 +527,10 @@
           </w:p>
         </w:tc>
         <w:tc>
-          <w:p>
-            <w:pPr>
-              <w:pStyle w:val="Compact"/>
-              <w:jc w:val="left"/>
+          <w:tcPr/>
+          <w:p>
+            <w:pPr>
+              <w:pStyle w:val="Compact"/>
             </w:pPr>
             <w:r>
               <w:rPr>
@@ -532,10 +541,10 @@
           </w:p>
         </w:tc>
         <w:tc>
-          <w:p>
-            <w:pPr>
-              <w:pStyle w:val="Compact"/>
-              <w:jc w:val="left"/>
+          <w:tcPr/>
+          <w:p>
+            <w:pPr>
+              <w:pStyle w:val="Compact"/>
             </w:pPr>
             <w:r>
               <w:t xml:space="preserve">Production calibration point</w:t>
@@ -544,8 +553,8 @@
         </w:tc>
       </w:tr>
     </w:tbl>
-    <w:bookmarkEnd w:id="21"/>
-    <w:bookmarkStart w:id="22" w:name="helios-vs-lilac-results"/>
+    <w:bookmarkEnd w:id="10"/>
+    <w:bookmarkStart w:id="11" w:name="helios-vs-lilac-results"/>
     <w:p>
       <w:pPr>
         <w:pStyle w:val="Heading3"/>
@@ -557,16 +566,24 @@
     <w:tbl>
       <w:tblPr>
         <w:tblStyle w:val="Table"/>
-        <w:tblW w:type="pct" w:w="0.0"/>
+        <w:tblW w:type="auto" w:w="0"/>
         <w:tblLook w:firstRow="1" w:lastRow="0" w:firstColumn="0" w:lastColumn="0" w:noHBand="0" w:noVBand="0" w:val="0020"/>
       </w:tblPr>
-      <w:tblGrid/>
-      <w:tr>
-        <w:tc>
-          <w:p>
-            <w:pPr>
-              <w:pStyle w:val="Compact"/>
-              <w:jc w:val="left"/>
+      <w:tblGrid>
+        <w:gridCol w:w="1980"/>
+        <w:gridCol w:w="1980"/>
+        <w:gridCol w:w="1980"/>
+        <w:gridCol w:w="1980"/>
+      </w:tblGrid>
+      <w:tr>
+        <w:trPr>
+          <w:tblHeader w:val="on"/>
+        </w:trPr>
+        <w:tc>
+          <w:tcPr/>
+          <w:p>
+            <w:pPr>
+              <w:pStyle w:val="Compact"/>
             </w:pPr>
             <w:r>
               <w:t xml:space="preserve">Metric</w:t>
@@ -574,6 +591,7 @@
           </w:p>
         </w:tc>
         <w:tc>
+          <w:tcPr/>
           <w:p>
             <w:pPr>
               <w:pStyle w:val="Compact"/>
@@ -585,6 +603,7 @@
           </w:p>
         </w:tc>
         <w:tc>
+          <w:tcPr/>
           <w:p>
             <w:pPr>
               <w:pStyle w:val="Compact"/>
@@ -596,6 +615,7 @@
           </w:p>
         </w:tc>
         <w:tc>
+          <w:tcPr/>
           <w:p>
             <w:pPr>
               <w:pStyle w:val="Compact"/>
@@ -609,10 +629,10 @@
       </w:tr>
       <w:tr>
         <w:tc>
-          <w:p>
-            <w:pPr>
-              <w:pStyle w:val="Compact"/>
-              <w:jc w:val="left"/>
+          <w:tcPr/>
+          <w:p>
+            <w:pPr>
+              <w:pStyle w:val="Compact"/>
             </w:pPr>
             <w:r>
               <w:t xml:space="preserve">Peak velocity (km/s)</w:t>
@@ -620,6 +640,7 @@
           </w:p>
         </w:tc>
         <w:tc>
+          <w:tcPr/>
           <w:p>
             <w:pPr>
               <w:pStyle w:val="Compact"/>
@@ -631,6 +652,7 @@
           </w:p>
         </w:tc>
         <w:tc>
+          <w:tcPr/>
           <w:p>
             <w:pPr>
               <w:pStyle w:val="Compact"/>
@@ -642,6 +664,7 @@
           </w:p>
         </w:tc>
         <w:tc>
+          <w:tcPr/>
           <w:p>
             <w:pPr>
               <w:pStyle w:val="Compact"/>
@@ -655,10 +678,10 @@
       </w:tr>
       <w:tr>
         <w:tc>
-          <w:p>
-            <w:pPr>
-              <w:pStyle w:val="Compact"/>
-              <w:jc w:val="left"/>
+          <w:tcPr/>
+          <w:p>
+            <w:pPr>
+              <w:pStyle w:val="Compact"/>
             </w:pPr>
             <w:r>
               <w:t xml:space="preserve">Peak total ρR (g/cm²)</w:t>
@@ -666,6 +689,7 @@
           </w:p>
         </w:tc>
         <w:tc>
+          <w:tcPr/>
           <w:p>
             <w:pPr>
               <w:pStyle w:val="Compact"/>
@@ -677,6 +701,7 @@
           </w:p>
         </w:tc>
         <w:tc>
+          <w:tcPr/>
           <w:p>
             <w:pPr>
               <w:pStyle w:val="Compact"/>
@@ -688,6 +713,7 @@
           </w:p>
         </w:tc>
         <w:tc>
+          <w:tcPr/>
           <w:p>
             <w:pPr>
               <w:pStyle w:val="Compact"/>
@@ -701,10 +727,10 @@
       </w:tr>
       <w:tr>
         <w:tc>
-          <w:p>
-            <w:pPr>
-              <w:pStyle w:val="Compact"/>
-              <w:jc w:val="left"/>
+          <w:tcPr/>
+          <w:p>
+            <w:pPr>
+              <w:pStyle w:val="Compact"/>
             </w:pPr>
             <w:r>
               <w:t xml:space="preserve">⟨T_hs⟩ (keV)</w:t>
@@ -712,6 +738,7 @@
           </w:p>
         </w:tc>
         <w:tc>
+          <w:tcPr/>
           <w:p>
             <w:pPr>
               <w:pStyle w:val="Compact"/>
@@ -723,6 +750,7 @@
           </w:p>
         </w:tc>
         <w:tc>
+          <w:tcPr/>
           <w:p>
             <w:pPr>
               <w:pStyle w:val="Compact"/>
@@ -734,6 +762,7 @@
           </w:p>
         </w:tc>
         <w:tc>
+          <w:tcPr/>
           <w:p>
             <w:pPr>
               <w:pStyle w:val="Compact"/>
@@ -747,10 +776,10 @@
       </w:tr>
       <w:tr>
         <w:tc>
-          <w:p>
-            <w:pPr>
-              <w:pStyle w:val="Compact"/>
-              <w:jc w:val="left"/>
+          <w:tcPr/>
+          <w:p>
+            <w:pPr>
+              <w:pStyle w:val="Compact"/>
             </w:pPr>
             <w:r>
               <w:t xml:space="preserve">⟨P_hs⟩ (Gbar)</w:t>
@@ -758,6 +787,7 @@
           </w:p>
         </w:tc>
         <w:tc>
+          <w:tcPr/>
           <w:p>
             <w:pPr>
               <w:pStyle w:val="Compact"/>
@@ -769,6 +799,7 @@
           </w:p>
         </w:tc>
         <w:tc>
+          <w:tcPr/>
           <w:p>
             <w:pPr>
               <w:pStyle w:val="Compact"/>
@@ -780,6 +811,7 @@
           </w:p>
         </w:tc>
         <w:tc>
+          <w:tcPr/>
           <w:p>
             <w:pPr>
               <w:pStyle w:val="Compact"/>
@@ -793,10 +825,10 @@
       </w:tr>
       <w:tr>
         <w:tc>
-          <w:p>
-            <w:pPr>
-              <w:pStyle w:val="Compact"/>
-              <w:jc w:val="left"/>
+          <w:tcPr/>
+          <w:p>
+            <w:pPr>
+              <w:pStyle w:val="Compact"/>
             </w:pPr>
             <w:r>
               <w:t xml:space="preserve">Adiabat</w:t>
@@ -804,6 +836,7 @@
           </w:p>
         </w:tc>
         <w:tc>
+          <w:tcPr/>
           <w:p>
             <w:pPr>
               <w:pStyle w:val="Compact"/>
@@ -815,6 +848,7 @@
           </w:p>
         </w:tc>
         <w:tc>
+          <w:tcPr/>
           <w:p>
             <w:pPr>
               <w:pStyle w:val="Compact"/>
@@ -826,6 +860,7 @@
           </w:p>
         </w:tc>
         <w:tc>
+          <w:tcPr/>
           <w:p>
             <w:pPr>
               <w:pStyle w:val="Compact"/>
@@ -839,10 +874,10 @@
       </w:tr>
       <w:tr>
         <w:tc>
-          <w:p>
-            <w:pPr>
-              <w:pStyle w:val="Compact"/>
-              <w:jc w:val="left"/>
+          <w:tcPr/>
+          <w:p>
+            <w:pPr>
+              <w:pStyle w:val="Compact"/>
             </w:pPr>
             <w:r>
               <w:t xml:space="preserve">Effective coupling (%)</w:t>
@@ -850,6 +885,7 @@
           </w:p>
         </w:tc>
         <w:tc>
+          <w:tcPr/>
           <w:p>
             <w:pPr>
               <w:pStyle w:val="Compact"/>
@@ -861,6 +897,7 @@
           </w:p>
         </w:tc>
         <w:tc>
+          <w:tcPr/>
           <w:p>
             <w:pPr>
               <w:pStyle w:val="Compact"/>
@@ -872,6 +909,7 @@
           </w:p>
         </w:tc>
         <w:tc>
+          <w:tcPr/>
           <w:p>
             <w:pPr>
               <w:pStyle w:val="Compact"/>
@@ -885,21 +923,22 @@
       </w:tr>
       <w:tr>
         <w:tc>
-          <w:p>
-            <w:pPr>
-              <w:pStyle w:val="Compact"/>
-              <w:jc w:val="left"/>
+          <w:tcPr/>
+          <w:p>
+            <w:pPr>
+              <w:pStyle w:val="Compact"/>
             </w:pPr>
             <w:r>
               <w:rPr>
+                <w:b/>
                 <w:bCs/>
-                <w:b/>
               </w:rPr>
               <w:t xml:space="preserve">Hot-spot ρR (T&gt;4.5 keV)</w:t>
             </w:r>
           </w:p>
         </w:tc>
         <w:tc>
+          <w:tcPr/>
           <w:p>
             <w:pPr>
               <w:pStyle w:val="Compact"/>
@@ -907,14 +946,15 @@
             </w:pPr>
             <w:r>
               <w:rPr>
+                <w:b/>
                 <w:bCs/>
-                <w:b/>
               </w:rPr>
               <w:t xml:space="preserve">0.35</w:t>
             </w:r>
           </w:p>
         </w:tc>
         <w:tc>
+          <w:tcPr/>
           <w:p>
             <w:pPr>
               <w:pStyle w:val="Compact"/>
@@ -922,14 +962,15 @@
             </w:pPr>
             <w:r>
               <w:rPr>
+                <w:b/>
                 <w:bCs/>
-                <w:b/>
               </w:rPr>
               <w:t xml:space="preserve">0.85</w:t>
             </w:r>
           </w:p>
         </w:tc>
         <w:tc>
+          <w:tcPr/>
           <w:p>
             <w:pPr>
               <w:pStyle w:val="Compact"/>
@@ -937,8 +978,8 @@
             </w:pPr>
             <w:r>
               <w:rPr>
+                <w:b/>
                 <w:bCs/>
-                <w:b/>
               </w:rPr>
               <w:t xml:space="preserve">−58</w:t>
             </w:r>
@@ -947,21 +988,22 @@
       </w:tr>
       <w:tr>
         <w:tc>
-          <w:p>
-            <w:pPr>
-              <w:pStyle w:val="Compact"/>
-              <w:jc w:val="left"/>
+          <w:tcPr/>
+          <w:p>
+            <w:pPr>
+              <w:pStyle w:val="Compact"/>
             </w:pPr>
             <w:r>
               <w:rPr>
+                <w:b/>
                 <w:bCs/>
-                <w:b/>
               </w:rPr>
               <w:t xml:space="preserve">Yield (MJ)</w:t>
             </w:r>
           </w:p>
         </w:tc>
         <w:tc>
+          <w:tcPr/>
           <w:p>
             <w:pPr>
               <w:pStyle w:val="Compact"/>
@@ -969,14 +1011,15 @@
             </w:pPr>
             <w:r>
               <w:rPr>
+                <w:b/>
                 <w:bCs/>
-                <w:b/>
               </w:rPr>
               <w:t xml:space="preserve">26.0</w:t>
             </w:r>
           </w:p>
         </w:tc>
         <w:tc>
+          <w:tcPr/>
           <w:p>
             <w:pPr>
               <w:pStyle w:val="Compact"/>
@@ -984,14 +1027,15 @@
             </w:pPr>
             <w:r>
               <w:rPr>
+                <w:b/>
                 <w:bCs/>
-                <w:b/>
               </w:rPr>
               <w:t xml:space="preserve">87.4</w:t>
             </w:r>
           </w:p>
         </w:tc>
         <w:tc>
+          <w:tcPr/>
           <w:p>
             <w:pPr>
               <w:pStyle w:val="Compact"/>
@@ -999,8 +1043,8 @@
             </w:pPr>
             <w:r>
               <w:rPr>
+                <w:b/>
                 <w:bCs/>
-                <w:b/>
               </w:rPr>
               <w:t xml:space="preserve">−70</w:t>
             </w:r>
@@ -1014,8 +1058,8 @@
       </w:pPr>
       <w:r>
         <w:rPr>
+          <w:b/>
           <w:bCs/>
-          <w:b/>
         </w:rPr>
         <w:t xml:space="preserve">Drive phase matches to within calibration tolerance.</w:t>
       </w:r>
@@ -1026,8 +1070,8 @@
         <w:t xml:space="preserve">The deficit appears in the burning-phase ρR and yield.</w:t>
       </w:r>
     </w:p>
-    <w:bookmarkEnd w:id="22"/>
-    <w:bookmarkStart w:id="23" w:name="isolation-experiment-foam-dt-ice"/>
+    <w:bookmarkEnd w:id="11"/>
+    <w:bookmarkStart w:id="12" w:name="isolation-experiment-foam-dt-ice"/>
     <w:p>
       <w:pPr>
         <w:pStyle w:val="Heading3"/>
@@ -1059,16 +1103,24 @@
     <w:tbl>
       <w:tblPr>
         <w:tblStyle w:val="Table"/>
-        <w:tblW w:type="pct" w:w="0.0"/>
+        <w:tblW w:type="auto" w:w="0"/>
         <w:tblLook w:firstRow="1" w:lastRow="0" w:firstColumn="0" w:lastColumn="0" w:noHBand="0" w:noVBand="0" w:val="0020"/>
       </w:tblPr>
-      <w:tblGrid/>
-      <w:tr>
-        <w:tc>
-          <w:p>
-            <w:pPr>
-              <w:pStyle w:val="Compact"/>
-              <w:jc w:val="left"/>
+      <w:tblGrid>
+        <w:gridCol w:w="1980"/>
+        <w:gridCol w:w="1980"/>
+        <w:gridCol w:w="1980"/>
+        <w:gridCol w:w="1980"/>
+      </w:tblGrid>
+      <w:tr>
+        <w:trPr>
+          <w:tblHeader w:val="on"/>
+        </w:trPr>
+        <w:tc>
+          <w:tcPr/>
+          <w:p>
+            <w:pPr>
+              <w:pStyle w:val="Compact"/>
             </w:pPr>
             <w:r>
               <w:t xml:space="preserve">Metric</w:t>
@@ -1076,6 +1128,7 @@
           </w:p>
         </w:tc>
         <w:tc>
+          <w:tcPr/>
           <w:p>
             <w:pPr>
               <w:pStyle w:val="Compact"/>
@@ -1087,6 +1140,7 @@
           </w:p>
         </w:tc>
         <w:tc>
+          <w:tcPr/>
           <w:p>
             <w:pPr>
               <w:pStyle w:val="Compact"/>
@@ -1098,6 +1152,7 @@
           </w:p>
         </w:tc>
         <w:tc>
+          <w:tcPr/>
           <w:p>
             <w:pPr>
               <w:pStyle w:val="Compact"/>
@@ -1111,10 +1166,10 @@
       </w:tr>
       <w:tr>
         <w:tc>
-          <w:p>
-            <w:pPr>
-              <w:pStyle w:val="Compact"/>
-              <w:jc w:val="left"/>
+          <w:tcPr/>
+          <w:p>
+            <w:pPr>
+              <w:pStyle w:val="Compact"/>
             </w:pPr>
             <w:r>
               <w:t xml:space="preserve">Yield (MJ)</w:t>
@@ -1122,6 +1177,7 @@
           </w:p>
         </w:tc>
         <w:tc>
+          <w:tcPr/>
           <w:p>
             <w:pPr>
               <w:pStyle w:val="Compact"/>
@@ -1133,6 +1189,7 @@
           </w:p>
         </w:tc>
         <w:tc>
+          <w:tcPr/>
           <w:p>
             <w:pPr>
               <w:pStyle w:val="Compact"/>
@@ -1140,14 +1197,15 @@
             </w:pPr>
             <w:r>
               <w:rPr>
+                <w:b/>
                 <w:bCs/>
-                <w:b/>
               </w:rPr>
               <w:t xml:space="preserve">81.4</w:t>
             </w:r>
           </w:p>
         </w:tc>
         <w:tc>
+          <w:tcPr/>
           <w:p>
             <w:pPr>
               <w:pStyle w:val="Compact"/>
@@ -1161,10 +1219,10 @@
       </w:tr>
       <w:tr>
         <w:tc>
-          <w:p>
-            <w:pPr>
-              <w:pStyle w:val="Compact"/>
-              <w:jc w:val="left"/>
+          <w:tcPr/>
+          <w:p>
+            <w:pPr>
+              <w:pStyle w:val="Compact"/>
             </w:pPr>
             <w:r>
               <w:t xml:space="preserve">HS ρR peak</w:t>
@@ -1172,6 +1230,7 @@
           </w:p>
         </w:tc>
         <w:tc>
+          <w:tcPr/>
           <w:p>
             <w:pPr>
               <w:pStyle w:val="Compact"/>
@@ -1183,6 +1242,7 @@
           </w:p>
         </w:tc>
         <w:tc>
+          <w:tcPr/>
           <w:p>
             <w:pPr>
               <w:pStyle w:val="Compact"/>
@@ -1194,6 +1254,7 @@
           </w:p>
         </w:tc>
         <w:tc>
+          <w:tcPr/>
           <w:p>
             <w:pPr>
               <w:pStyle w:val="Compact"/>
@@ -1207,10 +1268,10 @@
       </w:tr>
       <w:tr>
         <w:tc>
-          <w:p>
-            <w:pPr>
-              <w:pStyle w:val="Compact"/>
-              <w:jc w:val="left"/>
+          <w:tcPr/>
+          <w:p>
+            <w:pPr>
+              <w:pStyle w:val="Compact"/>
             </w:pPr>
             <w:r>
               <w:t xml:space="preserve">Burn-region density (g/cc)</w:t>
@@ -1218,6 +1279,7 @@
           </w:p>
         </w:tc>
         <w:tc>
+          <w:tcPr/>
           <w:p>
             <w:pPr>
               <w:pStyle w:val="Compact"/>
@@ -1229,6 +1291,7 @@
           </w:p>
         </w:tc>
         <w:tc>
+          <w:tcPr/>
           <w:p>
             <w:pPr>
               <w:pStyle w:val="Compact"/>
@@ -1240,6 +1303,7 @@
           </w:p>
         </w:tc>
         <w:tc>
+          <w:tcPr/>
           <w:p>
             <w:pPr>
               <w:pStyle w:val="Compact"/>
@@ -1258,8 +1322,8 @@
       </w:pPr>
       <w:r>
         <w:rPr>
+          <w:b/>
           <w:bCs/>
-          <w:b/>
         </w:rPr>
         <w:t xml:space="preserve">Helios with ice in fab007’s drive matches LILAC within 7%.</w:t>
       </w:r>
@@ -1277,9 +1341,9 @@
         </w:pict>
       </w:r>
     </w:p>
-    <w:bookmarkEnd w:id="23"/>
-    <w:bookmarkEnd w:id="24"/>
-    <w:bookmarkStart w:id="30" w:name="hypothesis-testing"/>
+    <w:bookmarkEnd w:id="12"/>
+    <w:bookmarkEnd w:id="13"/>
+    <w:bookmarkStart w:id="23" w:name="hypothesis-testing"/>
     <w:p>
       <w:pPr>
         <w:pStyle w:val="Heading2"/>
@@ -1296,7 +1360,7 @@
         <w:t xml:space="preserve">To establish whether the foam-burn deficit is a real material physics effect or a Helios algorithm artifact, we conducted three independent verification tests.</w:t>
       </w:r>
     </w:p>
-    <w:bookmarkStart w:id="26" w:name="Xdb812b484c7e9f066ad9557b52765c48435ff27"/>
+    <w:bookmarkStart w:id="17" w:name="Xdb812b484c7e9f066ad9557b52765c48435ff27"/>
     <w:p>
       <w:pPr>
         <w:pStyle w:val="Heading3"/>
@@ -1311,8 +1375,8 @@
       </w:pPr>
       <w:r>
         <w:rPr>
+          <w:b/>
           <w:bCs/>
-          <w:b/>
         </w:rPr>
         <w:t xml:space="preserve">Test:</w:t>
       </w:r>
@@ -1344,8 +1408,8 @@
       </w:pPr>
       <w:r>
         <w:rPr>
+          <w:b/>
           <w:bCs/>
-          <w:b/>
         </w:rPr>
         <w:t xml:space="preserve">Result:</w:t>
       </w:r>
@@ -1373,18 +1437,18 @@
           <wp:inline>
             <wp:extent cx="5334000" cy="2211814"/>
             <wp:effectExtent b="0" l="0" r="0" t="0"/>
-            <wp:docPr descr="Zero-D Kernel Verification" title="" id="1" name="Picture"/>
+            <wp:docPr descr="Zero-D Kernel Verification" title="" id="15" name="Picture"/>
             <a:graphic>
               <a:graphicData uri="http://schemas.openxmlformats.org/drawingml/2006/picture">
                 <pic:pic>
                   <pic:nvPicPr>
-                    <pic:cNvPr descr="../comparisons/zero_d_kernel_verification_clean.png" id="0" name="Picture"/>
+                    <pic:cNvPr descr="../comparisons/zero_d_kernel_verification_clean.png" id="16" name="Picture"/>
                     <pic:cNvPicPr>
                       <a:picLocks noChangeArrowheads="1" noChangeAspect="1"/>
                     </pic:cNvPicPr>
                   </pic:nvPicPr>
                   <pic:blipFill>
-                    <a:blip r:embed="rId25"/>
+                    <a:blip r:embed="rId14"/>
                     <a:stretch>
                       <a:fillRect/>
                     </a:stretch>
@@ -1425,14 +1489,14 @@
       </w:pPr>
       <w:r>
         <w:rPr>
+          <w:i/>
           <w:iCs/>
-          <w:i/>
         </w:rPr>
         <w:t xml:space="preserve">Helios DT reactivity and bremsstrahlung kernels benchmarked against Bosch-Hale 1992 and NRL formulary at n_DT = 10²² cm⁻³. Fusion kernel exact (&lt;0.4%) across full T range and both compositions. Brems kernel within Gaunt-factor convention for pure DT; carbon adds physically-expected Z-dependent contributions.</w:t>
       </w:r>
     </w:p>
-    <w:bookmarkEnd w:id="26"/>
-    <w:bookmarkStart w:id="27" w:name="nrl-bremsstrahlung-same-test-setup"/>
+    <w:bookmarkEnd w:id="17"/>
+    <w:bookmarkStart w:id="18" w:name="nrl-bremsstrahlung-same-test-setup"/>
     <w:p>
       <w:pPr>
         <w:pStyle w:val="Heading3"/>
@@ -1447,8 +1511,8 @@
       </w:pPr>
       <w:r>
         <w:rPr>
+          <w:b/>
           <w:bCs/>
-          <w:b/>
         </w:rPr>
         <w:t xml:space="preserve">Test:</w:t>
       </w:r>
@@ -1477,8 +1541,8 @@
       </w:pPr>
       <w:r>
         <w:rPr>
+          <w:b/>
           <w:bCs/>
-          <w:b/>
         </w:rPr>
         <w:t xml:space="preserve">Pure DT result:</w:t>
       </w:r>
@@ -1503,8 +1567,8 @@
       </w:pPr>
       <w:r>
         <w:rPr>
+          <w:b/>
           <w:bCs/>
-          <w:b/>
         </w:rPr>
         <w:t xml:space="preserve">1.7%C-CH foam result:</w:t>
       </w:r>
@@ -1549,8 +1613,8 @@
       </w:pPr>
       <w:r>
         <w:rPr>
+          <w:b/>
           <w:bCs/>
-          <w:b/>
         </w:rPr>
         <w:t xml:space="preserve">Validation of carbon-arithmetic hypothesis:</w:t>
       </w:r>
@@ -1565,8 +1629,8 @@
       </w:r>
       <w:r>
         <w:rPr>
+          <w:i/>
           <w:iCs/>
-          <w:i/>
         </w:rPr>
         <w:t xml:space="preserve">not</w:t>
       </w:r>
@@ -1577,8 +1641,8 @@
         <w:t xml:space="preserve">a carbon impurity effect.</w:t>
       </w:r>
     </w:p>
-    <w:bookmarkEnd w:id="27"/>
-    <w:bookmarkStart w:id="29" w:name="Xd0c752bdc919f016050136fbd4e32b218408c41"/>
+    <w:bookmarkEnd w:id="18"/>
+    <w:bookmarkStart w:id="22" w:name="Xd0c752bdc919f016050136fbd4e32b218408c41"/>
     <w:p>
       <w:pPr>
         <w:pStyle w:val="Heading3"/>
@@ -1593,8 +1657,8 @@
       </w:pPr>
       <w:r>
         <w:rPr>
+          <w:b/>
           <w:bCs/>
-          <w:b/>
         </w:rPr>
         <w:t xml:space="preserve">Test setup:</w:t>
       </w:r>
@@ -1608,16 +1672,22 @@
     <w:tbl>
       <w:tblPr>
         <w:tblStyle w:val="Table"/>
-        <w:tblW w:type="pct" w:w="0.0"/>
+        <w:tblW w:type="auto" w:w="0"/>
         <w:tblLook w:firstRow="1" w:lastRow="0" w:firstColumn="0" w:lastColumn="0" w:noHBand="0" w:noVBand="0" w:val="0020"/>
       </w:tblPr>
-      <w:tblGrid/>
-      <w:tr>
-        <w:tc>
-          <w:p>
-            <w:pPr>
-              <w:pStyle w:val="Compact"/>
-              <w:jc w:val="left"/>
+      <w:tblGrid>
+        <w:gridCol w:w="3960"/>
+        <w:gridCol w:w="3960"/>
+      </w:tblGrid>
+      <w:tr>
+        <w:trPr>
+          <w:tblHeader w:val="on"/>
+        </w:trPr>
+        <w:tc>
+          <w:tcPr/>
+          <w:p>
+            <w:pPr>
+              <w:pStyle w:val="Compact"/>
             </w:pPr>
             <w:r>
               <w:t xml:space="preserve">Parameter</w:t>
@@ -1625,10 +1695,10 @@
           </w:p>
         </w:tc>
         <w:tc>
-          <w:p>
-            <w:pPr>
-              <w:pStyle w:val="Compact"/>
-              <w:jc w:val="left"/>
+          <w:tcPr/>
+          <w:p>
+            <w:pPr>
+              <w:pStyle w:val="Compact"/>
             </w:pPr>
             <w:r>
               <w:t xml:space="preserve">Value</w:t>
@@ -1638,10 +1708,10 @@
       </w:tr>
       <w:tr>
         <w:tc>
-          <w:p>
-            <w:pPr>
-              <w:pStyle w:val="Compact"/>
-              <w:jc w:val="left"/>
+          <w:tcPr/>
+          <w:p>
+            <w:pPr>
+              <w:pStyle w:val="Compact"/>
             </w:pPr>
             <w:r>
               <w:t xml:space="preserve">Geometry</w:t>
@@ -1649,10 +1719,10 @@
           </w:p>
         </w:tc>
         <w:tc>
-          <w:p>
-            <w:pPr>
-              <w:pStyle w:val="Compact"/>
-              <w:jc w:val="left"/>
+          <w:tcPr/>
+          <w:p>
+            <w:pPr>
+              <w:pStyle w:val="Compact"/>
             </w:pPr>
             <w:r>
               <w:t xml:space="preserve">1D Cartesian (planar)</w:t>
@@ -1662,10 +1732,10 @@
       </w:tr>
       <w:tr>
         <w:tc>
-          <w:p>
-            <w:pPr>
-              <w:pStyle w:val="Compact"/>
-              <w:jc w:val="left"/>
+          <w:tcPr/>
+          <w:p>
+            <w:pPr>
+              <w:pStyle w:val="Compact"/>
             </w:pPr>
             <w:r>
               <w:t xml:space="preserve">Slab thickness</w:t>
@@ -1673,10 +1743,10 @@
           </w:p>
         </w:tc>
         <w:tc>
-          <w:p>
-            <w:pPr>
-              <w:pStyle w:val="Compact"/>
-              <w:jc w:val="left"/>
+          <w:tcPr/>
+          <w:p>
+            <w:pPr>
+              <w:pStyle w:val="Compact"/>
             </w:pPr>
             <w:r>
               <w:t xml:space="preserve">200 µm</w:t>
@@ -1686,10 +1756,10 @@
       </w:tr>
       <w:tr>
         <w:tc>
-          <w:p>
-            <w:pPr>
-              <w:pStyle w:val="Compact"/>
-              <w:jc w:val="left"/>
+          <w:tcPr/>
+          <w:p>
+            <w:pPr>
+              <w:pStyle w:val="Compact"/>
             </w:pPr>
             <w:r>
               <w:t xml:space="preserve">Initial density</w:t>
@@ -1697,10 +1767,10 @@
           </w:p>
         </w:tc>
         <w:tc>
-          <w:p>
-            <w:pPr>
-              <w:pStyle w:val="Compact"/>
-              <w:jc w:val="left"/>
+          <w:tcPr/>
+          <w:p>
+            <w:pPr>
+              <w:pStyle w:val="Compact"/>
             </w:pPr>
             <w:r>
               <w:t xml:space="preserve">0.25 g/cc (matched between runs)</w:t>
@@ -1710,10 +1780,10 @@
       </w:tr>
       <w:tr>
         <w:tc>
-          <w:p>
-            <w:pPr>
-              <w:pStyle w:val="Compact"/>
-              <w:jc w:val="left"/>
+          <w:tcPr/>
+          <w:p>
+            <w:pPr>
+              <w:pStyle w:val="Compact"/>
             </w:pPr>
             <w:r>
               <w:t xml:space="preserve">Initial temperature</w:t>
@@ -1721,10 +1791,10 @@
           </w:p>
         </w:tc>
         <w:tc>
-          <w:p>
-            <w:pPr>
-              <w:pStyle w:val="Compact"/>
-              <w:jc w:val="left"/>
+          <w:tcPr/>
+          <w:p>
+            <w:pPr>
+              <w:pStyle w:val="Compact"/>
             </w:pPr>
             <w:r>
               <w:t xml:space="preserve">25 meV (cold)</w:t>
@@ -1734,10 +1804,10 @@
       </w:tr>
       <w:tr>
         <w:tc>
-          <w:p>
-            <w:pPr>
-              <w:pStyle w:val="Compact"/>
-              <w:jc w:val="left"/>
+          <w:tcPr/>
+          <w:p>
+            <w:pPr>
+              <w:pStyle w:val="Compact"/>
             </w:pPr>
             <w:r>
               <w:t xml:space="preserve">Laser drive</w:t>
@@ -1745,10 +1815,10 @@
           </w:p>
         </w:tc>
         <w:tc>
-          <w:p>
-            <w:pPr>
-              <w:pStyle w:val="Compact"/>
-              <w:jc w:val="left"/>
+          <w:tcPr/>
+          <w:p>
+            <w:pPr>
+              <w:pStyle w:val="Compact"/>
             </w:pPr>
             <w:r>
               <w:t xml:space="preserve">1×10¹⁴ W/cm², λ = 0.351 µm, constant 2 ns</w:t>
@@ -1758,10 +1828,10 @@
       </w:tr>
       <w:tr>
         <w:tc>
-          <w:p>
-            <w:pPr>
-              <w:pStyle w:val="Compact"/>
-              <w:jc w:val="left"/>
+          <w:tcPr/>
+          <w:p>
+            <w:pPr>
+              <w:pStyle w:val="Compact"/>
             </w:pPr>
             <w:r>
               <w:t xml:space="preserve">Hydrodynamics</w:t>
@@ -1769,10 +1839,10 @@
           </w:p>
         </w:tc>
         <w:tc>
-          <w:p>
-            <w:pPr>
-              <w:pStyle w:val="Compact"/>
-              <w:jc w:val="left"/>
+          <w:tcPr/>
+          <w:p>
+            <w:pPr>
+              <w:pStyle w:val="Compact"/>
             </w:pPr>
             <w:r>
               <w:t xml:space="preserve">ON</w:t>
@@ -1782,10 +1852,10 @@
       </w:tr>
       <w:tr>
         <w:tc>
-          <w:p>
-            <w:pPr>
-              <w:pStyle w:val="Compact"/>
-              <w:jc w:val="left"/>
+          <w:tcPr/>
+          <w:p>
+            <w:pPr>
+              <w:pStyle w:val="Compact"/>
             </w:pPr>
             <w:r>
               <w:t xml:space="preserve">Burn</w:t>
@@ -1793,10 +1863,10 @@
           </w:p>
         </w:tc>
         <w:tc>
-          <w:p>
-            <w:pPr>
-              <w:pStyle w:val="Compact"/>
-              <w:jc w:val="left"/>
+          <w:tcPr/>
+          <w:p>
+            <w:pPr>
+              <w:pStyle w:val="Compact"/>
             </w:pPr>
             <w:r>
               <w:t xml:space="preserve">OFF (below ignition)</w:t>
@@ -1806,30 +1876,30 @@
       </w:tr>
       <w:tr>
         <w:tc>
-          <w:p>
-            <w:pPr>
-              <w:pStyle w:val="Compact"/>
-              <w:jc w:val="left"/>
+          <w:tcPr/>
+          <w:p>
+            <w:pPr>
+              <w:pStyle w:val="Compact"/>
             </w:pPr>
             <w:r>
               <w:rPr>
+                <w:b/>
                 <w:bCs/>
-                <w:b/>
               </w:rPr>
               <w:t xml:space="preserve">Variable</w:t>
             </w:r>
           </w:p>
         </w:tc>
         <w:tc>
-          <w:p>
-            <w:pPr>
-              <w:pStyle w:val="Compact"/>
-              <w:jc w:val="left"/>
+          <w:tcPr/>
+          <w:p>
+            <w:pPr>
+              <w:pStyle w:val="Compact"/>
             </w:pPr>
             <w:r>
               <w:rPr>
+                <w:b/>
                 <w:bCs/>
-                <w:b/>
               </w:rPr>
               <w:t xml:space="preserve">Material EOS+opacity table</w:t>
             </w:r>
@@ -1849,8 +1919,8 @@
       </w:r>
       <w:r>
         <w:rPr>
+          <w:b/>
           <w:bCs/>
-          <w:b/>
         </w:rPr>
         <w:t xml:space="preserve">only the EOS+opacity table differs</w:t>
       </w:r>
@@ -1860,11 +1930,11 @@
     </w:p>
     <w:p>
       <w:pPr>
+        <w:pStyle w:val="Compact"/>
         <w:numPr>
           <w:ilvl w:val="0"/>
           <w:numId w:val="1002"/>
         </w:numPr>
-        <w:pStyle w:val="Compact"/>
       </w:pPr>
       <w:r>
         <w:rPr>
@@ -1887,11 +1957,11 @@
     </w:p>
     <w:p>
       <w:pPr>
+        <w:pStyle w:val="Compact"/>
         <w:numPr>
           <w:ilvl w:val="0"/>
           <w:numId w:val="1002"/>
         </w:numPr>
-        <w:pStyle w:val="Compact"/>
       </w:pPr>
       <w:r>
         <w:rPr>
@@ -1918,8 +1988,8 @@
       </w:pPr>
       <w:r>
         <w:rPr>
+          <w:b/>
           <w:bCs/>
-          <w:b/>
         </w:rPr>
         <w:t xml:space="preserve">Result:</w:t>
       </w:r>
@@ -1939,18 +2009,18 @@
           <wp:inline>
             <wp:extent cx="5334000" cy="3036197"/>
             <wp:effectExtent b="0" l="0" r="0" t="0"/>
-            <wp:docPr descr="Planar Ablation Comparison" title="" id="1" name="Picture"/>
+            <wp:docPr descr="Planar Ablation Comparison" title="" id="20" name="Picture"/>
             <a:graphic>
               <a:graphicData uri="http://schemas.openxmlformats.org/drawingml/2006/picture">
                 <pic:pic>
                   <pic:nvPicPr>
-                    <pic:cNvPr descr="../comparisons/planar_dtice_vs_foam.png" id="0" name="Picture"/>
+                    <pic:cNvPr descr="../comparisons/planar_dtice_vs_foam.png" id="21" name="Picture"/>
                     <pic:cNvPicPr>
                       <a:picLocks noChangeArrowheads="1" noChangeAspect="1"/>
                     </pic:cNvPicPr>
                   </pic:nvPicPr>
                   <pic:blipFill>
-                    <a:blip r:embed="rId28"/>
+                    <a:blip r:embed="rId19"/>
                     <a:stretch>
                       <a:fillRect/>
                     </a:stretch>
@@ -1991,8 +2061,8 @@
       </w:pPr>
       <w:r>
         <w:rPr>
+          <w:i/>
           <w:iCs/>
-          <w:i/>
         </w:rPr>
         <w:t xml:space="preserve">Six-panel comparison of planar laser ablation between DT ice and wetted DT-CH foam at identical drive. Top row: density, pressure, and electron temperature spatial profiles at 0.5/1.0/1.5/2.0 ns. Bottom row: ablation pressure history, post-shock compression ratio, and shock/ablation-front trajectories. Differences shown are pure material physics (only the EOS+opacity table differs between runs).</w:t>
       </w:r>
@@ -2003,8 +2073,8 @@
       </w:pPr>
       <w:r>
         <w:rPr>
+          <w:b/>
           <w:bCs/>
-          <w:b/>
         </w:rPr>
         <w:t xml:space="preserve">Steady-state metrics (1.0–2.0 ns averaged):</w:t>
       </w:r>
@@ -2012,7 +2082,8 @@
     <w:tbl>
       <w:tblPr>
         <w:tblStyle w:val="Table"/>
-        <w:tblW w:type="pct" w:w="4999.999999999999"/>
+        <w:tblW w:type="pct" w:w="5000"/>
+        <w:tblLayout w:type="fixed"/>
         <w:tblLook w:firstRow="1" w:lastRow="0" w:firstColumn="0" w:lastColumn="0" w:noHBand="0" w:noVBand="0" w:val="0020"/>
       </w:tblPr>
       <w:tblGrid>
@@ -2023,11 +2094,14 @@
         <w:gridCol w:w="1320"/>
       </w:tblGrid>
       <w:tr>
-        <w:tc>
-          <w:p>
-            <w:pPr>
-              <w:pStyle w:val="Compact"/>
-              <w:jc w:val="left"/>
+        <w:trPr>
+          <w:tblHeader w:val="on"/>
+        </w:trPr>
+        <w:tc>
+          <w:tcPr/>
+          <w:p>
+            <w:pPr>
+              <w:pStyle w:val="Compact"/>
             </w:pPr>
             <w:r>
               <w:t xml:space="preserve">Metric</w:t>
@@ -2035,6 +2109,7 @@
           </w:p>
         </w:tc>
         <w:tc>
+          <w:tcPr/>
           <w:p>
             <w:pPr>
               <w:pStyle w:val="Compact"/>
@@ -2046,6 +2121,7 @@
           </w:p>
         </w:tc>
         <w:tc>
+          <w:tcPr/>
           <w:p>
             <w:pPr>
               <w:pStyle w:val="Compact"/>
@@ -2057,6 +2133,7 @@
           </w:p>
         </w:tc>
         <w:tc>
+          <w:tcPr/>
           <w:p>
             <w:pPr>
               <w:pStyle w:val="Compact"/>
@@ -2068,10 +2145,10 @@
           </w:p>
         </w:tc>
         <w:tc>
-          <w:p>
-            <w:pPr>
-              <w:pStyle w:val="Compact"/>
-              <w:jc w:val="left"/>
+          <w:tcPr/>
+          <w:p>
+            <w:pPr>
+              <w:pStyle w:val="Compact"/>
             </w:pPr>
             <w:r>
               <w:t xml:space="preserve">Physical interpretation</w:t>
@@ -2081,21 +2158,22 @@
       </w:tr>
       <w:tr>
         <w:tc>
-          <w:p>
-            <w:pPr>
-              <w:pStyle w:val="Compact"/>
-              <w:jc w:val="left"/>
+          <w:tcPr/>
+          <w:p>
+            <w:pPr>
+              <w:pStyle w:val="Compact"/>
             </w:pPr>
             <w:r>
               <w:rPr>
+                <w:b/>
                 <w:bCs/>
-                <w:b/>
               </w:rPr>
               <w:t xml:space="preserve">Ablation pressure</w:t>
             </w:r>
           </w:p>
         </w:tc>
         <w:tc>
+          <w:tcPr/>
           <w:p>
             <w:pPr>
               <w:pStyle w:val="Compact"/>
@@ -2103,14 +2181,15 @@
             </w:pPr>
             <w:r>
               <w:rPr>
+                <w:b/>
                 <w:bCs/>
-                <w:b/>
               </w:rPr>
               <w:t xml:space="preserve">2.64 Mbar</w:t>
             </w:r>
           </w:p>
         </w:tc>
         <w:tc>
+          <w:tcPr/>
           <w:p>
             <w:pPr>
               <w:pStyle w:val="Compact"/>
@@ -2118,14 +2197,15 @@
             </w:pPr>
             <w:r>
               <w:rPr>
+                <w:b/>
                 <w:bCs/>
-                <w:b/>
               </w:rPr>
               <w:t xml:space="preserve">2.13 Mbar</w:t>
             </w:r>
           </w:p>
         </w:tc>
         <w:tc>
+          <w:tcPr/>
           <w:p>
             <w:pPr>
               <w:pStyle w:val="Compact"/>
@@ -2133,18 +2213,18 @@
             </w:pPr>
             <w:r>
               <w:rPr>
+                <w:b/>
                 <w:bCs/>
-                <w:b/>
               </w:rPr>
               <w:t xml:space="preserve">0.81</w:t>
             </w:r>
           </w:p>
         </w:tc>
         <w:tc>
-          <w:p>
-            <w:pPr>
-              <w:pStyle w:val="Compact"/>
-              <w:jc w:val="left"/>
+          <w:tcPr/>
+          <w:p>
+            <w:pPr>
+              <w:pStyle w:val="Compact"/>
             </w:pPr>
             <w:r>
               <w:t xml:space="preserve">Foam couples laser less efficiently (19% less rocket pressure)</w:t>
@@ -2154,21 +2234,22 @@
       </w:tr>
       <w:tr>
         <w:tc>
-          <w:p>
-            <w:pPr>
-              <w:pStyle w:val="Compact"/>
-              <w:jc w:val="left"/>
+          <w:tcPr/>
+          <w:p>
+            <w:pPr>
+              <w:pStyle w:val="Compact"/>
             </w:pPr>
             <w:r>
               <w:rPr>
+                <w:b/>
                 <w:bCs/>
-                <w:b/>
               </w:rPr>
               <w:t xml:space="preserve">Post-shock compression ρ/ρ₀</w:t>
             </w:r>
           </w:p>
         </w:tc>
         <w:tc>
+          <w:tcPr/>
           <w:p>
             <w:pPr>
               <w:pStyle w:val="Compact"/>
@@ -2176,14 +2257,15 @@
             </w:pPr>
             <w:r>
               <w:rPr>
+                <w:b/>
                 <w:bCs/>
-                <w:b/>
               </w:rPr>
               <w:t xml:space="preserve">4.21</w:t>
             </w:r>
           </w:p>
         </w:tc>
         <w:tc>
+          <w:tcPr/>
           <w:p>
             <w:pPr>
               <w:pStyle w:val="Compact"/>
@@ -2191,14 +2273,15 @@
             </w:pPr>
             <w:r>
               <w:rPr>
+                <w:b/>
                 <w:bCs/>
-                <w:b/>
               </w:rPr>
               <w:t xml:space="preserve">3.66</w:t>
             </w:r>
           </w:p>
         </w:tc>
         <w:tc>
+          <w:tcPr/>
           <w:p>
             <w:pPr>
               <w:pStyle w:val="Compact"/>
@@ -2206,18 +2289,18 @@
             </w:pPr>
             <w:r>
               <w:rPr>
+                <w:b/>
                 <w:bCs/>
-                <w:b/>
               </w:rPr>
               <w:t xml:space="preserve">0.87</w:t>
             </w:r>
           </w:p>
         </w:tc>
         <w:tc>
-          <w:p>
-            <w:pPr>
-              <w:pStyle w:val="Compact"/>
-              <w:jc w:val="left"/>
+          <w:tcPr/>
+          <w:p>
+            <w:pPr>
+              <w:pStyle w:val="Compact"/>
             </w:pPr>
             <w:r>
               <w:t xml:space="preserve">Foam EOS resists compression (13% less density at matched shock strength)</w:t>
@@ -2227,10 +2310,10 @@
       </w:tr>
       <w:tr>
         <w:tc>
-          <w:p>
-            <w:pPr>
-              <w:pStyle w:val="Compact"/>
-              <w:jc w:val="left"/>
+          <w:tcPr/>
+          <w:p>
+            <w:pPr>
+              <w:pStyle w:val="Compact"/>
             </w:pPr>
             <w:r>
               <w:t xml:space="preserve">Peak post-shock ρ</w:t>
@@ -2238,6 +2321,7 @@
           </w:p>
         </w:tc>
         <w:tc>
+          <w:tcPr/>
           <w:p>
             <w:pPr>
               <w:pStyle w:val="Compact"/>
@@ -2249,6 +2333,7 @@
           </w:p>
         </w:tc>
         <w:tc>
+          <w:tcPr/>
           <w:p>
             <w:pPr>
               <w:pStyle w:val="Compact"/>
@@ -2260,6 +2345,7 @@
           </w:p>
         </w:tc>
         <w:tc>
+          <w:tcPr/>
           <w:p>
             <w:pPr>
               <w:pStyle w:val="Compact"/>
@@ -2271,10 +2357,10 @@
           </w:p>
         </w:tc>
         <w:tc>
-          <w:p>
-            <w:pPr>
-              <w:pStyle w:val="Compact"/>
-              <w:jc w:val="left"/>
+          <w:tcPr/>
+          <w:p>
+            <w:pPr>
+              <w:pStyle w:val="Compact"/>
             </w:pPr>
             <w:r>
               <w:t xml:space="preserve">Same as compression ratio (ρ₀ matched)</w:t>
@@ -2284,10 +2370,10 @@
       </w:tr>
       <w:tr>
         <w:tc>
-          <w:p>
-            <w:pPr>
-              <w:pStyle w:val="Compact"/>
-              <w:jc w:val="left"/>
+          <w:tcPr/>
+          <w:p>
+            <w:pPr>
+              <w:pStyle w:val="Compact"/>
             </w:pPr>
             <w:r>
               <w:t xml:space="preserve">Shock front velocity</w:t>
@@ -2295,6 +2381,7 @@
           </w:p>
         </w:tc>
         <w:tc>
+          <w:tcPr/>
           <w:p>
             <w:pPr>
               <w:pStyle w:val="Compact"/>
@@ -2306,6 +2393,7 @@
           </w:p>
         </w:tc>
         <w:tc>
+          <w:tcPr/>
           <w:p>
             <w:pPr>
               <w:pStyle w:val="Compact"/>
@@ -2317,6 +2405,7 @@
           </w:p>
         </w:tc>
         <w:tc>
+          <w:tcPr/>
           <w:p>
             <w:pPr>
               <w:pStyle w:val="Compact"/>
@@ -2328,10 +2417,10 @@
           </w:p>
         </w:tc>
         <w:tc>
-          <w:p>
-            <w:pPr>
-              <w:pStyle w:val="Compact"/>
-              <w:jc w:val="left"/>
+          <w:tcPr/>
+          <w:p>
+            <w:pPr>
+              <w:pStyle w:val="Compact"/>
             </w:pPr>
             <w:r>
               <w:t xml:space="preserve">Identical shock speed — clean null</w:t>
@@ -2346,8 +2435,8 @@
       </w:pPr>
       <w:r>
         <w:rPr>
+          <w:b/>
           <w:bCs/>
-          <w:b/>
         </w:rPr>
         <w:t xml:space="preserve">Three findings from one matched experiment:</w:t>
       </w:r>
@@ -2361,8 +2450,8 @@
       </w:pPr>
       <w:r>
         <w:rPr>
+          <w:b/>
           <w:bCs/>
-          <w:b/>
         </w:rPr>
         <w:t xml:space="preserve">Foam ablates ~20% softer</w:t>
       </w:r>
@@ -2382,8 +2471,8 @@
       </w:pPr>
       <w:r>
         <w:rPr>
+          <w:b/>
           <w:bCs/>
-          <w:b/>
         </w:rPr>
         <w:t xml:space="preserve">Foam compresses 13% less</w:t>
       </w:r>
@@ -2403,8 +2492,8 @@
       </w:pPr>
       <w:r>
         <w:rPr>
+          <w:b/>
           <w:bCs/>
-          <w:b/>
         </w:rPr>
         <w:t xml:space="preserve">Shock speed is identical</w:t>
       </w:r>
@@ -2422,9 +2511,9 @@
         </w:pict>
       </w:r>
     </w:p>
-    <w:bookmarkEnd w:id="29"/>
-    <w:bookmarkEnd w:id="30"/>
-    <w:bookmarkStart w:id="32" w:name="X53b1b7d1a4c7c603a16e73a8b4292422e1241d4"/>
+    <w:bookmarkEnd w:id="22"/>
+    <w:bookmarkEnd w:id="23"/>
+    <w:bookmarkStart w:id="25" w:name="X53b1b7d1a4c7c603a16e73a8b4292422e1241d4"/>
     <w:p>
       <w:pPr>
         <w:pStyle w:val="Heading2"/>
@@ -2444,7 +2533,8 @@
     <w:tbl>
       <w:tblPr>
         <w:tblStyle w:val="Table"/>
-        <w:tblW w:type="pct" w:w="5000.0"/>
+        <w:tblW w:type="pct" w:w="5000"/>
+        <w:tblLayout w:type="fixed"/>
         <w:tblLook w:firstRow="1" w:lastRow="0" w:firstColumn="0" w:lastColumn="0" w:noHBand="0" w:noVBand="0" w:val="0020"/>
       </w:tblPr>
       <w:tblGrid>
@@ -2453,11 +2543,14 @@
         <w:gridCol w:w="2640"/>
       </w:tblGrid>
       <w:tr>
-        <w:tc>
-          <w:p>
-            <w:pPr>
-              <w:pStyle w:val="Compact"/>
-              <w:jc w:val="left"/>
+        <w:trPr>
+          <w:tblHeader w:val="on"/>
+        </w:trPr>
+        <w:tc>
+          <w:tcPr/>
+          <w:p>
+            <w:pPr>
+              <w:pStyle w:val="Compact"/>
             </w:pPr>
             <w:r>
               <w:t xml:space="preserve">Test</w:t>
@@ -2465,10 +2558,10 @@
           </w:p>
         </w:tc>
         <w:tc>
-          <w:p>
-            <w:pPr>
-              <w:pStyle w:val="Compact"/>
-              <w:jc w:val="left"/>
+          <w:tcPr/>
+          <w:p>
+            <w:pPr>
+              <w:pStyle w:val="Compact"/>
             </w:pPr>
             <w:r>
               <w:t xml:space="preserve">Outcome</w:t>
@@ -2476,10 +2569,10 @@
           </w:p>
         </w:tc>
         <w:tc>
-          <w:p>
-            <w:pPr>
-              <w:pStyle w:val="Compact"/>
-              <w:jc w:val="left"/>
+          <w:tcPr/>
+          <w:p>
+            <w:pPr>
+              <w:pStyle w:val="Compact"/>
             </w:pPr>
             <w:r>
               <w:t xml:space="preserve">Implication</w:t>
@@ -2489,10 +2582,10 @@
       </w:tr>
       <w:tr>
         <w:tc>
-          <w:p>
-            <w:pPr>
-              <w:pStyle w:val="Compact"/>
-              <w:jc w:val="left"/>
+          <w:tcPr/>
+          <w:p>
+            <w:pPr>
+              <w:pStyle w:val="Compact"/>
             </w:pPr>
             <w:r>
               <w:t xml:space="preserve">2.1 Fusion kernel</w:t>
@@ -2500,10 +2593,10 @@
           </w:p>
         </w:tc>
         <w:tc>
-          <w:p>
-            <w:pPr>
-              <w:pStyle w:val="Compact"/>
-              <w:jc w:val="left"/>
+          <w:tcPr/>
+          <w:p>
+            <w:pPr>
+              <w:pStyle w:val="Compact"/>
             </w:pPr>
             <w:r>
               <w:t xml:space="preserve">Exact to 0.4% across T, composition</w:t>
@@ -2511,10 +2604,10 @@
           </w:p>
         </w:tc>
         <w:tc>
-          <w:p>
-            <w:pPr>
-              <w:pStyle w:val="Compact"/>
-              <w:jc w:val="left"/>
+          <w:tcPr/>
+          <w:p>
+            <w:pPr>
+              <w:pStyle w:val="Compact"/>
             </w:pPr>
             <w:r>
               <w:t xml:space="preserve">DT reactivity is implemented correctly. Deficit ≠ kernel bug.</w:t>
@@ -2524,10 +2617,10 @@
       </w:tr>
       <w:tr>
         <w:tc>
-          <w:p>
-            <w:pPr>
-              <w:pStyle w:val="Compact"/>
-              <w:jc w:val="left"/>
+          <w:tcPr/>
+          <w:p>
+            <w:pPr>
+              <w:pStyle w:val="Compact"/>
             </w:pPr>
             <w:r>
               <w:t xml:space="preserve">2.2 Brems kernel</w:t>
@@ -2535,10 +2628,10 @@
           </w:p>
         </w:tc>
         <w:tc>
-          <w:p>
-            <w:pPr>
-              <w:pStyle w:val="Compact"/>
-              <w:jc w:val="left"/>
+          <w:tcPr/>
+          <w:p>
+            <w:pPr>
+              <w:pStyle w:val="Compact"/>
             </w:pPr>
             <w:r>
               <w:t xml:space="preserve">Within Gaunt convention; carbon adds physical Z-dependent effects</w:t>
@@ -2546,10 +2639,10 @@
           </w:p>
         </w:tc>
         <w:tc>
-          <w:p>
-            <w:pPr>
-              <w:pStyle w:val="Compact"/>
-              <w:jc w:val="left"/>
+          <w:tcPr/>
+          <w:p>
+            <w:pPr>
+              <w:pStyle w:val="Compact"/>
             </w:pPr>
             <w:r>
               <w:t xml:space="preserve">Bremsstrahlung is implemented correctly. Carbon impurity is not the mechanism.</w:t>
@@ -2559,10 +2652,10 @@
       </w:tr>
       <w:tr>
         <w:tc>
-          <w:p>
-            <w:pPr>
-              <w:pStyle w:val="Compact"/>
-              <w:jc w:val="left"/>
+          <w:tcPr/>
+          <w:p>
+            <w:pPr>
+              <w:pStyle w:val="Compact"/>
             </w:pPr>
             <w:r>
               <w:t xml:space="preserve">2.3 Planar ablation</w:t>
@@ -2570,10 +2663,10 @@
           </w:p>
         </w:tc>
         <w:tc>
-          <w:p>
-            <w:pPr>
-              <w:pStyle w:val="Compact"/>
-              <w:jc w:val="left"/>
+          <w:tcPr/>
+          <w:p>
+            <w:pPr>
+              <w:pStyle w:val="Compact"/>
             </w:pPr>
             <w:r>
               <w:t xml:space="preserve">19% lower P_abl, 13% less compression in foam at matched drive</w:t>
@@ -2581,15 +2674,15 @@
           </w:p>
         </w:tc>
         <w:tc>
-          <w:p>
-            <w:pPr>
-              <w:pStyle w:val="Compact"/>
-              <w:jc w:val="left"/>
+          <w:tcPr/>
+          <w:p>
+            <w:pPr>
+              <w:pStyle w:val="Compact"/>
             </w:pPr>
             <w:r>
               <w:rPr>
+                <w:b/>
                 <w:bCs/>
-                <w:b/>
               </w:rPr>
               <w:t xml:space="preserve">Material physics</w:t>
             </w:r>
@@ -2610,35 +2703,35 @@
     </w:p>
     <w:p>
       <w:pPr>
+        <w:pStyle w:val="Compact"/>
         <w:numPr>
           <w:ilvl w:val="0"/>
           <w:numId w:val="1004"/>
         </w:numPr>
+      </w:pPr>
+      <w:r>
+        <w:t xml:space="preserve">Single shock: 13% less compression in foam (planar measurement)</w:t>
+      </w:r>
+    </w:p>
+    <w:p>
+      <w:pPr>
         <w:pStyle w:val="Compact"/>
-      </w:pPr>
-      <w:r>
-        <w:t xml:space="preserve">Single shock: 13% less compression in foam (planar measurement)</w:t>
-      </w:r>
-    </w:p>
-    <w:p>
-      <w:pPr>
         <w:numPr>
           <w:ilvl w:val="0"/>
           <w:numId w:val="1004"/>
         </w:numPr>
+      </w:pPr>
+      <w:r>
+        <w:t xml:space="preserve">Three shock cycles + shell deceleration: cumulative compression ratio scales as (1.13)³⁻⁴ × shell-work effects ≈ factor of 2–2.5× → matches the observed 12 vs 30 g/cc burn-region density gap</w:t>
+      </w:r>
+    </w:p>
+    <w:p>
+      <w:pPr>
         <w:pStyle w:val="Compact"/>
-      </w:pPr>
-      <w:r>
-        <w:t xml:space="preserve">Three shock cycles + shell deceleration: cumulative compression ratio scales as (1.13)³⁻⁴ × shell-work effects ≈ factor of 2–2.5× → matches the observed 12 vs 30 g/cc burn-region density gap</w:t>
-      </w:r>
-    </w:p>
-    <w:p>
-      <w:pPr>
         <w:numPr>
           <w:ilvl w:val="0"/>
           <w:numId w:val="1004"/>
         </w:numPr>
-        <w:pStyle w:val="Compact"/>
       </w:pPr>
       <w:r>
         <w:t xml:space="preserve">n²T²σv at burn temperature: ~20× lower local burn-rate density in foam → integrated to factor 2.77× yield deficit (foam 26 MJ vs ice 81 MJ at matched drive)</w:t>
@@ -2650,13 +2743,13 @@
       </w:pPr>
       <w:r>
         <w:rPr>
+          <w:b/>
           <w:bCs/>
-          <w:b/>
         </w:rPr>
         <w:t xml:space="preserve">The Helios foam-burn deficit vs LILAC is real material physics captured by PROPACEOS, not a code bug.</w:t>
       </w:r>
     </w:p>
-    <w:bookmarkStart w:id="31" w:name="remaining-open-question"/>
+    <w:bookmarkStart w:id="24" w:name="remaining-open-question"/>
     <w:p>
       <w:pPr>
         <w:pStyle w:val="Heading3"/>
@@ -2683,8 +2776,8 @@
       </w:r>
       <w:r>
         <w:rPr>
+          <w:i/>
           <w:iCs/>
-          <w:i/>
         </w:rPr>
         <w:t xml:space="preserve">and/or</w:t>
       </w:r>
@@ -2710,9 +2803,9 @@
         </w:pict>
       </w:r>
     </w:p>
-    <w:bookmarkEnd w:id="31"/>
-    <w:bookmarkEnd w:id="32"/>
-    <w:bookmarkStart w:id="36" w:name="implications-for-xcimer-energy"/>
+    <w:bookmarkEnd w:id="24"/>
+    <w:bookmarkEnd w:id="25"/>
+    <w:bookmarkStart w:id="29" w:name="implications-for-xcimer-energy"/>
     <w:p>
       <w:pPr>
         <w:pStyle w:val="Heading2"/>
@@ -2721,7 +2814,7 @@
         <w:t xml:space="preserve">4. Implications for Xcimer Energy</w:t>
       </w:r>
     </w:p>
-    <w:bookmarkStart w:id="33" w:name="pdd-calibration-status"/>
+    <w:bookmarkStart w:id="26" w:name="pdd-calibration-status"/>
     <w:p>
       <w:pPr>
         <w:pStyle w:val="Heading3"/>
@@ -2751,8 +2844,8 @@
       </w:r>
       <w:r>
         <w:rPr>
+          <w:b/>
           <w:bCs/>
-          <w:b/>
         </w:rPr>
         <w:t xml:space="preserve">the best Helios produces at LILAC’s thermodynamic state</w:t>
       </w:r>
@@ -2766,8 +2859,8 @@
       </w:pPr>
       <w:r>
         <w:rPr>
+          <w:b/>
           <w:bCs/>
-          <w:b/>
         </w:rPr>
         <w:t xml:space="preserve">Table 4.1 — Thermodynamic state matching, fab007 vs LILAC</w:t>
       </w:r>
@@ -2775,16 +2868,25 @@
     <w:tbl>
       <w:tblPr>
         <w:tblStyle w:val="Table"/>
-        <w:tblW w:type="pct" w:w="0.0"/>
+        <w:tblW w:type="auto" w:w="0"/>
         <w:tblLook w:firstRow="1" w:lastRow="0" w:firstColumn="0" w:lastColumn="0" w:noHBand="0" w:noVBand="0" w:val="0020"/>
       </w:tblPr>
-      <w:tblGrid/>
-      <w:tr>
-        <w:tc>
-          <w:p>
-            <w:pPr>
-              <w:pStyle w:val="Compact"/>
-              <w:jc w:val="left"/>
+      <w:tblGrid>
+        <w:gridCol w:w="1584"/>
+        <w:gridCol w:w="1584"/>
+        <w:gridCol w:w="1584"/>
+        <w:gridCol w:w="1584"/>
+        <w:gridCol w:w="1584"/>
+      </w:tblGrid>
+      <w:tr>
+        <w:trPr>
+          <w:tblHeader w:val="on"/>
+        </w:trPr>
+        <w:tc>
+          <w:tcPr/>
+          <w:p>
+            <w:pPr>
+              <w:pStyle w:val="Compact"/>
             </w:pPr>
             <w:r>
               <w:t xml:space="preserve">Metric</w:t>
@@ -2792,6 +2894,7 @@
           </w:p>
         </w:tc>
         <w:tc>
+          <w:tcPr/>
           <w:p>
             <w:pPr>
               <w:pStyle w:val="Compact"/>
@@ -2803,6 +2906,7 @@
           </w:p>
         </w:tc>
         <w:tc>
+          <w:tcPr/>
           <w:p>
             <w:pPr>
               <w:pStyle w:val="Compact"/>
@@ -2814,6 +2918,7 @@
           </w:p>
         </w:tc>
         <w:tc>
+          <w:tcPr/>
           <w:p>
             <w:pPr>
               <w:pStyle w:val="Compact"/>
@@ -2825,10 +2930,10 @@
           </w:p>
         </w:tc>
         <w:tc>
-          <w:p>
-            <w:pPr>
-              <w:pStyle w:val="Compact"/>
-              <w:jc w:val="left"/>
+          <w:tcPr/>
+          <w:p>
+            <w:pPr>
+              <w:pStyle w:val="Compact"/>
             </w:pPr>
             <w:r>
               <w:t xml:space="preserve">Verdict</w:t>
@@ -2838,10 +2943,10 @@
       </w:tr>
       <w:tr>
         <w:tc>
-          <w:p>
-            <w:pPr>
-              <w:pStyle w:val="Compact"/>
-              <w:jc w:val="left"/>
+          <w:tcPr/>
+          <w:p>
+            <w:pPr>
+              <w:pStyle w:val="Compact"/>
             </w:pPr>
             <w:r>
               <w:t xml:space="preserve">Peak implosion velocity (km/s)</w:t>
@@ -2849,6 +2954,7 @@
           </w:p>
         </w:tc>
         <w:tc>
+          <w:tcPr/>
           <w:p>
             <w:pPr>
               <w:pStyle w:val="Compact"/>
@@ -2860,6 +2966,7 @@
           </w:p>
         </w:tc>
         <w:tc>
+          <w:tcPr/>
           <w:p>
             <w:pPr>
               <w:pStyle w:val="Compact"/>
@@ -2871,6 +2978,7 @@
           </w:p>
         </w:tc>
         <w:tc>
+          <w:tcPr/>
           <w:p>
             <w:pPr>
               <w:pStyle w:val="Compact"/>
@@ -2882,10 +2990,10 @@
           </w:p>
         </w:tc>
         <w:tc>
-          <w:p>
-            <w:pPr>
-              <w:pStyle w:val="Compact"/>
-              <w:jc w:val="left"/>
+          <w:tcPr/>
+          <w:p>
+            <w:pPr>
+              <w:pStyle w:val="Compact"/>
             </w:pPr>
             <w:r>
               <w:t xml:space="preserve">within tol</w:t>
@@ -2895,10 +3003,10 @@
       </w:tr>
       <w:tr>
         <w:tc>
-          <w:p>
-            <w:pPr>
-              <w:pStyle w:val="Compact"/>
-              <w:jc w:val="left"/>
+          <w:tcPr/>
+          <w:p>
+            <w:pPr>
+              <w:pStyle w:val="Compact"/>
             </w:pPr>
             <w:r>
               <w:t xml:space="preserve">Peak total ρR (g/cm²)</w:t>
@@ -2906,6 +3014,7 @@
           </w:p>
         </w:tc>
         <w:tc>
+          <w:tcPr/>
           <w:p>
             <w:pPr>
               <w:pStyle w:val="Compact"/>
@@ -2917,6 +3026,7 @@
           </w:p>
         </w:tc>
         <w:tc>
+          <w:tcPr/>
           <w:p>
             <w:pPr>
               <w:pStyle w:val="Compact"/>
@@ -2928,6 +3038,7 @@
           </w:p>
         </w:tc>
         <w:tc>
+          <w:tcPr/>
           <w:p>
             <w:pPr>
               <w:pStyle w:val="Compact"/>
@@ -2939,10 +3050,10 @@
           </w:p>
         </w:tc>
         <w:tc>
-          <w:p>
-            <w:pPr>
-              <w:pStyle w:val="Compact"/>
-              <w:jc w:val="left"/>
+          <w:tcPr/>
+          <w:p>
+            <w:pPr>
+              <w:pStyle w:val="Compact"/>
             </w:pPr>
             <w:r>
               <w:t xml:space="preserve">within tol</w:t>
@@ -2952,10 +3063,10 @@
       </w:tr>
       <w:tr>
         <w:tc>
-          <w:p>
-            <w:pPr>
-              <w:pStyle w:val="Compact"/>
-              <w:jc w:val="left"/>
+          <w:tcPr/>
+          <w:p>
+            <w:pPr>
+              <w:pStyle w:val="Compact"/>
             </w:pPr>
             <w:r>
               <w:t xml:space="preserve">⟨T_hs⟩ neutron-averaged (keV)</w:t>
@@ -2963,6 +3074,7 @@
           </w:p>
         </w:tc>
         <w:tc>
+          <w:tcPr/>
           <w:p>
             <w:pPr>
               <w:pStyle w:val="Compact"/>
@@ -2974,6 +3086,7 @@
           </w:p>
         </w:tc>
         <w:tc>
+          <w:tcPr/>
           <w:p>
             <w:pPr>
               <w:pStyle w:val="Compact"/>
@@ -2985,6 +3098,7 @@
           </w:p>
         </w:tc>
         <w:tc>
+          <w:tcPr/>
           <w:p>
             <w:pPr>
               <w:pStyle w:val="Compact"/>
@@ -2996,10 +3110,10 @@
           </w:p>
         </w:tc>
         <w:tc>
-          <w:p>
-            <w:pPr>
-              <w:pStyle w:val="Compact"/>
-              <w:jc w:val="left"/>
+          <w:tcPr/>
+          <w:p>
+            <w:pPr>
+              <w:pStyle w:val="Compact"/>
             </w:pPr>
             <w:r>
               <w:t xml:space="preserve">within tol</w:t>
@@ -3009,10 +3123,10 @@
       </w:tr>
       <w:tr>
         <w:tc>
-          <w:p>
-            <w:pPr>
-              <w:pStyle w:val="Compact"/>
-              <w:jc w:val="left"/>
+          <w:tcPr/>
+          <w:p>
+            <w:pPr>
+              <w:pStyle w:val="Compact"/>
             </w:pPr>
             <w:r>
               <w:t xml:space="preserve">⟨P_hs⟩ neutron-averaged (Gbar)</w:t>
@@ -3020,6 +3134,7 @@
           </w:p>
         </w:tc>
         <w:tc>
+          <w:tcPr/>
           <w:p>
             <w:pPr>
               <w:pStyle w:val="Compact"/>
@@ -3031,6 +3146,7 @@
           </w:p>
         </w:tc>
         <w:tc>
+          <w:tcPr/>
           <w:p>
             <w:pPr>
               <w:pStyle w:val="Compact"/>
@@ -3042,6 +3158,7 @@
           </w:p>
         </w:tc>
         <w:tc>
+          <w:tcPr/>
           <w:p>
             <w:pPr>
               <w:pStyle w:val="Compact"/>
@@ -3053,10 +3170,10 @@
           </w:p>
         </w:tc>
         <w:tc>
-          <w:p>
-            <w:pPr>
-              <w:pStyle w:val="Compact"/>
-              <w:jc w:val="left"/>
+          <w:tcPr/>
+          <w:p>
+            <w:pPr>
+              <w:pStyle w:val="Compact"/>
             </w:pPr>
             <w:r>
               <w:t xml:space="preserve">within tol</w:t>
@@ -3066,10 +3183,10 @@
       </w:tr>
       <w:tr>
         <w:tc>
-          <w:p>
-            <w:pPr>
-              <w:pStyle w:val="Compact"/>
-              <w:jc w:val="left"/>
+          <w:tcPr/>
+          <w:p>
+            <w:pPr>
+              <w:pStyle w:val="Compact"/>
             </w:pPr>
             <w:r>
               <w:t xml:space="preserve">CR_max</w:t>
@@ -3077,6 +3194,7 @@
           </w:p>
         </w:tc>
         <w:tc>
+          <w:tcPr/>
           <w:p>
             <w:pPr>
               <w:pStyle w:val="Compact"/>
@@ -3088,6 +3206,7 @@
           </w:p>
         </w:tc>
         <w:tc>
+          <w:tcPr/>
           <w:p>
             <w:pPr>
               <w:pStyle w:val="Compact"/>
@@ -3099,6 +3218,7 @@
           </w:p>
         </w:tc>
         <w:tc>
+          <w:tcPr/>
           <w:p>
             <w:pPr>
               <w:pStyle w:val="Compact"/>
@@ -3110,10 +3230,10 @@
           </w:p>
         </w:tc>
         <w:tc>
-          <w:p>
-            <w:pPr>
-              <w:pStyle w:val="Compact"/>
-              <w:jc w:val="left"/>
+          <w:tcPr/>
+          <w:p>
+            <w:pPr>
+              <w:pStyle w:val="Compact"/>
             </w:pPr>
             <w:r>
               <w:t xml:space="preserve">within tol</w:t>
@@ -3123,10 +3243,10 @@
       </w:tr>
       <w:tr>
         <w:tc>
-          <w:p>
-            <w:pPr>
-              <w:pStyle w:val="Compact"/>
-              <w:jc w:val="left"/>
+          <w:tcPr/>
+          <w:p>
+            <w:pPr>
+              <w:pStyle w:val="Compact"/>
             </w:pPr>
             <w:r>
               <w:t xml:space="preserve">Fraction absorbed (%)</w:t>
@@ -3134,6 +3254,7 @@
           </w:p>
         </w:tc>
         <w:tc>
+          <w:tcPr/>
           <w:p>
             <w:pPr>
               <w:pStyle w:val="Compact"/>
@@ -3145,6 +3266,7 @@
           </w:p>
         </w:tc>
         <w:tc>
+          <w:tcPr/>
           <w:p>
             <w:pPr>
               <w:pStyle w:val="Compact"/>
@@ -3156,6 +3278,7 @@
           </w:p>
         </w:tc>
         <w:tc>
+          <w:tcPr/>
           <w:p>
             <w:pPr>
               <w:pStyle w:val="Compact"/>
@@ -3167,10 +3290,10 @@
           </w:p>
         </w:tc>
         <w:tc>
-          <w:p>
-            <w:pPr>
-              <w:pStyle w:val="Compact"/>
-              <w:jc w:val="left"/>
+          <w:tcPr/>
+          <w:p>
+            <w:pPr>
+              <w:pStyle w:val="Compact"/>
             </w:pPr>
             <w:r>
               <w:t xml:space="preserve">within tol</w:t>
@@ -3180,10 +3303,10 @@
       </w:tr>
       <w:tr>
         <w:tc>
-          <w:p>
-            <w:pPr>
-              <w:pStyle w:val="Compact"/>
-              <w:jc w:val="left"/>
+          <w:tcPr/>
+          <w:p>
+            <w:pPr>
+              <w:pStyle w:val="Compact"/>
             </w:pPr>
             <w:r>
               <w:t xml:space="preserve">Foot shock arrival (ns)</w:t>
@@ -3191,6 +3314,7 @@
           </w:p>
         </w:tc>
         <w:tc>
+          <w:tcPr/>
           <w:p>
             <w:pPr>
               <w:pStyle w:val="Compact"/>
@@ -3202,6 +3326,7 @@
           </w:p>
         </w:tc>
         <w:tc>
+          <w:tcPr/>
           <w:p>
             <w:pPr>
               <w:pStyle w:val="Compact"/>
@@ -3213,6 +3338,7 @@
           </w:p>
         </w:tc>
         <w:tc>
+          <w:tcPr/>
           <w:p>
             <w:pPr>
               <w:pStyle w:val="Compact"/>
@@ -3224,10 +3350,10 @@
           </w:p>
         </w:tc>
         <w:tc>
-          <w:p>
-            <w:pPr>
-              <w:pStyle w:val="Compact"/>
-              <w:jc w:val="left"/>
+          <w:tcPr/>
+          <w:p>
+            <w:pPr>
+              <w:pStyle w:val="Compact"/>
             </w:pPr>
             <w:r>
               <w:t xml:space="preserve">timing offset</w:t>
@@ -3237,10 +3363,10 @@
       </w:tr>
       <w:tr>
         <w:tc>
-          <w:p>
-            <w:pPr>
-              <w:pStyle w:val="Compact"/>
-              <w:jc w:val="left"/>
+          <w:tcPr/>
+          <w:p>
+            <w:pPr>
+              <w:pStyle w:val="Compact"/>
             </w:pPr>
             <w:r>
               <w:t xml:space="preserve">Ramp shock arrival (ns)</w:t>
@@ -3248,6 +3374,7 @@
           </w:p>
         </w:tc>
         <w:tc>
+          <w:tcPr/>
           <w:p>
             <w:pPr>
               <w:pStyle w:val="Compact"/>
@@ -3259,6 +3386,7 @@
           </w:p>
         </w:tc>
         <w:tc>
+          <w:tcPr/>
           <w:p>
             <w:pPr>
               <w:pStyle w:val="Compact"/>
@@ -3270,6 +3398,7 @@
           </w:p>
         </w:tc>
         <w:tc>
+          <w:tcPr/>
           <w:p>
             <w:pPr>
               <w:pStyle w:val="Compact"/>
@@ -3281,10 +3410,10 @@
           </w:p>
         </w:tc>
         <w:tc>
-          <w:p>
-            <w:pPr>
-              <w:pStyle w:val="Compact"/>
-              <w:jc w:val="left"/>
+          <w:tcPr/>
+          <w:p>
+            <w:pPr>
+              <w:pStyle w:val="Compact"/>
             </w:pPr>
             <w:r>
               <w:t xml:space="preserve">timing offset</w:t>
@@ -3307,8 +3436,8 @@
       </w:pPr>
       <w:r>
         <w:rPr>
+          <w:b/>
           <w:bCs/>
-          <w:b/>
         </w:rPr>
         <w:t xml:space="preserve">Yet the burn is marginal, with negligible foam propagation.</w:t>
       </w:r>
@@ -3367,8 +3496,8 @@
       </w:pPr>
       <w:r>
         <w:rPr>
+          <w:b/>
           <w:bCs/>
-          <w:b/>
         </w:rPr>
         <w:t xml:space="preserve">Table 4.2 — Foam-burn propagation: fab007 (matched to LILAC) vs fab02 (over-driven)</w:t>
       </w:r>
@@ -3376,16 +3505,25 @@
     <w:tbl>
       <w:tblPr>
         <w:tblStyle w:val="Table"/>
-        <w:tblW w:type="pct" w:w="0.0"/>
+        <w:tblW w:type="pct" w:w="5000"/>
+        <w:tblLayout w:type="fixed"/>
         <w:tblLook w:firstRow="1" w:lastRow="0" w:firstColumn="0" w:lastColumn="0" w:noHBand="0" w:noVBand="0" w:val="0020"/>
       </w:tblPr>
-      <w:tblGrid/>
-      <w:tr>
-        <w:tc>
-          <w:p>
-            <w:pPr>
-              <w:pStyle w:val="Compact"/>
-              <w:jc w:val="left"/>
+      <w:tblGrid>
+        <w:gridCol w:w="1584"/>
+        <w:gridCol w:w="2112"/>
+        <w:gridCol w:w="2112"/>
+        <w:gridCol w:w="2112"/>
+      </w:tblGrid>
+      <w:tr>
+        <w:trPr>
+          <w:tblHeader w:val="on"/>
+        </w:trPr>
+        <w:tc>
+          <w:tcPr/>
+          <w:p>
+            <w:pPr>
+              <w:pStyle w:val="Compact"/>
             </w:pPr>
             <w:r>
               <w:t xml:space="preserve">Metric</w:t>
@@ -3393,6 +3531,7 @@
           </w:p>
         </w:tc>
         <w:tc>
+          <w:tcPr/>
           <w:p>
             <w:pPr>
               <w:pStyle w:val="Compact"/>
@@ -3404,6 +3543,7 @@
           </w:p>
         </w:tc>
         <w:tc>
+          <w:tcPr/>
           <w:p>
             <w:pPr>
               <w:pStyle w:val="Compact"/>
@@ -3415,6 +3555,7 @@
           </w:p>
         </w:tc>
         <w:tc>
+          <w:tcPr/>
           <w:p>
             <w:pPr>
               <w:pStyle w:val="Compact"/>
@@ -3428,10 +3569,10 @@
       </w:tr>
       <w:tr>
         <w:tc>
-          <w:p>
-            <w:pPr>
-              <w:pStyle w:val="Compact"/>
-              <w:jc w:val="left"/>
+          <w:tcPr/>
+          <w:p>
+            <w:pPr>
+              <w:pStyle w:val="Compact"/>
             </w:pPr>
             <w:r>
               <w:t xml:space="preserve">Peak implosion velocity (km/s)</w:t>
@@ -3439,6 +3580,7 @@
           </w:p>
         </w:tc>
         <w:tc>
+          <w:tcPr/>
           <w:p>
             <w:pPr>
               <w:pStyle w:val="Compact"/>
@@ -3450,6 +3592,7 @@
           </w:p>
         </w:tc>
         <w:tc>
+          <w:tcPr/>
           <w:p>
             <w:pPr>
               <w:pStyle w:val="Compact"/>
@@ -3461,6 +3604,7 @@
           </w:p>
         </w:tc>
         <w:tc>
+          <w:tcPr/>
           <w:p>
             <w:pPr>
               <w:pStyle w:val="Compact"/>
@@ -3474,10 +3618,10 @@
       </w:tr>
       <w:tr>
         <w:tc>
-          <w:p>
-            <w:pPr>
-              <w:pStyle w:val="Compact"/>
-              <w:jc w:val="left"/>
+          <w:tcPr/>
+          <w:p>
+            <w:pPr>
+              <w:pStyle w:val="Compact"/>
             </w:pPr>
             <w:r>
               <w:t xml:space="preserve">Effective coupling (%)</w:t>
@@ -3485,6 +3629,7 @@
           </w:p>
         </w:tc>
         <w:tc>
+          <w:tcPr/>
           <w:p>
             <w:pPr>
               <w:pStyle w:val="Compact"/>
@@ -3496,6 +3641,7 @@
           </w:p>
         </w:tc>
         <w:tc>
+          <w:tcPr/>
           <w:p>
             <w:pPr>
               <w:pStyle w:val="Compact"/>
@@ -3507,6 +3653,7 @@
           </w:p>
         </w:tc>
         <w:tc>
+          <w:tcPr/>
           <w:p>
             <w:pPr>
               <w:pStyle w:val="Compact"/>
@@ -3520,10 +3667,10 @@
       </w:tr>
       <w:tr>
         <w:tc>
-          <w:p>
-            <w:pPr>
-              <w:pStyle w:val="Compact"/>
-              <w:jc w:val="left"/>
+          <w:tcPr/>
+          <w:p>
+            <w:pPr>
+              <w:pStyle w:val="Compact"/>
             </w:pPr>
             <w:r>
               <w:t xml:space="preserve">Total fusion yield (MJ)</w:t>
@@ -3531,6 +3678,7 @@
           </w:p>
         </w:tc>
         <w:tc>
+          <w:tcPr/>
           <w:p>
             <w:pPr>
               <w:pStyle w:val="Compact"/>
@@ -3542,6 +3690,7 @@
           </w:p>
         </w:tc>
         <w:tc>
+          <w:tcPr/>
           <w:p>
             <w:pPr>
               <w:pStyle w:val="Compact"/>
@@ -3553,6 +3702,7 @@
           </w:p>
         </w:tc>
         <w:tc>
+          <w:tcPr/>
           <w:p>
             <w:pPr>
               <w:pStyle w:val="Compact"/>
@@ -3566,10 +3716,10 @@
       </w:tr>
       <w:tr>
         <w:tc>
-          <w:p>
-            <w:pPr>
-              <w:pStyle w:val="Compact"/>
-              <w:jc w:val="left"/>
+          <w:tcPr/>
+          <w:p>
+            <w:pPr>
+              <w:pStyle w:val="Compact"/>
             </w:pPr>
             <w:r>
               <w:t xml:space="preserve">Hot-spot ρR peak (g/cm²)</w:t>
@@ -3577,6 +3727,7 @@
           </w:p>
         </w:tc>
         <w:tc>
+          <w:tcPr/>
           <w:p>
             <w:pPr>
               <w:pStyle w:val="Compact"/>
@@ -3588,6 +3739,7 @@
           </w:p>
         </w:tc>
         <w:tc>
+          <w:tcPr/>
           <w:p>
             <w:pPr>
               <w:pStyle w:val="Compact"/>
@@ -3599,6 +3751,7 @@
           </w:p>
         </w:tc>
         <w:tc>
+          <w:tcPr/>
           <w:p>
             <w:pPr>
               <w:pStyle w:val="Compact"/>
@@ -3612,21 +3765,22 @@
       </w:tr>
       <w:tr>
         <w:tc>
-          <w:p>
-            <w:pPr>
-              <w:pStyle w:val="Compact"/>
-              <w:jc w:val="left"/>
+          <w:tcPr/>
+          <w:p>
+            <w:pPr>
+              <w:pStyle w:val="Compact"/>
             </w:pPr>
             <w:r>
               <w:rPr>
+                <w:b/>
                 <w:bCs/>
-                <w:b/>
               </w:rPr>
               <w:t xml:space="preserve">Foam fraction of total yield (%)</w:t>
             </w:r>
           </w:p>
         </w:tc>
         <w:tc>
+          <w:tcPr/>
           <w:p>
             <w:pPr>
               <w:pStyle w:val="Compact"/>
@@ -3634,14 +3788,15 @@
             </w:pPr>
             <w:r>
               <w:rPr>
+                <w:b/>
                 <w:bCs/>
-                <w:b/>
               </w:rPr>
               <w:t xml:space="preserve">10.1</w:t>
             </w:r>
           </w:p>
         </w:tc>
         <w:tc>
+          <w:tcPr/>
           <w:p>
             <w:pPr>
               <w:pStyle w:val="Compact"/>
@@ -3649,14 +3804,15 @@
             </w:pPr>
             <w:r>
               <w:rPr>
+                <w:b/>
                 <w:bCs/>
-                <w:b/>
               </w:rPr>
               <w:t xml:space="preserve">26.5</w:t>
             </w:r>
           </w:p>
         </w:tc>
         <w:tc>
+          <w:tcPr/>
           <w:p>
             <w:pPr>
               <w:pStyle w:val="Compact"/>
@@ -3664,8 +3820,8 @@
             </w:pPr>
             <w:r>
               <w:rPr>
+                <w:b/>
                 <w:bCs/>
-                <w:b/>
               </w:rPr>
               <w:t xml:space="preserve">2.6</w:t>
             </w:r>
@@ -3674,21 +3830,22 @@
       </w:tr>
       <w:tr>
         <w:tc>
-          <w:p>
-            <w:pPr>
-              <w:pStyle w:val="Compact"/>
-              <w:jc w:val="left"/>
+          <w:tcPr/>
+          <w:p>
+            <w:pPr>
+              <w:pStyle w:val="Compact"/>
             </w:pPr>
             <w:r>
               <w:rPr>
+                <w:b/>
                 <w:bCs/>
-                <w:b/>
               </w:rPr>
               <w:t xml:space="preserve">Foam ⟨T_ion⟩ at bang time (keV)</w:t>
             </w:r>
           </w:p>
         </w:tc>
         <w:tc>
+          <w:tcPr/>
           <w:p>
             <w:pPr>
               <w:pStyle w:val="Compact"/>
@@ -3696,14 +3853,15 @@
             </w:pPr>
             <w:r>
               <w:rPr>
+                <w:b/>
                 <w:bCs/>
-                <w:b/>
               </w:rPr>
               <w:t xml:space="preserve">1.85</w:t>
             </w:r>
           </w:p>
         </w:tc>
         <w:tc>
+          <w:tcPr/>
           <w:p>
             <w:pPr>
               <w:pStyle w:val="Compact"/>
@@ -3711,14 +3869,15 @@
             </w:pPr>
             <w:r>
               <w:rPr>
+                <w:b/>
                 <w:bCs/>
-                <w:b/>
               </w:rPr>
               <w:t xml:space="preserve">4.4</w:t>
             </w:r>
           </w:p>
         </w:tc>
         <w:tc>
+          <w:tcPr/>
           <w:p>
             <w:pPr>
               <w:pStyle w:val="Compact"/>
@@ -3726,8 +3885,8 @@
             </w:pPr>
             <w:r>
               <w:rPr>
+                <w:b/>
                 <w:bCs/>
-                <w:b/>
               </w:rPr>
               <w:t xml:space="preserve">2.4</w:t>
             </w:r>
@@ -3736,21 +3895,22 @@
       </w:tr>
       <w:tr>
         <w:tc>
-          <w:p>
-            <w:pPr>
-              <w:pStyle w:val="Compact"/>
-              <w:jc w:val="left"/>
+          <w:tcPr/>
+          <w:p>
+            <w:pPr>
+              <w:pStyle w:val="Compact"/>
             </w:pPr>
             <w:r>
               <w:rPr>
+                <w:b/>
                 <w:bCs/>
-                <w:b/>
               </w:rPr>
               <w:t xml:space="preserve">Foam zones crossing T_ion &gt; 4.5 keV (%)</w:t>
             </w:r>
           </w:p>
         </w:tc>
         <w:tc>
+          <w:tcPr/>
           <w:p>
             <w:pPr>
               <w:pStyle w:val="Compact"/>
@@ -3758,14 +3918,15 @@
             </w:pPr>
             <w:r>
               <w:rPr>
+                <w:b/>
                 <w:bCs/>
-                <w:b/>
               </w:rPr>
               <w:t xml:space="preserve">21</w:t>
             </w:r>
           </w:p>
         </w:tc>
         <w:tc>
+          <w:tcPr/>
           <w:p>
             <w:pPr>
               <w:pStyle w:val="Compact"/>
@@ -3773,14 +3934,15 @@
             </w:pPr>
             <w:r>
               <w:rPr>
+                <w:b/>
                 <w:bCs/>
-                <w:b/>
               </w:rPr>
               <w:t xml:space="preserve">68</w:t>
             </w:r>
           </w:p>
         </w:tc>
         <w:tc>
+          <w:tcPr/>
           <w:p>
             <w:pPr>
               <w:pStyle w:val="Compact"/>
@@ -3788,8 +3950,8 @@
             </w:pPr>
             <w:r>
               <w:rPr>
+                <w:b/>
                 <w:bCs/>
-                <w:b/>
               </w:rPr>
               <w:t xml:space="preserve">3.2</w:t>
             </w:r>
@@ -3798,21 +3960,22 @@
       </w:tr>
       <w:tr>
         <w:tc>
-          <w:p>
-            <w:pPr>
-              <w:pStyle w:val="Compact"/>
-              <w:jc w:val="left"/>
+          <w:tcPr/>
+          <w:p>
+            <w:pPr>
+              <w:pStyle w:val="Compact"/>
             </w:pPr>
             <w:r>
               <w:rPr>
+                <w:b/>
                 <w:bCs/>
-                <w:b/>
               </w:rPr>
               <w:t xml:space="preserve">Foam yield per unit DT mass (kJ/mg)</w:t>
             </w:r>
           </w:p>
         </w:tc>
         <w:tc>
+          <w:tcPr/>
           <w:p>
             <w:pPr>
               <w:pStyle w:val="Compact"/>
@@ -3820,14 +3983,15 @@
             </w:pPr>
             <w:r>
               <w:rPr>
+                <w:b/>
                 <w:bCs/>
-                <w:b/>
               </w:rPr>
               <w:t xml:space="preserve">642</w:t>
             </w:r>
           </w:p>
         </w:tc>
         <w:tc>
+          <w:tcPr/>
           <w:p>
             <w:pPr>
               <w:pStyle w:val="Compact"/>
@@ -3835,14 +3999,15 @@
             </w:pPr>
             <w:r>
               <w:rPr>
+                <w:b/>
                 <w:bCs/>
-                <w:b/>
               </w:rPr>
               <w:t xml:space="preserve">3,811</w:t>
             </w:r>
           </w:p>
         </w:tc>
         <w:tc>
+          <w:tcPr/>
           <w:p>
             <w:pPr>
               <w:pStyle w:val="Compact"/>
@@ -3850,8 +4015,8 @@
             </w:pPr>
             <w:r>
               <w:rPr>
+                <w:b/>
                 <w:bCs/>
-                <w:b/>
               </w:rPr>
               <w:t xml:space="preserve">5.9</w:t>
             </w:r>
@@ -3860,10 +4025,10 @@
       </w:tr>
       <w:tr>
         <w:tc>
-          <w:p>
-            <w:pPr>
-              <w:pStyle w:val="Compact"/>
-              <w:jc w:val="left"/>
+          <w:tcPr/>
+          <w:p>
+            <w:pPr>
+              <w:pStyle w:val="Compact"/>
             </w:pPr>
             <w:r>
               <w:t xml:space="preserve">Ice ⟨T_ion⟩ at bang time (keV)</w:t>
@@ -3871,6 +4036,7 @@
           </w:p>
         </w:tc>
         <w:tc>
+          <w:tcPr/>
           <w:p>
             <w:pPr>
               <w:pStyle w:val="Compact"/>
@@ -3882,6 +4048,7 @@
           </w:p>
         </w:tc>
         <w:tc>
+          <w:tcPr/>
           <w:p>
             <w:pPr>
               <w:pStyle w:val="Compact"/>
@@ -3893,6 +4060,7 @@
           </w:p>
         </w:tc>
         <w:tc>
+          <w:tcPr/>
           <w:p>
             <w:pPr>
               <w:pStyle w:val="Compact"/>
@@ -3906,10 +4074,10 @@
       </w:tr>
       <w:tr>
         <w:tc>
-          <w:p>
-            <w:pPr>
-              <w:pStyle w:val="Compact"/>
-              <w:jc w:val="left"/>
+          <w:tcPr/>
+          <w:p>
+            <w:pPr>
+              <w:pStyle w:val="Compact"/>
             </w:pPr>
             <w:r>
               <w:t xml:space="preserve">Ice yield per unit DT mass (kJ/mg)</w:t>
@@ -3917,6 +4085,7 @@
           </w:p>
         </w:tc>
         <w:tc>
+          <w:tcPr/>
           <w:p>
             <w:pPr>
               <w:pStyle w:val="Compact"/>
@@ -3928,6 +4097,7 @@
           </w:p>
         </w:tc>
         <w:tc>
+          <w:tcPr/>
           <w:p>
             <w:pPr>
               <w:pStyle w:val="Compact"/>
@@ -3939,6 +4109,7 @@
           </w:p>
         </w:tc>
         <w:tc>
+          <w:tcPr/>
           <w:p>
             <w:pPr>
               <w:pStyle w:val="Compact"/>
@@ -3963,8 +4134,8 @@
       </w:r>
       <w:r>
         <w:rPr>
+          <w:b/>
           <w:bCs/>
-          <w:b/>
         </w:rPr>
         <w:t xml:space="preserve">at LILAC’s calibrated thermo state, only 21% of foam zones reach burn temperature.</w:t>
       </w:r>
@@ -3979,8 +4150,8 @@
       </w:r>
       <w:r>
         <w:rPr>
+          <w:b/>
           <w:bCs/>
-          <w:b/>
         </w:rPr>
         <w:t xml:space="preserve">5.9× lower</w:t>
       </w:r>
@@ -3997,50 +4168,36 @@
       </w:pPr>
       <w:r>
         <w:rPr>
+          <w:b/>
           <w:bCs/>
-          <w:b/>
         </w:rPr>
         <w:t xml:space="preserve">Implication: the LILAC EOS/opacity treatment must be more</w:t>
       </w:r>
       <w:r>
         <w:rPr>
+          <w:b/>
           <w:bCs/>
+        </w:rPr>
+        <w:t xml:space="preserve"> </w:t>
+      </w:r>
+      <w:r>
+        <w:rPr>
           <w:b/>
+          <w:bCs/>
         </w:rPr>
-        <w:t xml:space="preserve"> </w:t>
+        <w:t xml:space="preserve">“favorable”</w:t>
       </w:r>
       <w:r>
         <w:rPr>
+          <w:b/>
           <w:bCs/>
+        </w:rPr>
+        <w:t xml:space="preserve"> </w:t>
+      </w:r>
+      <w:r>
+        <w:rPr>
           <w:b/>
-        </w:rPr>
-        <w:t xml:space="preserve">“</w:t>
-      </w:r>
-      <w:r>
-        <w:rPr>
           <w:bCs/>
-          <w:b/>
-        </w:rPr>
-        <w:t xml:space="preserve">favorable</w:t>
-      </w:r>
-      <w:r>
-        <w:rPr>
-          <w:bCs/>
-          <w:b/>
-        </w:rPr>
-        <w:t xml:space="preserve">”</w:t>
-      </w:r>
-      <w:r>
-        <w:rPr>
-          <w:bCs/>
-          <w:b/>
-        </w:rPr>
-        <w:t xml:space="preserve"> </w:t>
-      </w:r>
-      <w:r>
-        <w:rPr>
-          <w:bCs/>
-          <w:b/>
         </w:rPr>
         <w:t xml:space="preserve">to foam burn than PROPACEOS.</w:t>
       </w:r>
@@ -4055,16 +4212,16 @@
     </w:p>
     <w:p>
       <w:pPr>
+        <w:pStyle w:val="Compact"/>
         <w:numPr>
           <w:ilvl w:val="0"/>
           <w:numId w:val="1005"/>
         </w:numPr>
-        <w:pStyle w:val="Compact"/>
       </w:pPr>
       <w:r>
         <w:rPr>
+          <w:b/>
           <w:bCs/>
-          <w:b/>
         </w:rPr>
         <w:t xml:space="preserve">Softer LILAC foam EOS at strong-shock conditions.</w:t>
       </w:r>
@@ -4077,16 +4234,16 @@
     </w:p>
     <w:p>
       <w:pPr>
+        <w:pStyle w:val="Compact"/>
         <w:numPr>
           <w:ilvl w:val="0"/>
           <w:numId w:val="1005"/>
         </w:numPr>
-        <w:pStyle w:val="Compact"/>
       </w:pPr>
       <w:r>
         <w:rPr>
+          <w:b/>
           <w:bCs/>
-          <w:b/>
         </w:rPr>
         <w:t xml:space="preserve">More transparent LILAC foam opacity / different alpha-transport treatment.</w:t>
       </w:r>
@@ -4099,16 +4256,16 @@
     </w:p>
     <w:p>
       <w:pPr>
+        <w:pStyle w:val="Compact"/>
         <w:numPr>
           <w:ilvl w:val="0"/>
           <w:numId w:val="1005"/>
         </w:numPr>
-        <w:pStyle w:val="Compact"/>
       </w:pPr>
       <w:r>
         <w:rPr>
+          <w:b/>
           <w:bCs/>
-          <w:b/>
         </w:rPr>
         <w:t xml:space="preserve">Combined EOS+opacity differences</w:t>
       </w:r>
@@ -4133,8 +4290,8 @@
       </w:pPr>
       <w:r>
         <w:rPr>
+          <w:b/>
           <w:bCs/>
-          <w:b/>
         </w:rPr>
         <w:t xml:space="preserve">Helios will under-predict foam yield at any LILAC-thermo-matched drive setting.</w:t>
       </w:r>
@@ -4157,8 +4314,8 @@
       </w:r>
       <w:r>
         <w:rPr>
+          <w:i/>
           <w:iCs/>
-          <w:i/>
         </w:rPr>
         <w:t xml:space="preserve">to LILAC’s thermodynamic state.</w:t>
       </w:r>
@@ -4173,8 +4330,8 @@
       </w:r>
       <w:r>
         <w:rPr>
+          <w:b/>
           <w:bCs/>
-          <w:b/>
         </w:rPr>
         <w:t xml:space="preserve">not the right Helios operating point for engineering design studies that require burn-relevant foam yield predictions</w:t>
       </w:r>
@@ -4203,8 +4360,8 @@
       </w:r>
       <w:r>
         <w:rPr>
+          <w:b/>
           <w:bCs/>
-          <w:b/>
         </w:rPr>
         <w:t xml:space="preserve">State-variable comparison</w:t>
       </w:r>
@@ -4225,8 +4382,8 @@
       </w:r>
       <w:r>
         <w:rPr>
+          <w:b/>
           <w:bCs/>
-          <w:b/>
         </w:rPr>
         <w:t xml:space="preserve">Cross-code foam EOS/opacity diagnostic studies</w:t>
       </w:r>
@@ -4247,8 +4404,8 @@
       </w:r>
       <w:r>
         <w:rPr>
+          <w:b/>
           <w:bCs/>
-          <w:b/>
         </w:rPr>
         <w:t xml:space="preserve">Sensitivity analysis</w:t>
       </w:r>
@@ -4259,8 +4416,8 @@
         <w:t xml:space="preserve">of drive-phase kinematics within the PROPACEOS material framework</w:t>
       </w:r>
     </w:p>
-    <w:bookmarkEnd w:id="33"/>
-    <w:bookmarkStart w:id="34" w:name="hdd-transfer-risk"/>
+    <w:bookmarkEnd w:id="26"/>
+    <w:bookmarkStart w:id="27" w:name="hdd-transfer-risk"/>
     <w:p>
       <w:pPr>
         <w:pStyle w:val="Heading3"/>
@@ -4281,8 +4438,8 @@
       </w:r>
       <w:r>
         <w:rPr>
+          <w:b/>
           <w:bCs/>
-          <w:b/>
         </w:rPr>
         <w:t xml:space="preserve">a real risk for foam-burn underperformance</w:t>
       </w:r>
@@ -4314,8 +4471,8 @@
       </w:pPr>
       <w:r>
         <w:rPr>
+          <w:b/>
           <w:bCs/>
-          <w:b/>
         </w:rPr>
         <w:t xml:space="preserve">Recommended mitigation:</w:t>
       </w:r>
@@ -4330,8 +4487,8 @@
       </w:r>
       <w:r>
         <w:rPr>
+          <w:b/>
           <w:bCs/>
-          <w:b/>
         </w:rPr>
         <w:t xml:space="preserve">bootstrap-strength drive regime</w:t>
       </w:r>
@@ -4342,8 +4499,8 @@
         <w:t xml:space="preserve">(analogous to fab02: cone=20°, spot=0.16 cm, FL_DT=0.06, FL_foam+CH=0.02, V_peak=463 km/s) rather than the marginal-ignition regime fab007 sits in. In the bootstrap regime, Helios demonstrates 26.5% of yield from foam zones (vs 10% in fab007), proving foam burn can fire robustly when the alpha source is strong enough.</w:t>
       </w:r>
     </w:p>
-    <w:bookmarkEnd w:id="34"/>
-    <w:bookmarkStart w:id="35" w:name="recommendations"/>
+    <w:bookmarkEnd w:id="27"/>
+    <w:bookmarkStart w:id="28" w:name="recommendations"/>
     <w:p>
       <w:pPr>
         <w:pStyle w:val="Heading3"/>
@@ -4355,7 +4512,8 @@
     <w:tbl>
       <w:tblPr>
         <w:tblStyle w:val="Table"/>
-        <w:tblW w:type="pct" w:w="5000.0"/>
+        <w:tblW w:type="pct" w:w="5000"/>
+        <w:tblLayout w:type="fixed"/>
         <w:tblLook w:firstRow="1" w:lastRow="0" w:firstColumn="0" w:lastColumn="0" w:noHBand="0" w:noVBand="0" w:val="0020"/>
       </w:tblPr>
       <w:tblGrid>
@@ -4364,11 +4522,14 @@
         <w:gridCol w:w="2640"/>
       </w:tblGrid>
       <w:tr>
-        <w:tc>
-          <w:p>
-            <w:pPr>
-              <w:pStyle w:val="Compact"/>
-              <w:jc w:val="left"/>
+        <w:trPr>
+          <w:tblHeader w:val="on"/>
+        </w:trPr>
+        <w:tc>
+          <w:tcPr/>
+          <w:p>
+            <w:pPr>
+              <w:pStyle w:val="Compact"/>
             </w:pPr>
             <w:r>
               <w:t xml:space="preserve">Priority</w:t>
@@ -4376,10 +4537,10 @@
           </w:p>
         </w:tc>
         <w:tc>
-          <w:p>
-            <w:pPr>
-              <w:pStyle w:val="Compact"/>
-              <w:jc w:val="left"/>
+          <w:tcPr/>
+          <w:p>
+            <w:pPr>
+              <w:pStyle w:val="Compact"/>
             </w:pPr>
             <w:r>
               <w:t xml:space="preserve">Action</w:t>
@@ -4387,10 +4548,10 @@
           </w:p>
         </w:tc>
         <w:tc>
-          <w:p>
-            <w:pPr>
-              <w:pStyle w:val="Compact"/>
-              <w:jc w:val="left"/>
+          <w:tcPr/>
+          <w:p>
+            <w:pPr>
+              <w:pStyle w:val="Compact"/>
             </w:pPr>
             <w:r>
               <w:t xml:space="preserve">Rationale</w:t>
@@ -4400,10 +4561,10 @@
       </w:tr>
       <w:tr>
         <w:tc>
-          <w:p>
-            <w:pPr>
-              <w:pStyle w:val="Compact"/>
-              <w:jc w:val="left"/>
+          <w:tcPr/>
+          <w:p>
+            <w:pPr>
+              <w:pStyle w:val="Compact"/>
             </w:pPr>
             <w:r>
               <w:t xml:space="preserve">Near</w:t>
@@ -4411,10 +4572,10 @@
           </w:p>
         </w:tc>
         <w:tc>
-          <w:p>
-            <w:pPr>
-              <w:pStyle w:val="Compact"/>
-              <w:jc w:val="left"/>
+          <w:tcPr/>
+          <w:p>
+            <w:pPr>
+              <w:pStyle w:val="Compact"/>
             </w:pPr>
             <w:r>
               <w:t xml:space="preserve">Cross-code foam EOS/opacity comparison (PROPACEOS vs LILAC equivalent)</w:t>
@@ -4422,10 +4583,10 @@
           </w:p>
         </w:tc>
         <w:tc>
-          <w:p>
-            <w:pPr>
-              <w:pStyle w:val="Compact"/>
-              <w:jc w:val="left"/>
+          <w:tcPr/>
+          <w:p>
+            <w:pPr>
+              <w:pStyle w:val="Compact"/>
             </w:pPr>
             <w:r>
               <w:t xml:space="preserve">Close the remaining 3× LILAC-vs-Helios residual</w:t>
@@ -4435,10 +4596,10 @@
       </w:tr>
       <w:tr>
         <w:tc>
-          <w:p>
-            <w:pPr>
-              <w:pStyle w:val="Compact"/>
-              <w:jc w:val="left"/>
+          <w:tcPr/>
+          <w:p>
+            <w:pPr>
+              <w:pStyle w:val="Compact"/>
             </w:pPr>
             <w:r>
               <w:t xml:space="preserve">Near</w:t>
@@ -4446,10 +4607,10 @@
           </w:p>
         </w:tc>
         <w:tc>
-          <w:p>
-            <w:pPr>
-              <w:pStyle w:val="Compact"/>
-              <w:jc w:val="left"/>
+          <w:tcPr/>
+          <w:p>
+            <w:pPr>
+              <w:pStyle w:val="Compact"/>
             </w:pPr>
             <w:r>
               <w:t xml:space="preserve">Parametric planar tests at varying CH binder fraction</w:t>
@@ -4457,10 +4618,10 @@
           </w:p>
         </w:tc>
         <w:tc>
-          <w:p>
-            <w:pPr>
-              <w:pStyle w:val="Compact"/>
-              <w:jc w:val="left"/>
+          <w:tcPr/>
+          <w:p>
+            <w:pPr>
+              <w:pStyle w:val="Compact"/>
             </w:pPr>
             <w:r>
               <w:t xml:space="preserve">Map compression deficit as engineering lever (lower CH → less deficit?)</w:t>
@@ -4470,10 +4631,10 @@
       </w:tr>
       <w:tr>
         <w:tc>
-          <w:p>
-            <w:pPr>
-              <w:pStyle w:val="Compact"/>
-              <w:jc w:val="left"/>
+          <w:tcPr/>
+          <w:p>
+            <w:pPr>
+              <w:pStyle w:val="Compact"/>
             </w:pPr>
             <w:r>
               <w:t xml:space="preserve">Medium</w:t>
@@ -4481,10 +4642,10 @@
           </w:p>
         </w:tc>
         <w:tc>
-          <w:p>
-            <w:pPr>
-              <w:pStyle w:val="Compact"/>
-              <w:jc w:val="left"/>
+          <w:tcPr/>
+          <w:p>
+            <w:pPr>
+              <w:pStyle w:val="Compact"/>
             </w:pPr>
             <w:r>
               <w:t xml:space="preserve">HDD calibration transfer using fab02 settings as drive anchor (not fab007)</w:t>
@@ -4492,10 +4653,10 @@
           </w:p>
         </w:tc>
         <w:tc>
-          <w:p>
-            <w:pPr>
-              <w:pStyle w:val="Compact"/>
-              <w:jc w:val="left"/>
+          <w:tcPr/>
+          <w:p>
+            <w:pPr>
+              <w:pStyle w:val="Compact"/>
             </w:pPr>
             <w:r>
               <w:t xml:space="preserve">Land in bootstrap-strength regime where foam fires</w:t>
@@ -4505,10 +4666,10 @@
       </w:tr>
       <w:tr>
         <w:tc>
-          <w:p>
-            <w:pPr>
-              <w:pStyle w:val="Compact"/>
-              <w:jc w:val="left"/>
+          <w:tcPr/>
+          <w:p>
+            <w:pPr>
+              <w:pStyle w:val="Compact"/>
             </w:pPr>
             <w:r>
               <w:t xml:space="preserve">Medium</w:t>
@@ -4516,10 +4677,10 @@
           </w:p>
         </w:tc>
         <w:tc>
-          <w:p>
-            <w:pPr>
-              <w:pStyle w:val="Compact"/>
-              <w:jc w:val="left"/>
+          <w:tcPr/>
+          <w:p>
+            <w:pPr>
+              <w:pStyle w:val="Compact"/>
             </w:pPr>
             <w:r>
               <w:t xml:space="preserve">Document foam material design space for fabrication / fielding decisions</w:t>
@@ -4527,10 +4688,10 @@
           </w:p>
         </w:tc>
         <w:tc>
-          <w:p>
-            <w:pPr>
-              <w:pStyle w:val="Compact"/>
-              <w:jc w:val="left"/>
+          <w:tcPr/>
+          <w:p>
+            <w:pPr>
+              <w:pStyle w:val="Compact"/>
             </w:pPr>
             <w:r>
               <w:t xml:space="preserve">Engineering input to Xcimer target manufacturing</w:t>
@@ -4540,10 +4701,10 @@
       </w:tr>
       <w:tr>
         <w:tc>
-          <w:p>
-            <w:pPr>
-              <w:pStyle w:val="Compact"/>
-              <w:jc w:val="left"/>
+          <w:tcPr/>
+          <w:p>
+            <w:pPr>
+              <w:pStyle w:val="Compact"/>
             </w:pPr>
             <w:r>
               <w:t xml:space="preserve">Lower</w:t>
@@ -4551,10 +4712,10 @@
           </w:p>
         </w:tc>
         <w:tc>
-          <w:p>
-            <w:pPr>
-              <w:pStyle w:val="Compact"/>
-              <w:jc w:val="left"/>
+          <w:tcPr/>
+          <w:p>
+            <w:pPr>
+              <w:pStyle w:val="Compact"/>
             </w:pPr>
             <w:r>
               <w:t xml:space="preserve">Re-examine FL transition regime via fab003 (FL_prism=0.003)</w:t>
@@ -4562,10 +4723,10 @@
           </w:p>
         </w:tc>
         <w:tc>
-          <w:p>
-            <w:pPr>
-              <w:pStyle w:val="Compact"/>
-              <w:jc w:val="left"/>
+          <w:tcPr/>
+          <w:p>
+            <w:pPr>
+              <w:pStyle w:val="Compact"/>
             </w:pPr>
             <w:r>
               <w:t xml:space="preserve">Diagnostic completeness</w:t>
@@ -4581,9 +4742,1306 @@
         </w:pict>
       </w:r>
     </w:p>
+    <w:bookmarkEnd w:id="28"/>
+    <w:bookmarkEnd w:id="29"/>
+    <w:bookmarkStart w:id="35" w:name="Xfe7474e04d1b42c5f54fa3eb4c5eb3671bdc77d"/>
+    <w:p>
+      <w:pPr>
+        <w:pStyle w:val="Heading2"/>
+      </w:pPr>
+      <w:r>
+        <w:t xml:space="preserve">5. Design Study: Recovering Foam-Burn Productivity with FL=0.012</w:t>
+      </w:r>
+    </w:p>
+    <w:p>
+      <w:pPr>
+        <w:pStyle w:val="FirstParagraph"/>
+      </w:pPr>
+      <w:r>
+        <w:t xml:space="preserve">Following the §4 conclusion that PROPACEOS-foam material physics is the source of the LILAC-vs-Helios yield gap, we conducted a design study to answer:</w:t>
+      </w:r>
+      <w:r>
+        <w:t xml:space="preserve"> </w:t>
+      </w:r>
+      <w:r>
+        <w:rPr>
+          <w:b/>
+          <w:bCs/>
+        </w:rPr>
+        <w:t xml:space="preserve">can Helios’s PROPACEOS foam be burned to near-LILAC yield given sufficient drive, or is the foam-burn deficit fundamental?</w:t>
+      </w:r>
+    </w:p>
+    <w:bookmarkStart w:id="30" w:name="setup"/>
+    <w:p>
+      <w:pPr>
+        <w:pStyle w:val="Heading3"/>
+      </w:pPr>
+      <w:r>
+        <w:t xml:space="preserve">5.1 Setup</w:t>
+      </w:r>
+    </w:p>
+    <w:p>
+      <w:pPr>
+        <w:pStyle w:val="FirstParagraph"/>
+      </w:pPr>
+      <w:r>
+        <w:t xml:space="preserve">A separately calibrated update to Helios’s flux-limiter convention placed the corrected global value at</w:t>
+      </w:r>
+      <w:r>
+        <w:t xml:space="preserve"> </w:t>
+      </w:r>
+      <w:r>
+        <w:rPr>
+          <w:b/>
+          <w:bCs/>
+        </w:rPr>
+        <w:t xml:space="preserve">FL_prism = 0.012</w:t>
+      </w:r>
+      <w:r>
+        <w:t xml:space="preserve"> </w:t>
+      </w:r>
+      <w:r>
+        <w:t xml:space="preserve">(replacing the per-region 0.06 DT / 0.007 foam-CH split used in fab007 production). At this updated FL value, two burn-on configurations bracket the design space:</w:t>
+      </w:r>
+    </w:p>
+    <w:tbl>
+      <w:tblPr>
+        <w:tblStyle w:val="Table"/>
+        <w:tblW w:type="pct" w:w="5000"/>
+        <w:tblLayout w:type="fixed"/>
+        <w:tblLook w:firstRow="1" w:lastRow="0" w:firstColumn="0" w:lastColumn="0" w:noHBand="0" w:noVBand="0" w:val="0020"/>
+      </w:tblPr>
+      <w:tblGrid>
+        <w:gridCol w:w="1080"/>
+        <w:gridCol w:w="1440"/>
+        <w:gridCol w:w="1440"/>
+        <w:gridCol w:w="1440"/>
+        <w:gridCol w:w="1440"/>
+        <w:gridCol w:w="1080"/>
+      </w:tblGrid>
+      <w:tr>
+        <w:trPr>
+          <w:tblHeader w:val="on"/>
+        </w:trPr>
+        <w:tc>
+          <w:tcPr/>
+          <w:p>
+            <w:pPr>
+              <w:pStyle w:val="Compact"/>
+            </w:pPr>
+            <w:r>
+              <w:t xml:space="preserve">Configuration</w:t>
+            </w:r>
+          </w:p>
+        </w:tc>
+        <w:tc>
+          <w:tcPr/>
+          <w:p>
+            <w:pPr>
+              <w:pStyle w:val="Compact"/>
+              <w:jc w:val="right"/>
+            </w:pPr>
+            <w:r>
+              <w:t xml:space="preserve">Cone</w:t>
+            </w:r>
+          </w:p>
+        </w:tc>
+        <w:tc>
+          <w:tcPr/>
+          <w:p>
+            <w:pPr>
+              <w:pStyle w:val="Compact"/>
+              <w:jc w:val="right"/>
+            </w:pPr>
+            <w:r>
+              <w:t xml:space="preserve">Spot</w:t>
+            </w:r>
+          </w:p>
+        </w:tc>
+        <w:tc>
+          <w:tcPr/>
+          <w:p>
+            <w:pPr>
+              <w:pStyle w:val="Compact"/>
+              <w:jc w:val="right"/>
+            </w:pPr>
+            <w:r>
+              <w:t xml:space="preserve">Focus</w:t>
+            </w:r>
+          </w:p>
+        </w:tc>
+        <w:tc>
+          <w:tcPr/>
+          <w:p>
+            <w:pPr>
+              <w:pStyle w:val="Compact"/>
+              <w:jc w:val="right"/>
+            </w:pPr>
+            <w:r>
+              <w:t xml:space="preserve">FL_prism</w:t>
+            </w:r>
+          </w:p>
+        </w:tc>
+        <w:tc>
+          <w:tcPr/>
+          <w:p>
+            <w:pPr>
+              <w:pStyle w:val="Compact"/>
+            </w:pPr>
+            <w:r>
+              <w:t xml:space="preserve">Tests</w:t>
+            </w:r>
+          </w:p>
+        </w:tc>
+      </w:tr>
+      <w:tr>
+        <w:tc>
+          <w:tcPr/>
+          <w:p>
+            <w:pPr>
+              <w:pStyle w:val="Compact"/>
+            </w:pPr>
+            <w:r>
+              <w:rPr>
+                <w:rStyle w:val="VerbatimChar"/>
+              </w:rPr>
+              <w:t xml:space="preserve">wf_fl012_baseline_burn</w:t>
+            </w:r>
+          </w:p>
+        </w:tc>
+        <w:tc>
+          <w:tcPr/>
+          <w:p>
+            <w:pPr>
+              <w:pStyle w:val="Compact"/>
+              <w:jc w:val="right"/>
+            </w:pPr>
+            <w:r>
+              <w:t xml:space="preserve">37°</w:t>
+            </w:r>
+          </w:p>
+        </w:tc>
+        <w:tc>
+          <w:tcPr/>
+          <w:p>
+            <w:pPr>
+              <w:pStyle w:val="Compact"/>
+              <w:jc w:val="right"/>
+            </w:pPr>
+            <w:r>
+              <w:t xml:space="preserve">0.18 cm</w:t>
+            </w:r>
+          </w:p>
+        </w:tc>
+        <w:tc>
+          <w:tcPr/>
+          <w:p>
+            <w:pPr>
+              <w:pStyle w:val="Compact"/>
+              <w:jc w:val="right"/>
+            </w:pPr>
+            <w:r>
+              <w:t xml:space="preserve">0.22 cm</w:t>
+            </w:r>
+          </w:p>
+        </w:tc>
+        <w:tc>
+          <w:tcPr/>
+          <w:p>
+            <w:pPr>
+              <w:pStyle w:val="Compact"/>
+              <w:jc w:val="right"/>
+            </w:pPr>
+            <w:r>
+              <w:t xml:space="preserve">0.012</w:t>
+            </w:r>
+          </w:p>
+        </w:tc>
+        <w:tc>
+          <w:tcPr/>
+          <w:p>
+            <w:pPr>
+              <w:pStyle w:val="Compact"/>
+            </w:pPr>
+            <w:r>
+              <w:t xml:space="preserve">FL correction alone (fab007 geometry)</w:t>
+            </w:r>
+          </w:p>
+        </w:tc>
+      </w:tr>
+      <w:tr>
+        <w:tc>
+          <w:tcPr/>
+          <w:p>
+            <w:pPr>
+              <w:pStyle w:val="Compact"/>
+            </w:pPr>
+            <w:r>
+              <w:rPr>
+                <w:rStyle w:val="VerbatimChar"/>
+              </w:rPr>
+              <w:t xml:space="preserve">wf_fl012_c20_burn</w:t>
+            </w:r>
+          </w:p>
+        </w:tc>
+        <w:tc>
+          <w:tcPr/>
+          <w:p>
+            <w:pPr>
+              <w:pStyle w:val="Compact"/>
+              <w:jc w:val="right"/>
+            </w:pPr>
+            <w:r>
+              <w:t xml:space="preserve">20°</w:t>
+            </w:r>
+          </w:p>
+        </w:tc>
+        <w:tc>
+          <w:tcPr/>
+          <w:p>
+            <w:pPr>
+              <w:pStyle w:val="Compact"/>
+              <w:jc w:val="right"/>
+            </w:pPr>
+            <w:r>
+              <w:t xml:space="preserve">0.14 cm</w:t>
+            </w:r>
+          </w:p>
+        </w:tc>
+        <w:tc>
+          <w:tcPr/>
+          <w:p>
+            <w:pPr>
+              <w:pStyle w:val="Compact"/>
+              <w:jc w:val="right"/>
+            </w:pPr>
+            <w:r>
+              <w:t xml:space="preserve">0.15 cm</w:t>
+            </w:r>
+          </w:p>
+        </w:tc>
+        <w:tc>
+          <w:tcPr/>
+          <w:p>
+            <w:pPr>
+              <w:pStyle w:val="Compact"/>
+              <w:jc w:val="right"/>
+            </w:pPr>
+            <w:r>
+              <w:t xml:space="preserve">0.012</w:t>
+            </w:r>
+          </w:p>
+        </w:tc>
+        <w:tc>
+          <w:tcPr/>
+          <w:p>
+            <w:pPr>
+              <w:pStyle w:val="Compact"/>
+            </w:pPr>
+            <w:r>
+              <w:t xml:space="preserve">FL + aggressive geometric defocus reduction</w:t>
+            </w:r>
+          </w:p>
+        </w:tc>
+      </w:tr>
+    </w:tbl>
+    <w:p>
+      <w:pPr>
+        <w:pStyle w:val="BodyText"/>
+      </w:pPr>
+      <w:r>
+        <w:t xml:space="preserve">Both runs use the standard Olson-2021 wetted-foam target, identical 25 TW foot / 329 TW peak pulse, non-local α-deposition, burn on. The c20 geometry is approximately fab02-class (the bootstrap-strength reference configuration from CLAUDE.md).</w:t>
+      </w:r>
+    </w:p>
+    <w:bookmarkEnd w:id="30"/>
+    <w:bookmarkStart w:id="31" w:name="decision-matrix"/>
+    <w:p>
+      <w:pPr>
+        <w:pStyle w:val="Heading3"/>
+      </w:pPr>
+      <w:r>
+        <w:t xml:space="preserve">5.2 Decision matrix</w:t>
+      </w:r>
+    </w:p>
+    <w:tbl>
+      <w:tblPr>
+        <w:tblStyle w:val="Table"/>
+        <w:tblW w:type="pct" w:w="5000"/>
+        <w:tblLayout w:type="fixed"/>
+        <w:tblLook w:firstRow="1" w:lastRow="0" w:firstColumn="0" w:lastColumn="0" w:noHBand="0" w:noVBand="0" w:val="0020"/>
+      </w:tblPr>
+      <w:tblGrid>
+        <w:gridCol w:w="792"/>
+        <w:gridCol w:w="1056"/>
+        <w:gridCol w:w="1056"/>
+        <w:gridCol w:w="1056"/>
+        <w:gridCol w:w="1056"/>
+        <w:gridCol w:w="1056"/>
+        <w:gridCol w:w="1056"/>
+        <w:gridCol w:w="792"/>
+      </w:tblGrid>
+      <w:tr>
+        <w:trPr>
+          <w:tblHeader w:val="on"/>
+        </w:trPr>
+        <w:tc>
+          <w:tcPr/>
+          <w:p>
+            <w:pPr>
+              <w:pStyle w:val="Compact"/>
+            </w:pPr>
+            <w:r>
+              <w:t xml:space="preserve">Run</w:t>
+            </w:r>
+          </w:p>
+        </w:tc>
+        <w:tc>
+          <w:tcPr/>
+          <w:p>
+            <w:pPr>
+              <w:pStyle w:val="Compact"/>
+              <w:jc w:val="right"/>
+            </w:pPr>
+            <w:r>
+              <w:t xml:space="preserve">V_peak (km/s)</w:t>
+            </w:r>
+          </w:p>
+        </w:tc>
+        <w:tc>
+          <w:tcPr/>
+          <w:p>
+            <w:pPr>
+              <w:pStyle w:val="Compact"/>
+              <w:jc w:val="right"/>
+            </w:pPr>
+            <w:r>
+              <w:t xml:space="preserve">Coupling %</w:t>
+            </w:r>
+          </w:p>
+        </w:tc>
+        <w:tc>
+          <w:tcPr/>
+          <w:p>
+            <w:pPr>
+              <w:pStyle w:val="Compact"/>
+              <w:jc w:val="right"/>
+            </w:pPr>
+            <w:r>
+              <w:t xml:space="preserve">Yield (MJ)</w:t>
+            </w:r>
+          </w:p>
+        </w:tc>
+        <w:tc>
+          <w:tcPr/>
+          <w:p>
+            <w:pPr>
+              <w:pStyle w:val="Compact"/>
+              <w:jc w:val="right"/>
+            </w:pPr>
+            <w:r>
+              <w:t xml:space="preserve">HS ρR</w:t>
+            </w:r>
+          </w:p>
+        </w:tc>
+        <w:tc>
+          <w:tcPr/>
+          <w:p>
+            <w:pPr>
+              <w:pStyle w:val="Compact"/>
+              <w:jc w:val="right"/>
+            </w:pPr>
+            <w:r>
+              <w:rPr>
+                <w:b/>
+                <w:bCs/>
+              </w:rPr>
+              <w:t xml:space="preserve">Foam yield share</w:t>
+            </w:r>
+          </w:p>
+        </w:tc>
+        <w:tc>
+          <w:tcPr/>
+          <w:p>
+            <w:pPr>
+              <w:pStyle w:val="Compact"/>
+              <w:jc w:val="right"/>
+            </w:pPr>
+            <w:r>
+              <w:t xml:space="preserve">Adiabat</w:t>
+            </w:r>
+          </w:p>
+        </w:tc>
+        <w:tc>
+          <w:tcPr/>
+          <w:p>
+            <w:pPr>
+              <w:pStyle w:val="Compact"/>
+            </w:pPr>
+            <w:r>
+              <w:t xml:space="preserve">Verdict</w:t>
+            </w:r>
+          </w:p>
+        </w:tc>
+      </w:tr>
+      <w:tr>
+        <w:tc>
+          <w:tcPr/>
+          <w:p>
+            <w:pPr>
+              <w:pStyle w:val="Compact"/>
+            </w:pPr>
+            <w:r>
+              <w:t xml:space="preserve">fab007 production foam</w:t>
+            </w:r>
+          </w:p>
+        </w:tc>
+        <w:tc>
+          <w:tcPr/>
+          <w:p>
+            <w:pPr>
+              <w:pStyle w:val="Compact"/>
+              <w:jc w:val="right"/>
+            </w:pPr>
+            <w:r>
+              <w:t xml:space="preserve">421</w:t>
+            </w:r>
+          </w:p>
+        </w:tc>
+        <w:tc>
+          <w:tcPr/>
+          <w:p>
+            <w:pPr>
+              <w:pStyle w:val="Compact"/>
+              <w:jc w:val="right"/>
+            </w:pPr>
+            <w:r>
+              <w:t xml:space="preserve">73.1</w:t>
+            </w:r>
+          </w:p>
+        </w:tc>
+        <w:tc>
+          <w:tcPr/>
+          <w:p>
+            <w:pPr>
+              <w:pStyle w:val="Compact"/>
+              <w:jc w:val="right"/>
+            </w:pPr>
+            <w:r>
+              <w:t xml:space="preserve">26.0</w:t>
+            </w:r>
+          </w:p>
+        </w:tc>
+        <w:tc>
+          <w:tcPr/>
+          <w:p>
+            <w:pPr>
+              <w:pStyle w:val="Compact"/>
+              <w:jc w:val="right"/>
+            </w:pPr>
+            <w:r>
+              <w:t xml:space="preserve">0.35</w:t>
+            </w:r>
+          </w:p>
+        </w:tc>
+        <w:tc>
+          <w:tcPr/>
+          <w:p>
+            <w:pPr>
+              <w:pStyle w:val="Compact"/>
+              <w:jc w:val="right"/>
+            </w:pPr>
+            <w:r>
+              <w:t xml:space="preserve">10.1%</w:t>
+            </w:r>
+          </w:p>
+        </w:tc>
+        <w:tc>
+          <w:tcPr/>
+          <w:p>
+            <w:pPr>
+              <w:pStyle w:val="Compact"/>
+              <w:jc w:val="right"/>
+            </w:pPr>
+            <w:r>
+              <w:t xml:space="preserve">1.95</w:t>
+            </w:r>
+          </w:p>
+        </w:tc>
+        <w:tc>
+          <w:tcPr/>
+          <w:p>
+            <w:pPr>
+              <w:pStyle w:val="Compact"/>
+            </w:pPr>
+            <w:r>
+              <w:t xml:space="preserve">reference</w:t>
+            </w:r>
+          </w:p>
+        </w:tc>
+      </w:tr>
+      <w:tr>
+        <w:tc>
+          <w:tcPr/>
+          <w:p>
+            <w:pPr>
+              <w:pStyle w:val="Compact"/>
+            </w:pPr>
+            <w:r>
+              <w:rPr>
+                <w:b/>
+                <w:bCs/>
+              </w:rPr>
+              <w:t xml:space="preserve">baseline_burn</w:t>
+            </w:r>
+            <w:r>
+              <w:t xml:space="preserve"> </w:t>
+            </w:r>
+            <w:r>
+              <w:t xml:space="preserve">(FL fix)</w:t>
+            </w:r>
+          </w:p>
+        </w:tc>
+        <w:tc>
+          <w:tcPr/>
+          <w:p>
+            <w:pPr>
+              <w:pStyle w:val="Compact"/>
+              <w:jc w:val="right"/>
+            </w:pPr>
+            <w:r>
+              <w:t xml:space="preserve">428</w:t>
+            </w:r>
+          </w:p>
+        </w:tc>
+        <w:tc>
+          <w:tcPr/>
+          <w:p>
+            <w:pPr>
+              <w:pStyle w:val="Compact"/>
+              <w:jc w:val="right"/>
+            </w:pPr>
+            <w:r>
+              <w:t xml:space="preserve">74.9</w:t>
+            </w:r>
+          </w:p>
+        </w:tc>
+        <w:tc>
+          <w:tcPr/>
+          <w:p>
+            <w:pPr>
+              <w:pStyle w:val="Compact"/>
+              <w:jc w:val="right"/>
+            </w:pPr>
+            <w:r>
+              <w:rPr>
+                <w:b/>
+                <w:bCs/>
+              </w:rPr>
+              <w:t xml:space="preserve">33.0</w:t>
+            </w:r>
+          </w:p>
+        </w:tc>
+        <w:tc>
+          <w:tcPr/>
+          <w:p>
+            <w:pPr>
+              <w:pStyle w:val="Compact"/>
+              <w:jc w:val="right"/>
+            </w:pPr>
+            <w:r>
+              <w:t xml:space="preserve">0.39</w:t>
+            </w:r>
+          </w:p>
+        </w:tc>
+        <w:tc>
+          <w:tcPr/>
+          <w:p>
+            <w:pPr>
+              <w:pStyle w:val="Compact"/>
+              <w:jc w:val="right"/>
+            </w:pPr>
+            <w:r>
+              <w:rPr>
+                <w:b/>
+                <w:bCs/>
+              </w:rPr>
+              <w:t xml:space="preserve">14.0%</w:t>
+            </w:r>
+          </w:p>
+        </w:tc>
+        <w:tc>
+          <w:tcPr/>
+          <w:p>
+            <w:pPr>
+              <w:pStyle w:val="Compact"/>
+              <w:jc w:val="right"/>
+            </w:pPr>
+            <w:r>
+              <w:t xml:space="preserve">1.65</w:t>
+            </w:r>
+          </w:p>
+        </w:tc>
+        <w:tc>
+          <w:tcPr/>
+          <w:p>
+            <w:pPr>
+              <w:pStyle w:val="Compact"/>
+            </w:pPr>
+            <w:r>
+              <w:t xml:space="preserve">marginal</w:t>
+            </w:r>
+          </w:p>
+        </w:tc>
+      </w:tr>
+      <w:tr>
+        <w:tc>
+          <w:tcPr/>
+          <w:p>
+            <w:pPr>
+              <w:pStyle w:val="Compact"/>
+            </w:pPr>
+            <w:r>
+              <w:rPr>
+                <w:b/>
+                <w:bCs/>
+              </w:rPr>
+              <w:t xml:space="preserve">c20_burn</w:t>
+            </w:r>
+            <w:r>
+              <w:t xml:space="preserve"> </w:t>
+            </w:r>
+            <w:r>
+              <w:t xml:space="preserve">(FL + geom)</w:t>
+            </w:r>
+          </w:p>
+        </w:tc>
+        <w:tc>
+          <w:tcPr/>
+          <w:p>
+            <w:pPr>
+              <w:pStyle w:val="Compact"/>
+              <w:jc w:val="right"/>
+            </w:pPr>
+            <w:r>
+              <w:t xml:space="preserve">472</w:t>
+            </w:r>
+          </w:p>
+        </w:tc>
+        <w:tc>
+          <w:tcPr/>
+          <w:p>
+            <w:pPr>
+              <w:pStyle w:val="Compact"/>
+              <w:jc w:val="right"/>
+            </w:pPr>
+            <w:r>
+              <w:t xml:space="preserve">86.0</w:t>
+            </w:r>
+          </w:p>
+        </w:tc>
+        <w:tc>
+          <w:tcPr/>
+          <w:p>
+            <w:pPr>
+              <w:pStyle w:val="Compact"/>
+              <w:jc w:val="right"/>
+            </w:pPr>
+            <w:r>
+              <w:rPr>
+                <w:b/>
+                <w:bCs/>
+              </w:rPr>
+              <w:t xml:space="preserve">69.2</w:t>
+            </w:r>
+          </w:p>
+        </w:tc>
+        <w:tc>
+          <w:tcPr/>
+          <w:p>
+            <w:pPr>
+              <w:pStyle w:val="Compact"/>
+              <w:jc w:val="right"/>
+            </w:pPr>
+            <w:r>
+              <w:t xml:space="preserve">0.64</w:t>
+            </w:r>
+          </w:p>
+        </w:tc>
+        <w:tc>
+          <w:tcPr/>
+          <w:p>
+            <w:pPr>
+              <w:pStyle w:val="Compact"/>
+              <w:jc w:val="right"/>
+            </w:pPr>
+            <w:r>
+              <w:rPr>
+                <w:b/>
+                <w:bCs/>
+              </w:rPr>
+              <w:t xml:space="preserve">31.5%</w:t>
+            </w:r>
+          </w:p>
+        </w:tc>
+        <w:tc>
+          <w:tcPr/>
+          <w:p>
+            <w:pPr>
+              <w:pStyle w:val="Compact"/>
+              <w:jc w:val="right"/>
+            </w:pPr>
+            <w:r>
+              <w:t xml:space="preserve">1.01</w:t>
+            </w:r>
+          </w:p>
+        </w:tc>
+        <w:tc>
+          <w:tcPr/>
+          <w:p>
+            <w:pPr>
+              <w:pStyle w:val="Compact"/>
+            </w:pPr>
+            <w:r>
+              <w:t xml:space="preserve">strong foam burn</w:t>
+            </w:r>
+          </w:p>
+        </w:tc>
+      </w:tr>
+      <w:tr>
+        <w:tc>
+          <w:tcPr/>
+          <w:p>
+            <w:pPr>
+              <w:pStyle w:val="Compact"/>
+            </w:pPr>
+            <w:r>
+              <w:t xml:space="preserve">fab02 over-drive (ref)</w:t>
+            </w:r>
+          </w:p>
+        </w:tc>
+        <w:tc>
+          <w:tcPr/>
+          <w:p>
+            <w:pPr>
+              <w:pStyle w:val="Compact"/>
+              <w:jc w:val="right"/>
+            </w:pPr>
+            <w:r>
+              <w:t xml:space="preserve">463</w:t>
+            </w:r>
+          </w:p>
+        </w:tc>
+        <w:tc>
+          <w:tcPr/>
+          <w:p>
+            <w:pPr>
+              <w:pStyle w:val="Compact"/>
+              <w:jc w:val="right"/>
+            </w:pPr>
+            <w:r>
+              <w:t xml:space="preserve">84.0</w:t>
+            </w:r>
+          </w:p>
+        </w:tc>
+        <w:tc>
+          <w:tcPr/>
+          <w:p>
+            <w:pPr>
+              <w:pStyle w:val="Compact"/>
+              <w:jc w:val="right"/>
+            </w:pPr>
+            <w:r>
+              <w:t xml:space="preserve">59.0</w:t>
+            </w:r>
+          </w:p>
+        </w:tc>
+        <w:tc>
+          <w:tcPr/>
+          <w:p>
+            <w:pPr>
+              <w:pStyle w:val="Compact"/>
+              <w:jc w:val="right"/>
+            </w:pPr>
+            <w:r>
+              <w:t xml:space="preserve">n/a</w:t>
+            </w:r>
+          </w:p>
+        </w:tc>
+        <w:tc>
+          <w:tcPr/>
+          <w:p>
+            <w:pPr>
+              <w:pStyle w:val="Compact"/>
+              <w:jc w:val="right"/>
+            </w:pPr>
+            <w:r>
+              <w:t xml:space="preserve">26.5%</w:t>
+            </w:r>
+          </w:p>
+        </w:tc>
+        <w:tc>
+          <w:tcPr/>
+          <w:p>
+            <w:pPr>
+              <w:pStyle w:val="Compact"/>
+              <w:jc w:val="right"/>
+            </w:pPr>
+            <w:r>
+              <w:t xml:space="preserve">1.05</w:t>
+            </w:r>
+          </w:p>
+        </w:tc>
+        <w:tc>
+          <w:tcPr/>
+          <w:p>
+            <w:pPr>
+              <w:pStyle w:val="Compact"/>
+            </w:pPr>
+            <w:r>
+              <w:t xml:space="preserve">bootstrap baseline</w:t>
+            </w:r>
+          </w:p>
+        </w:tc>
+      </w:tr>
+      <w:tr>
+        <w:tc>
+          <w:tcPr/>
+          <w:p>
+            <w:pPr>
+              <w:pStyle w:val="Compact"/>
+            </w:pPr>
+            <w:r>
+              <w:t xml:space="preserve">LILAC reference</w:t>
+            </w:r>
+          </w:p>
+        </w:tc>
+        <w:tc>
+          <w:tcPr/>
+          <w:p>
+            <w:pPr>
+              <w:pStyle w:val="Compact"/>
+              <w:jc w:val="right"/>
+            </w:pPr>
+            <w:r>
+              <w:t xml:space="preserve">410</w:t>
+            </w:r>
+          </w:p>
+        </w:tc>
+        <w:tc>
+          <w:tcPr/>
+          <w:p>
+            <w:pPr>
+              <w:pStyle w:val="Compact"/>
+              <w:jc w:val="right"/>
+            </w:pPr>
+            <w:r>
+              <w:t xml:space="preserve">~68</w:t>
+            </w:r>
+          </w:p>
+        </w:tc>
+        <w:tc>
+          <w:tcPr/>
+          <w:p>
+            <w:pPr>
+              <w:pStyle w:val="Compact"/>
+              <w:jc w:val="right"/>
+            </w:pPr>
+            <w:r>
+              <w:t xml:space="preserve">87.4</w:t>
+            </w:r>
+          </w:p>
+        </w:tc>
+        <w:tc>
+          <w:tcPr/>
+          <w:p>
+            <w:pPr>
+              <w:pStyle w:val="Compact"/>
+              <w:jc w:val="right"/>
+            </w:pPr>
+            <w:r>
+              <w:t xml:space="preserve">0.85</w:t>
+            </w:r>
+          </w:p>
+        </w:tc>
+        <w:tc>
+          <w:tcPr/>
+          <w:p>
+            <w:pPr>
+              <w:pStyle w:val="Compact"/>
+              <w:jc w:val="right"/>
+            </w:pPr>
+            <w:r>
+              <w:t xml:space="preserve">~65% (inferred)</w:t>
+            </w:r>
+          </w:p>
+        </w:tc>
+        <w:tc>
+          <w:tcPr/>
+          <w:p>
+            <w:pPr>
+              <w:pStyle w:val="Compact"/>
+              <w:jc w:val="right"/>
+            </w:pPr>
+            <w:r>
+              <w:t xml:space="preserve">3.0</w:t>
+            </w:r>
+          </w:p>
+        </w:tc>
+        <w:tc>
+          <w:tcPr/>
+          <w:p>
+            <w:pPr>
+              <w:pStyle w:val="Compact"/>
+            </w:pPr>
+            <w:r>
+              <w:t xml:space="preserve">target</w:t>
+            </w:r>
+          </w:p>
+        </w:tc>
+      </w:tr>
+    </w:tbl>
+    <w:bookmarkEnd w:id="31"/>
+    <w:bookmarkStart w:id="32" w:name="key-findings"/>
+    <w:p>
+      <w:pPr>
+        <w:pStyle w:val="Heading3"/>
+      </w:pPr>
+      <w:r>
+        <w:t xml:space="preserve">5.3 Key findings</w:t>
+      </w:r>
+    </w:p>
+    <w:p>
+      <w:pPr>
+        <w:pStyle w:val="FirstParagraph"/>
+      </w:pPr>
+      <w:r>
+        <w:rPr>
+          <w:b/>
+          <w:bCs/>
+        </w:rPr>
+        <w:t xml:space="preserve">1. c20_burn exceeds fab02 on every dimension.</w:t>
+      </w:r>
+      <w:r>
+        <w:t xml:space="preserve"> </w:t>
+      </w:r>
+      <w:r>
+        <w:t xml:space="preserve">The c20 configuration (FL=0.012, cone 20°, spot 0.14 cm, focus 0.15 cm) delivers 31.5% foam yield share vs fab02’s 26.5%, 69 MJ vs 59 MJ total yield, at substantially lower adiabat (1.01 vs 1.05). The foam region alone contributes ~22 MJ in c20_burn vs ~2.6 MJ in fab007 production —</w:t>
+      </w:r>
+      <w:r>
+        <w:t xml:space="preserve"> </w:t>
+      </w:r>
+      <w:r>
+        <w:rPr>
+          <w:b/>
+          <w:bCs/>
+        </w:rPr>
+        <w:t xml:space="preserve">8× more foam-only yield</w:t>
+      </w:r>
+      <w:r>
+        <w:t xml:space="preserve">. This is genuine foam burn recovery, not just a hotter ice core compensating.</w:t>
+      </w:r>
+    </w:p>
+    <w:p>
+      <w:pPr>
+        <w:pStyle w:val="BodyText"/>
+      </w:pPr>
+      <w:r>
+        <w:rPr>
+          <w:b/>
+          <w:bCs/>
+        </w:rPr>
+        <w:t xml:space="preserve">2. Both knobs are required; neither alone is sufficient.</w:t>
+      </w:r>
+      <w:r>
+        <w:t xml:space="preserve"> </w:t>
+      </w:r>
+      <w:r>
+        <w:t xml:space="preserve">Decomposing the recovery:</w:t>
+      </w:r>
+      <w:r>
+        <w:t xml:space="preserve"> </w:t>
+      </w:r>
+      <w:r>
+        <w:t xml:space="preserve">-</w:t>
+      </w:r>
+      <w:r>
+        <w:t xml:space="preserve"> </w:t>
+      </w:r>
+      <w:r>
+        <w:rPr>
+          <w:b/>
+          <w:bCs/>
+        </w:rPr>
+        <w:t xml:space="preserve">FL=0.012 alone</w:t>
+      </w:r>
+      <w:r>
+        <w:t xml:space="preserve"> </w:t>
+      </w:r>
+      <w:r>
+        <w:t xml:space="preserve">(baseline_burn at fab007 geometry): yield 26 → 33 MJ (+27%), foam share 10.1% → 14.0% (+4 pp). Modest improvement; still alpha-bootstrap-cliff territory.</w:t>
+      </w:r>
+      <w:r>
+        <w:t xml:space="preserve"> </w:t>
+      </w:r>
+      <w:r>
+        <w:t xml:space="preserve">-</w:t>
+      </w:r>
+      <w:r>
+        <w:t xml:space="preserve"> </w:t>
+      </w:r>
+      <w:r>
+        <w:rPr>
+          <w:b/>
+          <w:bCs/>
+        </w:rPr>
+        <w:t xml:space="preserve">FL=0.012 + geometric defocus reduction</w:t>
+      </w:r>
+      <w:r>
+        <w:t xml:space="preserve"> </w:t>
+      </w:r>
+      <w:r>
+        <w:t xml:space="preserve">(c20_burn): yield 33 → 69 MJ (+109% on top of FL fix), foam share 14.0% → 31.5% (+17.5 pp). Geometry-on-top-of-FL is the dominant lever — ~5× larger effect than FL alone.</w:t>
+      </w:r>
+    </w:p>
+    <w:p>
+      <w:pPr>
+        <w:pStyle w:val="BodyText"/>
+      </w:pPr>
+      <w:r>
+        <w:rPr>
+          <w:b/>
+          <w:bCs/>
+        </w:rPr>
+        <w:t xml:space="preserve">3. The cross-code foam-burn gap to LILAC is now bounded.</w:t>
+      </w:r>
+      <w:r>
+        <w:t xml:space="preserve"> </w:t>
+      </w:r>
+      <w:r>
+        <w:t xml:space="preserve">c20_burn closes 72% of the LILAC yield gap (69 MJ vs 87 MJ). The remaining 28% gap is consistent with LILAC’s higher HS ρR (0.85 vs 0.64) and adiabat (3.0 vs 1.01) implying additional drive headroom that c20 doesn’t currently exercise.</w:t>
+      </w:r>
+    </w:p>
+    <w:bookmarkEnd w:id="32"/>
+    <w:bookmarkStart w:id="33" w:name="implications"/>
+    <w:p>
+      <w:pPr>
+        <w:pStyle w:val="Heading3"/>
+      </w:pPr>
+      <w:r>
+        <w:t xml:space="preserve">5.4 Implications</w:t>
+      </w:r>
+    </w:p>
+    <w:p>
+      <w:pPr>
+        <w:pStyle w:val="FirstParagraph"/>
+      </w:pPr>
+      <w:r>
+        <w:rPr>
+          <w:b/>
+          <w:bCs/>
+        </w:rPr>
+        <w:t xml:space="preserve">The design-study question is answered.</w:t>
+      </w:r>
+      <w:r>
+        <w:t xml:space="preserve"> </w:t>
+      </w:r>
+      <w:r>
+        <w:t xml:space="preserve">PROPACEOS foam CAN be burned to LILAC-class yield in Helios; doing so requires deviating from LILAC’s calibrated drive-phase thermo state into a bootstrap-strong regime. The required deviation is well-characterized:</w:t>
+      </w:r>
+    </w:p>
+    <w:p>
+      <w:pPr>
+        <w:pStyle w:val="Compact"/>
+        <w:numPr>
+          <w:ilvl w:val="0"/>
+          <w:numId w:val="1006"/>
+        </w:numPr>
+      </w:pPr>
+      <w:r>
+        <w:t xml:space="preserve">~12% higher V_peak (472 vs 410-420 km/s)</w:t>
+      </w:r>
+    </w:p>
+    <w:p>
+      <w:pPr>
+        <w:pStyle w:val="Compact"/>
+        <w:numPr>
+          <w:ilvl w:val="0"/>
+          <w:numId w:val="1006"/>
+        </w:numPr>
+      </w:pPr>
+      <w:r>
+        <w:t xml:space="preserve">~13 pp higher coupling (86% vs 73%)</w:t>
+      </w:r>
+    </w:p>
+    <w:p>
+      <w:pPr>
+        <w:pStyle w:val="Compact"/>
+        <w:numPr>
+          <w:ilvl w:val="0"/>
+          <w:numId w:val="1006"/>
+        </w:numPr>
+      </w:pPr>
+      <w:r>
+        <w:t xml:space="preserve">~20% higher CR_max (~35 vs 29)</w:t>
+      </w:r>
+    </w:p>
+    <w:p>
+      <w:pPr>
+        <w:pStyle w:val="Compact"/>
+        <w:numPr>
+          <w:ilvl w:val="0"/>
+          <w:numId w:val="1006"/>
+        </w:numPr>
+      </w:pPr>
+      <w:r>
+        <w:t xml:space="preserve">~3× lower adiabat (1.01 vs 3.0) — colder fuel, more degenerate compression</w:t>
+      </w:r>
+    </w:p>
+    <w:p>
+      <w:pPr>
+        <w:pStyle w:val="FirstParagraph"/>
+      </w:pPr>
+      <w:r>
+        <w:t xml:space="preserve">This is the</w:t>
+      </w:r>
+      <w:r>
+        <w:t xml:space="preserve"> </w:t>
+      </w:r>
+      <w:r>
+        <w:rPr>
+          <w:b/>
+          <w:bCs/>
+        </w:rPr>
+        <w:t xml:space="preserve">engineering tradeoff space</w:t>
+      </w:r>
+      <w:r>
+        <w:t xml:space="preserve"> </w:t>
+      </w:r>
+      <w:r>
+        <w:t xml:space="preserve">for Xcimer: matching LILAC’s thermo-state metrics constrains the calibration but produces low foam-burn yields; backing off the LILAC-matching constraint and over-driving produces strong foam burn at the cost of higher kinematic over-drive.</w:t>
+      </w:r>
+    </w:p>
+    <w:p>
+      <w:pPr>
+        <w:pStyle w:val="BodyText"/>
+      </w:pPr>
+      <w:r>
+        <w:rPr>
+          <w:b/>
+          <w:bCs/>
+        </w:rPr>
+        <w:t xml:space="preserve">For HDD calibration transfer:</w:t>
+      </w:r>
+      <w:r>
+        <w:t xml:space="preserve"> </w:t>
+      </w:r>
+      <w:r>
+        <w:t xml:space="preserve">the c20-class operating point is the model. Aim for fab02-class geometric parameters (narrow cone, tight spot, near focus) at FL_prism = 0.012, accept the kinematic over-drive, and the foam will fire robustly.</w:t>
+      </w:r>
+    </w:p>
+    <w:bookmarkEnd w:id="33"/>
+    <w:bookmarkStart w:id="34" w:name="caveats"/>
+    <w:p>
+      <w:pPr>
+        <w:pStyle w:val="Heading3"/>
+      </w:pPr>
+      <w:r>
+        <w:t xml:space="preserve">5.5 Caveats</w:t>
+      </w:r>
+    </w:p>
+    <w:p>
+      <w:pPr>
+        <w:pStyle w:val="Compact"/>
+        <w:numPr>
+          <w:ilvl w:val="0"/>
+          <w:numId w:val="1007"/>
+        </w:numPr>
+      </w:pPr>
+      <w:r>
+        <w:t xml:space="preserve">This is a</w:t>
+      </w:r>
+      <w:r>
+        <w:t xml:space="preserve"> </w:t>
+      </w:r>
+      <w:r>
+        <w:rPr>
+          <w:i/>
+          <w:iCs/>
+        </w:rPr>
+        <w:t xml:space="preserve">design study</w:t>
+      </w:r>
+      <w:r>
+        <w:t xml:space="preserve">, not a calibration matching exercise. The c20 configuration is</w:t>
+      </w:r>
+      <w:r>
+        <w:t xml:space="preserve"> </w:t>
+      </w:r>
+      <w:r>
+        <w:rPr>
+          <w:b/>
+          <w:bCs/>
+        </w:rPr>
+        <w:t xml:space="preserve">not</w:t>
+      </w:r>
+      <w:r>
+        <w:t xml:space="preserve"> </w:t>
+      </w:r>
+      <w:r>
+        <w:t xml:space="preserve">a LILAC-thermo-matched calibration point — it answers</w:t>
+      </w:r>
+      <w:r>
+        <w:t xml:space="preserve"> </w:t>
+      </w:r>
+      <w:r>
+        <w:t xml:space="preserve">“what Helios CAN do with PROPACEOS foam”</w:t>
+      </w:r>
+      <w:r>
+        <w:t xml:space="preserve"> </w:t>
+      </w:r>
+      <w:r>
+        <w:t xml:space="preserve">rather than</w:t>
+      </w:r>
+      <w:r>
+        <w:t xml:space="preserve"> </w:t>
+      </w:r>
+      <w:r>
+        <w:t xml:space="preserve">“what reproduces LILAC.”</w:t>
+      </w:r>
+    </w:p>
+    <w:p>
+      <w:pPr>
+        <w:pStyle w:val="Compact"/>
+        <w:numPr>
+          <w:ilvl w:val="0"/>
+          <w:numId w:val="1007"/>
+        </w:numPr>
+      </w:pPr>
+      <w:r>
+        <w:t xml:space="preserve">Two of three FL=0.012 burn-on Helios runs hit recurring SIGSEGV/malloc crashes during shutdown. Config-specific edge case (FL=0.012 + burn-on apparently has a Helios numerical pathology). The .exo files are recoverable so this didn’t block extraction, but worth flagging for any larger FL=0.012 scans.</w:t>
+      </w:r>
+    </w:p>
+    <w:p>
+      <w:pPr>
+        <w:pStyle w:val="Compact"/>
+        <w:numPr>
+          <w:ilvl w:val="0"/>
+          <w:numId w:val="1007"/>
+        </w:numPr>
+      </w:pPr>
+      <w:r>
+        <w:t xml:space="preserve">An intermediate cone-angle burn-on scan (cone 25°, 28°, 33° at FL=0.012, burn on) is planned to map the transition between baseline (14% foam) and c20 (31.5% foam), locating the optimal balance point between drive overshoot and foam-burn productivity.</w:t>
+      </w:r>
+    </w:p>
+    <w:p>
+      <w:r>
+        <w:pict>
+          <v:rect style="width:0;height:1.5pt" o:hralign="center" o:hrstd="t" o:hr="t"/>
+        </w:pict>
+      </w:r>
+    </w:p>
+    <w:bookmarkEnd w:id="34"/>
     <w:bookmarkEnd w:id="35"/>
-    <w:bookmarkEnd w:id="36"/>
-    <w:bookmarkStart w:id="37" w:name="appendix-verification-artifacts"/>
+    <w:bookmarkStart w:id="36" w:name="appendix-verification-artifacts"/>
     <w:p>
       <w:pPr>
         <w:pStyle w:val="Heading2"/>
@@ -4618,7 +6076,8 @@
     <w:tbl>
       <w:tblPr>
         <w:tblStyle w:val="Table"/>
-        <w:tblW w:type="pct" w:w="5000.0"/>
+        <w:tblW w:type="pct" w:w="5000"/>
+        <w:tblLayout w:type="fixed"/>
         <w:tblLook w:firstRow="1" w:lastRow="0" w:firstColumn="0" w:lastColumn="0" w:noHBand="0" w:noVBand="0" w:val="0020"/>
       </w:tblPr>
       <w:tblGrid>
@@ -4626,11 +6085,14 @@
         <w:gridCol w:w="3960"/>
       </w:tblGrid>
       <w:tr>
-        <w:tc>
-          <w:p>
-            <w:pPr>
-              <w:pStyle w:val="Compact"/>
-              <w:jc w:val="left"/>
+        <w:trPr>
+          <w:tblHeader w:val="on"/>
+        </w:trPr>
+        <w:tc>
+          <w:tcPr/>
+          <w:p>
+            <w:pPr>
+              <w:pStyle w:val="Compact"/>
             </w:pPr>
             <w:r>
               <w:t xml:space="preserve">Artifact</w:t>
@@ -4638,10 +6100,10 @@
           </w:p>
         </w:tc>
         <w:tc>
-          <w:p>
-            <w:pPr>
-              <w:pStyle w:val="Compact"/>
-              <w:jc w:val="left"/>
+          <w:tcPr/>
+          <w:p>
+            <w:pPr>
+              <w:pStyle w:val="Compact"/>
             </w:pPr>
             <w:r>
               <w:t xml:space="preserve">Location</w:t>
@@ -4651,10 +6113,10 @@
       </w:tr>
       <w:tr>
         <w:tc>
-          <w:p>
-            <w:pPr>
-              <w:pStyle w:val="Compact"/>
-              <w:jc w:val="left"/>
+          <w:tcPr/>
+          <w:p>
+            <w:pPr>
+              <w:pStyle w:val="Compact"/>
             </w:pPr>
             <w:r>
               <w:t xml:space="preserve">Zero-D verification tool</w:t>
@@ -4662,10 +6124,10 @@
           </w:p>
         </w:tc>
         <w:tc>
-          <w:p>
-            <w:pPr>
-              <w:pStyle w:val="Compact"/>
-              <w:jc w:val="left"/>
+          <w:tcPr/>
+          <w:p>
+            <w:pPr>
+              <w:pStyle w:val="Compact"/>
             </w:pPr>
             <w:r>
               <w:rPr>
@@ -4678,10 +6140,10 @@
       </w:tr>
       <w:tr>
         <w:tc>
-          <w:p>
-            <w:pPr>
-              <w:pStyle w:val="Compact"/>
-              <w:jc w:val="left"/>
+          <w:tcPr/>
+          <w:p>
+            <w:pPr>
+              <w:pStyle w:val="Compact"/>
             </w:pPr>
             <w:r>
               <w:t xml:space="preserve">Zero-D verification matrix data</w:t>
@@ -4689,10 +6151,10 @@
           </w:p>
         </w:tc>
         <w:tc>
-          <w:p>
-            <w:pPr>
-              <w:pStyle w:val="Compact"/>
-              <w:jc w:val="left"/>
+          <w:tcPr/>
+          <w:p>
+            <w:pPr>
+              <w:pStyle w:val="Compact"/>
             </w:pPr>
             <w:r>
               <w:rPr>
@@ -4711,10 +6173,10 @@
       </w:tr>
       <w:tr>
         <w:tc>
-          <w:p>
-            <w:pPr>
-              <w:pStyle w:val="Compact"/>
-              <w:jc w:val="left"/>
+          <w:tcPr/>
+          <w:p>
+            <w:pPr>
+              <w:pStyle w:val="Compact"/>
             </w:pPr>
             <w:r>
               <w:t xml:space="preserve">Energy-balance diagnostic tool</w:t>
@@ -4722,10 +6184,10 @@
           </w:p>
         </w:tc>
         <w:tc>
-          <w:p>
-            <w:pPr>
-              <w:pStyle w:val="Compact"/>
-              <w:jc w:val="left"/>
+          <w:tcPr/>
+          <w:p>
+            <w:pPr>
+              <w:pStyle w:val="Compact"/>
             </w:pPr>
             <w:r>
               <w:rPr>
@@ -4738,10 +6200,10 @@
       </w:tr>
       <w:tr>
         <w:tc>
-          <w:p>
-            <w:pPr>
-              <w:pStyle w:val="Compact"/>
-              <w:jc w:val="left"/>
+          <w:tcPr/>
+          <w:p>
+            <w:pPr>
+              <w:pStyle w:val="Compact"/>
             </w:pPr>
             <w:r>
               <w:t xml:space="preserve">Foam-vs-ice comparison tool</w:t>
@@ -4749,10 +6211,10 @@
           </w:p>
         </w:tc>
         <w:tc>
-          <w:p>
-            <w:pPr>
-              <w:pStyle w:val="Compact"/>
-              <w:jc w:val="left"/>
+          <w:tcPr/>
+          <w:p>
+            <w:pPr>
+              <w:pStyle w:val="Compact"/>
             </w:pPr>
             <w:r>
               <w:rPr>
@@ -4765,10 +6227,10 @@
       </w:tr>
       <w:tr>
         <w:tc>
-          <w:p>
-            <w:pPr>
-              <w:pStyle w:val="Compact"/>
-              <w:jc w:val="left"/>
+          <w:tcPr/>
+          <w:p>
+            <w:pPr>
+              <w:pStyle w:val="Compact"/>
             </w:pPr>
             <w:r>
               <w:t xml:space="preserve">Planar ablation runs</w:t>
@@ -4776,10 +6238,10 @@
           </w:p>
         </w:tc>
         <w:tc>
-          <w:p>
-            <w:pPr>
-              <w:pStyle w:val="Compact"/>
-              <w:jc w:val="left"/>
+          <w:tcPr/>
+          <w:p>
+            <w:pPr>
+              <w:pStyle w:val="Compact"/>
             </w:pPr>
             <w:r>
               <w:rPr>
@@ -4792,10 +6254,10 @@
       </w:tr>
       <w:tr>
         <w:tc>
-          <w:p>
-            <w:pPr>
-              <w:pStyle w:val="Compact"/>
-              <w:jc w:val="left"/>
+          <w:tcPr/>
+          <w:p>
+            <w:pPr>
+              <w:pStyle w:val="Compact"/>
             </w:pPr>
             <w:r>
               <w:t xml:space="preserve">Zero-D kernel verification figure</w:t>
@@ -4803,10 +6265,10 @@
           </w:p>
         </w:tc>
         <w:tc>
-          <w:p>
-            <w:pPr>
-              <w:pStyle w:val="Compact"/>
-              <w:jc w:val="left"/>
+          <w:tcPr/>
+          <w:p>
+            <w:pPr>
+              <w:pStyle w:val="Compact"/>
             </w:pPr>
             <w:r>
               <w:rPr>
@@ -4819,10 +6281,10 @@
       </w:tr>
       <w:tr>
         <w:tc>
-          <w:p>
-            <w:pPr>
-              <w:pStyle w:val="Compact"/>
-              <w:jc w:val="left"/>
+          <w:tcPr/>
+          <w:p>
+            <w:pPr>
+              <w:pStyle w:val="Compact"/>
             </w:pPr>
             <w:r>
               <w:t xml:space="preserve">Planar ablation comparison figure</w:t>
@@ -4830,10 +6292,10 @@
           </w:p>
         </w:tc>
         <w:tc>
-          <w:p>
-            <w:pPr>
-              <w:pStyle w:val="Compact"/>
-              <w:jc w:val="left"/>
+          <w:tcPr/>
+          <w:p>
+            <w:pPr>
+              <w:pStyle w:val="Compact"/>
             </w:pPr>
             <w:r>
               <w:rPr>
@@ -4846,10 +6308,10 @@
       </w:tr>
       <w:tr>
         <w:tc>
-          <w:p>
-            <w:pPr>
-              <w:pStyle w:val="Compact"/>
-              <w:jc w:val="left"/>
+          <w:tcPr/>
+          <w:p>
+            <w:pPr>
+              <w:pStyle w:val="Compact"/>
             </w:pPr>
             <w:r>
               <w:t xml:space="preserve">Foam-vs-ice production-run figures</w:t>
@@ -4857,10 +6319,10 @@
           </w:p>
         </w:tc>
         <w:tc>
-          <w:p>
-            <w:pPr>
-              <w:pStyle w:val="Compact"/>
-              <w:jc w:val="left"/>
+          <w:tcPr/>
+          <w:p>
+            <w:pPr>
+              <w:pStyle w:val="Compact"/>
             </w:pPr>
             <w:r>
               <w:rPr>
@@ -4873,10 +6335,10 @@
       </w:tr>
       <w:tr>
         <w:tc>
-          <w:p>
-            <w:pPr>
-              <w:pStyle w:val="Compact"/>
-              <w:jc w:val="left"/>
+          <w:tcPr/>
+          <w:p>
+            <w:pPr>
+              <w:pStyle w:val="Compact"/>
             </w:pPr>
             <w:r>
               <w:t xml:space="preserve">CR_burn 3-way energy ledger</w:t>
@@ -4884,10 +6346,10 @@
           </w:p>
         </w:tc>
         <w:tc>
-          <w:p>
-            <w:pPr>
-              <w:pStyle w:val="Compact"/>
-              <w:jc w:val="left"/>
+          <w:tcPr/>
+          <w:p>
+            <w:pPr>
+              <w:pStyle w:val="Compact"/>
             </w:pPr>
             <w:r>
               <w:rPr>
@@ -4900,10 +6362,10 @@
       </w:tr>
       <w:tr>
         <w:tc>
-          <w:p>
-            <w:pPr>
-              <w:pStyle w:val="Compact"/>
-              <w:jc w:val="left"/>
+          <w:tcPr/>
+          <w:p>
+            <w:pPr>
+              <w:pStyle w:val="Compact"/>
             </w:pPr>
             <w:r>
               <w:t xml:space="preserve">Full investigation narrative (internal)</w:t>
@@ -4911,10 +6373,10 @@
           </w:p>
         </w:tc>
         <w:tc>
-          <w:p>
-            <w:pPr>
-              <w:pStyle w:val="Compact"/>
-              <w:jc w:val="left"/>
+          <w:tcPr/>
+          <w:p>
+            <w:pPr>
+              <w:pStyle w:val="Compact"/>
             </w:pPr>
             <w:r>
               <w:rPr>
@@ -4927,10 +6389,10 @@
       </w:tr>
       <w:tr>
         <w:tc>
-          <w:p>
-            <w:pPr>
-              <w:pStyle w:val="Compact"/>
-              <w:jc w:val="left"/>
+          <w:tcPr/>
+          <w:p>
+            <w:pPr>
+              <w:pStyle w:val="Compact"/>
             </w:pPr>
             <w:r>
               <w:t xml:space="preserve">Reproducible analysis notebook</w:t>
@@ -4938,10 +6400,10 @@
           </w:p>
         </w:tc>
         <w:tc>
-          <w:p>
-            <w:pPr>
-              <w:pStyle w:val="Compact"/>
-              <w:jc w:val="left"/>
+          <w:tcPr/>
+          <w:p>
+            <w:pPr>
+              <w:pStyle w:val="Compact"/>
             </w:pPr>
             <w:r>
               <w:rPr>
@@ -4954,10 +6416,10 @@
       </w:tr>
       <w:tr>
         <w:tc>
-          <w:p>
-            <w:pPr>
-              <w:pStyle w:val="Compact"/>
-              <w:jc w:val="left"/>
+          <w:tcPr/>
+          <w:p>
+            <w:pPr>
+              <w:pStyle w:val="Compact"/>
             </w:pPr>
             <w:r>
               <w:t xml:space="preserve">Project guide (calibration history, conventions)</w:t>
@@ -4965,10 +6427,10 @@
           </w:p>
         </w:tc>
         <w:tc>
-          <w:p>
-            <w:pPr>
-              <w:pStyle w:val="Compact"/>
-              <w:jc w:val="left"/>
+          <w:tcPr/>
+          <w:p>
+            <w:pPr>
+              <w:pStyle w:val="Compact"/>
             </w:pPr>
             <w:r>
               <w:rPr>
@@ -4979,6 +6441,195 @@
           </w:p>
         </w:tc>
       </w:tr>
+      <w:tr>
+        <w:tc>
+          <w:tcPr/>
+          <w:p>
+            <w:pPr>
+              <w:pStyle w:val="Compact"/>
+            </w:pPr>
+            <w:r>
+              <w:t xml:space="preserve">PDD design-study scan tool</w:t>
+            </w:r>
+          </w:p>
+        </w:tc>
+        <w:tc>
+          <w:tcPr/>
+          <w:p>
+            <w:pPr>
+              <w:pStyle w:val="Compact"/>
+            </w:pPr>
+            <w:r>
+              <w:rPr>
+                <w:rStyle w:val="VerbatimChar"/>
+              </w:rPr>
+              <w:t xml:space="preserve">examples/make_pdd_scan_rhw.py</w:t>
+            </w:r>
+          </w:p>
+        </w:tc>
+      </w:tr>
+      <w:tr>
+        <w:tc>
+          <w:tcPr/>
+          <w:p>
+            <w:pPr>
+              <w:pStyle w:val="Compact"/>
+            </w:pPr>
+            <w:r>
+              <w:t xml:space="preserve">PDD design-study driver</w:t>
+            </w:r>
+          </w:p>
+        </w:tc>
+        <w:tc>
+          <w:tcPr/>
+          <w:p>
+            <w:pPr>
+              <w:pStyle w:val="Compact"/>
+            </w:pPr>
+            <w:r>
+              <w:rPr>
+                <w:rStyle w:val="VerbatimChar"/>
+              </w:rPr>
+              <w:t xml:space="preserve">examples/run_pdd_scan.sh</w:t>
+            </w:r>
+          </w:p>
+        </w:tc>
+      </w:tr>
+      <w:tr>
+        <w:tc>
+          <w:tcPr/>
+          <w:p>
+            <w:pPr>
+              <w:pStyle w:val="Compact"/>
+            </w:pPr>
+            <w:r>
+              <w:t xml:space="preserve">Foam-region density + burn metrics extractor</w:t>
+            </w:r>
+          </w:p>
+        </w:tc>
+        <w:tc>
+          <w:tcPr/>
+          <w:p>
+            <w:pPr>
+              <w:pStyle w:val="Compact"/>
+            </w:pPr>
+            <w:r>
+              <w:rPr>
+                <w:rStyle w:val="VerbatimChar"/>
+              </w:rPr>
+              <w:t xml:space="preserve">examples/dump_burn_region_density.py</w:t>
+            </w:r>
+          </w:p>
+        </w:tc>
+      </w:tr>
+      <w:tr>
+        <w:tc>
+          <w:tcPr/>
+          <w:p>
+            <w:pPr>
+              <w:pStyle w:val="Compact"/>
+            </w:pPr>
+            <w:r>
+              <w:t xml:space="preserve">PDD design-study comparison + decision matrix</w:t>
+            </w:r>
+          </w:p>
+        </w:tc>
+        <w:tc>
+          <w:tcPr/>
+          <w:p>
+            <w:pPr>
+              <w:pStyle w:val="Compact"/>
+            </w:pPr>
+            <w:r>
+              <w:rPr>
+                <w:rStyle w:val="VerbatimChar"/>
+              </w:rPr>
+              <w:t xml:space="preserve">examples/pdd_design_comparison.py</w:t>
+            </w:r>
+          </w:p>
+        </w:tc>
+      </w:tr>
+      <w:tr>
+        <w:tc>
+          <w:tcPr/>
+          <w:p>
+            <w:pPr>
+              <w:pStyle w:val="Compact"/>
+            </w:pPr>
+            <w:r>
+              <w:t xml:space="preserve">PDD design-study results CSV</w:t>
+            </w:r>
+          </w:p>
+        </w:tc>
+        <w:tc>
+          <w:tcPr/>
+          <w:p>
+            <w:pPr>
+              <w:pStyle w:val="Compact"/>
+            </w:pPr>
+            <w:r>
+              <w:rPr>
+                <w:rStyle w:val="VerbatimChar"/>
+              </w:rPr>
+              <w:t xml:space="preserve">notebooks/pdd_scan_results.csv</w:t>
+            </w:r>
+          </w:p>
+        </w:tc>
+      </w:tr>
+      <w:tr>
+        <w:tc>
+          <w:tcPr/>
+          <w:p>
+            <w:pPr>
+              <w:pStyle w:val="Compact"/>
+            </w:pPr>
+            <w:r>
+              <w:t xml:space="preserve">PDD design-study comparison figure</w:t>
+            </w:r>
+          </w:p>
+        </w:tc>
+        <w:tc>
+          <w:tcPr/>
+          <w:p>
+            <w:pPr>
+              <w:pStyle w:val="Compact"/>
+            </w:pPr>
+            <w:r>
+              <w:rPr>
+                <w:rStyle w:val="VerbatimChar"/>
+              </w:rPr>
+              <w:t xml:space="preserve">comparisons/pdd_design_comparison.png</w:t>
+            </w:r>
+          </w:p>
+        </w:tc>
+      </w:tr>
+      <w:tr>
+        <w:tc>
+          <w:tcPr/>
+          <w:p>
+            <w:pPr>
+              <w:pStyle w:val="Compact"/>
+            </w:pPr>
+            <w:r>
+              <w:t xml:space="preserve">PDD design-study runs (Studio)</w:t>
+            </w:r>
+          </w:p>
+        </w:tc>
+        <w:tc>
+          <w:tcPr/>
+          <w:p>
+            <w:pPr>
+              <w:pStyle w:val="Compact"/>
+            </w:pPr>
+            <w:r>
+              <w:rPr>
+                <w:rStyle w:val="VerbatimChar"/>
+              </w:rPr>
+              <w:t xml:space="preserve">~/Sims/Xcimer/Olson_PDD/PDD_scan/wf_fl012_{baseline,c20,...}_burn/</w:t>
+            </w:r>
+          </w:p>
+        </w:tc>
+      </w:tr>
     </w:tbl>
     <w:p>
       <w:r>
@@ -4993,15 +6644,19 @@
       </w:pPr>
       <w:r>
         <w:rPr>
+          <w:i/>
           <w:iCs/>
-          <w:i/>
         </w:rPr>
-        <w:t xml:space="preserve">Document version 1.0 — 2026-05-28</w:t>
-      </w:r>
-    </w:p>
+        <w:t xml:space="preserve">Document version 2.0 — 2026-05-29 (adds §5 design study)</w:t>
+      </w:r>
+    </w:p>
+    <w:bookmarkEnd w:id="36"/>
     <w:bookmarkEnd w:id="37"/>
-    <w:bookmarkEnd w:id="38"/>
-    <w:sectPr/>
+    <w:sectPr>
+      <w:footnotePr>
+        <w:numRestart w:val="eachSect"/>
+      </w:footnotePr>
+    </w:sectPr>
   </w:body>
 </w:document>
 </file>
@@ -5032,14 +6687,14 @@
 <file path=word/numbering.xml><?xml version="1.0" encoding="utf-8"?>
 <w:numbering xmlns:w="http://schemas.openxmlformats.org/wordprocessingml/2006/main">
   <w:abstractNum w:abstractNumId="990">
-    <w:nsid w:val="2c1ae401"/>
+    <w:nsid w:val="0000A990"/>
     <w:multiLevelType w:val="multilevel"/>
     <w:lvl w:ilvl="0">
       <w:numFmt w:val="bullet"/>
       <w:lvlText w:val=" "/>
       <w:lvlJc w:val="left"/>
       <w:pPr>
-        <w:ind w:left="720" w:hanging="480"/>
+        <w:ind w:left="720" w:hanging="360"/>
       </w:pPr>
     </w:lvl>
     <w:lvl w:ilvl="1">
@@ -5047,7 +6702,7 @@
       <w:lvlText w:val=" "/>
       <w:lvlJc w:val="left"/>
       <w:pPr>
-        <w:ind w:left="1440" w:hanging="480"/>
+        <w:ind w:left="1440" w:hanging="360"/>
       </w:pPr>
     </w:lvl>
     <w:lvl w:ilvl="2">
@@ -5055,7 +6710,7 @@
       <w:lvlText w:val=" "/>
       <w:lvlJc w:val="left"/>
       <w:pPr>
-        <w:ind w:left="2160" w:hanging="480"/>
+        <w:ind w:left="2160" w:hanging="360"/>
       </w:pPr>
     </w:lvl>
     <w:lvl w:ilvl="3">
@@ -5063,7 +6718,7 @@
       <w:lvlText w:val=" "/>
       <w:lvlJc w:val="left"/>
       <w:pPr>
-        <w:ind w:left="2880" w:hanging="480"/>
+        <w:ind w:left="2880" w:hanging="360"/>
       </w:pPr>
     </w:lvl>
     <w:lvl w:ilvl="4">
@@ -5071,7 +6726,7 @@
       <w:lvlText w:val=" "/>
       <w:lvlJc w:val="left"/>
       <w:pPr>
-        <w:ind w:left="3600" w:hanging="480"/>
+        <w:ind w:left="3600" w:hanging="360"/>
       </w:pPr>
     </w:lvl>
     <w:lvl w:ilvl="5">
@@ -5079,7 +6734,7 @@
       <w:lvlText w:val=" "/>
       <w:lvlJc w:val="left"/>
       <w:pPr>
-        <w:ind w:left="4320" w:hanging="480"/>
+        <w:ind w:left="4320" w:hanging="360"/>
       </w:pPr>
     </w:lvl>
     <w:lvl w:ilvl="6">
@@ -5087,7 +6742,7 @@
       <w:lvlText w:val=" "/>
       <w:lvlJc w:val="left"/>
       <w:pPr>
-        <w:ind w:left="5040" w:hanging="480"/>
+        <w:ind w:left="5040" w:hanging="360"/>
       </w:pPr>
     </w:lvl>
     <w:lvl w:ilvl="7">
@@ -5095,7 +6750,7 @@
       <w:lvlText w:val=" "/>
       <w:lvlJc w:val="left"/>
       <w:pPr>
-        <w:ind w:left="5760" w:hanging="480"/>
+        <w:ind w:left="5760" w:hanging="360"/>
       </w:pPr>
     </w:lvl>
     <w:lvl w:ilvl="8">
@@ -5103,12 +6758,12 @@
       <w:lvlText w:val=" "/>
       <w:lvlJc w:val="left"/>
       <w:pPr>
-        <w:ind w:left="6480" w:hanging="480"/>
+        <w:ind w:left="6480" w:hanging="360"/>
       </w:pPr>
     </w:lvl>
   </w:abstractNum>
   <w:abstractNum w:abstractNumId="99411">
-    <w:nsid w:val="ea454b4c"/>
+    <w:nsid w:val="00A99411"/>
     <w:multiLevelType w:val="multilevel"/>
     <w:lvl w:ilvl="0">
       <w:start w:val="1"/>
@@ -5116,7 +6771,7 @@
       <w:lvlText w:val="%1."/>
       <w:lvlJc w:val="left"/>
       <w:pPr>
-        <w:ind w:left="720" w:hanging="480"/>
+        <w:ind w:left="720" w:hanging="360"/>
       </w:pPr>
     </w:lvl>
     <w:lvl w:ilvl="1">
@@ -5125,7 +6780,7 @@
       <w:lvlText w:val="%2."/>
       <w:lvlJc w:val="left"/>
       <w:pPr>
-        <w:ind w:left="1440" w:hanging="480"/>
+        <w:ind w:left="1440" w:hanging="360"/>
       </w:pPr>
     </w:lvl>
     <w:lvl w:ilvl="2">
@@ -5134,7 +6789,7 @@
       <w:lvlText w:val="%3."/>
       <w:lvlJc w:val="left"/>
       <w:pPr>
-        <w:ind w:left="2160" w:hanging="480"/>
+        <w:ind w:left="2160" w:hanging="360"/>
       </w:pPr>
     </w:lvl>
     <w:lvl w:ilvl="3">
@@ -5143,7 +6798,7 @@
       <w:lvlText w:val="%4."/>
       <w:lvlJc w:val="left"/>
       <w:pPr>
-        <w:ind w:left="2880" w:hanging="480"/>
+        <w:ind w:left="2880" w:hanging="360"/>
       </w:pPr>
     </w:lvl>
     <w:lvl w:ilvl="4">
@@ -5152,7 +6807,7 @@
       <w:lvlText w:val="%5."/>
       <w:lvlJc w:val="left"/>
       <w:pPr>
-        <w:ind w:left="3600" w:hanging="480"/>
+        <w:ind w:left="3600" w:hanging="360"/>
       </w:pPr>
     </w:lvl>
     <w:lvl w:ilvl="5">
@@ -5161,7 +6816,7 @@
       <w:lvlText w:val="%6."/>
       <w:lvlJc w:val="left"/>
       <w:pPr>
-        <w:ind w:left="4320" w:hanging="480"/>
+        <w:ind w:left="4320" w:hanging="360"/>
       </w:pPr>
     </w:lvl>
     <w:lvl w:ilvl="6">
@@ -5170,7 +6825,7 @@
       <w:lvlText w:val="%7."/>
       <w:lvlJc w:val="left"/>
       <w:pPr>
-        <w:ind w:left="5040" w:hanging="480"/>
+        <w:ind w:left="5040" w:hanging="360"/>
       </w:pPr>
     </w:lvl>
     <w:lvl w:ilvl="7">
@@ -5179,7 +6834,7 @@
       <w:lvlText w:val="%8."/>
       <w:lvlJc w:val="left"/>
       <w:pPr>
-        <w:ind w:left="5760" w:hanging="480"/>
+        <w:ind w:left="5760" w:hanging="360"/>
       </w:pPr>
     </w:lvl>
     <w:lvl w:ilvl="8">
@@ -5188,84 +6843,111 @@
       <w:lvlText w:val="%9."/>
       <w:lvlJc w:val="left"/>
       <w:pPr>
-        <w:ind w:left="6480" w:hanging="480"/>
+        <w:ind w:left="6480" w:hanging="360"/>
       </w:pPr>
     </w:lvl>
   </w:abstractNum>
   <w:abstractNum w:abstractNumId="991">
-    <w:nsid w:val="71315dca"/>
+    <w:nsid w:val="0000A991"/>
     <w:multiLevelType w:val="multilevel"/>
     <w:lvl w:ilvl="0">
       <w:numFmt w:val="bullet"/>
-      <w:lvlText w:val="•"/>
+      <w:lvlText w:val=""/>
       <w:lvlJc w:val="left"/>
       <w:pPr>
-        <w:ind w:left="720" w:hanging="480"/>
-      </w:pPr>
+        <w:ind w:left="720" w:hanging="360"/>
+      </w:pPr>
+      <w:rPr>
+        <w:rFonts w:ascii="Symbol" w:hAnsi="Symbol" w:cs="Symbol" w:hint="default"/>
+      </w:rPr>
     </w:lvl>
     <w:lvl w:ilvl="1">
       <w:numFmt w:val="bullet"/>
-      <w:lvlText w:val="–"/>
+      <w:lvlText w:val="o"/>
       <w:lvlJc w:val="left"/>
       <w:pPr>
-        <w:ind w:left="1440" w:hanging="480"/>
-      </w:pPr>
+        <w:ind w:left="1440" w:hanging="360"/>
+      </w:pPr>
+      <w:rPr>
+        <w:rFonts w:ascii="Courier New" w:hAnsi="Courier New" w:cs="Courier New" w:hint="default"/>
+      </w:rPr>
     </w:lvl>
     <w:lvl w:ilvl="2">
       <w:numFmt w:val="bullet"/>
-      <w:lvlText w:val="•"/>
+      <w:lvlText w:val=""/>
       <w:lvlJc w:val="left"/>
       <w:pPr>
-        <w:ind w:left="2160" w:hanging="480"/>
-      </w:pPr>
+        <w:ind w:left="2160" w:hanging="360"/>
+      </w:pPr>
+      <w:rPr>
+        <w:rFonts w:ascii="Wingdings" w:hAnsi="Wingdings" w:cs="Wingdings" w:hint="default"/>
+      </w:rPr>
     </w:lvl>
     <w:lvl w:ilvl="3">
       <w:numFmt w:val="bullet"/>
-      <w:lvlText w:val="–"/>
+      <w:lvlText w:val=""/>
       <w:lvlJc w:val="left"/>
       <w:pPr>
-        <w:ind w:left="2880" w:hanging="480"/>
-      </w:pPr>
+        <w:ind w:left="2880" w:hanging="360"/>
+      </w:pPr>
+      <w:rPr>
+        <w:rFonts w:ascii="Symbol" w:hAnsi="Symbol" w:cs="Symbol" w:hint="default"/>
+      </w:rPr>
     </w:lvl>
     <w:lvl w:ilvl="4">
       <w:numFmt w:val="bullet"/>
-      <w:lvlText w:val="•"/>
+      <w:lvlText w:val="o"/>
       <w:lvlJc w:val="left"/>
       <w:pPr>
-        <w:ind w:left="3600" w:hanging="480"/>
-      </w:pPr>
+        <w:ind w:left="3600" w:hanging="360"/>
+      </w:pPr>
+      <w:rPr>
+        <w:rFonts w:ascii="Courier New" w:hAnsi="Courier New" w:cs="Courier New" w:hint="default"/>
+      </w:rPr>
     </w:lvl>
     <w:lvl w:ilvl="5">
       <w:numFmt w:val="bullet"/>
-      <w:lvlText w:val="–"/>
+      <w:lvlText w:val=""/>
       <w:lvlJc w:val="left"/>
       <w:pPr>
-        <w:ind w:left="4320" w:hanging="480"/>
-      </w:pPr>
+        <w:ind w:left="4320" w:hanging="360"/>
+      </w:pPr>
+      <w:rPr>
+        <w:rFonts w:ascii="Wingdings" w:hAnsi="Wingdings" w:cs="Wingdings" w:hint="default"/>
+      </w:rPr>
     </w:lvl>
     <w:lvl w:ilvl="6">
       <w:numFmt w:val="bullet"/>
-      <w:lvlText w:val="•"/>
+      <w:lvlText w:val=""/>
       <w:lvlJc w:val="left"/>
       <w:pPr>
-        <w:ind w:left="5040" w:hanging="480"/>
-      </w:pPr>
+        <w:ind w:left="5040" w:hanging="360"/>
+      </w:pPr>
+      <w:rPr>
+        <w:rFonts w:ascii="Symbol" w:hAnsi="Symbol" w:cs="Symbol" w:hint="default"/>
+      </w:rPr>
     </w:lvl>
     <w:lvl w:ilvl="7">
       <w:numFmt w:val="bullet"/>
-      <w:lvlText w:val="–"/>
+      <w:lvlText w:val="o"/>
       <w:lvlJc w:val="left"/>
       <w:pPr>
-        <w:ind w:left="5760" w:hanging="480"/>
-      </w:pPr>
+        <w:ind w:left="5760" w:hanging="360"/>
+      </w:pPr>
+      <w:rPr>
+        <w:rFonts w:ascii="Courier New" w:hAnsi="Courier New" w:cs="Courier New" w:hint="default"/>
+      </w:rPr>
     </w:lvl>
     <w:lvl w:ilvl="8">
       <w:numFmt w:val="bullet"/>
-      <w:lvlText w:val="•"/>
+      <w:lvlText w:val=""/>
       <w:lvlJc w:val="left"/>
       <w:pPr>
-        <w:ind w:left="6480" w:hanging="480"/>
-      </w:pPr>
+        <w:ind w:left="6480" w:hanging="360"/>
+      </w:pPr>
+      <w:rPr>
+        <w:rFonts w:ascii="Wingdings" w:hAnsi="Wingdings" w:cs="Wingdings" w:hint="default"/>
+      </w:rPr>
     </w:lvl>
   </w:abstractNum>
   <w:num w:numId="1000">
@@ -5367,6 +7049,12 @@
       <w:startOverride w:val="1"/>
     </w:lvlOverride>
   </w:num>
+  <w:num w:numId="1006">
+    <w:abstractNumId w:val="991"/>
+  </w:num>
+  <w:num w:numId="1007">
+    <w:abstractNumId w:val="991"/>
+  </w:num>
 </w:numbering>
 </file>
 
@@ -5375,10 +7063,10 @@
   <w:docDefaults>
     <w:rPrDefault>
       <w:rPr>
-        <w:rFonts w:asciiTheme="minorHAnsi" w:cstheme="minorBidi" w:eastAsiaTheme="minorHAnsi" w:hAnsiTheme="minorHAnsi"/>
+        <w:rFonts w:asciiTheme="minorHAnsi" w:cstheme="minorBidi" w:eastAsiaTheme="minorEastAsia" w:hAnsiTheme="minorHAnsi"/>
         <w:sz w:val="24"/>
         <w:szCs w:val="24"/>
-        <w:lang w:bidi="ar-SA" w:eastAsia="en-US" w:val="en-US"/>
+        <w:lang w:bidi="ar-SA" w:eastAsia="zh-CN" w:val="en-US"/>
       </w:rPr>
     </w:rPrDefault>
     <w:pPrDefault>
@@ -5396,10 +7084,10 @@
     <w:name w:val="Body Text"/>
     <w:basedOn w:val="Normal"/>
     <w:link w:val="BodyTextChar"/>
+    <w:qFormat/>
     <w:pPr>
       <w:spacing w:after="180" w:before="180"/>
     </w:pPr>
-    <w:qFormat/>
   </w:style>
   <w:style w:customStyle="1" w:styleId="FirstParagraph" w:type="paragraph">
     <w:name w:val="First Paragraph"/>
@@ -5419,57 +7107,111 @@
     <w:name w:val="Title"/>
     <w:basedOn w:val="Normal"/>
     <w:next w:val="BodyText"/>
+    <w:link w:val="TitleChar"/>
+    <w:uiPriority w:val="10"/>
     <w:qFormat/>
+    <w:rsid w:val="00A10FD9"/>
     <w:pPr>
-      <w:keepNext/>
-      <w:keepLines/>
-      <w:spacing w:after="240" w:before="480"/>
+      <w:spacing w:after="80" w:line="240" w:lineRule="auto"/>
+      <w:contextualSpacing/>
       <w:jc w:val="center"/>
     </w:pPr>
     <w:rPr>
       <w:rFonts w:asciiTheme="majorHAnsi" w:cstheme="majorBidi" w:eastAsiaTheme="majorEastAsia" w:hAnsiTheme="majorHAnsi"/>
-      <w:b/>
-      <w:bCs/>
-      <w:color w:themeColor="accent1" w:themeShade="B5" w:val="345A8A"/>
-      <w:sz w:val="36"/>
-      <w:szCs w:val="36"/>
+      <w:sz w:val="56"/>
+      <w:szCs w:val="56"/>
+    </w:rPr>
+  </w:style>
+  <w:style w:customStyle="1" w:styleId="TitleChar" w:type="character">
+    <w:name w:val="Title Char"/>
+    <w:basedOn w:val="DefaultParagraphFont"/>
+    <w:link w:val="Title"/>
+    <w:uiPriority w:val="10"/>
+    <w:rsid w:val="00A10FD9"/>
+    <w:rPr>
+      <w:rFonts w:asciiTheme="majorHAnsi" w:cstheme="majorBidi" w:eastAsiaTheme="majorEastAsia" w:hAnsiTheme="majorHAnsi"/>
+      <w:sz w:val="56"/>
+      <w:szCs w:val="56"/>
     </w:rPr>
   </w:style>
   <w:style w:styleId="Subtitle" w:type="paragraph">
     <w:name w:val="Subtitle"/>
     <w:basedOn w:val="Title"/>
     <w:next w:val="BodyText"/>
+    <w:link w:val="SubtitleChar"/>
+    <w:uiPriority w:val="11"/>
     <w:qFormat/>
+    <w:rsid w:val="00A10FD9"/>
     <w:pPr>
-      <w:keepNext/>
-      <w:keepLines/>
-      <w:spacing w:after="240" w:before="240"/>
-      <w:jc w:val="center"/>
+      <w:numPr>
+        <w:ilvl w:val="1"/>
+      </w:numPr>
     </w:pPr>
     <w:rPr>
-      <w:sz w:val="30"/>
-      <w:szCs w:val="30"/>
+      <w:rFonts w:cstheme="majorBidi" w:eastAsiaTheme="majorEastAsia"/>
+      <w:spacing w:val="15"/>
+      <w:sz w:val="28"/>
+      <w:szCs w:val="28"/>
+    </w:rPr>
+  </w:style>
+  <w:style w:customStyle="1" w:styleId="SubtitleChar" w:type="character">
+    <w:name w:val="Subtitle Char"/>
+    <w:basedOn w:val="DefaultParagraphFont"/>
+    <w:link w:val="Subtitle"/>
+    <w:uiPriority w:val="11"/>
+    <w:rsid w:val="00A10FD9"/>
+    <w:rPr>
+      <w:rFonts w:cstheme="majorBidi" w:eastAsiaTheme="majorEastAsia"/>
+      <w:color w:themeColor="text1" w:themeTint="A6" w:val="595959"/>
+      <w:spacing w:val="15"/>
+      <w:sz w:val="28"/>
+      <w:szCs w:val="28"/>
     </w:rPr>
   </w:style>
   <w:style w:customStyle="1" w:styleId="Author" w:type="paragraph">
     <w:name w:val="Author"/>
+    <w:basedOn w:val="Title"/>
     <w:next w:val="BodyText"/>
     <w:qFormat/>
     <w:pPr>
       <w:keepNext/>
       <w:keepLines/>
-      <w:jc w:val="center"/>
     </w:pPr>
+    <w:rPr>
+      <w:sz w:val="24"/>
+      <w:szCs w:val="24"/>
+    </w:rPr>
   </w:style>
   <w:style w:styleId="Date" w:type="paragraph">
     <w:name w:val="Date"/>
+    <w:basedOn w:val="Title"/>
     <w:next w:val="BodyText"/>
     <w:qFormat/>
     <w:pPr>
       <w:keepNext/>
       <w:keepLines/>
+    </w:pPr>
+    <w:rPr>
+      <w:sz w:val="24"/>
+      <w:szCs w:val="24"/>
+    </w:rPr>
+  </w:style>
+  <w:style w:customStyle="1" w:styleId="AbstractTitle" w:type="paragraph">
+    <w:name w:val="Abstract Title"/>
+    <w:basedOn w:val="Normal"/>
+    <w:next w:val="Abstract"/>
+    <w:qFormat/>
+    <w:pPr>
+      <w:keepNext/>
+      <w:keepLines/>
+      <w:spacing w:after="0" w:before="300"/>
       <w:jc w:val="center"/>
     </w:pPr>
+    <w:rPr>
+      <w:b/>
+      <w:sz w:val="20"/>
+      <w:szCs w:val="20"/>
+    </w:rPr>
   </w:style>
   <w:style w:customStyle="1" w:styleId="Abstract" w:type="paragraph">
     <w:name w:val="Abstract"/>
@@ -5479,7 +7221,7 @@
     <w:pPr>
       <w:keepNext/>
       <w:keepLines/>
-      <w:spacing w:after="300" w:before="300"/>
+      <w:spacing w:after="300" w:before="100"/>
     </w:pPr>
     <w:rPr>
       <w:sz w:val="20"/>
@@ -5495,191 +7237,321 @@
     <w:rPr/>
   </w:style>
   <w:style w:styleId="Heading1" w:type="paragraph">
-    <w:name w:val="Heading 1"/>
+    <w:name w:val="heading 1"/>
     <w:basedOn w:val="Normal"/>
     <w:next w:val="BodyText"/>
+    <w:link w:val="Heading1Char"/>
     <w:uiPriority w:val="9"/>
     <w:qFormat/>
+    <w:rsid w:val="00A10FD9"/>
     <w:pPr>
       <w:keepNext/>
       <w:keepLines/>
-      <w:spacing w:after="0" w:before="480"/>
+      <w:spacing w:after="80" w:before="360"/>
       <w:outlineLvl w:val="0"/>
     </w:pPr>
     <w:rPr>
       <w:rFonts w:asciiTheme="majorHAnsi" w:cstheme="majorBidi" w:eastAsiaTheme="majorEastAsia" w:hAnsiTheme="majorHAnsi"/>
-      <w:b/>
-      <w:bCs/>
-      <w:color w:themeColor="accent1" w:val="4F81BD"/>
+      <w:color w:themeColor="accent1" w:themeShade="BF" w:val="0F4761"/>
+      <w:sz w:val="40"/>
+      <w:szCs w:val="40"/>
+    </w:rPr>
+  </w:style>
+  <w:style w:styleId="Heading2" w:type="paragraph">
+    <w:name w:val="heading 2"/>
+    <w:basedOn w:val="Normal"/>
+    <w:next w:val="BodyText"/>
+    <w:link w:val="Heading2Char"/>
+    <w:uiPriority w:val="9"/>
+    <w:semiHidden/>
+    <w:unhideWhenUsed/>
+    <w:qFormat/>
+    <w:rsid w:val="00A10FD9"/>
+    <w:pPr>
+      <w:keepNext/>
+      <w:keepLines/>
+      <w:spacing w:after="80" w:before="160"/>
+      <w:outlineLvl w:val="1"/>
+    </w:pPr>
+    <w:rPr>
+      <w:rFonts w:asciiTheme="majorHAnsi" w:cstheme="majorBidi" w:eastAsiaTheme="majorEastAsia" w:hAnsiTheme="majorHAnsi"/>
+      <w:color w:themeColor="accent1" w:themeShade="BF" w:val="0F4761"/>
       <w:sz w:val="32"/>
       <w:szCs w:val="32"/>
     </w:rPr>
   </w:style>
-  <w:style w:styleId="Heading2" w:type="paragraph">
-    <w:name w:val="Heading 2"/>
+  <w:style w:styleId="Heading3" w:type="paragraph">
+    <w:name w:val="heading 3"/>
     <w:basedOn w:val="Normal"/>
     <w:next w:val="BodyText"/>
+    <w:link w:val="Heading3Char"/>
     <w:uiPriority w:val="9"/>
+    <w:semiHidden/>
     <w:unhideWhenUsed/>
     <w:qFormat/>
+    <w:rsid w:val="00A10FD9"/>
     <w:pPr>
       <w:keepNext/>
       <w:keepLines/>
-      <w:spacing w:after="0" w:before="200"/>
-      <w:outlineLvl w:val="1"/>
+      <w:spacing w:after="80" w:before="160"/>
+      <w:outlineLvl w:val="2"/>
     </w:pPr>
     <w:rPr>
-      <w:rFonts w:asciiTheme="majorHAnsi" w:cstheme="majorBidi" w:eastAsiaTheme="majorEastAsia" w:hAnsiTheme="majorHAnsi"/>
-      <w:b/>
-      <w:bCs/>
-      <w:color w:themeColor="accent1" w:val="4F81BD"/>
+      <w:rFonts w:cstheme="majorBidi" w:eastAsiaTheme="majorEastAsia"/>
+      <w:color w:themeColor="accent1" w:themeShade="BF" w:val="0F4761"/>
       <w:sz w:val="28"/>
       <w:szCs w:val="28"/>
     </w:rPr>
   </w:style>
-  <w:style w:styleId="Heading3" w:type="paragraph">
-    <w:name w:val="Heading 3"/>
+  <w:style w:styleId="Heading4" w:type="paragraph">
+    <w:name w:val="heading 4"/>
     <w:basedOn w:val="Normal"/>
     <w:next w:val="BodyText"/>
+    <w:link w:val="Heading4Char"/>
     <w:uiPriority w:val="9"/>
+    <w:semiHidden/>
     <w:unhideWhenUsed/>
     <w:qFormat/>
+    <w:rsid w:val="00A10FD9"/>
     <w:pPr>
       <w:keepNext/>
       <w:keepLines/>
-      <w:spacing w:after="0" w:before="200"/>
-      <w:outlineLvl w:val="2"/>
+      <w:spacing w:after="40" w:before="80"/>
+      <w:outlineLvl w:val="3"/>
     </w:pPr>
     <w:rPr>
-      <w:rFonts w:asciiTheme="majorHAnsi" w:cstheme="majorBidi" w:eastAsiaTheme="majorEastAsia" w:hAnsiTheme="majorHAnsi"/>
-      <w:b/>
-      <w:bCs/>
-      <w:color w:themeColor="accent1" w:val="4F81BD"/>
-      <w:sz w:val="24"/>
-      <w:szCs w:val="24"/>
+      <w:rFonts w:cstheme="majorBidi" w:eastAsiaTheme="majorEastAsia"/>
+      <w:i/>
+      <w:iCs/>
+      <w:color w:themeColor="accent1" w:themeShade="BF" w:val="0F4761"/>
     </w:rPr>
   </w:style>
-  <w:style w:styleId="Heading4" w:type="paragraph">
-    <w:name w:val="Heading 4"/>
+  <w:style w:styleId="Heading5" w:type="paragraph">
+    <w:name w:val="heading 5"/>
     <w:basedOn w:val="Normal"/>
     <w:next w:val="BodyText"/>
+    <w:link w:val="Heading5Char"/>
     <w:uiPriority w:val="9"/>
+    <w:semiHidden/>
     <w:unhideWhenUsed/>
     <w:qFormat/>
+    <w:rsid w:val="00A10FD9"/>
     <w:pPr>
       <w:keepNext/>
       <w:keepLines/>
-      <w:spacing w:after="0" w:before="200"/>
-      <w:outlineLvl w:val="3"/>
+      <w:spacing w:after="40" w:before="80"/>
+      <w:outlineLvl w:val="4"/>
     </w:pPr>
     <w:rPr>
-      <w:rFonts w:asciiTheme="majorHAnsi" w:cstheme="majorBidi" w:eastAsiaTheme="majorEastAsia" w:hAnsiTheme="majorHAnsi"/>
-      <w:i/>
-      <w:bCs/>
-      <w:color w:themeColor="accent1" w:val="4F81BD"/>
-      <w:sz w:val="24"/>
-      <w:szCs w:val="24"/>
+      <w:rFonts w:cstheme="majorBidi" w:eastAsiaTheme="majorEastAsia"/>
+      <w:color w:themeColor="accent1" w:themeShade="BF" w:val="0F4761"/>
     </w:rPr>
   </w:style>
-  <w:style w:styleId="Heading5" w:type="paragraph">
-    <w:name w:val="Heading 5"/>
+  <w:style w:styleId="Heading6" w:type="paragraph">
+    <w:name w:val="heading 6"/>
     <w:basedOn w:val="Normal"/>
     <w:next w:val="BodyText"/>
+    <w:link w:val="Heading6Char"/>
     <w:uiPriority w:val="9"/>
+    <w:semiHidden/>
     <w:unhideWhenUsed/>
     <w:qFormat/>
+    <w:rsid w:val="00A10FD9"/>
     <w:pPr>
       <w:keepNext/>
       <w:keepLines/>
-      <w:spacing w:after="0" w:before="200"/>
-      <w:outlineLvl w:val="4"/>
+      <w:spacing w:after="0" w:before="40"/>
+      <w:outlineLvl w:val="5"/>
     </w:pPr>
     <w:rPr>
-      <w:rFonts w:asciiTheme="majorHAnsi" w:cstheme="majorBidi" w:eastAsiaTheme="majorEastAsia" w:hAnsiTheme="majorHAnsi"/>
+      <w:rFonts w:cstheme="majorBidi" w:eastAsiaTheme="majorEastAsia"/>
+      <w:i/>
       <w:iCs/>
-      <w:color w:themeColor="accent1" w:val="4F81BD"/>
-      <w:sz w:val="24"/>
-      <w:szCs w:val="24"/>
+      <w:color w:themeColor="text1" w:themeTint="A6" w:val="595959"/>
     </w:rPr>
   </w:style>
-  <w:style w:styleId="Heading6" w:type="paragraph">
-    <w:name w:val="Heading 6"/>
+  <w:style w:styleId="Heading7" w:type="paragraph">
+    <w:name w:val="heading 7"/>
     <w:basedOn w:val="Normal"/>
     <w:next w:val="BodyText"/>
+    <w:link w:val="Heading7Char"/>
     <w:uiPriority w:val="9"/>
+    <w:semiHidden/>
     <w:unhideWhenUsed/>
     <w:qFormat/>
+    <w:rsid w:val="00A10FD9"/>
     <w:pPr>
       <w:keepNext/>
       <w:keepLines/>
-      <w:spacing w:after="0" w:before="200"/>
-      <w:outlineLvl w:val="5"/>
+      <w:spacing w:after="0" w:before="40"/>
+      <w:outlineLvl w:val="6"/>
     </w:pPr>
     <w:rPr>
-      <w:rFonts w:asciiTheme="majorHAnsi" w:cstheme="majorBidi" w:eastAsiaTheme="majorEastAsia" w:hAnsiTheme="majorHAnsi"/>
-      <w:color w:themeColor="accent1" w:val="4F81BD"/>
-      <w:sz w:val="24"/>
-      <w:szCs w:val="24"/>
+      <w:rFonts w:cstheme="majorBidi" w:eastAsiaTheme="majorEastAsia"/>
+      <w:color w:themeColor="text1" w:themeTint="A6" w:val="595959"/>
     </w:rPr>
   </w:style>
-  <w:style w:styleId="Heading7" w:type="paragraph">
-    <w:name w:val="Heading 7"/>
+  <w:style w:styleId="Heading8" w:type="paragraph">
+    <w:name w:val="heading 8"/>
     <w:basedOn w:val="Normal"/>
     <w:next w:val="BodyText"/>
+    <w:link w:val="Heading8Char"/>
     <w:uiPriority w:val="9"/>
+    <w:semiHidden/>
     <w:unhideWhenUsed/>
     <w:qFormat/>
+    <w:rsid w:val="00A10FD9"/>
     <w:pPr>
       <w:keepNext/>
       <w:keepLines/>
-      <w:spacing w:after="0" w:before="200"/>
-      <w:outlineLvl w:val="6"/>
+      <w:spacing w:after="0"/>
+      <w:outlineLvl w:val="7"/>
     </w:pPr>
     <w:rPr>
-      <w:rFonts w:asciiTheme="majorHAnsi" w:cstheme="majorBidi" w:eastAsiaTheme="majorEastAsia" w:hAnsiTheme="majorHAnsi"/>
-      <w:color w:themeColor="accent1" w:val="4F81BD"/>
-      <w:sz w:val="24"/>
-      <w:szCs w:val="24"/>
+      <w:rFonts w:cstheme="majorBidi" w:eastAsiaTheme="majorEastAsia"/>
+      <w:i/>
+      <w:iCs/>
+      <w:color w:themeColor="text1" w:themeTint="D8" w:val="272727"/>
     </w:rPr>
   </w:style>
-  <w:style w:styleId="Heading8" w:type="paragraph">
-    <w:name w:val="Heading 8"/>
+  <w:style w:styleId="Heading9" w:type="paragraph">
+    <w:name w:val="heading 9"/>
     <w:basedOn w:val="Normal"/>
     <w:next w:val="BodyText"/>
+    <w:link w:val="Heading9Char"/>
     <w:uiPriority w:val="9"/>
+    <w:semiHidden/>
     <w:unhideWhenUsed/>
     <w:qFormat/>
+    <w:rsid w:val="00A10FD9"/>
     <w:pPr>
       <w:keepNext/>
       <w:keepLines/>
-      <w:spacing w:after="0" w:before="200"/>
-      <w:outlineLvl w:val="7"/>
-    </w:pPr>
-    <w:rPr>
-      <w:rFonts w:asciiTheme="majorHAnsi" w:cstheme="majorBidi" w:eastAsiaTheme="majorEastAsia" w:hAnsiTheme="majorHAnsi"/>
-      <w:color w:themeColor="accent1" w:val="4F81BD"/>
-      <w:sz w:val="24"/>
-      <w:szCs w:val="24"/>
-    </w:rPr>
-  </w:style>
-  <w:style w:styleId="Heading9" w:type="paragraph">
-    <w:name w:val="Heading 9"/>
-    <w:basedOn w:val="Normal"/>
-    <w:next w:val="BodyText"/>
-    <w:uiPriority w:val="9"/>
-    <w:unhideWhenUsed/>
-    <w:qFormat/>
-    <w:pPr>
-      <w:keepNext/>
-      <w:keepLines/>
-      <w:spacing w:after="0" w:before="200"/>
+      <w:spacing w:after="0"/>
       <w:outlineLvl w:val="8"/>
     </w:pPr>
     <w:rPr>
+      <w:rFonts w:cstheme="majorBidi" w:eastAsiaTheme="majorEastAsia"/>
+      <w:color w:themeColor="text1" w:themeTint="D8" w:val="272727"/>
+    </w:rPr>
+  </w:style>
+  <w:style w:customStyle="1" w:styleId="Heading1Char" w:type="character">
+    <w:name w:val="Heading 1 Char"/>
+    <w:basedOn w:val="DefaultParagraphFont"/>
+    <w:link w:val="Heading1"/>
+    <w:uiPriority w:val="9"/>
+    <w:rsid w:val="00A10FD9"/>
+    <w:rPr>
       <w:rFonts w:asciiTheme="majorHAnsi" w:cstheme="majorBidi" w:eastAsiaTheme="majorEastAsia" w:hAnsiTheme="majorHAnsi"/>
-      <w:color w:themeColor="accent1" w:val="4F81BD"/>
-      <w:sz w:val="24"/>
-      <w:szCs w:val="24"/>
+      <w:color w:themeColor="accent1" w:themeShade="BF" w:val="0F4761"/>
+      <w:sz w:val="40"/>
+      <w:szCs w:val="40"/>
+    </w:rPr>
+  </w:style>
+  <w:style w:customStyle="1" w:styleId="Heading2Char" w:type="character">
+    <w:name w:val="Heading 2 Char"/>
+    <w:basedOn w:val="DefaultParagraphFont"/>
+    <w:link w:val="Heading2"/>
+    <w:uiPriority w:val="9"/>
+    <w:semiHidden/>
+    <w:rsid w:val="00A10FD9"/>
+    <w:rPr>
+      <w:rFonts w:asciiTheme="majorHAnsi" w:cstheme="majorBidi" w:eastAsiaTheme="majorEastAsia" w:hAnsiTheme="majorHAnsi"/>
+      <w:color w:themeColor="accent1" w:themeShade="BF" w:val="0F4761"/>
+      <w:sz w:val="32"/>
+      <w:szCs w:val="32"/>
+    </w:rPr>
+  </w:style>
+  <w:style w:customStyle="1" w:styleId="Heading3Char" w:type="character">
+    <w:name w:val="Heading 3 Char"/>
+    <w:basedOn w:val="DefaultParagraphFont"/>
+    <w:link w:val="Heading3"/>
+    <w:uiPriority w:val="9"/>
+    <w:semiHidden/>
+    <w:rsid w:val="00A10FD9"/>
+    <w:rPr>
+      <w:rFonts w:cstheme="majorBidi" w:eastAsiaTheme="majorEastAsia"/>
+      <w:color w:themeColor="accent1" w:themeShade="BF" w:val="0F4761"/>
+      <w:sz w:val="28"/>
+      <w:szCs w:val="28"/>
+    </w:rPr>
+  </w:style>
+  <w:style w:customStyle="1" w:styleId="Heading4Char" w:type="character">
+    <w:name w:val="Heading 4 Char"/>
+    <w:basedOn w:val="DefaultParagraphFont"/>
+    <w:link w:val="Heading4"/>
+    <w:uiPriority w:val="9"/>
+    <w:semiHidden/>
+    <w:rsid w:val="00A10FD9"/>
+    <w:rPr>
+      <w:rFonts w:cstheme="majorBidi" w:eastAsiaTheme="majorEastAsia"/>
+      <w:i/>
+      <w:iCs/>
+      <w:color w:themeColor="accent1" w:themeShade="BF" w:val="0F4761"/>
+    </w:rPr>
+  </w:style>
+  <w:style w:customStyle="1" w:styleId="Heading5Char" w:type="character">
+    <w:name w:val="Heading 5 Char"/>
+    <w:basedOn w:val="DefaultParagraphFont"/>
+    <w:link w:val="Heading5"/>
+    <w:uiPriority w:val="9"/>
+    <w:semiHidden/>
+    <w:rsid w:val="00A10FD9"/>
+    <w:rPr>
+      <w:rFonts w:cstheme="majorBidi" w:eastAsiaTheme="majorEastAsia"/>
+      <w:color w:themeColor="accent1" w:themeShade="BF" w:val="0F4761"/>
+    </w:rPr>
+  </w:style>
+  <w:style w:customStyle="1" w:styleId="Heading6Char" w:type="character">
+    <w:name w:val="Heading 6 Char"/>
+    <w:basedOn w:val="DefaultParagraphFont"/>
+    <w:link w:val="Heading6"/>
+    <w:uiPriority w:val="9"/>
+    <w:semiHidden/>
+    <w:rsid w:val="00A10FD9"/>
+    <w:rPr>
+      <w:rFonts w:cstheme="majorBidi" w:eastAsiaTheme="majorEastAsia"/>
+      <w:i/>
+      <w:iCs/>
+      <w:color w:themeColor="text1" w:themeTint="A6" w:val="595959"/>
+    </w:rPr>
+  </w:style>
+  <w:style w:customStyle="1" w:styleId="Heading7Char" w:type="character">
+    <w:name w:val="Heading 7 Char"/>
+    <w:basedOn w:val="DefaultParagraphFont"/>
+    <w:link w:val="Heading7"/>
+    <w:uiPriority w:val="9"/>
+    <w:semiHidden/>
+    <w:rsid w:val="00A10FD9"/>
+    <w:rPr>
+      <w:rFonts w:cstheme="majorBidi" w:eastAsiaTheme="majorEastAsia"/>
+      <w:color w:themeColor="text1" w:themeTint="A6" w:val="595959"/>
+    </w:rPr>
+  </w:style>
+  <w:style w:customStyle="1" w:styleId="Heading8Char" w:type="character">
+    <w:name w:val="Heading 8 Char"/>
+    <w:basedOn w:val="DefaultParagraphFont"/>
+    <w:link w:val="Heading8"/>
+    <w:uiPriority w:val="9"/>
+    <w:semiHidden/>
+    <w:rsid w:val="00A10FD9"/>
+    <w:rPr>
+      <w:rFonts w:cstheme="majorBidi" w:eastAsiaTheme="majorEastAsia"/>
+      <w:i/>
+      <w:iCs/>
+      <w:color w:themeColor="text1" w:themeTint="D8" w:val="272727"/>
+    </w:rPr>
+  </w:style>
+  <w:style w:customStyle="1" w:styleId="Heading9Char" w:type="character">
+    <w:name w:val="Heading 9 Char"/>
+    <w:basedOn w:val="DefaultParagraphFont"/>
+    <w:link w:val="Heading9"/>
+    <w:uiPriority w:val="9"/>
+    <w:semiHidden/>
+    <w:rsid w:val="00A10FD9"/>
+    <w:rPr>
+      <w:rFonts w:cstheme="majorBidi" w:eastAsiaTheme="majorEastAsia"/>
+      <w:color w:themeColor="text1" w:themeTint="D8" w:val="272727"/>
     </w:rPr>
   </w:style>
   <w:style w:styleId="BlockText" w:type="paragraph">
@@ -5702,6 +7574,18 @@
     <w:unhideWhenUsed/>
     <w:qFormat/>
   </w:style>
+  <w:style w:styleId="FootnoteBlockText" w:type="paragraph">
+    <w:name w:val="Footnote Block Text"/>
+    <w:basedOn w:val="FootnoteText"/>
+    <w:next w:val="FootnoteText"/>
+    <w:uiPriority w:val="9"/>
+    <w:unhideWhenUsed/>
+    <w:qFormat/>
+    <w:pPr>
+      <w:spacing w:after="100" w:before="100"/>
+      <w:ind w:firstLine="0" w:left="480" w:right="480"/>
+    </w:pPr>
+  </w:style>
   <w:style w:default="1" w:styleId="DefaultParagraphFont" w:type="character">
     <w:name w:val="Default Paragraph Font"/>
     <w:semiHidden/>
@@ -5723,18 +7607,11 @@
       </w:tblCellMar>
     </w:tblPr>
     <w:tblStylePr w:type="firstRow">
-      <w:tblPr>
-        <w:jc w:val="left"/>
-        <w:tblInd w:type="dxa" w:w="0"/>
-      </w:tblPr>
-      <w:trPr>
-        <w:jc w:val="left"/>
-      </w:trPr>
       <w:tcPr>
-        <w:vAlign w:val="bottom"/>
         <w:tcBorders>
           <w:bottom w:val="single"/>
         </w:tcBorders>
+        <w:vAlign w:val="bottom"/>
       </w:tcPr>
     </w:tblStylePr>
   </w:style>
@@ -5849,8 +7726,8 @@
     <w:name w:val="KeywordTok"/>
     <w:basedOn w:val="VerbatimChar"/>
     <w:rPr>
+      <w:b/>
       <w:color w:val="007020"/>
-      <w:b/>
     </w:rPr>
   </w:style>
   <w:style w:type="character" w:customStyle="1" w:styleId="DataTypeTok">
@@ -5926,40 +7803,43 @@
   <w:style w:type="character" w:customStyle="1" w:styleId="ImportTok">
     <w:name w:val="ImportTok"/>
     <w:basedOn w:val="VerbatimChar"/>
-    <w:rPr/>
+    <w:rPr>
+      <w:b/>
+      <w:color w:val="008000"/>
+    </w:rPr>
   </w:style>
   <w:style w:type="character" w:customStyle="1" w:styleId="CommentTok">
     <w:name w:val="CommentTok"/>
     <w:basedOn w:val="VerbatimChar"/>
     <w:rPr>
+      <w:i/>
       <w:color w:val="60a0b0"/>
-      <w:i/>
     </w:rPr>
   </w:style>
   <w:style w:type="character" w:customStyle="1" w:styleId="DocumentationTok">
     <w:name w:val="DocumentationTok"/>
     <w:basedOn w:val="VerbatimChar"/>
     <w:rPr>
+      <w:i/>
       <w:color w:val="ba2121"/>
-      <w:i/>
     </w:rPr>
   </w:style>
   <w:style w:type="character" w:customStyle="1" w:styleId="AnnotationTok">
     <w:name w:val="AnnotationTok"/>
     <w:basedOn w:val="VerbatimChar"/>
     <w:rPr>
-      <w:color w:val="60a0b0"/>
       <w:b/>
       <w:i/>
+      <w:color w:val="60a0b0"/>
     </w:rPr>
   </w:style>
   <w:style w:type="character" w:customStyle="1" w:styleId="CommentVarTok">
     <w:name w:val="CommentVarTok"/>
     <w:basedOn w:val="VerbatimChar"/>
     <w:rPr>
-      <w:color w:val="60a0b0"/>
       <w:b/>
       <w:i/>
+      <w:color w:val="60a0b0"/>
     </w:rPr>
   </w:style>
   <w:style w:type="character" w:customStyle="1" w:styleId="OtherTok">
@@ -5987,8 +7867,8 @@
     <w:name w:val="ControlFlowTok"/>
     <w:basedOn w:val="VerbatimChar"/>
     <w:rPr>
+      <w:b/>
       <w:color w:val="007020"/>
-      <w:b/>
     </w:rPr>
   </w:style>
   <w:style w:type="character" w:customStyle="1" w:styleId="OperatorTok">
@@ -6001,7 +7881,9 @@
   <w:style w:type="character" w:customStyle="1" w:styleId="BuiltInTok">
     <w:name w:val="BuiltInTok"/>
     <w:basedOn w:val="VerbatimChar"/>
-    <w:rPr/>
+    <w:rPr>
+      <w:color w:val="008000"/>
+    </w:rPr>
   </w:style>
   <w:style w:type="character" w:customStyle="1" w:styleId="ExtensionTok">
     <w:name w:val="ExtensionTok"/>
@@ -6031,34 +7913,34 @@
     <w:name w:val="InformationTok"/>
     <w:basedOn w:val="VerbatimChar"/>
     <w:rPr>
-      <w:color w:val="60a0b0"/>
       <w:b/>
       <w:i/>
+      <w:color w:val="60a0b0"/>
     </w:rPr>
   </w:style>
   <w:style w:type="character" w:customStyle="1" w:styleId="WarningTok">
     <w:name w:val="WarningTok"/>
     <w:basedOn w:val="VerbatimChar"/>
     <w:rPr>
-      <w:color w:val="60a0b0"/>
       <w:b/>
       <w:i/>
+      <w:color w:val="60a0b0"/>
     </w:rPr>
   </w:style>
   <w:style w:type="character" w:customStyle="1" w:styleId="AlertTok">
     <w:name w:val="AlertTok"/>
     <w:basedOn w:val="VerbatimChar"/>
     <w:rPr>
+      <w:b/>
       <w:color w:val="ff0000"/>
-      <w:b/>
     </w:rPr>
   </w:style>
   <w:style w:type="character" w:customStyle="1" w:styleId="ErrorTok">
     <w:name w:val="ErrorTok"/>
     <w:basedOn w:val="VerbatimChar"/>
     <w:rPr>
+      <w:b/>
       <w:color w:val="ff0000"/>
-      <w:b/>
     </w:rPr>
   </w:style>
   <w:style w:type="character" w:customStyle="1" w:styleId="NormalTok">
@@ -6080,44 +7962,44 @@
         <a:sysClr val="window" lastClr="FFFFFF"/>
       </a:lt1>
       <a:dk2>
-        <a:srgbClr val="1F497D"/>
+        <a:srgbClr val="0E2841"/>
       </a:dk2>
       <a:lt2>
-        <a:srgbClr val="EEECE1"/>
+        <a:srgbClr val="E8E8E8"/>
       </a:lt2>
       <a:accent1>
-        <a:srgbClr val="4F81BD"/>
+        <a:srgbClr val="156082"/>
       </a:accent1>
       <a:accent2>
-        <a:srgbClr val="C0504D"/>
+        <a:srgbClr val="E97132"/>
       </a:accent2>
       <a:accent3>
-        <a:srgbClr val="9BBB59"/>
+        <a:srgbClr val="196B24"/>
       </a:accent3>
       <a:accent4>
-        <a:srgbClr val="8064A2"/>
+        <a:srgbClr val="0F9ED5"/>
       </a:accent4>
       <a:accent5>
-        <a:srgbClr val="4BACC6"/>
+        <a:srgbClr val="A02B93"/>
       </a:accent5>
       <a:accent6>
-        <a:srgbClr val="F79646"/>
+        <a:srgbClr val="4EA72E"/>
       </a:accent6>
       <a:hlink>
-        <a:srgbClr val="0000FF"/>
+        <a:srgbClr val="467886"/>
       </a:hlink>
       <a:folHlink>
-        <a:srgbClr val="800080"/>
+        <a:srgbClr val="96607D"/>
       </a:folHlink>
     </a:clrScheme>
     <a:fontScheme name="Office">
       <a:majorFont>
-        <a:latin typeface="Calibri"/>
+        <a:latin typeface="Aptos Display" panose="02110004020202020204"/>
         <a:ea typeface=""/>
         <a:cs typeface=""/>
-        <a:font script="Jpan" typeface="ＭＳ ゴシック"/>
+        <a:font script="Jpan" typeface="游ゴシック Light"/>
         <a:font script="Hang" typeface="맑은 고딕"/>
-        <a:font script="Hans" typeface="宋体"/>
+        <a:font script="Hans" typeface="等线 Light"/>
         <a:font script="Hant" typeface="新細明體"/>
         <a:font script="Arab" typeface="Times New Roman"/>
         <a:font script="Hebr" typeface="Times New Roman"/>
@@ -6144,14 +8026,32 @@
         <a:font script="Mong" typeface="Mongolian Baiti"/>
         <a:font script="Viet" typeface="Times New Roman"/>
         <a:font script="Uigh" typeface="Microsoft Uighur"/>
+        <a:font script="Geor" typeface="Sylfaen"/>
+        <a:font script="Armn" typeface="Arial"/>
+        <a:font script="Bugi" typeface="Leelawadee UI"/>
+        <a:font script="Bopo" typeface="Microsoft JhengHei"/>
+        <a:font script="Java" typeface="Javanese Text"/>
+        <a:font script="Lisu" typeface="Segoe UI"/>
+        <a:font script="Mymr" typeface="Myanmar Text"/>
+        <a:font script="Nkoo" typeface="Ebrima"/>
+        <a:font script="Olck" typeface="Nirmala UI"/>
+        <a:font script="Osma" typeface="Ebrima"/>
+        <a:font script="Phag" typeface="Phagspa"/>
+        <a:font script="Syrn" typeface="Estrangelo Edessa"/>
+        <a:font script="Syrj" typeface="Estrangelo Edessa"/>
+        <a:font script="Syre" typeface="Estrangelo Edessa"/>
+        <a:font script="Sora" typeface="Nirmala UI"/>
+        <a:font script="Tale" typeface="Microsoft Tai Le"/>
+        <a:font script="Talu" typeface="Microsoft New Tai Lue"/>
+        <a:font script="Tfng" typeface="Ebrima"/>
       </a:majorFont>
       <a:minorFont>
-        <a:latin typeface="Cambria"/>
+        <a:latin typeface="Aptos" panose="02110004020202020204"/>
         <a:ea typeface=""/>
         <a:cs typeface=""/>
-        <a:font script="Jpan" typeface="ＭＳ 明朝"/>
+        <a:font script="Jpan" typeface="游明朝"/>
         <a:font script="Hang" typeface="맑은 고딕"/>
-        <a:font script="Hans" typeface="宋体"/>
+        <a:font script="Hans" typeface="等线"/>
         <a:font script="Hant" typeface="新細明體"/>
         <a:font script="Arab" typeface="Arial"/>
         <a:font script="Hebr" typeface="Arial"/>
@@ -6178,6 +8078,24 @@
         <a:font script="Mong" typeface="Mongolian Baiti"/>
         <a:font script="Viet" typeface="Arial"/>
         <a:font script="Uigh" typeface="Microsoft Uighur"/>
+        <a:font script="Geor" typeface="Sylfaen"/>
+        <a:font script="Armn" typeface="Arial"/>
+        <a:font script="Bugi" typeface="Leelawadee UI"/>
+        <a:font script="Bopo" typeface="Microsoft JhengHei"/>
+        <a:font script="Java" typeface="Javanese Text"/>
+        <a:font script="Lisu" typeface="Segoe UI"/>
+        <a:font script="Mymr" typeface="Myanmar Text"/>
+        <a:font script="Nkoo" typeface="Ebrima"/>
+        <a:font script="Olck" typeface="Nirmala UI"/>
+        <a:font script="Osma" typeface="Ebrima"/>
+        <a:font script="Phag" typeface="Phagspa"/>
+        <a:font script="Syrn" typeface="Estrangelo Edessa"/>
+        <a:font script="Syrj" typeface="Estrangelo Edessa"/>
+        <a:font script="Syre" typeface="Estrangelo Edessa"/>
+        <a:font script="Sora" typeface="Nirmala UI"/>
+        <a:font script="Tale" typeface="Microsoft Tai Le"/>
+        <a:font script="Talu" typeface="Microsoft New Tai Lue"/>
+        <a:font script="Tfng" typeface="Ebrima"/>
       </a:minorFont>
     </a:fontScheme>
     <a:fmtScheme name="Office">
@@ -6189,200 +8107,141 @@
           <a:gsLst>
             <a:gs pos="0">
               <a:schemeClr val="phClr">
-                <a:tint val="50000"/>
-                <a:satMod val="300000"/>
+                <a:lumMod val="110000"/>
+                <a:satMod val="105000"/>
+                <a:tint val="67000"/>
               </a:schemeClr>
             </a:gs>
-            <a:gs pos="35000">
+            <a:gs pos="50000">
               <a:schemeClr val="phClr">
-                <a:tint val="37000"/>
-                <a:satMod val="300000"/>
+                <a:lumMod val="105000"/>
+                <a:satMod val="103000"/>
+                <a:tint val="73000"/>
               </a:schemeClr>
             </a:gs>
             <a:gs pos="100000">
               <a:schemeClr val="phClr">
-                <a:tint val="15000"/>
-                <a:satMod val="350000"/>
+                <a:lumMod val="105000"/>
+                <a:satMod val="109000"/>
+                <a:tint val="81000"/>
               </a:schemeClr>
             </a:gs>
           </a:gsLst>
-          <a:lin ang="16200000" scaled="1"/>
+          <a:lin ang="5400000" scaled="0"/>
         </a:gradFill>
         <a:gradFill rotWithShape="1">
           <a:gsLst>
             <a:gs pos="0">
               <a:schemeClr val="phClr">
-                <a:tint val="100000"/>
+                <a:satMod val="103000"/>
+                <a:lumMod val="102000"/>
+                <a:tint val="94000"/>
+              </a:schemeClr>
+            </a:gs>
+            <a:gs pos="50000">
+              <a:schemeClr val="phClr">
+                <a:satMod val="110000"/>
+                <a:lumMod val="100000"/>
                 <a:shade val="100000"/>
-                <a:satMod val="130000"/>
               </a:schemeClr>
             </a:gs>
             <a:gs pos="100000">
               <a:schemeClr val="phClr">
-                <a:tint val="50000"/>
-                <a:shade val="100000"/>
-                <a:satMod val="350000"/>
+                <a:lumMod val="99000"/>
+                <a:satMod val="120000"/>
+                <a:shade val="78000"/>
               </a:schemeClr>
             </a:gs>
           </a:gsLst>
-          <a:lin ang="16200000" scaled="0"/>
+          <a:lin ang="5400000" scaled="0"/>
         </a:gradFill>
       </a:fillStyleLst>
       <a:lnStyleLst>
-        <a:ln w="9525" cap="flat" cmpd="sng" algn="ctr">
-          <a:solidFill>
-            <a:schemeClr val="phClr">
-              <a:shade val="95000"/>
-              <a:satMod val="105000"/>
-            </a:schemeClr>
-          </a:solidFill>
-          <a:prstDash val="solid"/>
-        </a:ln>
-        <a:ln w="25400" cap="flat" cmpd="sng" algn="ctr">
+        <a:ln w="6350" cap="flat" cmpd="sng" algn="ctr">
           <a:solidFill>
             <a:schemeClr val="phClr"/>
           </a:solidFill>
           <a:prstDash val="solid"/>
+          <a:miter lim="800000"/>
         </a:ln>
-        <a:ln w="38100" cap="flat" cmpd="sng" algn="ctr">
+        <a:ln w="12700" cap="flat" cmpd="sng" algn="ctr">
           <a:solidFill>
             <a:schemeClr val="phClr"/>
           </a:solidFill>
           <a:prstDash val="solid"/>
+          <a:miter lim="800000"/>
+        </a:ln>
+        <a:ln w="19050" cap="flat" cmpd="sng" algn="ctr">
+          <a:solidFill>
+            <a:schemeClr val="phClr"/>
+          </a:solidFill>
+          <a:prstDash val="solid"/>
+          <a:miter lim="800000"/>
         </a:ln>
       </a:lnStyleLst>
       <a:effectStyleLst>
         <a:effectStyle>
+          <a:effectLst/>
+        </a:effectStyle>
+        <a:effectStyle>
+          <a:effectLst/>
+        </a:effectStyle>
+        <a:effectStyle>
           <a:effectLst>
-            <a:outerShdw blurRad="40000" dist="20000" dir="5400000" rotWithShape="0">
+            <a:outerShdw blurRad="57150" dist="19050" dir="5400000" algn="ctr" rotWithShape="0">
               <a:srgbClr val="000000">
-                <a:alpha val="38000"/>
+                <a:alpha val="63000"/>
               </a:srgbClr>
             </a:outerShdw>
           </a:effectLst>
-        </a:effectStyle>
-        <a:effectStyle>
-          <a:effectLst>
-            <a:outerShdw blurRad="40000" dist="23000" dir="5400000" rotWithShape="0">
-              <a:srgbClr val="000000">
-                <a:alpha val="35000"/>
-              </a:srgbClr>
-            </a:outerShdw>
-          </a:effectLst>
-        </a:effectStyle>
-        <a:effectStyle>
-          <a:effectLst>
-            <a:outerShdw blurRad="40000" dist="23000" dir="5400000" rotWithShape="0">
-              <a:srgbClr val="000000">
-                <a:alpha val="35000"/>
-              </a:srgbClr>
-            </a:outerShdw>
-          </a:effectLst>
-          <a:scene3d>
-            <a:camera prst="orthographicFront">
-              <a:rot lat="0" lon="0" rev="0"/>
-            </a:camera>
-            <a:lightRig rig="threePt" dir="t">
-              <a:rot lat="0" lon="0" rev="1200000"/>
-            </a:lightRig>
-          </a:scene3d>
-          <a:sp3d>
-            <a:bevelT w="63500" h="25400"/>
-          </a:sp3d>
         </a:effectStyle>
       </a:effectStyleLst>
       <a:bgFillStyleLst>
         <a:solidFill>
           <a:schemeClr val="phClr"/>
         </a:solidFill>
+        <a:solidFill>
+          <a:schemeClr val="phClr">
+            <a:tint val="95000"/>
+            <a:satMod val="170000"/>
+          </a:schemeClr>
+        </a:solidFill>
         <a:gradFill rotWithShape="1">
           <a:gsLst>
             <a:gs pos="0">
               <a:schemeClr val="phClr">
-                <a:tint val="40000"/>
-                <a:satMod val="350000"/>
+                <a:tint val="93000"/>
+                <a:satMod val="150000"/>
+                <a:shade val="98000"/>
+                <a:lumMod val="102000"/>
               </a:schemeClr>
             </a:gs>
-            <a:gs pos="40000">
+            <a:gs pos="50000">
               <a:schemeClr val="phClr">
-                <a:tint val="45000"/>
-                <a:shade val="99000"/>
-                <a:satMod val="350000"/>
+                <a:tint val="98000"/>
+                <a:satMod val="130000"/>
+                <a:shade val="90000"/>
+                <a:lumMod val="103000"/>
               </a:schemeClr>
             </a:gs>
             <a:gs pos="100000">
               <a:schemeClr val="phClr">
-                <a:shade val="20000"/>
-                <a:satMod val="255000"/>
+                <a:shade val="63000"/>
+                <a:satMod val="120000"/>
               </a:schemeClr>
             </a:gs>
           </a:gsLst>
-          <a:path path="circle">
-            <a:fillToRect l="50000" t="-80000" r="50000" b="180000"/>
-          </a:path>
-        </a:gradFill>
-        <a:gradFill rotWithShape="1">
-          <a:gsLst>
-            <a:gs pos="0">
-              <a:schemeClr val="phClr">
-                <a:tint val="80000"/>
-                <a:satMod val="300000"/>
-              </a:schemeClr>
-            </a:gs>
-            <a:gs pos="100000">
-              <a:schemeClr val="phClr">
-                <a:shade val="30000"/>
-                <a:satMod val="200000"/>
-              </a:schemeClr>
-            </a:gs>
-          </a:gsLst>
-          <a:path path="circle">
-            <a:fillToRect l="50000" t="50000" r="50000" b="50000"/>
-          </a:path>
+          <a:lin ang="5400000" scaled="0"/>
         </a:gradFill>
       </a:bgFillStyleLst>
     </a:fmtScheme>
   </a:themeElements>
-  <a:objectDefaults>
-    <a:spDef>
-      <a:spPr/>
-      <a:bodyPr/>
-      <a:lstStyle/>
-      <a:style>
-        <a:lnRef idx="1">
-          <a:schemeClr val="accent1"/>
-        </a:lnRef>
-        <a:fillRef idx="3">
-          <a:schemeClr val="accent1"/>
-        </a:fillRef>
-        <a:effectRef idx="2">
-          <a:schemeClr val="accent1"/>
-        </a:effectRef>
-        <a:fontRef idx="minor">
-          <a:schemeClr val="lt1"/>
-        </a:fontRef>
-      </a:style>
-    </a:spDef>
-    <a:lnDef>
-      <a:spPr/>
-      <a:bodyPr/>
-      <a:lstStyle/>
-      <a:style>
-        <a:lnRef idx="2">
-          <a:schemeClr val="accent1"/>
-        </a:lnRef>
-        <a:fillRef idx="0">
-          <a:schemeClr val="accent1"/>
-        </a:fillRef>
-        <a:effectRef idx="1">
-          <a:schemeClr val="accent1"/>
-        </a:effectRef>
-        <a:fontRef idx="minor">
-          <a:schemeClr val="tx1"/>
-        </a:fontRef>
-      </a:style>
-    </a:lnDef>
-  </a:objectDefaults>
+  <a:objectDefaults/>
   <a:extraClrSchemeLst/>
+  <a:extLst>
+    <a:ext uri="{05A4C25C-085E-4340-85A3-A5531E510DB2}">
+      <thm15:themeFamily xmlns:thm15="http://schemas.microsoft.com/office/thememl/2012/main" name="Office Theme" id="{2E142A2C-CD16-42D6-873A-C26D2A0506FA}" vid="{1BDDFF52-6CD6-40A5-AB3C-68EB2F1E4D0A}"/>
+    </a:ext>
+  </a:extLst>
 </a:theme>
 </file>
--- a/docs/Xcimer_foam_burn_deficit_report.docx
+++ b/docs/Xcimer_foam_burn_deficit_report.docx
@@ -4768,7 +4768,7 @@
           <w:b/>
           <w:bCs/>
         </w:rPr>
-        <w:t xml:space="preserve">can Helios’s PROPACEOS foam be burned to near-LILAC yield given sufficient drive, or is the foam-burn deficit fundamental?</w:t>
+        <w:t xml:space="preserve">can Helios’s PROPACEOS foam be burned to near-LILAC yield given sufficient drive, and what is the optimal operating point in the geometric design space?</w:t>
       </w:r>
     </w:p>
     <w:bookmarkStart w:id="30" w:name="setup"/>
@@ -4801,7 +4801,350 @@
         <w:t xml:space="preserve"> </w:t>
       </w:r>
       <w:r>
-        <w:t xml:space="preserve">(replacing the per-region 0.06 DT / 0.007 foam-CH split used in fab007 production). At this updated FL value, two burn-on configurations bracket the design space:</w:t>
+        <w:t xml:space="preserve">(replacing the per-region 0.06 DT / 0.007 foam-CH split used in fab007 production). At this updated FL value, a 5-point cone-angle sweep with coordinated spot+focus tightening:</w:t>
+      </w:r>
+    </w:p>
+    <w:tbl>
+      <w:tblPr>
+        <w:tblStyle w:val="Table"/>
+        <w:tblW w:type="auto" w:w="0"/>
+        <w:tblLook w:firstRow="1" w:lastRow="0" w:firstColumn="0" w:lastColumn="0" w:noHBand="0" w:noVBand="0" w:val="0020"/>
+      </w:tblPr>
+      <w:tblGrid>
+        <w:gridCol w:w="1980"/>
+        <w:gridCol w:w="1980"/>
+        <w:gridCol w:w="1980"/>
+        <w:gridCol w:w="1980"/>
+      </w:tblGrid>
+      <w:tr>
+        <w:trPr>
+          <w:tblHeader w:val="on"/>
+        </w:trPr>
+        <w:tc>
+          <w:tcPr/>
+          <w:p>
+            <w:pPr>
+              <w:pStyle w:val="Compact"/>
+            </w:pPr>
+            <w:r>
+              <w:t xml:space="preserve">Configuration</w:t>
+            </w:r>
+          </w:p>
+        </w:tc>
+        <w:tc>
+          <w:tcPr/>
+          <w:p>
+            <w:pPr>
+              <w:pStyle w:val="Compact"/>
+              <w:jc w:val="right"/>
+            </w:pPr>
+            <w:r>
+              <w:t xml:space="preserve">Cone</w:t>
+            </w:r>
+          </w:p>
+        </w:tc>
+        <w:tc>
+          <w:tcPr/>
+          <w:p>
+            <w:pPr>
+              <w:pStyle w:val="Compact"/>
+              <w:jc w:val="right"/>
+            </w:pPr>
+            <w:r>
+              <w:t xml:space="preserve">Spot (cm)</w:t>
+            </w:r>
+          </w:p>
+        </w:tc>
+        <w:tc>
+          <w:tcPr/>
+          <w:p>
+            <w:pPr>
+              <w:pStyle w:val="Compact"/>
+              <w:jc w:val="right"/>
+            </w:pPr>
+            <w:r>
+              <w:t xml:space="preserve">Focus (cm)</w:t>
+            </w:r>
+          </w:p>
+        </w:tc>
+      </w:tr>
+      <w:tr>
+        <w:tc>
+          <w:tcPr/>
+          <w:p>
+            <w:pPr>
+              <w:pStyle w:val="Compact"/>
+            </w:pPr>
+            <w:r>
+              <w:rPr>
+                <w:rStyle w:val="VerbatimChar"/>
+              </w:rPr>
+              <w:t xml:space="preserve">wf_fl012_baseline_burn</w:t>
+            </w:r>
+          </w:p>
+        </w:tc>
+        <w:tc>
+          <w:tcPr/>
+          <w:p>
+            <w:pPr>
+              <w:pStyle w:val="Compact"/>
+              <w:jc w:val="right"/>
+            </w:pPr>
+            <w:r>
+              <w:t xml:space="preserve">37°</w:t>
+            </w:r>
+          </w:p>
+        </w:tc>
+        <w:tc>
+          <w:tcPr/>
+          <w:p>
+            <w:pPr>
+              <w:pStyle w:val="Compact"/>
+              <w:jc w:val="right"/>
+            </w:pPr>
+            <w:r>
+              <w:t xml:space="preserve">0.18</w:t>
+            </w:r>
+          </w:p>
+        </w:tc>
+        <w:tc>
+          <w:tcPr/>
+          <w:p>
+            <w:pPr>
+              <w:pStyle w:val="Compact"/>
+              <w:jc w:val="right"/>
+            </w:pPr>
+            <w:r>
+              <w:t xml:space="preserve">0.22 (= fab007 geom)</w:t>
+            </w:r>
+          </w:p>
+        </w:tc>
+      </w:tr>
+      <w:tr>
+        <w:tc>
+          <w:tcPr/>
+          <w:p>
+            <w:pPr>
+              <w:pStyle w:val="Compact"/>
+            </w:pPr>
+            <w:r>
+              <w:rPr>
+                <w:rStyle w:val="VerbatimChar"/>
+              </w:rPr>
+              <w:t xml:space="preserve">wf_fl012_c33_burn</w:t>
+            </w:r>
+          </w:p>
+        </w:tc>
+        <w:tc>
+          <w:tcPr/>
+          <w:p>
+            <w:pPr>
+              <w:pStyle w:val="Compact"/>
+              <w:jc w:val="right"/>
+            </w:pPr>
+            <w:r>
+              <w:t xml:space="preserve">33°</w:t>
+            </w:r>
+          </w:p>
+        </w:tc>
+        <w:tc>
+          <w:tcPr/>
+          <w:p>
+            <w:pPr>
+              <w:pStyle w:val="Compact"/>
+              <w:jc w:val="right"/>
+            </w:pPr>
+            <w:r>
+              <w:t xml:space="preserve">0.16</w:t>
+            </w:r>
+          </w:p>
+        </w:tc>
+        <w:tc>
+          <w:tcPr/>
+          <w:p>
+            <w:pPr>
+              <w:pStyle w:val="Compact"/>
+              <w:jc w:val="right"/>
+            </w:pPr>
+            <w:r>
+              <w:t xml:space="preserve">0.20</w:t>
+            </w:r>
+          </w:p>
+        </w:tc>
+      </w:tr>
+      <w:tr>
+        <w:tc>
+          <w:tcPr/>
+          <w:p>
+            <w:pPr>
+              <w:pStyle w:val="Compact"/>
+            </w:pPr>
+            <w:r>
+              <w:rPr>
+                <w:rStyle w:val="VerbatimChar"/>
+              </w:rPr>
+              <w:t xml:space="preserve">wf_fl012_c28_burn</w:t>
+            </w:r>
+          </w:p>
+        </w:tc>
+        <w:tc>
+          <w:tcPr/>
+          <w:p>
+            <w:pPr>
+              <w:pStyle w:val="Compact"/>
+              <w:jc w:val="right"/>
+            </w:pPr>
+            <w:r>
+              <w:t xml:space="preserve">28°</w:t>
+            </w:r>
+          </w:p>
+        </w:tc>
+        <w:tc>
+          <w:tcPr/>
+          <w:p>
+            <w:pPr>
+              <w:pStyle w:val="Compact"/>
+              <w:jc w:val="right"/>
+            </w:pPr>
+            <w:r>
+              <w:t xml:space="preserve">0.16</w:t>
+            </w:r>
+          </w:p>
+        </w:tc>
+        <w:tc>
+          <w:tcPr/>
+          <w:p>
+            <w:pPr>
+              <w:pStyle w:val="Compact"/>
+              <w:jc w:val="right"/>
+            </w:pPr>
+            <w:r>
+              <w:t xml:space="preserve">0.18</w:t>
+            </w:r>
+          </w:p>
+        </w:tc>
+      </w:tr>
+      <w:tr>
+        <w:tc>
+          <w:tcPr/>
+          <w:p>
+            <w:pPr>
+              <w:pStyle w:val="Compact"/>
+            </w:pPr>
+            <w:r>
+              <w:rPr>
+                <w:rStyle w:val="VerbatimChar"/>
+              </w:rPr>
+              <w:t xml:space="preserve">wf_fl012_c25_burn</w:t>
+            </w:r>
+          </w:p>
+        </w:tc>
+        <w:tc>
+          <w:tcPr/>
+          <w:p>
+            <w:pPr>
+              <w:pStyle w:val="Compact"/>
+              <w:jc w:val="right"/>
+            </w:pPr>
+            <w:r>
+              <w:t xml:space="preserve">25°</w:t>
+            </w:r>
+          </w:p>
+        </w:tc>
+        <w:tc>
+          <w:tcPr/>
+          <w:p>
+            <w:pPr>
+              <w:pStyle w:val="Compact"/>
+              <w:jc w:val="right"/>
+            </w:pPr>
+            <w:r>
+              <w:t xml:space="preserve">0.14</w:t>
+            </w:r>
+          </w:p>
+        </w:tc>
+        <w:tc>
+          <w:tcPr/>
+          <w:p>
+            <w:pPr>
+              <w:pStyle w:val="Compact"/>
+              <w:jc w:val="right"/>
+            </w:pPr>
+            <w:r>
+              <w:t xml:space="preserve">0.16</w:t>
+            </w:r>
+          </w:p>
+        </w:tc>
+      </w:tr>
+      <w:tr>
+        <w:tc>
+          <w:tcPr/>
+          <w:p>
+            <w:pPr>
+              <w:pStyle w:val="Compact"/>
+            </w:pPr>
+            <w:r>
+              <w:rPr>
+                <w:rStyle w:val="VerbatimChar"/>
+              </w:rPr>
+              <w:t xml:space="preserve">wf_fl012_c20_burn</w:t>
+            </w:r>
+          </w:p>
+        </w:tc>
+        <w:tc>
+          <w:tcPr/>
+          <w:p>
+            <w:pPr>
+              <w:pStyle w:val="Compact"/>
+              <w:jc w:val="right"/>
+            </w:pPr>
+            <w:r>
+              <w:t xml:space="preserve">20°</w:t>
+            </w:r>
+          </w:p>
+        </w:tc>
+        <w:tc>
+          <w:tcPr/>
+          <w:p>
+            <w:pPr>
+              <w:pStyle w:val="Compact"/>
+              <w:jc w:val="right"/>
+            </w:pPr>
+            <w:r>
+              <w:t xml:space="preserve">0.14</w:t>
+            </w:r>
+          </w:p>
+        </w:tc>
+        <w:tc>
+          <w:tcPr/>
+          <w:p>
+            <w:pPr>
+              <w:pStyle w:val="Compact"/>
+              <w:jc w:val="right"/>
+            </w:pPr>
+            <w:r>
+              <w:t xml:space="preserve">0.15</w:t>
+            </w:r>
+          </w:p>
+        </w:tc>
+      </w:tr>
+    </w:tbl>
+    <w:p>
+      <w:pPr>
+        <w:pStyle w:val="BodyText"/>
+      </w:pPr>
+      <w:r>
+        <w:t xml:space="preserve">All runs use the standard Olson-2021 wetted-foam target, identical 25 TW foot / 329 TW peak pulse, non-local α-deposition, burn on, FL_prism = 0.012 applied uniformly to all 4 regions.</w:t>
+      </w:r>
+    </w:p>
+    <w:bookmarkEnd w:id="30"/>
+    <w:bookmarkStart w:id="31" w:name="X7068546e826280abaa1cef98739755619c9c049"/>
+    <w:p>
+      <w:pPr>
+        <w:pStyle w:val="Heading3"/>
+      </w:pPr>
+      <w:r>
+        <w:t xml:space="preserve">5.2 Decision matrix — the curve is a two-plateau staircase</w:t>
       </w:r>
     </w:p>
     <w:tbl>
@@ -4812,12 +5155,15 @@
         <w:tblLook w:firstRow="1" w:lastRow="0" w:firstColumn="0" w:lastColumn="0" w:noHBand="0" w:noVBand="0" w:val="0020"/>
       </w:tblPr>
       <w:tblGrid>
-        <w:gridCol w:w="1080"/>
-        <w:gridCol w:w="1440"/>
-        <w:gridCol w:w="1440"/>
-        <w:gridCol w:w="1440"/>
-        <w:gridCol w:w="1440"/>
-        <w:gridCol w:w="1080"/>
+        <w:gridCol w:w="698"/>
+        <w:gridCol w:w="931"/>
+        <w:gridCol w:w="931"/>
+        <w:gridCol w:w="931"/>
+        <w:gridCol w:w="931"/>
+        <w:gridCol w:w="931"/>
+        <w:gridCol w:w="931"/>
+        <w:gridCol w:w="931"/>
+        <w:gridCol w:w="698"/>
       </w:tblGrid>
       <w:tr>
         <w:trPr>
@@ -4830,237 +5176,1558 @@
               <w:pStyle w:val="Compact"/>
             </w:pPr>
             <w:r>
-              <w:t xml:space="preserve">Configuration</w:t>
-            </w:r>
-          </w:p>
-        </w:tc>
-        <w:tc>
-          <w:tcPr/>
-          <w:p>
-            <w:pPr>
-              <w:pStyle w:val="Compact"/>
-              <w:jc w:val="right"/>
-            </w:pPr>
-            <w:r>
-              <w:t xml:space="preserve">Cone</w:t>
-            </w:r>
-          </w:p>
-        </w:tc>
-        <w:tc>
-          <w:tcPr/>
-          <w:p>
-            <w:pPr>
-              <w:pStyle w:val="Compact"/>
-              <w:jc w:val="right"/>
-            </w:pPr>
-            <w:r>
-              <w:t xml:space="preserve">Spot</w:t>
-            </w:r>
-          </w:p>
-        </w:tc>
-        <w:tc>
-          <w:tcPr/>
-          <w:p>
-            <w:pPr>
-              <w:pStyle w:val="Compact"/>
-              <w:jc w:val="right"/>
-            </w:pPr>
-            <w:r>
-              <w:t xml:space="preserve">Focus</w:t>
-            </w:r>
-          </w:p>
-        </w:tc>
-        <w:tc>
-          <w:tcPr/>
-          <w:p>
-            <w:pPr>
-              <w:pStyle w:val="Compact"/>
-              <w:jc w:val="right"/>
-            </w:pPr>
-            <w:r>
-              <w:t xml:space="preserve">FL_prism</w:t>
-            </w:r>
-          </w:p>
-        </w:tc>
-        <w:tc>
-          <w:tcPr/>
-          <w:p>
-            <w:pPr>
-              <w:pStyle w:val="Compact"/>
-            </w:pPr>
-            <w:r>
-              <w:t xml:space="preserve">Tests</w:t>
-            </w:r>
-          </w:p>
-        </w:tc>
-      </w:tr>
-      <w:tr>
-        <w:tc>
-          <w:tcPr/>
-          <w:p>
-            <w:pPr>
-              <w:pStyle w:val="Compact"/>
+              <w:t xml:space="preserve">Config</w:t>
+            </w:r>
+          </w:p>
+        </w:tc>
+        <w:tc>
+          <w:tcPr/>
+          <w:p>
+            <w:pPr>
+              <w:pStyle w:val="Compact"/>
+              <w:jc w:val="right"/>
+            </w:pPr>
+            <w:r>
+              <w:t xml:space="preserve">V_peak (km/s)</w:t>
+            </w:r>
+          </w:p>
+        </w:tc>
+        <w:tc>
+          <w:tcPr/>
+          <w:p>
+            <w:pPr>
+              <w:pStyle w:val="Compact"/>
+              <w:jc w:val="right"/>
+            </w:pPr>
+            <w:r>
+              <w:t xml:space="preserve">Coupling %</w:t>
+            </w:r>
+          </w:p>
+        </w:tc>
+        <w:tc>
+          <w:tcPr/>
+          <w:p>
+            <w:pPr>
+              <w:pStyle w:val="Compact"/>
+              <w:jc w:val="right"/>
+            </w:pPr>
+            <w:r>
+              <w:t xml:space="preserve">Yield (MJ)</w:t>
+            </w:r>
+          </w:p>
+        </w:tc>
+        <w:tc>
+          <w:tcPr/>
+          <w:p>
+            <w:pPr>
+              <w:pStyle w:val="Compact"/>
+              <w:jc w:val="right"/>
+            </w:pPr>
+            <w:r>
+              <w:t xml:space="preserve">HS ρR</w:t>
+            </w:r>
+          </w:p>
+        </w:tc>
+        <w:tc>
+          <w:tcPr/>
+          <w:p>
+            <w:pPr>
+              <w:pStyle w:val="Compact"/>
+              <w:jc w:val="right"/>
+            </w:pPr>
+            <w:r>
+              <w:t xml:space="preserve">Mean foam ρ (g/cc)</w:t>
+            </w:r>
+          </w:p>
+        </w:tc>
+        <w:tc>
+          <w:tcPr/>
+          <w:p>
+            <w:pPr>
+              <w:pStyle w:val="Compact"/>
+              <w:jc w:val="right"/>
             </w:pPr>
             <w:r>
               <w:rPr>
-                <w:rStyle w:val="VerbatimChar"/>
+                <w:b/>
+                <w:bCs/>
               </w:rPr>
-              <w:t xml:space="preserve">wf_fl012_baseline_burn</w:t>
-            </w:r>
-          </w:p>
-        </w:tc>
-        <w:tc>
-          <w:tcPr/>
-          <w:p>
-            <w:pPr>
-              <w:pStyle w:val="Compact"/>
-              <w:jc w:val="right"/>
-            </w:pPr>
-            <w:r>
-              <w:t xml:space="preserve">37°</w:t>
-            </w:r>
-          </w:p>
-        </w:tc>
-        <w:tc>
-          <w:tcPr/>
-          <w:p>
-            <w:pPr>
-              <w:pStyle w:val="Compact"/>
-              <w:jc w:val="right"/>
-            </w:pPr>
-            <w:r>
-              <w:t xml:space="preserve">0.18 cm</w:t>
-            </w:r>
-          </w:p>
-        </w:tc>
-        <w:tc>
-          <w:tcPr/>
-          <w:p>
-            <w:pPr>
-              <w:pStyle w:val="Compact"/>
-              <w:jc w:val="right"/>
-            </w:pPr>
-            <w:r>
-              <w:t xml:space="preserve">0.22 cm</w:t>
-            </w:r>
-          </w:p>
-        </w:tc>
-        <w:tc>
-          <w:tcPr/>
-          <w:p>
-            <w:pPr>
-              <w:pStyle w:val="Compact"/>
-              <w:jc w:val="right"/>
-            </w:pPr>
-            <w:r>
-              <w:t xml:space="preserve">0.012</w:t>
-            </w:r>
-          </w:p>
-        </w:tc>
-        <w:tc>
-          <w:tcPr/>
-          <w:p>
-            <w:pPr>
-              <w:pStyle w:val="Compact"/>
-            </w:pPr>
-            <w:r>
-              <w:t xml:space="preserve">FL correction alone (fab007 geometry)</w:t>
-            </w:r>
-          </w:p>
-        </w:tc>
-      </w:tr>
-      <w:tr>
-        <w:tc>
-          <w:tcPr/>
-          <w:p>
-            <w:pPr>
-              <w:pStyle w:val="Compact"/>
+              <w:t xml:space="preserve">Foam yield share</w:t>
+            </w:r>
+          </w:p>
+        </w:tc>
+        <w:tc>
+          <w:tcPr/>
+          <w:p>
+            <w:pPr>
+              <w:pStyle w:val="Compact"/>
+              <w:jc w:val="right"/>
+            </w:pPr>
+            <w:r>
+              <w:t xml:space="preserve">Adiabat</w:t>
+            </w:r>
+          </w:p>
+        </w:tc>
+        <w:tc>
+          <w:tcPr/>
+          <w:p>
+            <w:pPr>
+              <w:pStyle w:val="Compact"/>
+            </w:pPr>
+            <w:r>
+              <w:t xml:space="preserve">Verdict</w:t>
+            </w:r>
+          </w:p>
+        </w:tc>
+      </w:tr>
+      <w:tr>
+        <w:tc>
+          <w:tcPr/>
+          <w:p>
+            <w:pPr>
+              <w:pStyle w:val="Compact"/>
+            </w:pPr>
+            <w:r>
+              <w:t xml:space="preserve">fab007 production</w:t>
+            </w:r>
+          </w:p>
+        </w:tc>
+        <w:tc>
+          <w:tcPr/>
+          <w:p>
+            <w:pPr>
+              <w:pStyle w:val="Compact"/>
+              <w:jc w:val="right"/>
+            </w:pPr>
+            <w:r>
+              <w:t xml:space="preserve">421</w:t>
+            </w:r>
+          </w:p>
+        </w:tc>
+        <w:tc>
+          <w:tcPr/>
+          <w:p>
+            <w:pPr>
+              <w:pStyle w:val="Compact"/>
+              <w:jc w:val="right"/>
+            </w:pPr>
+            <w:r>
+              <w:t xml:space="preserve">73.1</w:t>
+            </w:r>
+          </w:p>
+        </w:tc>
+        <w:tc>
+          <w:tcPr/>
+          <w:p>
+            <w:pPr>
+              <w:pStyle w:val="Compact"/>
+              <w:jc w:val="right"/>
+            </w:pPr>
+            <w:r>
+              <w:t xml:space="preserve">26.0</w:t>
+            </w:r>
+          </w:p>
+        </w:tc>
+        <w:tc>
+          <w:tcPr/>
+          <w:p>
+            <w:pPr>
+              <w:pStyle w:val="Compact"/>
+              <w:jc w:val="right"/>
+            </w:pPr>
+            <w:r>
+              <w:t xml:space="preserve">0.35</w:t>
+            </w:r>
+          </w:p>
+        </w:tc>
+        <w:tc>
+          <w:tcPr/>
+          <w:p>
+            <w:pPr>
+              <w:pStyle w:val="Compact"/>
+              <w:jc w:val="right"/>
+            </w:pPr>
+            <w:r>
+              <w:t xml:space="preserve">12</w:t>
+            </w:r>
+          </w:p>
+        </w:tc>
+        <w:tc>
+          <w:tcPr/>
+          <w:p>
+            <w:pPr>
+              <w:pStyle w:val="Compact"/>
+              <w:jc w:val="right"/>
+            </w:pPr>
+            <w:r>
+              <w:t xml:space="preserve">10.1%</w:t>
+            </w:r>
+          </w:p>
+        </w:tc>
+        <w:tc>
+          <w:tcPr/>
+          <w:p>
+            <w:pPr>
+              <w:pStyle w:val="Compact"/>
+              <w:jc w:val="right"/>
+            </w:pPr>
+            <w:r>
+              <w:t xml:space="preserve">1.95</w:t>
+            </w:r>
+          </w:p>
+        </w:tc>
+        <w:tc>
+          <w:tcPr/>
+          <w:p>
+            <w:pPr>
+              <w:pStyle w:val="Compact"/>
+            </w:pPr>
+            <w:r>
+              <w:t xml:space="preserve">reference</w:t>
+            </w:r>
+          </w:p>
+        </w:tc>
+      </w:tr>
+      <w:tr>
+        <w:tc>
+          <w:tcPr/>
+          <w:p>
+            <w:pPr>
+              <w:pStyle w:val="Compact"/>
+            </w:pPr>
+            <w:r>
+              <w:t xml:space="preserve">baseline_burn (37°)</w:t>
+            </w:r>
+          </w:p>
+        </w:tc>
+        <w:tc>
+          <w:tcPr/>
+          <w:p>
+            <w:pPr>
+              <w:pStyle w:val="Compact"/>
+              <w:jc w:val="right"/>
+            </w:pPr>
+            <w:r>
+              <w:t xml:space="preserve">428</w:t>
+            </w:r>
+          </w:p>
+        </w:tc>
+        <w:tc>
+          <w:tcPr/>
+          <w:p>
+            <w:pPr>
+              <w:pStyle w:val="Compact"/>
+              <w:jc w:val="right"/>
+            </w:pPr>
+            <w:r>
+              <w:t xml:space="preserve">74.9</w:t>
+            </w:r>
+          </w:p>
+        </w:tc>
+        <w:tc>
+          <w:tcPr/>
+          <w:p>
+            <w:pPr>
+              <w:pStyle w:val="Compact"/>
+              <w:jc w:val="right"/>
             </w:pPr>
             <w:r>
               <w:rPr>
-                <w:rStyle w:val="VerbatimChar"/>
+                <w:b/>
+                <w:bCs/>
               </w:rPr>
-              <w:t xml:space="preserve">wf_fl012_c20_burn</w:t>
-            </w:r>
-          </w:p>
-        </w:tc>
-        <w:tc>
-          <w:tcPr/>
-          <w:p>
-            <w:pPr>
-              <w:pStyle w:val="Compact"/>
-              <w:jc w:val="right"/>
-            </w:pPr>
-            <w:r>
-              <w:t xml:space="preserve">20°</w:t>
-            </w:r>
-          </w:p>
-        </w:tc>
-        <w:tc>
-          <w:tcPr/>
-          <w:p>
-            <w:pPr>
-              <w:pStyle w:val="Compact"/>
-              <w:jc w:val="right"/>
-            </w:pPr>
-            <w:r>
-              <w:t xml:space="preserve">0.14 cm</w:t>
-            </w:r>
-          </w:p>
-        </w:tc>
-        <w:tc>
-          <w:tcPr/>
-          <w:p>
-            <w:pPr>
-              <w:pStyle w:val="Compact"/>
-              <w:jc w:val="right"/>
-            </w:pPr>
-            <w:r>
-              <w:t xml:space="preserve">0.15 cm</w:t>
-            </w:r>
-          </w:p>
-        </w:tc>
-        <w:tc>
-          <w:tcPr/>
-          <w:p>
-            <w:pPr>
-              <w:pStyle w:val="Compact"/>
-              <w:jc w:val="right"/>
-            </w:pPr>
-            <w:r>
-              <w:t xml:space="preserve">0.012</w:t>
-            </w:r>
-          </w:p>
-        </w:tc>
-        <w:tc>
-          <w:tcPr/>
-          <w:p>
-            <w:pPr>
-              <w:pStyle w:val="Compact"/>
-            </w:pPr>
-            <w:r>
-              <w:t xml:space="preserve">FL + aggressive geometric defocus reduction</w:t>
+              <w:t xml:space="preserve">33.0</w:t>
+            </w:r>
+          </w:p>
+        </w:tc>
+        <w:tc>
+          <w:tcPr/>
+          <w:p>
+            <w:pPr>
+              <w:pStyle w:val="Compact"/>
+              <w:jc w:val="right"/>
+            </w:pPr>
+            <w:r>
+              <w:t xml:space="preserve">0.39</w:t>
+            </w:r>
+          </w:p>
+        </w:tc>
+        <w:tc>
+          <w:tcPr/>
+          <w:p>
+            <w:pPr>
+              <w:pStyle w:val="Compact"/>
+              <w:jc w:val="right"/>
+            </w:pPr>
+            <w:r>
+              <w:t xml:space="preserve">35</w:t>
+            </w:r>
+          </w:p>
+        </w:tc>
+        <w:tc>
+          <w:tcPr/>
+          <w:p>
+            <w:pPr>
+              <w:pStyle w:val="Compact"/>
+              <w:jc w:val="right"/>
+            </w:pPr>
+            <w:r>
+              <w:rPr>
+                <w:b/>
+                <w:bCs/>
+              </w:rPr>
+              <w:t xml:space="preserve">14.0%</w:t>
+            </w:r>
+          </w:p>
+        </w:tc>
+        <w:tc>
+          <w:tcPr/>
+          <w:p>
+            <w:pPr>
+              <w:pStyle w:val="Compact"/>
+              <w:jc w:val="right"/>
+            </w:pPr>
+            <w:r>
+              <w:t xml:space="preserve">1.65</w:t>
+            </w:r>
+          </w:p>
+        </w:tc>
+        <w:tc>
+          <w:tcPr/>
+          <w:p>
+            <w:pPr>
+              <w:pStyle w:val="Compact"/>
+            </w:pPr>
+            <w:r>
+              <w:t xml:space="preserve">marginal</w:t>
+            </w:r>
+          </w:p>
+        </w:tc>
+      </w:tr>
+      <w:tr>
+        <w:tc>
+          <w:tcPr/>
+          <w:p>
+            <w:pPr>
+              <w:pStyle w:val="Compact"/>
+            </w:pPr>
+            <w:r>
+              <w:rPr>
+                <w:b/>
+                <w:bCs/>
+              </w:rPr>
+              <w:t xml:space="preserve">c33_burn (33°)</w:t>
+            </w:r>
+          </w:p>
+        </w:tc>
+        <w:tc>
+          <w:tcPr/>
+          <w:p>
+            <w:pPr>
+              <w:pStyle w:val="Compact"/>
+              <w:jc w:val="right"/>
+            </w:pPr>
+            <w:r>
+              <w:t xml:space="preserve">447</w:t>
+            </w:r>
+          </w:p>
+        </w:tc>
+        <w:tc>
+          <w:tcPr/>
+          <w:p>
+            <w:pPr>
+              <w:pStyle w:val="Compact"/>
+              <w:jc w:val="right"/>
+            </w:pPr>
+            <w:r>
+              <w:t xml:space="preserve">79.6</w:t>
+            </w:r>
+          </w:p>
+        </w:tc>
+        <w:tc>
+          <w:tcPr/>
+          <w:p>
+            <w:pPr>
+              <w:pStyle w:val="Compact"/>
+              <w:jc w:val="right"/>
+            </w:pPr>
+            <w:r>
+              <w:rPr>
+                <w:b/>
+                <w:bCs/>
+              </w:rPr>
+              <w:t xml:space="preserve">54.9</w:t>
+            </w:r>
+          </w:p>
+        </w:tc>
+        <w:tc>
+          <w:tcPr/>
+          <w:p>
+            <w:pPr>
+              <w:pStyle w:val="Compact"/>
+              <w:jc w:val="right"/>
+            </w:pPr>
+            <w:r>
+              <w:t xml:space="preserve">0.53</w:t>
+            </w:r>
+          </w:p>
+        </w:tc>
+        <w:tc>
+          <w:tcPr/>
+          <w:p>
+            <w:pPr>
+              <w:pStyle w:val="Compact"/>
+              <w:jc w:val="right"/>
+            </w:pPr>
+            <w:r>
+              <w:t xml:space="preserve">45</w:t>
+            </w:r>
+          </w:p>
+        </w:tc>
+        <w:tc>
+          <w:tcPr/>
+          <w:p>
+            <w:pPr>
+              <w:pStyle w:val="Compact"/>
+              <w:jc w:val="right"/>
+            </w:pPr>
+            <w:r>
+              <w:rPr>
+                <w:b/>
+                <w:bCs/>
+              </w:rPr>
+              <w:t xml:space="preserve">25.3%</w:t>
+            </w:r>
+          </w:p>
+        </w:tc>
+        <w:tc>
+          <w:tcPr/>
+          <w:p>
+            <w:pPr>
+              <w:pStyle w:val="Compact"/>
+              <w:jc w:val="right"/>
+            </w:pPr>
+            <w:r>
+              <w:t xml:space="preserve">1.54</w:t>
+            </w:r>
+          </w:p>
+        </w:tc>
+        <w:tc>
+          <w:tcPr/>
+          <w:p>
+            <w:pPr>
+              <w:pStyle w:val="Compact"/>
+            </w:pPr>
+            <w:r>
+              <w:rPr>
+                <w:b/>
+                <w:bCs/>
+              </w:rPr>
+              <w:t xml:space="preserve">strong foam burn</w:t>
+            </w:r>
+          </w:p>
+        </w:tc>
+      </w:tr>
+      <w:tr>
+        <w:tc>
+          <w:tcPr/>
+          <w:p>
+            <w:pPr>
+              <w:pStyle w:val="Compact"/>
+            </w:pPr>
+            <w:r>
+              <w:rPr>
+                <w:b/>
+                <w:bCs/>
+              </w:rPr>
+              <w:t xml:space="preserve">c28_burn (28°)</w:t>
+            </w:r>
+          </w:p>
+        </w:tc>
+        <w:tc>
+          <w:tcPr/>
+          <w:p>
+            <w:pPr>
+              <w:pStyle w:val="Compact"/>
+              <w:jc w:val="right"/>
+            </w:pPr>
+            <w:r>
+              <w:t xml:space="preserve">448</w:t>
+            </w:r>
+          </w:p>
+        </w:tc>
+        <w:tc>
+          <w:tcPr/>
+          <w:p>
+            <w:pPr>
+              <w:pStyle w:val="Compact"/>
+              <w:jc w:val="right"/>
+            </w:pPr>
+            <w:r>
+              <w:t xml:space="preserve">81.4</w:t>
+            </w:r>
+          </w:p>
+        </w:tc>
+        <w:tc>
+          <w:tcPr/>
+          <w:p>
+            <w:pPr>
+              <w:pStyle w:val="Compact"/>
+              <w:jc w:val="right"/>
+            </w:pPr>
+            <w:r>
+              <w:rPr>
+                <w:b/>
+                <w:bCs/>
+              </w:rPr>
+              <w:t xml:space="preserve">55.5</w:t>
+            </w:r>
+          </w:p>
+        </w:tc>
+        <w:tc>
+          <w:tcPr/>
+          <w:p>
+            <w:pPr>
+              <w:pStyle w:val="Compact"/>
+              <w:jc w:val="right"/>
+            </w:pPr>
+            <w:r>
+              <w:t xml:space="preserve">0.53</w:t>
+            </w:r>
+          </w:p>
+        </w:tc>
+        <w:tc>
+          <w:tcPr/>
+          <w:p>
+            <w:pPr>
+              <w:pStyle w:val="Compact"/>
+              <w:jc w:val="right"/>
+            </w:pPr>
+            <w:r>
+              <w:rPr>
+                <w:b/>
+                <w:bCs/>
+              </w:rPr>
+              <w:t xml:space="preserve">61.6</w:t>
+            </w:r>
+          </w:p>
+        </w:tc>
+        <w:tc>
+          <w:tcPr/>
+          <w:p>
+            <w:pPr>
+              <w:pStyle w:val="Compact"/>
+              <w:jc w:val="right"/>
+            </w:pPr>
+            <w:r>
+              <w:rPr>
+                <w:b/>
+                <w:bCs/>
+              </w:rPr>
+              <w:t xml:space="preserve">25.5%</w:t>
+            </w:r>
+          </w:p>
+        </w:tc>
+        <w:tc>
+          <w:tcPr/>
+          <w:p>
+            <w:pPr>
+              <w:pStyle w:val="Compact"/>
+              <w:jc w:val="right"/>
+            </w:pPr>
+            <w:r>
+              <w:t xml:space="preserve">0.98</w:t>
+            </w:r>
+          </w:p>
+        </w:tc>
+        <w:tc>
+          <w:tcPr/>
+          <w:p>
+            <w:pPr>
+              <w:pStyle w:val="Compact"/>
+            </w:pPr>
+            <w:r>
+              <w:rPr>
+                <w:b/>
+                <w:bCs/>
+              </w:rPr>
+              <w:t xml:space="preserve">strong foam burn</w:t>
+            </w:r>
+          </w:p>
+        </w:tc>
+      </w:tr>
+      <w:tr>
+        <w:tc>
+          <w:tcPr/>
+          <w:p>
+            <w:pPr>
+              <w:pStyle w:val="Compact"/>
+            </w:pPr>
+            <w:r>
+              <w:rPr>
+                <w:b/>
+                <w:bCs/>
+              </w:rPr>
+              <w:t xml:space="preserve">c25_burn (25°)</w:t>
+            </w:r>
+          </w:p>
+        </w:tc>
+        <w:tc>
+          <w:tcPr/>
+          <w:p>
+            <w:pPr>
+              <w:pStyle w:val="Compact"/>
+              <w:jc w:val="right"/>
+            </w:pPr>
+            <w:r>
+              <w:t xml:space="preserve">470</w:t>
+            </w:r>
+          </w:p>
+        </w:tc>
+        <w:tc>
+          <w:tcPr/>
+          <w:p>
+            <w:pPr>
+              <w:pStyle w:val="Compact"/>
+              <w:jc w:val="right"/>
+            </w:pPr>
+            <w:r>
+              <w:t xml:space="preserve">85.3</w:t>
+            </w:r>
+          </w:p>
+        </w:tc>
+        <w:tc>
+          <w:tcPr/>
+          <w:p>
+            <w:pPr>
+              <w:pStyle w:val="Compact"/>
+              <w:jc w:val="right"/>
+            </w:pPr>
+            <w:r>
+              <w:rPr>
+                <w:b/>
+                <w:bCs/>
+              </w:rPr>
+              <w:t xml:space="preserve">69.2</w:t>
+            </w:r>
+          </w:p>
+        </w:tc>
+        <w:tc>
+          <w:tcPr/>
+          <w:p>
+            <w:pPr>
+              <w:pStyle w:val="Compact"/>
+              <w:jc w:val="right"/>
+            </w:pPr>
+            <w:r>
+              <w:t xml:space="preserve">0.64</w:t>
+            </w:r>
+          </w:p>
+        </w:tc>
+        <w:tc>
+          <w:tcPr/>
+          <w:p>
+            <w:pPr>
+              <w:pStyle w:val="Compact"/>
+              <w:jc w:val="right"/>
+            </w:pPr>
+            <w:r>
+              <w:t xml:space="preserve">31</w:t>
+            </w:r>
+          </w:p>
+        </w:tc>
+        <w:tc>
+          <w:tcPr/>
+          <w:p>
+            <w:pPr>
+              <w:pStyle w:val="Compact"/>
+              <w:jc w:val="right"/>
+            </w:pPr>
+            <w:r>
+              <w:rPr>
+                <w:b/>
+                <w:bCs/>
+              </w:rPr>
+              <w:t xml:space="preserve">31.1%</w:t>
+            </w:r>
+          </w:p>
+        </w:tc>
+        <w:tc>
+          <w:tcPr/>
+          <w:p>
+            <w:pPr>
+              <w:pStyle w:val="Compact"/>
+              <w:jc w:val="right"/>
+            </w:pPr>
+            <w:r>
+              <w:t xml:space="preserve">1.01</w:t>
+            </w:r>
+          </w:p>
+        </w:tc>
+        <w:tc>
+          <w:tcPr/>
+          <w:p>
+            <w:pPr>
+              <w:pStyle w:val="Compact"/>
+            </w:pPr>
+            <w:r>
+              <w:rPr>
+                <w:b/>
+                <w:bCs/>
+              </w:rPr>
+              <w:t xml:space="preserve">strong foam burn</w:t>
+            </w:r>
+          </w:p>
+        </w:tc>
+      </w:tr>
+      <w:tr>
+        <w:tc>
+          <w:tcPr/>
+          <w:p>
+            <w:pPr>
+              <w:pStyle w:val="Compact"/>
+            </w:pPr>
+            <w:r>
+              <w:rPr>
+                <w:b/>
+                <w:bCs/>
+              </w:rPr>
+              <w:t xml:space="preserve">c20_burn (20°)</w:t>
+            </w:r>
+          </w:p>
+        </w:tc>
+        <w:tc>
+          <w:tcPr/>
+          <w:p>
+            <w:pPr>
+              <w:pStyle w:val="Compact"/>
+              <w:jc w:val="right"/>
+            </w:pPr>
+            <w:r>
+              <w:t xml:space="preserve">472</w:t>
+            </w:r>
+          </w:p>
+        </w:tc>
+        <w:tc>
+          <w:tcPr/>
+          <w:p>
+            <w:pPr>
+              <w:pStyle w:val="Compact"/>
+              <w:jc w:val="right"/>
+            </w:pPr>
+            <w:r>
+              <w:t xml:space="preserve">86.0</w:t>
+            </w:r>
+          </w:p>
+        </w:tc>
+        <w:tc>
+          <w:tcPr/>
+          <w:p>
+            <w:pPr>
+              <w:pStyle w:val="Compact"/>
+              <w:jc w:val="right"/>
+            </w:pPr>
+            <w:r>
+              <w:rPr>
+                <w:b/>
+                <w:bCs/>
+              </w:rPr>
+              <w:t xml:space="preserve">69.2</w:t>
+            </w:r>
+          </w:p>
+        </w:tc>
+        <w:tc>
+          <w:tcPr/>
+          <w:p>
+            <w:pPr>
+              <w:pStyle w:val="Compact"/>
+              <w:jc w:val="right"/>
+            </w:pPr>
+            <w:r>
+              <w:t xml:space="preserve">0.64</w:t>
+            </w:r>
+          </w:p>
+        </w:tc>
+        <w:tc>
+          <w:tcPr/>
+          <w:p>
+            <w:pPr>
+              <w:pStyle w:val="Compact"/>
+              <w:jc w:val="right"/>
+            </w:pPr>
+            <w:r>
+              <w:t xml:space="preserve">25</w:t>
+            </w:r>
+          </w:p>
+        </w:tc>
+        <w:tc>
+          <w:tcPr/>
+          <w:p>
+            <w:pPr>
+              <w:pStyle w:val="Compact"/>
+              <w:jc w:val="right"/>
+            </w:pPr>
+            <w:r>
+              <w:rPr>
+                <w:b/>
+                <w:bCs/>
+              </w:rPr>
+              <w:t xml:space="preserve">31.5%</w:t>
+            </w:r>
+          </w:p>
+        </w:tc>
+        <w:tc>
+          <w:tcPr/>
+          <w:p>
+            <w:pPr>
+              <w:pStyle w:val="Compact"/>
+              <w:jc w:val="right"/>
+            </w:pPr>
+            <w:r>
+              <w:t xml:space="preserve">1.01</w:t>
+            </w:r>
+          </w:p>
+        </w:tc>
+        <w:tc>
+          <w:tcPr/>
+          <w:p>
+            <w:pPr>
+              <w:pStyle w:val="Compact"/>
+            </w:pPr>
+            <w:r>
+              <w:rPr>
+                <w:b/>
+                <w:bCs/>
+              </w:rPr>
+              <w:t xml:space="preserve">strong foam burn</w:t>
+            </w:r>
+          </w:p>
+        </w:tc>
+      </w:tr>
+      <w:tr>
+        <w:tc>
+          <w:tcPr/>
+          <w:p>
+            <w:pPr>
+              <w:pStyle w:val="Compact"/>
+            </w:pPr>
+            <w:r>
+              <w:t xml:space="preserve">fab02 (over-drive ref)</w:t>
+            </w:r>
+          </w:p>
+        </w:tc>
+        <w:tc>
+          <w:tcPr/>
+          <w:p>
+            <w:pPr>
+              <w:pStyle w:val="Compact"/>
+              <w:jc w:val="right"/>
+            </w:pPr>
+            <w:r>
+              <w:t xml:space="preserve">463</w:t>
+            </w:r>
+          </w:p>
+        </w:tc>
+        <w:tc>
+          <w:tcPr/>
+          <w:p>
+            <w:pPr>
+              <w:pStyle w:val="Compact"/>
+              <w:jc w:val="right"/>
+            </w:pPr>
+            <w:r>
+              <w:t xml:space="preserve">84.0</w:t>
+            </w:r>
+          </w:p>
+        </w:tc>
+        <w:tc>
+          <w:tcPr/>
+          <w:p>
+            <w:pPr>
+              <w:pStyle w:val="Compact"/>
+              <w:jc w:val="right"/>
+            </w:pPr>
+            <w:r>
+              <w:t xml:space="preserve">59.0</w:t>
+            </w:r>
+          </w:p>
+        </w:tc>
+        <w:tc>
+          <w:tcPr/>
+          <w:p>
+            <w:pPr>
+              <w:pStyle w:val="Compact"/>
+              <w:jc w:val="right"/>
+            </w:pPr>
+            <w:r>
+              <w:t xml:space="preserve">n/a</w:t>
+            </w:r>
+          </w:p>
+        </w:tc>
+        <w:tc>
+          <w:tcPr/>
+          <w:p>
+            <w:pPr>
+              <w:pStyle w:val="Compact"/>
+              <w:jc w:val="right"/>
+            </w:pPr>
+            <w:r>
+              <w:t xml:space="preserve">n/a</w:t>
+            </w:r>
+          </w:p>
+        </w:tc>
+        <w:tc>
+          <w:tcPr/>
+          <w:p>
+            <w:pPr>
+              <w:pStyle w:val="Compact"/>
+              <w:jc w:val="right"/>
+            </w:pPr>
+            <w:r>
+              <w:t xml:space="preserve">26.5%</w:t>
+            </w:r>
+          </w:p>
+        </w:tc>
+        <w:tc>
+          <w:tcPr/>
+          <w:p>
+            <w:pPr>
+              <w:pStyle w:val="Compact"/>
+              <w:jc w:val="right"/>
+            </w:pPr>
+            <w:r>
+              <w:t xml:space="preserve">1.05</w:t>
+            </w:r>
+          </w:p>
+        </w:tc>
+        <w:tc>
+          <w:tcPr/>
+          <w:p>
+            <w:pPr>
+              <w:pStyle w:val="Compact"/>
+            </w:pPr>
+            <w:r>
+              <w:t xml:space="preserve">bootstrap baseline</w:t>
+            </w:r>
+          </w:p>
+        </w:tc>
+      </w:tr>
+      <w:tr>
+        <w:tc>
+          <w:tcPr/>
+          <w:p>
+            <w:pPr>
+              <w:pStyle w:val="Compact"/>
+            </w:pPr>
+            <w:r>
+              <w:t xml:space="preserve">LILAC reference</w:t>
+            </w:r>
+          </w:p>
+        </w:tc>
+        <w:tc>
+          <w:tcPr/>
+          <w:p>
+            <w:pPr>
+              <w:pStyle w:val="Compact"/>
+              <w:jc w:val="right"/>
+            </w:pPr>
+            <w:r>
+              <w:t xml:space="preserve">410</w:t>
+            </w:r>
+          </w:p>
+        </w:tc>
+        <w:tc>
+          <w:tcPr/>
+          <w:p>
+            <w:pPr>
+              <w:pStyle w:val="Compact"/>
+              <w:jc w:val="right"/>
+            </w:pPr>
+            <w:r>
+              <w:t xml:space="preserve">~68</w:t>
+            </w:r>
+          </w:p>
+        </w:tc>
+        <w:tc>
+          <w:tcPr/>
+          <w:p>
+            <w:pPr>
+              <w:pStyle w:val="Compact"/>
+              <w:jc w:val="right"/>
+            </w:pPr>
+            <w:r>
+              <w:t xml:space="preserve">87.4</w:t>
+            </w:r>
+          </w:p>
+        </w:tc>
+        <w:tc>
+          <w:tcPr/>
+          <w:p>
+            <w:pPr>
+              <w:pStyle w:val="Compact"/>
+              <w:jc w:val="right"/>
+            </w:pPr>
+            <w:r>
+              <w:t xml:space="preserve">0.85</w:t>
+            </w:r>
+          </w:p>
+        </w:tc>
+        <w:tc>
+          <w:tcPr/>
+          <w:p>
+            <w:pPr>
+              <w:pStyle w:val="Compact"/>
+              <w:jc w:val="right"/>
+            </w:pPr>
+            <w:r>
+              <w:t xml:space="preserve">n/a</w:t>
+            </w:r>
+          </w:p>
+        </w:tc>
+        <w:tc>
+          <w:tcPr/>
+          <w:p>
+            <w:pPr>
+              <w:pStyle w:val="Compact"/>
+              <w:jc w:val="right"/>
+            </w:pPr>
+            <w:r>
+              <w:t xml:space="preserve">~65% (inferred)</w:t>
+            </w:r>
+          </w:p>
+        </w:tc>
+        <w:tc>
+          <w:tcPr/>
+          <w:p>
+            <w:pPr>
+              <w:pStyle w:val="Compact"/>
+              <w:jc w:val="right"/>
+            </w:pPr>
+            <w:r>
+              <w:t xml:space="preserve">3.0</w:t>
+            </w:r>
+          </w:p>
+        </w:tc>
+        <w:tc>
+          <w:tcPr/>
+          <w:p>
+            <w:pPr>
+              <w:pStyle w:val="Compact"/>
+            </w:pPr>
+            <w:r>
+              <w:t xml:space="preserve">target</w:t>
             </w:r>
           </w:p>
         </w:tc>
       </w:tr>
     </w:tbl>
+    <w:bookmarkEnd w:id="31"/>
+    <w:bookmarkStart w:id="32" w:name="key-findings"/>
+    <w:p>
+      <w:pPr>
+        <w:pStyle w:val="Heading3"/>
+      </w:pPr>
+      <w:r>
+        <w:t xml:space="preserve">5.3 Key findings</w:t>
+      </w:r>
+    </w:p>
+    <w:p>
+      <w:pPr>
+        <w:pStyle w:val="FirstParagraph"/>
+      </w:pPr>
+      <w:r>
+        <w:rPr>
+          <w:b/>
+          <w:bCs/>
+        </w:rPr>
+        <w:t xml:space="preserve">1. The transition is a TWO-PLATEAU STAIRCASE, not a smooth ramp.</w:t>
+      </w:r>
+    </w:p>
+    <w:tbl>
+      <w:tblPr>
+        <w:tblStyle w:val="Table"/>
+        <w:tblW w:type="auto" w:w="0"/>
+        <w:tblLook w:firstRow="1" w:lastRow="0" w:firstColumn="0" w:lastColumn="0" w:noHBand="0" w:noVBand="0" w:val="0020"/>
+      </w:tblPr>
+      <w:tblGrid>
+        <w:gridCol w:w="1980"/>
+        <w:gridCol w:w="1980"/>
+        <w:gridCol w:w="1980"/>
+        <w:gridCol w:w="1980"/>
+      </w:tblGrid>
+      <w:tr>
+        <w:trPr>
+          <w:tblHeader w:val="on"/>
+        </w:trPr>
+        <w:tc>
+          <w:tcPr/>
+          <w:p>
+            <w:pPr>
+              <w:pStyle w:val="Compact"/>
+            </w:pPr>
+            <w:r>
+              <w:t xml:space="preserve">Step</w:t>
+            </w:r>
+          </w:p>
+        </w:tc>
+        <w:tc>
+          <w:tcPr/>
+          <w:p>
+            <w:pPr>
+              <w:pStyle w:val="Compact"/>
+            </w:pPr>
+            <w:r>
+              <w:t xml:space="preserve">Knob change</w:t>
+            </w:r>
+          </w:p>
+        </w:tc>
+        <w:tc>
+          <w:tcPr/>
+          <w:p>
+            <w:pPr>
+              <w:pStyle w:val="Compact"/>
+              <w:jc w:val="right"/>
+            </w:pPr>
+            <w:r>
+              <w:t xml:space="preserve">Yield</w:t>
+            </w:r>
+          </w:p>
+        </w:tc>
+        <w:tc>
+          <w:tcPr/>
+          <w:p>
+            <w:pPr>
+              <w:pStyle w:val="Compact"/>
+              <w:jc w:val="right"/>
+            </w:pPr>
+            <w:r>
+              <w:t xml:space="preserve">Foam share</w:t>
+            </w:r>
+          </w:p>
+        </w:tc>
+      </w:tr>
+      <w:tr>
+        <w:tc>
+          <w:tcPr/>
+          <w:p>
+            <w:pPr>
+              <w:pStyle w:val="Compact"/>
+            </w:pPr>
+            <w:r>
+              <w:t xml:space="preserve">Plateau 0 (baseline, 37°)</w:t>
+            </w:r>
+          </w:p>
+        </w:tc>
+        <w:tc>
+          <w:tcPr/>
+          <w:p>
+            <w:pPr>
+              <w:pStyle w:val="Compact"/>
+            </w:pPr>
+            <w:r>
+              <w:t xml:space="preserve">FL fix only</w:t>
+            </w:r>
+          </w:p>
+        </w:tc>
+        <w:tc>
+          <w:tcPr/>
+          <w:p>
+            <w:pPr>
+              <w:pStyle w:val="Compact"/>
+              <w:jc w:val="right"/>
+            </w:pPr>
+            <w:r>
+              <w:t xml:space="preserve">33 MJ</w:t>
+            </w:r>
+          </w:p>
+        </w:tc>
+        <w:tc>
+          <w:tcPr/>
+          <w:p>
+            <w:pPr>
+              <w:pStyle w:val="Compact"/>
+              <w:jc w:val="right"/>
+            </w:pPr>
+            <w:r>
+              <w:t xml:space="preserve">14%</w:t>
+            </w:r>
+          </w:p>
+        </w:tc>
+      </w:tr>
+      <w:tr>
+        <w:tc>
+          <w:tcPr/>
+          <w:p>
+            <w:pPr>
+              <w:pStyle w:val="Compact"/>
+            </w:pPr>
+            <w:r>
+              <w:t xml:space="preserve">Step up</w:t>
+            </w:r>
+          </w:p>
+        </w:tc>
+        <w:tc>
+          <w:tcPr/>
+          <w:p>
+            <w:pPr>
+              <w:pStyle w:val="Compact"/>
+            </w:pPr>
+            <w:r>
+              <w:t xml:space="preserve">+ modest geometric defocus</w:t>
+            </w:r>
+          </w:p>
+        </w:tc>
+        <w:tc>
+          <w:tcPr/>
+          <w:p>
+            <w:pPr>
+              <w:pStyle w:val="Compact"/>
+              <w:jc w:val="right"/>
+            </w:pPr>
+            <w:r>
+              <w:t xml:space="preserve">× 1.67</w:t>
+            </w:r>
+          </w:p>
+        </w:tc>
+        <w:tc>
+          <w:tcPr/>
+          <w:p>
+            <w:pPr>
+              <w:pStyle w:val="Compact"/>
+              <w:jc w:val="right"/>
+            </w:pPr>
+            <w:r>
+              <w:t xml:space="preserve">× 1.8</w:t>
+            </w:r>
+          </w:p>
+        </w:tc>
+      </w:tr>
+      <w:tr>
+        <w:tc>
+          <w:tcPr/>
+          <w:p>
+            <w:pPr>
+              <w:pStyle w:val="Compact"/>
+            </w:pPr>
+            <w:r>
+              <w:rPr>
+                <w:b/>
+                <w:bCs/>
+              </w:rPr>
+              <w:t xml:space="preserve">Plateau 1 (33° ≡ 28°)</w:t>
+            </w:r>
+          </w:p>
+        </w:tc>
+        <w:tc>
+          <w:tcPr/>
+          <w:p>
+            <w:pPr>
+              <w:pStyle w:val="Compact"/>
+            </w:pPr>
+            <w:r>
+              <w:t xml:space="preserve">—</w:t>
+            </w:r>
+          </w:p>
+        </w:tc>
+        <w:tc>
+          <w:tcPr/>
+          <w:p>
+            <w:pPr>
+              <w:pStyle w:val="Compact"/>
+              <w:jc w:val="right"/>
+            </w:pPr>
+            <w:r>
+              <w:rPr>
+                <w:b/>
+                <w:bCs/>
+              </w:rPr>
+              <w:t xml:space="preserve">55 MJ</w:t>
+            </w:r>
+          </w:p>
+        </w:tc>
+        <w:tc>
+          <w:tcPr/>
+          <w:p>
+            <w:pPr>
+              <w:pStyle w:val="Compact"/>
+              <w:jc w:val="right"/>
+            </w:pPr>
+            <w:r>
+              <w:rPr>
+                <w:b/>
+                <w:bCs/>
+              </w:rPr>
+              <w:t xml:space="preserve">25%</w:t>
+            </w:r>
+          </w:p>
+        </w:tc>
+      </w:tr>
+      <w:tr>
+        <w:tc>
+          <w:tcPr/>
+          <w:p>
+            <w:pPr>
+              <w:pStyle w:val="Compact"/>
+            </w:pPr>
+            <w:r>
+              <w:t xml:space="preserve">Step up</w:t>
+            </w:r>
+          </w:p>
+        </w:tc>
+        <w:tc>
+          <w:tcPr/>
+          <w:p>
+            <w:pPr>
+              <w:pStyle w:val="Compact"/>
+            </w:pPr>
+            <w:r>
+              <w:t xml:space="preserve">(spot 0.16 → 0.14, focus 0.18 → 0.16)</w:t>
+            </w:r>
+          </w:p>
+        </w:tc>
+        <w:tc>
+          <w:tcPr/>
+          <w:p>
+            <w:pPr>
+              <w:pStyle w:val="Compact"/>
+              <w:jc w:val="right"/>
+            </w:pPr>
+            <w:r>
+              <w:t xml:space="preserve">× 1.26</w:t>
+            </w:r>
+          </w:p>
+        </w:tc>
+        <w:tc>
+          <w:tcPr/>
+          <w:p>
+            <w:pPr>
+              <w:pStyle w:val="Compact"/>
+              <w:jc w:val="right"/>
+            </w:pPr>
+            <w:r>
+              <w:t xml:space="preserve">× 1.24</w:t>
+            </w:r>
+          </w:p>
+        </w:tc>
+      </w:tr>
+      <w:tr>
+        <w:tc>
+          <w:tcPr/>
+          <w:p>
+            <w:pPr>
+              <w:pStyle w:val="Compact"/>
+            </w:pPr>
+            <w:r>
+              <w:rPr>
+                <w:b/>
+                <w:bCs/>
+              </w:rPr>
+              <w:t xml:space="preserve">Plateau 2 (25° ≡ 20°)</w:t>
+            </w:r>
+          </w:p>
+        </w:tc>
+        <w:tc>
+          <w:tcPr/>
+          <w:p>
+            <w:pPr>
+              <w:pStyle w:val="Compact"/>
+            </w:pPr>
+            <w:r>
+              <w:t xml:space="preserve">—</w:t>
+            </w:r>
+          </w:p>
+        </w:tc>
+        <w:tc>
+          <w:tcPr/>
+          <w:p>
+            <w:pPr>
+              <w:pStyle w:val="Compact"/>
+              <w:jc w:val="right"/>
+            </w:pPr>
+            <w:r>
+              <w:rPr>
+                <w:b/>
+                <w:bCs/>
+              </w:rPr>
+              <w:t xml:space="preserve">69 MJ</w:t>
+            </w:r>
+          </w:p>
+        </w:tc>
+        <w:tc>
+          <w:tcPr/>
+          <w:p>
+            <w:pPr>
+              <w:pStyle w:val="Compact"/>
+              <w:jc w:val="right"/>
+            </w:pPr>
+            <w:r>
+              <w:rPr>
+                <w:b/>
+                <w:bCs/>
+              </w:rPr>
+              <w:t xml:space="preserve">31%</w:t>
+            </w:r>
+          </w:p>
+        </w:tc>
+      </w:tr>
+    </w:tbl>
     <w:p>
       <w:pPr>
         <w:pStyle w:val="BodyText"/>
       </w:pPr>
       <w:r>
-        <w:t xml:space="preserve">Both runs use the standard Olson-2021 wetted-foam target, identical 25 TW foot / 329 TW peak pulse, non-local α-deposition, burn on. The c20 geometry is approximately fab02-class (the bootstrap-strength reference configuration from CLAUDE.md).</w:t>
-      </w:r>
-    </w:p>
-    <w:bookmarkEnd w:id="30"/>
-    <w:bookmarkStart w:id="31" w:name="decision-matrix"/>
+        <w:t xml:space="preserve">The knee between the two plateaus happens at the</w:t>
+      </w:r>
+      <w:r>
+        <w:t xml:space="preserve"> </w:t>
+      </w:r>
+      <w:r>
+        <w:rPr>
+          <w:b/>
+          <w:bCs/>
+        </w:rPr>
+        <w:t xml:space="preserve">spot/focus tightening</w:t>
+      </w:r>
+      <w:r>
+        <w:t xml:space="preserve">, not at the cone narrowing per se. Two configurations (33° and 28°) sit on the lower plateau; two (25° and 20°) sit on the upper plateau. Further cone narrowing within each plateau adds nothing measurable.</w:t>
+      </w:r>
+    </w:p>
+    <w:p>
+      <w:pPr>
+        <w:pStyle w:val="BodyText"/>
+      </w:pPr>
+      <w:r>
+        <w:rPr>
+          <w:b/>
+          <w:bCs/>
+        </w:rPr>
+        <w:t xml:space="preserve">2. Foam over-compression doesn’t deliver more burn.</w:t>
+      </w:r>
+      <w:r>
+        <w:t xml:space="preserve"> </w:t>
+      </w:r>
+      <w:r>
+        <w:t xml:space="preserve">c28_burn reaches mean foam ρ = 61.6 g/cc at stagnation (2× ice’s 30 g/cc), yet delivers the same foam yield share as c33’s 45 g/cc. This</w:t>
+      </w:r>
+      <w:r>
+        <w:t xml:space="preserve"> </w:t>
+      </w:r>
+      <w:r>
+        <w:rPr>
+          <w:b/>
+          <w:bCs/>
+        </w:rPr>
+        <w:t xml:space="preserve">decouples foam compression density from foam burn productivity</w:t>
+      </w:r>
+      <w:r>
+        <w:t xml:space="preserve"> </w:t>
+      </w:r>
+      <w:r>
+        <w:t xml:space="preserve">— at this drive level, foam burn is limited by alpha bootstrap reach into the foam volume, not by how dense the foam gets. Consistent with the per-zone diagnostic from earlier work showing foam burn fraction tracks bootstrap-source intensity rather than foam compression.</w:t>
+      </w:r>
+    </w:p>
+    <w:p>
+      <w:pPr>
+        <w:pStyle w:val="BodyText"/>
+      </w:pPr>
+      <w:r>
+        <w:rPr>
+          <w:b/>
+          <w:bCs/>
+        </w:rPr>
+        <w:t xml:space="preserve">3. Both FL fix and geometric defocus are required.</w:t>
+      </w:r>
+      <w:r>
+        <w:t xml:space="preserve"> </w:t>
+      </w:r>
+      <w:r>
+        <w:t xml:space="preserve">Decomposing the foam-burn recovery from fab007 production:</w:t>
+      </w:r>
+      <w:r>
+        <w:t xml:space="preserve"> </w:t>
+      </w:r>
+      <w:r>
+        <w:t xml:space="preserve">-</w:t>
+      </w:r>
+      <w:r>
+        <w:t xml:space="preserve"> </w:t>
+      </w:r>
+      <w:r>
+        <w:rPr>
+          <w:b/>
+          <w:bCs/>
+        </w:rPr>
+        <w:t xml:space="preserve">FL=0.012 alone</w:t>
+      </w:r>
+      <w:r>
+        <w:t xml:space="preserve"> </w:t>
+      </w:r>
+      <w:r>
+        <w:t xml:space="preserve">(baseline_burn): foam share 10.1% → 14.0% (+4 pp). Modest.</w:t>
+      </w:r>
+      <w:r>
+        <w:t xml:space="preserve"> </w:t>
+      </w:r>
+      <w:r>
+        <w:t xml:space="preserve">-</w:t>
+      </w:r>
+      <w:r>
+        <w:t xml:space="preserve"> </w:t>
+      </w:r>
+      <w:r>
+        <w:rPr>
+          <w:b/>
+          <w:bCs/>
+        </w:rPr>
+        <w:t xml:space="preserve">+ first step of geom (33°/28°)</w:t>
+      </w:r>
+      <w:r>
+        <w:t xml:space="preserve">: 14.0% → 25.3% (+11 pp). The bootstrap-baseline unlock.</w:t>
+      </w:r>
+      <w:r>
+        <w:t xml:space="preserve"> </w:t>
+      </w:r>
+      <w:r>
+        <w:t xml:space="preserve">-</w:t>
+      </w:r>
+      <w:r>
+        <w:t xml:space="preserve"> </w:t>
+      </w:r>
+      <w:r>
+        <w:rPr>
+          <w:b/>
+          <w:bCs/>
+        </w:rPr>
+        <w:t xml:space="preserve">+ second step of geom (25°/20°)</w:t>
+      </w:r>
+      <w:r>
+        <w:t xml:space="preserve">: 25.3% → 31.5% (+6 pp). Diminishing returns.</w:t>
+      </w:r>
+    </w:p>
+    <w:p>
+      <w:pPr>
+        <w:pStyle w:val="BodyText"/>
+      </w:pPr>
+      <w:r>
+        <w:t xml:space="preserve">The FL fix and geometric defocus together close 72% of the LILAC yield gap (69 MJ vs 87 MJ) at the c25/c20 plateau.</w:t>
+      </w:r>
+    </w:p>
+    <w:bookmarkEnd w:id="32"/>
+    <w:bookmarkStart w:id="33" w:name="two-recommended-design-anchors"/>
     <w:p>
       <w:pPr>
         <w:pStyle w:val="Heading3"/>
       </w:pPr>
       <w:r>
-        <w:t xml:space="preserve">5.2 Decision matrix</w:t>
+        <w:t xml:space="preserve">5.4 Two recommended design anchors</w:t>
+      </w:r>
+    </w:p>
+    <w:p>
+      <w:pPr>
+        <w:pStyle w:val="FirstParagraph"/>
+      </w:pPr>
+      <w:r>
+        <w:t xml:space="preserve">Two operating points serve two different objectives:</w:t>
       </w:r>
     </w:p>
     <w:tbl>
@@ -5071,14 +6738,12 @@
         <w:tblLook w:firstRow="1" w:lastRow="0" w:firstColumn="0" w:lastColumn="0" w:noHBand="0" w:noVBand="0" w:val="0020"/>
       </w:tblPr>
       <w:tblGrid>
-        <w:gridCol w:w="792"/>
-        <w:gridCol w:w="1056"/>
-        <w:gridCol w:w="1056"/>
-        <w:gridCol w:w="1056"/>
-        <w:gridCol w:w="1056"/>
-        <w:gridCol w:w="1056"/>
-        <w:gridCol w:w="1056"/>
-        <w:gridCol w:w="792"/>
+        <w:gridCol w:w="1131"/>
+        <w:gridCol w:w="1131"/>
+        <w:gridCol w:w="1508"/>
+        <w:gridCol w:w="1508"/>
+        <w:gridCol w:w="1508"/>
+        <w:gridCol w:w="1131"/>
       </w:tblGrid>
       <w:tr>
         <w:trPr>
@@ -5091,195 +6756,85 @@
               <w:pStyle w:val="Compact"/>
             </w:pPr>
             <w:r>
-              <w:t xml:space="preserve">Run</w:t>
-            </w:r>
-          </w:p>
-        </w:tc>
-        <w:tc>
-          <w:tcPr/>
-          <w:p>
-            <w:pPr>
-              <w:pStyle w:val="Compact"/>
-              <w:jc w:val="right"/>
-            </w:pPr>
-            <w:r>
-              <w:t xml:space="preserve">V_peak (km/s)</w:t>
-            </w:r>
-          </w:p>
-        </w:tc>
-        <w:tc>
-          <w:tcPr/>
-          <w:p>
-            <w:pPr>
-              <w:pStyle w:val="Compact"/>
-              <w:jc w:val="right"/>
-            </w:pPr>
-            <w:r>
-              <w:t xml:space="preserve">Coupling %</w:t>
-            </w:r>
-          </w:p>
-        </w:tc>
-        <w:tc>
-          <w:tcPr/>
-          <w:p>
-            <w:pPr>
-              <w:pStyle w:val="Compact"/>
-              <w:jc w:val="right"/>
-            </w:pPr>
-            <w:r>
-              <w:t xml:space="preserve">Yield (MJ)</w:t>
-            </w:r>
-          </w:p>
-        </w:tc>
-        <w:tc>
-          <w:tcPr/>
-          <w:p>
-            <w:pPr>
-              <w:pStyle w:val="Compact"/>
-              <w:jc w:val="right"/>
-            </w:pPr>
-            <w:r>
-              <w:t xml:space="preserve">HS ρR</w:t>
-            </w:r>
-          </w:p>
-        </w:tc>
-        <w:tc>
-          <w:tcPr/>
-          <w:p>
-            <w:pPr>
-              <w:pStyle w:val="Compact"/>
-              <w:jc w:val="right"/>
+              <w:t xml:space="preserve">Target</w:t>
+            </w:r>
+          </w:p>
+        </w:tc>
+        <w:tc>
+          <w:tcPr/>
+          <w:p>
+            <w:pPr>
+              <w:pStyle w:val="Compact"/>
+            </w:pPr>
+            <w:r>
+              <w:t xml:space="preserve">Recommended config</w:t>
+            </w:r>
+          </w:p>
+        </w:tc>
+        <w:tc>
+          <w:tcPr/>
+          <w:p>
+            <w:pPr>
+              <w:pStyle w:val="Compact"/>
+              <w:jc w:val="right"/>
+            </w:pPr>
+            <w:r>
+              <w:t xml:space="preserve">Yield</w:t>
+            </w:r>
+          </w:p>
+        </w:tc>
+        <w:tc>
+          <w:tcPr/>
+          <w:p>
+            <w:pPr>
+              <w:pStyle w:val="Compact"/>
+              <w:jc w:val="right"/>
+            </w:pPr>
+            <w:r>
+              <w:t xml:space="preserve">Foam share</w:t>
+            </w:r>
+          </w:p>
+        </w:tc>
+        <w:tc>
+          <w:tcPr/>
+          <w:p>
+            <w:pPr>
+              <w:pStyle w:val="Compact"/>
+              <w:jc w:val="right"/>
+            </w:pPr>
+            <w:r>
+              <w:t xml:space="preserve">V_peak</w:t>
+            </w:r>
+          </w:p>
+        </w:tc>
+        <w:tc>
+          <w:tcPr/>
+          <w:p>
+            <w:pPr>
+              <w:pStyle w:val="Compact"/>
+            </w:pPr>
+            <w:r>
+              <w:t xml:space="preserve">Δ vs LILAC drive</w:t>
+            </w:r>
+          </w:p>
+        </w:tc>
+      </w:tr>
+      <w:tr>
+        <w:tc>
+          <w:tcPr/>
+          <w:p>
+            <w:pPr>
+              <w:pStyle w:val="Compact"/>
             </w:pPr>
             <w:r>
               <w:rPr>
                 <w:b/>
                 <w:bCs/>
               </w:rPr>
-              <w:t xml:space="preserve">Foam yield share</w:t>
-            </w:r>
-          </w:p>
-        </w:tc>
-        <w:tc>
-          <w:tcPr/>
-          <w:p>
-            <w:pPr>
-              <w:pStyle w:val="Compact"/>
-              <w:jc w:val="right"/>
-            </w:pPr>
-            <w:r>
-              <w:t xml:space="preserve">Adiabat</w:t>
-            </w:r>
-          </w:p>
-        </w:tc>
-        <w:tc>
-          <w:tcPr/>
-          <w:p>
-            <w:pPr>
-              <w:pStyle w:val="Compact"/>
-            </w:pPr>
-            <w:r>
-              <w:t xml:space="preserve">Verdict</w:t>
-            </w:r>
-          </w:p>
-        </w:tc>
-      </w:tr>
-      <w:tr>
-        <w:tc>
-          <w:tcPr/>
-          <w:p>
-            <w:pPr>
-              <w:pStyle w:val="Compact"/>
-            </w:pPr>
-            <w:r>
-              <w:t xml:space="preserve">fab007 production foam</w:t>
-            </w:r>
-          </w:p>
-        </w:tc>
-        <w:tc>
-          <w:tcPr/>
-          <w:p>
-            <w:pPr>
-              <w:pStyle w:val="Compact"/>
-              <w:jc w:val="right"/>
-            </w:pPr>
-            <w:r>
-              <w:t xml:space="preserve">421</w:t>
-            </w:r>
-          </w:p>
-        </w:tc>
-        <w:tc>
-          <w:tcPr/>
-          <w:p>
-            <w:pPr>
-              <w:pStyle w:val="Compact"/>
-              <w:jc w:val="right"/>
-            </w:pPr>
-            <w:r>
-              <w:t xml:space="preserve">73.1</w:t>
-            </w:r>
-          </w:p>
-        </w:tc>
-        <w:tc>
-          <w:tcPr/>
-          <w:p>
-            <w:pPr>
-              <w:pStyle w:val="Compact"/>
-              <w:jc w:val="right"/>
-            </w:pPr>
-            <w:r>
-              <w:t xml:space="preserve">26.0</w:t>
-            </w:r>
-          </w:p>
-        </w:tc>
-        <w:tc>
-          <w:tcPr/>
-          <w:p>
-            <w:pPr>
-              <w:pStyle w:val="Compact"/>
-              <w:jc w:val="right"/>
-            </w:pPr>
-            <w:r>
-              <w:t xml:space="preserve">0.35</w:t>
-            </w:r>
-          </w:p>
-        </w:tc>
-        <w:tc>
-          <w:tcPr/>
-          <w:p>
-            <w:pPr>
-              <w:pStyle w:val="Compact"/>
-              <w:jc w:val="right"/>
-            </w:pPr>
-            <w:r>
-              <w:t xml:space="preserve">10.1%</w:t>
-            </w:r>
-          </w:p>
-        </w:tc>
-        <w:tc>
-          <w:tcPr/>
-          <w:p>
-            <w:pPr>
-              <w:pStyle w:val="Compact"/>
-              <w:jc w:val="right"/>
-            </w:pPr>
-            <w:r>
-              <w:t xml:space="preserve">1.95</w:t>
-            </w:r>
-          </w:p>
-        </w:tc>
-        <w:tc>
-          <w:tcPr/>
-          <w:p>
-            <w:pPr>
-              <w:pStyle w:val="Compact"/>
-            </w:pPr>
-            <w:r>
-              <w:t xml:space="preserve">reference</w:t>
-            </w:r>
-          </w:p>
-        </w:tc>
-      </w:tr>
-      <w:tr>
+              <w:t xml:space="preserve">Minimum geometric deviation from LILAC</w:t>
+            </w:r>
+          </w:p>
+        </w:tc>
         <w:tc>
           <w:tcPr/>
           <w:p>
@@ -5291,441 +6846,166 @@
                 <w:b/>
                 <w:bCs/>
               </w:rPr>
-              <w:t xml:space="preserve">baseline_burn</w:t>
+              <w:t xml:space="preserve">c33_burn</w:t>
             </w:r>
             <w:r>
               <w:t xml:space="preserve"> </w:t>
             </w:r>
             <w:r>
-              <w:t xml:space="preserve">(FL fix)</w:t>
-            </w:r>
-          </w:p>
-        </w:tc>
-        <w:tc>
-          <w:tcPr/>
-          <w:p>
-            <w:pPr>
-              <w:pStyle w:val="Compact"/>
-              <w:jc w:val="right"/>
-            </w:pPr>
-            <w:r>
-              <w:t xml:space="preserve">428</w:t>
-            </w:r>
-          </w:p>
-        </w:tc>
-        <w:tc>
-          <w:tcPr/>
-          <w:p>
-            <w:pPr>
-              <w:pStyle w:val="Compact"/>
-              <w:jc w:val="right"/>
-            </w:pPr>
-            <w:r>
-              <w:t xml:space="preserve">74.9</w:t>
-            </w:r>
-          </w:p>
-        </w:tc>
-        <w:tc>
-          <w:tcPr/>
-          <w:p>
-            <w:pPr>
-              <w:pStyle w:val="Compact"/>
-              <w:jc w:val="right"/>
+              <w:t xml:space="preserve">(cone 33°, spot 0.16, focus 0.20)</w:t>
+            </w:r>
+          </w:p>
+        </w:tc>
+        <w:tc>
+          <w:tcPr/>
+          <w:p>
+            <w:pPr>
+              <w:pStyle w:val="Compact"/>
+              <w:jc w:val="right"/>
+            </w:pPr>
+            <w:r>
+              <w:t xml:space="preserve">55 MJ</w:t>
+            </w:r>
+          </w:p>
+        </w:tc>
+        <w:tc>
+          <w:tcPr/>
+          <w:p>
+            <w:pPr>
+              <w:pStyle w:val="Compact"/>
+              <w:jc w:val="right"/>
+            </w:pPr>
+            <w:r>
+              <w:t xml:space="preserve">25.3%</w:t>
+            </w:r>
+          </w:p>
+        </w:tc>
+        <w:tc>
+          <w:tcPr/>
+          <w:p>
+            <w:pPr>
+              <w:pStyle w:val="Compact"/>
+              <w:jc w:val="right"/>
+            </w:pPr>
+            <w:r>
+              <w:t xml:space="preserve">447 km/s</w:t>
+            </w:r>
+          </w:p>
+        </w:tc>
+        <w:tc>
+          <w:tcPr/>
+          <w:p>
+            <w:pPr>
+              <w:pStyle w:val="Compact"/>
+            </w:pPr>
+            <w:r>
+              <w:t xml:space="preserve">+9% on V_peak</w:t>
+            </w:r>
+          </w:p>
+        </w:tc>
+      </w:tr>
+      <w:tr>
+        <w:tc>
+          <w:tcPr/>
+          <w:p>
+            <w:pPr>
+              <w:pStyle w:val="Compact"/>
             </w:pPr>
             <w:r>
               <w:rPr>
                 <w:b/>
                 <w:bCs/>
               </w:rPr>
-              <w:t xml:space="preserve">33.0</w:t>
-            </w:r>
-          </w:p>
-        </w:tc>
-        <w:tc>
-          <w:tcPr/>
-          <w:p>
-            <w:pPr>
-              <w:pStyle w:val="Compact"/>
-              <w:jc w:val="right"/>
-            </w:pPr>
-            <w:r>
-              <w:t xml:space="preserve">0.39</w:t>
-            </w:r>
-          </w:p>
-        </w:tc>
-        <w:tc>
-          <w:tcPr/>
-          <w:p>
-            <w:pPr>
-              <w:pStyle w:val="Compact"/>
-              <w:jc w:val="right"/>
+              <w:t xml:space="preserve">Maximum demonstrated yield</w:t>
+            </w:r>
+          </w:p>
+        </w:tc>
+        <w:tc>
+          <w:tcPr/>
+          <w:p>
+            <w:pPr>
+              <w:pStyle w:val="Compact"/>
             </w:pPr>
             <w:r>
               <w:rPr>
                 <w:b/>
                 <w:bCs/>
               </w:rPr>
-              <w:t xml:space="preserve">14.0%</w:t>
-            </w:r>
-          </w:p>
-        </w:tc>
-        <w:tc>
-          <w:tcPr/>
-          <w:p>
-            <w:pPr>
-              <w:pStyle w:val="Compact"/>
-              <w:jc w:val="right"/>
-            </w:pPr>
-            <w:r>
-              <w:t xml:space="preserve">1.65</w:t>
-            </w:r>
-          </w:p>
-        </w:tc>
-        <w:tc>
-          <w:tcPr/>
-          <w:p>
-            <w:pPr>
-              <w:pStyle w:val="Compact"/>
-            </w:pPr>
-            <w:r>
-              <w:t xml:space="preserve">marginal</w:t>
-            </w:r>
-          </w:p>
-        </w:tc>
-      </w:tr>
-      <w:tr>
-        <w:tc>
-          <w:tcPr/>
-          <w:p>
-            <w:pPr>
-              <w:pStyle w:val="Compact"/>
-            </w:pPr>
-            <w:r>
-              <w:rPr>
-                <w:b/>
-                <w:bCs/>
-              </w:rPr>
-              <w:t xml:space="preserve">c20_burn</w:t>
+              <w:t xml:space="preserve">c25_burn</w:t>
             </w:r>
             <w:r>
               <w:t xml:space="preserve"> </w:t>
             </w:r>
             <w:r>
-              <w:t xml:space="preserve">(FL + geom)</w:t>
-            </w:r>
-          </w:p>
-        </w:tc>
-        <w:tc>
-          <w:tcPr/>
-          <w:p>
-            <w:pPr>
-              <w:pStyle w:val="Compact"/>
-              <w:jc w:val="right"/>
-            </w:pPr>
-            <w:r>
-              <w:t xml:space="preserve">472</w:t>
-            </w:r>
-          </w:p>
-        </w:tc>
-        <w:tc>
-          <w:tcPr/>
-          <w:p>
-            <w:pPr>
-              <w:pStyle w:val="Compact"/>
-              <w:jc w:val="right"/>
-            </w:pPr>
-            <w:r>
-              <w:t xml:space="preserve">86.0</w:t>
-            </w:r>
-          </w:p>
-        </w:tc>
-        <w:tc>
-          <w:tcPr/>
-          <w:p>
-            <w:pPr>
-              <w:pStyle w:val="Compact"/>
-              <w:jc w:val="right"/>
-            </w:pPr>
-            <w:r>
-              <w:rPr>
-                <w:b/>
-                <w:bCs/>
-              </w:rPr>
-              <w:t xml:space="preserve">69.2</w:t>
-            </w:r>
-          </w:p>
-        </w:tc>
-        <w:tc>
-          <w:tcPr/>
-          <w:p>
-            <w:pPr>
-              <w:pStyle w:val="Compact"/>
-              <w:jc w:val="right"/>
-            </w:pPr>
-            <w:r>
-              <w:t xml:space="preserve">0.64</w:t>
-            </w:r>
-          </w:p>
-        </w:tc>
-        <w:tc>
-          <w:tcPr/>
-          <w:p>
-            <w:pPr>
-              <w:pStyle w:val="Compact"/>
-              <w:jc w:val="right"/>
-            </w:pPr>
-            <w:r>
-              <w:rPr>
-                <w:b/>
-                <w:bCs/>
-              </w:rPr>
-              <w:t xml:space="preserve">31.5%</w:t>
-            </w:r>
-          </w:p>
-        </w:tc>
-        <w:tc>
-          <w:tcPr/>
-          <w:p>
-            <w:pPr>
-              <w:pStyle w:val="Compact"/>
-              <w:jc w:val="right"/>
-            </w:pPr>
-            <w:r>
-              <w:t xml:space="preserve">1.01</w:t>
-            </w:r>
-          </w:p>
-        </w:tc>
-        <w:tc>
-          <w:tcPr/>
-          <w:p>
-            <w:pPr>
-              <w:pStyle w:val="Compact"/>
-            </w:pPr>
-            <w:r>
-              <w:t xml:space="preserve">strong foam burn</w:t>
-            </w:r>
-          </w:p>
-        </w:tc>
-      </w:tr>
-      <w:tr>
-        <w:tc>
-          <w:tcPr/>
-          <w:p>
-            <w:pPr>
-              <w:pStyle w:val="Compact"/>
-            </w:pPr>
-            <w:r>
-              <w:t xml:space="preserve">fab02 over-drive (ref)</w:t>
-            </w:r>
-          </w:p>
-        </w:tc>
-        <w:tc>
-          <w:tcPr/>
-          <w:p>
-            <w:pPr>
-              <w:pStyle w:val="Compact"/>
-              <w:jc w:val="right"/>
-            </w:pPr>
-            <w:r>
-              <w:t xml:space="preserve">463</w:t>
-            </w:r>
-          </w:p>
-        </w:tc>
-        <w:tc>
-          <w:tcPr/>
-          <w:p>
-            <w:pPr>
-              <w:pStyle w:val="Compact"/>
-              <w:jc w:val="right"/>
-            </w:pPr>
-            <w:r>
-              <w:t xml:space="preserve">84.0</w:t>
-            </w:r>
-          </w:p>
-        </w:tc>
-        <w:tc>
-          <w:tcPr/>
-          <w:p>
-            <w:pPr>
-              <w:pStyle w:val="Compact"/>
-              <w:jc w:val="right"/>
-            </w:pPr>
-            <w:r>
-              <w:t xml:space="preserve">59.0</w:t>
-            </w:r>
-          </w:p>
-        </w:tc>
-        <w:tc>
-          <w:tcPr/>
-          <w:p>
-            <w:pPr>
-              <w:pStyle w:val="Compact"/>
-              <w:jc w:val="right"/>
-            </w:pPr>
-            <w:r>
-              <w:t xml:space="preserve">n/a</w:t>
-            </w:r>
-          </w:p>
-        </w:tc>
-        <w:tc>
-          <w:tcPr/>
-          <w:p>
-            <w:pPr>
-              <w:pStyle w:val="Compact"/>
-              <w:jc w:val="right"/>
-            </w:pPr>
-            <w:r>
-              <w:t xml:space="preserve">26.5%</w:t>
-            </w:r>
-          </w:p>
-        </w:tc>
-        <w:tc>
-          <w:tcPr/>
-          <w:p>
-            <w:pPr>
-              <w:pStyle w:val="Compact"/>
-              <w:jc w:val="right"/>
-            </w:pPr>
-            <w:r>
-              <w:t xml:space="preserve">1.05</w:t>
-            </w:r>
-          </w:p>
-        </w:tc>
-        <w:tc>
-          <w:tcPr/>
-          <w:p>
-            <w:pPr>
-              <w:pStyle w:val="Compact"/>
-            </w:pPr>
-            <w:r>
-              <w:t xml:space="preserve">bootstrap baseline</w:t>
-            </w:r>
-          </w:p>
-        </w:tc>
-      </w:tr>
-      <w:tr>
-        <w:tc>
-          <w:tcPr/>
-          <w:p>
-            <w:pPr>
-              <w:pStyle w:val="Compact"/>
-            </w:pPr>
-            <w:r>
-              <w:t xml:space="preserve">LILAC reference</w:t>
-            </w:r>
-          </w:p>
-        </w:tc>
-        <w:tc>
-          <w:tcPr/>
-          <w:p>
-            <w:pPr>
-              <w:pStyle w:val="Compact"/>
-              <w:jc w:val="right"/>
-            </w:pPr>
-            <w:r>
-              <w:t xml:space="preserve">410</w:t>
-            </w:r>
-          </w:p>
-        </w:tc>
-        <w:tc>
-          <w:tcPr/>
-          <w:p>
-            <w:pPr>
-              <w:pStyle w:val="Compact"/>
-              <w:jc w:val="right"/>
-            </w:pPr>
-            <w:r>
-              <w:t xml:space="preserve">~68</w:t>
-            </w:r>
-          </w:p>
-        </w:tc>
-        <w:tc>
-          <w:tcPr/>
-          <w:p>
-            <w:pPr>
-              <w:pStyle w:val="Compact"/>
-              <w:jc w:val="right"/>
-            </w:pPr>
-            <w:r>
-              <w:t xml:space="preserve">87.4</w:t>
-            </w:r>
-          </w:p>
-        </w:tc>
-        <w:tc>
-          <w:tcPr/>
-          <w:p>
-            <w:pPr>
-              <w:pStyle w:val="Compact"/>
-              <w:jc w:val="right"/>
-            </w:pPr>
-            <w:r>
-              <w:t xml:space="preserve">0.85</w:t>
-            </w:r>
-          </w:p>
-        </w:tc>
-        <w:tc>
-          <w:tcPr/>
-          <w:p>
-            <w:pPr>
-              <w:pStyle w:val="Compact"/>
-              <w:jc w:val="right"/>
-            </w:pPr>
-            <w:r>
-              <w:t xml:space="preserve">~65% (inferred)</w:t>
-            </w:r>
-          </w:p>
-        </w:tc>
-        <w:tc>
-          <w:tcPr/>
-          <w:p>
-            <w:pPr>
-              <w:pStyle w:val="Compact"/>
-              <w:jc w:val="right"/>
-            </w:pPr>
-            <w:r>
-              <w:t xml:space="preserve">3.0</w:t>
-            </w:r>
-          </w:p>
-        </w:tc>
-        <w:tc>
-          <w:tcPr/>
-          <w:p>
-            <w:pPr>
-              <w:pStyle w:val="Compact"/>
-            </w:pPr>
-            <w:r>
-              <w:t xml:space="preserve">target</w:t>
+              <w:t xml:space="preserve">(cone 25°, spot 0.14, focus 0.16)</w:t>
+            </w:r>
+          </w:p>
+        </w:tc>
+        <w:tc>
+          <w:tcPr/>
+          <w:p>
+            <w:pPr>
+              <w:pStyle w:val="Compact"/>
+              <w:jc w:val="right"/>
+            </w:pPr>
+            <w:r>
+              <w:t xml:space="preserve">69 MJ</w:t>
+            </w:r>
+          </w:p>
+        </w:tc>
+        <w:tc>
+          <w:tcPr/>
+          <w:p>
+            <w:pPr>
+              <w:pStyle w:val="Compact"/>
+              <w:jc w:val="right"/>
+            </w:pPr>
+            <w:r>
+              <w:t xml:space="preserve">31.1%</w:t>
+            </w:r>
+          </w:p>
+        </w:tc>
+        <w:tc>
+          <w:tcPr/>
+          <w:p>
+            <w:pPr>
+              <w:pStyle w:val="Compact"/>
+              <w:jc w:val="right"/>
+            </w:pPr>
+            <w:r>
+              <w:t xml:space="preserve">470 km/s</w:t>
+            </w:r>
+          </w:p>
+        </w:tc>
+        <w:tc>
+          <w:tcPr/>
+          <w:p>
+            <w:pPr>
+              <w:pStyle w:val="Compact"/>
+            </w:pPr>
+            <w:r>
+              <w:t xml:space="preserve">+15% on V_peak</w:t>
             </w:r>
           </w:p>
         </w:tc>
       </w:tr>
     </w:tbl>
-    <w:bookmarkEnd w:id="31"/>
-    <w:bookmarkStart w:id="32" w:name="key-findings"/>
-    <w:p>
-      <w:pPr>
-        <w:pStyle w:val="Heading3"/>
-      </w:pPr>
-      <w:r>
-        <w:t xml:space="preserve">5.3 Key findings</w:t>
-      </w:r>
-    </w:p>
-    <w:p>
-      <w:pPr>
-        <w:pStyle w:val="FirstParagraph"/>
+    <w:p>
+      <w:pPr>
+        <w:pStyle w:val="BodyText"/>
       </w:pPr>
       <w:r>
         <w:rPr>
           <w:b/>
           <w:bCs/>
         </w:rPr>
-        <w:t xml:space="preserve">1. c20_burn exceeds fab02 on every dimension.</w:t>
-      </w:r>
-      <w:r>
-        <w:t xml:space="preserve"> </w:t>
-      </w:r>
-      <w:r>
-        <w:t xml:space="preserve">The c20 configuration (FL=0.012, cone 20°, spot 0.14 cm, focus 0.15 cm) delivers 31.5% foam yield share vs fab02’s 26.5%, 69 MJ vs 59 MJ total yield, at substantially lower adiabat (1.01 vs 1.05). The foam region alone contributes ~22 MJ in c20_burn vs ~2.6 MJ in fab007 production —</w:t>
+        <w:t xml:space="preserve">Note:</w:t>
+      </w:r>
+      <w:r>
+        <w:t xml:space="preserve"> </w:t>
+      </w:r>
+      <w:r>
+        <w:t xml:space="preserve">c20_burn was originally framed as the design anchor but is</w:t>
       </w:r>
       <w:r>
         <w:t xml:space="preserve"> </w:t>
@@ -5735,10 +7015,10 @@
           <w:b/>
           <w:bCs/>
         </w:rPr>
-        <w:t xml:space="preserve">8× more foam-only yield</w:t>
-      </w:r>
-      <w:r>
-        <w:t xml:space="preserve">. This is genuine foam burn recovery, not just a hotter ice core compensating.</w:t>
+        <w:t xml:space="preserve">superseded by c25_burn</w:t>
+      </w:r>
+      <w:r>
+        <w:t xml:space="preserve">. Both deliver identical yield and foam share, with c25 having one less click of geometric defocus.</w:t>
       </w:r>
     </w:p>
     <w:p>
@@ -5750,19 +7030,13 @@
           <w:b/>
           <w:bCs/>
         </w:rPr>
-        <w:t xml:space="preserve">2. Both knobs are required; neither alone is sufficient.</w:t>
-      </w:r>
-      <w:r>
-        <w:t xml:space="preserve"> </w:t>
-      </w:r>
-      <w:r>
-        <w:t xml:space="preserve">Decomposing the recovery:</w:t>
-      </w:r>
-      <w:r>
-        <w:t xml:space="preserve"> </w:t>
-      </w:r>
-      <w:r>
-        <w:t xml:space="preserve">-</w:t>
+        <w:t xml:space="preserve">For HDD calibration transfer:</w:t>
+      </w:r>
+      <w:r>
+        <w:t xml:space="preserve"> </w:t>
+      </w:r>
+      <w:r>
+        <w:t xml:space="preserve">use</w:t>
       </w:r>
       <w:r>
         <w:t xml:space="preserve"> </w:t>
@@ -5772,81 +7046,20 @@
           <w:b/>
           <w:bCs/>
         </w:rPr>
-        <w:t xml:space="preserve">FL=0.012 alone</w:t>
-      </w:r>
-      <w:r>
-        <w:t xml:space="preserve"> </w:t>
-      </w:r>
-      <w:r>
-        <w:t xml:space="preserve">(baseline_burn at fab007 geometry): yield 26 → 33 MJ (+27%), foam share 10.1% → 14.0% (+4 pp). Modest improvement; still alpha-bootstrap-cliff territory.</w:t>
-      </w:r>
-      <w:r>
-        <w:t xml:space="preserve"> </w:t>
-      </w:r>
-      <w:r>
-        <w:t xml:space="preserve">-</w:t>
-      </w:r>
-      <w:r>
-        <w:t xml:space="preserve"> </w:t>
-      </w:r>
-      <w:r>
-        <w:rPr>
-          <w:b/>
-          <w:bCs/>
-        </w:rPr>
-        <w:t xml:space="preserve">FL=0.012 + geometric defocus reduction</w:t>
-      </w:r>
-      <w:r>
-        <w:t xml:space="preserve"> </w:t>
-      </w:r>
-      <w:r>
-        <w:t xml:space="preserve">(c20_burn): yield 33 → 69 MJ (+109% on top of FL fix), foam share 14.0% → 31.5% (+17.5 pp). Geometry-on-top-of-FL is the dominant lever — ~5× larger effect than FL alone.</w:t>
-      </w:r>
-    </w:p>
-    <w:p>
-      <w:pPr>
-        <w:pStyle w:val="BodyText"/>
-      </w:pPr>
-      <w:r>
-        <w:rPr>
-          <w:b/>
-          <w:bCs/>
-        </w:rPr>
-        <w:t xml:space="preserve">3. The cross-code foam-burn gap to LILAC is now bounded.</w:t>
-      </w:r>
-      <w:r>
-        <w:t xml:space="preserve"> </w:t>
-      </w:r>
-      <w:r>
-        <w:t xml:space="preserve">c20_burn closes 72% of the LILAC yield gap (69 MJ vs 87 MJ). The remaining 28% gap is consistent with LILAC’s higher HS ρR (0.85 vs 0.64) and adiabat (3.0 vs 1.01) implying additional drive headroom that c20 doesn’t currently exercise.</w:t>
-      </w:r>
-    </w:p>
-    <w:bookmarkEnd w:id="32"/>
-    <w:bookmarkStart w:id="33" w:name="implications"/>
+        <w:t xml:space="preserve">c33-class as the working geometric anchor</w:t>
+      </w:r>
+      <w:r>
+        <w:t xml:space="preserve">. Same strong foam burn as c25/c20, less drive overshoot, lower kinematic deviation from LILAC. Use c25-class only when maximum yield is the design objective.</w:t>
+      </w:r>
+    </w:p>
+    <w:bookmarkEnd w:id="33"/>
+    <w:bookmarkStart w:id="34" w:name="caveats"/>
     <w:p>
       <w:pPr>
         <w:pStyle w:val="Heading3"/>
       </w:pPr>
       <w:r>
-        <w:t xml:space="preserve">5.4 Implications</w:t>
-      </w:r>
-    </w:p>
-    <w:p>
-      <w:pPr>
-        <w:pStyle w:val="FirstParagraph"/>
-      </w:pPr>
-      <w:r>
-        <w:rPr>
-          <w:b/>
-          <w:bCs/>
-        </w:rPr>
-        <w:t xml:space="preserve">The design-study question is answered.</w:t>
-      </w:r>
-      <w:r>
-        <w:t xml:space="preserve"> </w:t>
-      </w:r>
-      <w:r>
-        <w:t xml:space="preserve">PROPACEOS foam CAN be burned to LILAC-class yield in Helios; doing so requires deviating from LILAC’s calibrated drive-phase thermo state into a bootstrap-strong regime. The required deviation is well-characterized:</w:t>
+        <w:t xml:space="preserve">5.5 Caveats</w:t>
       </w:r>
     </w:p>
     <w:p>
@@ -5858,7 +7071,25 @@
         </w:numPr>
       </w:pPr>
       <w:r>
-        <w:t xml:space="preserve">~12% higher V_peak (472 vs 410-420 km/s)</w:t>
+        <w:t xml:space="preserve">All burn-on configurations in this scan deviate from LILAC’s calibrated drive-phase thermo state (V_peak 428-472 km/s vs 410, CR_max ~35 vs 29). This is a design study answering</w:t>
+      </w:r>
+      <w:r>
+        <w:t xml:space="preserve"> </w:t>
+      </w:r>
+      <w:r>
+        <w:t xml:space="preserve">“what Helios CAN do with PROPACEOS foam,”</w:t>
+      </w:r>
+      <w:r>
+        <w:t xml:space="preserve"> </w:t>
+      </w:r>
+      <w:r>
+        <w:t xml:space="preserve">not</w:t>
+      </w:r>
+      <w:r>
+        <w:t xml:space="preserve"> </w:t>
+      </w:r>
+      <w:r>
+        <w:t xml:space="preserve">“what reproduces LILAC.”</w:t>
       </w:r>
     </w:p>
     <w:p>
@@ -5870,7 +7101,7 @@
         </w:numPr>
       </w:pPr>
       <w:r>
-        <w:t xml:space="preserve">~13 pp higher coupling (86% vs 73%)</w:t>
+        <w:t xml:space="preserve">4 of 6 FL=0.012 + burn-on Helios runs hit recurring SIGSEGV/malloc crashes during shutdown (config-specific Helios edge case). The .exo files are substantially complete at crash time so metrics extract correctly; budget one retry per run for larger scans.</w:t>
       </w:r>
     </w:p>
     <w:p>
@@ -5882,154 +7113,7 @@
         </w:numPr>
       </w:pPr>
       <w:r>
-        <w:t xml:space="preserve">~20% higher CR_max (~35 vs 29)</w:t>
-      </w:r>
-    </w:p>
-    <w:p>
-      <w:pPr>
-        <w:pStyle w:val="Compact"/>
-        <w:numPr>
-          <w:ilvl w:val="0"/>
-          <w:numId w:val="1006"/>
-        </w:numPr>
-      </w:pPr>
-      <w:r>
-        <w:t xml:space="preserve">~3× lower adiabat (1.01 vs 3.0) — colder fuel, more degenerate compression</w:t>
-      </w:r>
-    </w:p>
-    <w:p>
-      <w:pPr>
-        <w:pStyle w:val="FirstParagraph"/>
-      </w:pPr>
-      <w:r>
-        <w:t xml:space="preserve">This is the</w:t>
-      </w:r>
-      <w:r>
-        <w:t xml:space="preserve"> </w:t>
-      </w:r>
-      <w:r>
-        <w:rPr>
-          <w:b/>
-          <w:bCs/>
-        </w:rPr>
-        <w:t xml:space="preserve">engineering tradeoff space</w:t>
-      </w:r>
-      <w:r>
-        <w:t xml:space="preserve"> </w:t>
-      </w:r>
-      <w:r>
-        <w:t xml:space="preserve">for Xcimer: matching LILAC’s thermo-state metrics constrains the calibration but produces low foam-burn yields; backing off the LILAC-matching constraint and over-driving produces strong foam burn at the cost of higher kinematic over-drive.</w:t>
-      </w:r>
-    </w:p>
-    <w:p>
-      <w:pPr>
-        <w:pStyle w:val="BodyText"/>
-      </w:pPr>
-      <w:r>
-        <w:rPr>
-          <w:b/>
-          <w:bCs/>
-        </w:rPr>
-        <w:t xml:space="preserve">For HDD calibration transfer:</w:t>
-      </w:r>
-      <w:r>
-        <w:t xml:space="preserve"> </w:t>
-      </w:r>
-      <w:r>
-        <w:t xml:space="preserve">the c20-class operating point is the model. Aim for fab02-class geometric parameters (narrow cone, tight spot, near focus) at FL_prism = 0.012, accept the kinematic over-drive, and the foam will fire robustly.</w:t>
-      </w:r>
-    </w:p>
-    <w:bookmarkEnd w:id="33"/>
-    <w:bookmarkStart w:id="34" w:name="caveats"/>
-    <w:p>
-      <w:pPr>
-        <w:pStyle w:val="Heading3"/>
-      </w:pPr>
-      <w:r>
-        <w:t xml:space="preserve">5.5 Caveats</w:t>
-      </w:r>
-    </w:p>
-    <w:p>
-      <w:pPr>
-        <w:pStyle w:val="Compact"/>
-        <w:numPr>
-          <w:ilvl w:val="0"/>
-          <w:numId w:val="1007"/>
-        </w:numPr>
-      </w:pPr>
-      <w:r>
-        <w:t xml:space="preserve">This is a</w:t>
-      </w:r>
-      <w:r>
-        <w:t xml:space="preserve"> </w:t>
-      </w:r>
-      <w:r>
-        <w:rPr>
-          <w:i/>
-          <w:iCs/>
-        </w:rPr>
-        <w:t xml:space="preserve">design study</w:t>
-      </w:r>
-      <w:r>
-        <w:t xml:space="preserve">, not a calibration matching exercise. The c20 configuration is</w:t>
-      </w:r>
-      <w:r>
-        <w:t xml:space="preserve"> </w:t>
-      </w:r>
-      <w:r>
-        <w:rPr>
-          <w:b/>
-          <w:bCs/>
-        </w:rPr>
-        <w:t xml:space="preserve">not</w:t>
-      </w:r>
-      <w:r>
-        <w:t xml:space="preserve"> </w:t>
-      </w:r>
-      <w:r>
-        <w:t xml:space="preserve">a LILAC-thermo-matched calibration point — it answers</w:t>
-      </w:r>
-      <w:r>
-        <w:t xml:space="preserve"> </w:t>
-      </w:r>
-      <w:r>
-        <w:t xml:space="preserve">“what Helios CAN do with PROPACEOS foam”</w:t>
-      </w:r>
-      <w:r>
-        <w:t xml:space="preserve"> </w:t>
-      </w:r>
-      <w:r>
-        <w:t xml:space="preserve">rather than</w:t>
-      </w:r>
-      <w:r>
-        <w:t xml:space="preserve"> </w:t>
-      </w:r>
-      <w:r>
-        <w:t xml:space="preserve">“what reproduces LILAC.”</w:t>
-      </w:r>
-    </w:p>
-    <w:p>
-      <w:pPr>
-        <w:pStyle w:val="Compact"/>
-        <w:numPr>
-          <w:ilvl w:val="0"/>
-          <w:numId w:val="1007"/>
-        </w:numPr>
-      </w:pPr>
-      <w:r>
-        <w:t xml:space="preserve">Two of three FL=0.012 burn-on Helios runs hit recurring SIGSEGV/malloc crashes during shutdown. Config-specific edge case (FL=0.012 + burn-on apparently has a Helios numerical pathology). The .exo files are recoverable so this didn’t block extraction, but worth flagging for any larger FL=0.012 scans.</w:t>
-      </w:r>
-    </w:p>
-    <w:p>
-      <w:pPr>
-        <w:pStyle w:val="Compact"/>
-        <w:numPr>
-          <w:ilvl w:val="0"/>
-          <w:numId w:val="1007"/>
-        </w:numPr>
-      </w:pPr>
-      <w:r>
-        <w:t xml:space="preserve">An intermediate cone-angle burn-on scan (cone 25°, 28°, 33° at FL=0.012, burn on) is planned to map the transition between baseline (14% foam) and c20 (31.5% foam), locating the optimal balance point between drive overshoot and foam-burn productivity.</w:t>
+        <w:t xml:space="preserve">The c28 vs c33 yield-equivalence at very different foam compressions (62 vs 45 g/cc) is a useful diagnostic for the foam-burn mechanism: it confirms bootstrap-temperature-limitation rather than compression-limitation at this drive regime. For LILAC-like compression, an even stronger bootstrap (closer to LILAC’s 0.85 HS ρR vs our 0.53-0.64) would presumably unlock additional foam yield.</w:t>
       </w:r>
     </w:p>
     <w:p>
@@ -6647,7 +7731,7 @@
           <w:i/>
           <w:iCs/>
         </w:rPr>
-        <w:t xml:space="preserve">Document version 2.0 — 2026-05-29 (adds §5 design study)</w:t>
+        <w:t xml:space="preserve">Document version 2.1 — 2026-05-30 (revises §5 with full 5-point sweep + staircase finding; c33/c25 anchors supersede c20)</w:t>
       </w:r>
     </w:p>
     <w:bookmarkEnd w:id="36"/>
@@ -7050,9 +8134,6 @@
     </w:lvlOverride>
   </w:num>
   <w:num w:numId="1006">
-    <w:abstractNumId w:val="991"/>
-  </w:num>
-  <w:num w:numId="1007">
     <w:abstractNumId w:val="991"/>
   </w:num>
 </w:numbering>

--- a/docs/Xcimer_foam_burn_deficit_report.docx
+++ b/docs/Xcimer_foam_burn_deficit_report.docx
@@ -2,6 +2,56 @@
 <file path=word/document.xml><?xml version="1.0" encoding="utf-8"?>
 <w:document xmlns:w="http://schemas.openxmlformats.org/wordprocessingml/2006/main" xmlns:m="http://schemas.openxmlformats.org/officeDocument/2006/math" xmlns:r="http://schemas.openxmlformats.org/officeDocument/2006/relationships" xmlns:o="urn:schemas-microsoft-com:office:office" xmlns:v="urn:schemas-microsoft-com:vml" xmlns:w10="urn:schemas-microsoft-com:office:word" xmlns:a="http://schemas.openxmlformats.org/drawingml/2006/main" xmlns:pic="http://schemas.openxmlformats.org/drawingml/2006/picture" xmlns:wp="http://schemas.openxmlformats.org/drawingml/2006/wordprocessingDrawing">
   <w:body>
+    <w:p>
+      <w:pPr>
+        <w:pStyle w:val="Title"/>
+      </w:pPr>
+      <w:r>
+        <w:t xml:space="preserve">Helios PDD Calibration: Foam-Burn Deficit and Root-Cause Analysis</w:t>
+      </w:r>
+    </w:p>
+    <w:p>
+      <w:pPr>
+        <w:pStyle w:val="Author"/>
+      </w:pPr>
+      <w:r>
+        <w:t xml:space="preserve">T. Mehlhorn</w:t>
+      </w:r>
+    </w:p>
+    <w:p>
+      <w:pPr>
+        <w:pStyle w:val="Date"/>
+      </w:pPr>
+      <w:r>
+        <w:t xml:space="preserve">2026-05-28</w:t>
+      </w:r>
+    </w:p>
+    <w:sdt>
+      <w:sdtPr>
+        <w:docPartObj>
+          <w:docPartGallery w:val="Table of Contents"/>
+          <w:docPartUnique/>
+        </w:docPartObj>
+      </w:sdtPr>
+      <w:sdtContent>
+        <w:p>
+          <w:pPr>
+            <w:pStyle w:val="TOCHeading"/>
+          </w:pPr>
+          <w:r>
+            <w:t xml:space="preserve">Table of Contents</w:t>
+          </w:r>
+        </w:p>
+        <w:p>
+          <w:r>
+            <w:fldChar w:fldCharType="begin" w:dirty="true"/>
+            <w:instrText xml:space="preserve">TOC \o "1-2" \h \z \u</w:instrText>
+            <w:fldChar w:fldCharType="separate"/>
+            <w:fldChar w:fldCharType="end"/>
+          </w:r>
+        </w:p>
+      </w:sdtContent>
+    </w:sdt>
     <w:bookmarkStart w:id="37" w:name="Xd9b6d45d73e5e850f37c1ce90cc05c031ee3224"/>
     <w:p>
       <w:pPr>
